--- a/WebContent/docx/肠癌11基因报告-苏州市立医院.docx
+++ b/WebContent/docx/肠癌11基因报告-苏州市立医院.docx
@@ -2435,12 +2435,12 @@
       </w:pPr>
       <w:bookmarkStart w:id="0" w:name="_Toc27500"/>
       <w:bookmarkStart w:id="1" w:name="_Toc32054"/>
-      <w:bookmarkStart w:id="2" w:name="_Toc24397"/>
-      <w:bookmarkStart w:id="3" w:name="_Toc21009_WPSOffice_Level1"/>
-      <w:bookmarkStart w:id="4" w:name="_Toc13806"/>
-      <w:bookmarkStart w:id="5" w:name="_Toc24178_WPSOffice_Level1"/>
+      <w:bookmarkStart w:id="2" w:name="_Toc21669"/>
+      <w:bookmarkStart w:id="3" w:name="_Toc13806"/>
+      <w:bookmarkStart w:id="4" w:name="_Toc24397"/>
+      <w:bookmarkStart w:id="5" w:name="_Toc21009_WPSOffice_Level1"/>
       <w:bookmarkStart w:id="6" w:name="_Toc30143_WPSOffice_Level1"/>
-      <w:bookmarkStart w:id="7" w:name="_Toc21669"/>
+      <w:bookmarkStart w:id="7" w:name="_Toc24178_WPSOffice_Level1"/>
     </w:p>
     <w:p>
       <w:pPr>
@@ -3305,12 +3305,12 @@
         </w:numPr>
         <w:jc w:val="left"/>
       </w:pPr>
-      <w:bookmarkStart w:id="9" w:name="_Toc11465"/>
-      <w:bookmarkStart w:id="10" w:name="_Toc11015_WPSOffice_Level1"/>
-      <w:bookmarkStart w:id="11" w:name="_Toc17451"/>
-      <w:bookmarkStart w:id="12" w:name="_Toc18062_WPSOffice_Level1"/>
-      <w:bookmarkStart w:id="13" w:name="_Toc7021_WPSOffice_Level1"/>
-      <w:bookmarkStart w:id="14" w:name="_Toc10518"/>
+      <w:bookmarkStart w:id="9" w:name="_Toc11015_WPSOffice_Level1"/>
+      <w:bookmarkStart w:id="10" w:name="_Toc17451"/>
+      <w:bookmarkStart w:id="11" w:name="_Toc18062_WPSOffice_Level1"/>
+      <w:bookmarkStart w:id="12" w:name="_Toc7021_WPSOffice_Level1"/>
+      <w:bookmarkStart w:id="13" w:name="_Toc10518"/>
+      <w:bookmarkStart w:id="14" w:name="_Toc11465"/>
       <w:bookmarkStart w:id="15" w:name="_Toc7025"/>
       <w:bookmarkStart w:id="16" w:name="_Toc19594"/>
       <w:bookmarkStart w:id="17" w:name="_Toc3823"/>
@@ -3622,6 +3622,12 @@
             <w:insideH w:val="single" w:color="auto" w:sz="4" w:space="0"/>
             <w:insideV w:val="single" w:color="auto" w:sz="4" w:space="0"/>
           </w:tblBorders>
+          <w:tblCellMar>
+            <w:top w:w="0" w:type="dxa"/>
+            <w:left w:w="108" w:type="dxa"/>
+            <w:bottom w:w="0" w:type="dxa"/>
+            <w:right w:w="108" w:type="dxa"/>
+          </w:tblCellMar>
         </w:tblPrEx>
         <w:trPr>
           <w:jc w:val="center"/>
@@ -3910,10 +3916,10 @@
         </w:rPr>
       </w:pPr>
       <w:bookmarkStart w:id="20" w:name="_Toc16576"/>
-      <w:bookmarkStart w:id="21" w:name="_Toc149832727"/>
-      <w:bookmarkStart w:id="22" w:name="_Toc149826002"/>
-      <w:bookmarkStart w:id="23" w:name="_Toc11859"/>
-      <w:bookmarkStart w:id="24" w:name="_Toc21913"/>
+      <w:bookmarkStart w:id="21" w:name="_Toc149826002"/>
+      <w:bookmarkStart w:id="22" w:name="_Toc149832727"/>
+      <w:bookmarkStart w:id="23" w:name="_Toc21913"/>
+      <w:bookmarkStart w:id="24" w:name="_Toc11859"/>
       <w:r>
         <w:rPr>
           <w:rStyle w:val="46"/>
@@ -3965,10 +3971,10 @@
           <w:lang w:eastAsia="zh-CN"/>
         </w:rPr>
       </w:pPr>
-      <w:bookmarkStart w:id="25" w:name="_Toc11674"/>
-      <w:bookmarkStart w:id="26" w:name="_Toc6194"/>
-      <w:bookmarkStart w:id="27" w:name="_Toc149832728"/>
-      <w:bookmarkStart w:id="28" w:name="_Toc149826003"/>
+      <w:bookmarkStart w:id="25" w:name="_Toc6194"/>
+      <w:bookmarkStart w:id="26" w:name="_Toc149832728"/>
+      <w:bookmarkStart w:id="27" w:name="_Toc149826003"/>
+      <w:bookmarkStart w:id="28" w:name="_Toc11674"/>
       <w:r>
         <w:rPr>
           <w:rFonts w:hint="eastAsia"/>
@@ -4871,7 +4877,6 @@
           <w:lang w:eastAsia="zh-CN" w:bidi="ar"/>
         </w:rPr>
       </w:pPr>
-      <w:bookmarkStart w:id="112" w:name="_GoBack"/>
       <w:r>
         <w:rPr>
           <w:rFonts w:ascii="微软雅黑" w:hAnsi="微软雅黑" w:eastAsia="微软雅黑" w:cs="微软雅黑"/>
@@ -4975,7 +4980,6 @@
         <w:t xml:space="preserve"> %}</w:t>
       </w:r>
     </w:p>
-    <w:bookmarkEnd w:id="112"/>
     <w:p>
       <w:pPr>
         <w:rPr>
@@ -5071,23 +5075,23 @@
             </w:pPr>
             <w:r>
               <w:rPr>
-                <w:sz w:val="18"/>
+                <w:sz w:val="22"/>
               </w:rPr>
               <mc:AlternateContent>
                 <mc:Choice Requires="wpg">
                   <w:drawing>
-                    <wp:anchor distT="0" distB="0" distL="114300" distR="114300" simplePos="0" relativeHeight="251663360" behindDoc="0" locked="0" layoutInCell="1" allowOverlap="1">
+                    <wp:anchor distT="0" distB="0" distL="114300" distR="114300" simplePos="0" relativeHeight="251662336" behindDoc="0" locked="0" layoutInCell="1" allowOverlap="1">
                       <wp:simplePos x="0" y="0"/>
                       <wp:positionH relativeFrom="column">
-                        <wp:posOffset>-366395</wp:posOffset>
+                        <wp:posOffset>-149860</wp:posOffset>
                       </wp:positionH>
                       <wp:positionV relativeFrom="paragraph">
-                        <wp:posOffset>-487680</wp:posOffset>
+                        <wp:posOffset>-505460</wp:posOffset>
                       </wp:positionV>
-                      <wp:extent cx="1442085" cy="1442085"/>
-                      <wp:effectExtent l="0" t="0" r="5715" b="5715"/>
+                      <wp:extent cx="1442720" cy="1442720"/>
+                      <wp:effectExtent l="0" t="0" r="5080" b="5080"/>
                       <wp:wrapNone/>
-                      <wp:docPr id="6" name="组合 6"/>
+                      <wp:docPr id="7" name="组合 7"/>
                       <wp:cNvGraphicFramePr/>
                       <a:graphic xmlns:a="http://schemas.openxmlformats.org/drawingml/2006/main">
                         <a:graphicData uri="http://schemas.microsoft.com/office/word/2010/wordprocessingGroup">
@@ -5096,20 +5100,44 @@
                             <wpg:grpSpPr>
                               <a:xfrm>
                                 <a:off x="0" y="0"/>
-                                <a:ext cx="1442085" cy="1442085"/>
-                                <a:chOff x="3757" y="89141"/>
-                                <a:chExt cx="2271" cy="2271"/>
+                                <a:ext cx="1442720" cy="1442720"/>
+                                <a:chOff x="20702" y="14472"/>
+                                <a:chExt cx="2272" cy="2272"/>
                               </a:xfrm>
                             </wpg:grpSpPr>
                             <pic:pic xmlns:pic="http://schemas.openxmlformats.org/drawingml/2006/picture">
                               <pic:nvPicPr>
-                                <pic:cNvPr id="18" name="图片 8"/>
+                                <pic:cNvPr id="8" name="图片 15" descr="c9514d16fd70679bf0495aeebb03c72d_compress"/>
+                                <pic:cNvPicPr>
+                                  <a:picLocks noChangeAspect="1"/>
+                                </pic:cNvPicPr>
+                              </pic:nvPicPr>
+                              <pic:blipFill>
+                                <a:blip r:embed="rId10"/>
+                                <a:srcRect l="21003" t="56913" r="27176" b="26386"/>
+                                <a:stretch>
+                                  <a:fillRect/>
+                                </a:stretch>
+                              </pic:blipFill>
+                              <pic:spPr>
+                                <a:xfrm>
+                                  <a:off x="21019" y="15216"/>
+                                  <a:ext cx="1550" cy="475"/>
+                                </a:xfrm>
+                                <a:prstGeom prst="rect">
+                                  <a:avLst/>
+                                </a:prstGeom>
+                              </pic:spPr>
+                            </pic:pic>
+                            <pic:pic xmlns:pic="http://schemas.openxmlformats.org/drawingml/2006/picture">
+                              <pic:nvPicPr>
+                                <pic:cNvPr id="18" name="图片 25"/>
                                 <pic:cNvPicPr>
                                   <a:picLocks noChangeAspect="1" noChangeArrowheads="1"/>
                                 </pic:cNvPicPr>
                               </pic:nvPicPr>
                               <pic:blipFill>
-                                <a:blip r:embed="rId10">
+                                <a:blip r:embed="rId11">
                                   <a:extLst>
                                     <a:ext uri="{28A0092B-C50C-407E-A947-70E740481C1C}">
                                       <a14:useLocalDpi xmlns:a14="http://schemas.microsoft.com/office/drawing/2010/main" val="0"/>
@@ -5123,8 +5151,8 @@
                               </pic:blipFill>
                               <pic:spPr>
                                 <a:xfrm>
-                                  <a:off x="3757" y="89141"/>
-                                  <a:ext cx="2271" cy="2271"/>
+                                  <a:off x="20702" y="14472"/>
+                                  <a:ext cx="2273" cy="2273"/>
                                 </a:xfrm>
                                 <a:prstGeom prst="rect">
                                   <a:avLst/>
@@ -5135,44 +5163,6 @@
                                 </a:ln>
                               </pic:spPr>
                             </pic:pic>
-                            <pic:pic xmlns:pic="http://schemas.openxmlformats.org/drawingml/2006/picture">
-                              <pic:nvPicPr>
-                                <pic:cNvPr id="30" name="图片 30" descr="微信图片_20220215110121"/>
-                                <pic:cNvPicPr>
-                                  <a:picLocks noChangeAspect="1"/>
-                                </pic:cNvPicPr>
-                              </pic:nvPicPr>
-                              <pic:blipFill>
-                                <a:blip r:embed="rId11">
-                                  <a:clrChange>
-                                    <a:clrFrom>
-                                      <a:srgbClr val="A09D98">
-                                        <a:alpha val="100000"/>
-                                      </a:srgbClr>
-                                    </a:clrFrom>
-                                    <a:clrTo>
-                                      <a:srgbClr val="A09D98">
-                                        <a:alpha val="100000"/>
-                                        <a:alpha val="0"/>
-                                      </a:srgbClr>
-                                    </a:clrTo>
-                                  </a:clrChange>
-                                  <a:biLevel thresh="50000"/>
-                                </a:blip>
-                                <a:stretch>
-                                  <a:fillRect/>
-                                </a:stretch>
-                              </pic:blipFill>
-                              <pic:spPr>
-                                <a:xfrm>
-                                  <a:off x="4304" y="89723"/>
-                                  <a:ext cx="1234" cy="715"/>
-                                </a:xfrm>
-                                <a:prstGeom prst="rect">
-                                  <a:avLst/>
-                                </a:prstGeom>
-                              </pic:spPr>
-                            </pic:pic>
                           </wpg:wgp>
                         </a:graphicData>
                       </a:graphic>
@@ -5181,18 +5171,18 @@
                 </mc:Choice>
                 <mc:Fallback>
                   <w:pict>
-                    <v:group id="_x0000_s1026" o:spid="_x0000_s1026" o:spt="203" style="position:absolute;left:0pt;margin-left:-28.85pt;margin-top:-38.4pt;height:113.55pt;width:113.55pt;z-index:251663360;mso-width-relative:page;mso-height-relative:page;" coordorigin="3757,89141" coordsize="2271,2271" o:gfxdata="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">
+                    <v:group id="_x0000_s1026" o:spid="_x0000_s1026" o:spt="203" style="position:absolute;left:0pt;margin-left:-11.8pt;margin-top:-39.8pt;height:113.6pt;width:113.6pt;z-index:251662336;mso-width-relative:page;mso-height-relative:page;" coordorigin="20702,14472" coordsize="2272,2272" o:gfxdata="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">
                       <o:lock v:ext="edit" aspectratio="f"/>
-                      <v:shape id="图片 8" o:spid="_x0000_s1026" o:spt="75" type="#_x0000_t75" style="position:absolute;left:3757;top:89141;height:2271;width:2271;" filled="f" o:preferrelative="t" stroked="f" coordsize="21600,21600" o:gfxdata="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">
+                      <v:shape id="图片 15" o:spid="_x0000_s1026" o:spt="75" alt="c9514d16fd70679bf0495aeebb03c72d_compress" type="#_x0000_t75" style="position:absolute;left:21019;top:15216;height:475;width:1550;" filled="f" o:preferrelative="t" stroked="f" coordsize="21600,21600" o:gfxdata="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">
                         <v:fill on="f" focussize="0,0"/>
                         <v:stroke on="f"/>
-                        <v:imagedata r:id="rId10" o:title=""/>
+                        <v:imagedata r:id="rId10" cropleft="13765f" croptop="37299f" cropright="17810f" cropbottom="17292f" o:title=""/>
                         <o:lock v:ext="edit" aspectratio="t"/>
                       </v:shape>
-                      <v:shape id="_x0000_s1026" o:spid="_x0000_s1026" o:spt="75" alt="微信图片_20220215110121" type="#_x0000_t75" style="position:absolute;left:4304;top:89723;height:715;width:1234;" filled="f" o:preferrelative="t" stroked="f" coordsize="21600,21600" o:gfxdata="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">
+                      <v:shape id="图片 25" o:spid="_x0000_s1026" o:spt="75" type="#_x0000_t75" style="position:absolute;left:20702;top:14472;height:2273;width:2273;" filled="f" o:preferrelative="t" stroked="f" coordsize="21600,21600" o:gfxdata="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">
                         <v:fill on="f" focussize="0,0"/>
                         <v:stroke on="f"/>
-                        <v:imagedata r:id="rId11" grayscale="t" bilevel="t" chromakey="#A09D98" o:title=""/>
+                        <v:imagedata r:id="rId11" o:title=""/>
                         <o:lock v:ext="edit" aspectratio="t"/>
                       </v:shape>
                     </v:group>
@@ -5446,12 +5436,30 @@
     <w:p>
       <w:pPr>
         <w:rPr>
+          <w:rFonts w:hint="eastAsia" w:ascii="Times New Roman" w:hAnsi="Times New Roman" w:eastAsia="微软雅黑" w:cs="Times New Roman"/>
+          <w:sz w:val="24"/>
+          <w:szCs w:val="24"/>
+          <w:lang w:eastAsia="zh-CN"/>
+        </w:rPr>
+      </w:pPr>
+      <w:r>
+        <w:rPr>
+          <w:rFonts w:hint="eastAsia" w:ascii="Times New Roman" w:hAnsi="Times New Roman" w:eastAsia="微软雅黑" w:cs="Times New Roman"/>
+          <w:sz w:val="24"/>
+          <w:szCs w:val="24"/>
+          <w:lang w:eastAsia="zh-CN"/>
+        </w:rPr>
+        <w:t xml:space="preserve">{% endif %}{% if testedby == </w:t>
+      </w:r>
+      <w:r>
+        <w:rPr>
           <w:rFonts w:ascii="Times New Roman" w:hAnsi="Times New Roman" w:eastAsia="微软雅黑" w:cs="Times New Roman"/>
           <w:sz w:val="24"/>
           <w:szCs w:val="24"/>
           <w:lang w:eastAsia="zh-CN"/>
         </w:rPr>
-      </w:pPr>
+        <w:t>“</w:t>
+      </w:r>
       <w:r>
         <w:rPr>
           <w:rFonts w:hint="eastAsia" w:ascii="Times New Roman" w:hAnsi="Times New Roman" w:eastAsia="微软雅黑" w:cs="Times New Roman"/>
@@ -5459,7 +5467,7 @@
           <w:szCs w:val="24"/>
           <w:lang w:eastAsia="zh-CN"/>
         </w:rPr>
-        <w:t xml:space="preserve">{% endif %}{% if testedby == </w:t>
+        <w:t>2</w:t>
       </w:r>
       <w:r>
         <w:rPr>
@@ -5468,7 +5476,7 @@
           <w:szCs w:val="24"/>
           <w:lang w:eastAsia="zh-CN"/>
         </w:rPr>
-        <w:t>“</w:t>
+        <w:t>”</w:t>
       </w:r>
       <w:r>
         <w:rPr>
@@ -5477,31 +5485,15 @@
           <w:szCs w:val="24"/>
           <w:lang w:eastAsia="zh-CN"/>
         </w:rPr>
-        <w:t>2</w:t>
-      </w:r>
-      <w:r>
-        <w:rPr>
-          <w:rFonts w:ascii="Times New Roman" w:hAnsi="Times New Roman" w:eastAsia="微软雅黑" w:cs="Times New Roman"/>
-          <w:sz w:val="24"/>
-          <w:szCs w:val="24"/>
-          <w:lang w:eastAsia="zh-CN"/>
-        </w:rPr>
-        <w:t>”</w:t>
-      </w:r>
-      <w:r>
+        <w:t xml:space="preserve"> %}</w:t>
+      </w:r>
+    </w:p>
+    <w:p>
+      <w:pPr>
         <w:rPr>
           <w:rFonts w:hint="eastAsia" w:ascii="Times New Roman" w:hAnsi="Times New Roman" w:eastAsia="微软雅黑" w:cs="Times New Roman"/>
           <w:sz w:val="24"/>
           <w:szCs w:val="24"/>
-          <w:lang w:eastAsia="zh-CN"/>
-        </w:rPr>
-        <w:t xml:space="preserve"> %}</w:t>
-      </w:r>
-    </w:p>
-    <w:p>
-      <w:pPr>
-        <w:rPr>
-          <w:sz w:val="24"/>
           <w:lang w:eastAsia="zh-CN"/>
         </w:rPr>
       </w:pPr>
@@ -5509,7 +5501,9 @@
     <w:p>
       <w:pPr>
         <w:rPr>
+          <w:rFonts w:hint="eastAsia" w:ascii="Times New Roman" w:hAnsi="Times New Roman" w:eastAsia="微软雅黑" w:cs="Times New Roman"/>
           <w:sz w:val="24"/>
+          <w:szCs w:val="24"/>
           <w:lang w:eastAsia="zh-CN"/>
         </w:rPr>
       </w:pPr>
@@ -5593,6 +5587,123 @@
                 <w:szCs w:val="24"/>
               </w:rPr>
             </w:pPr>
+            <w:r>
+              <w:rPr>
+                <w:sz w:val="22"/>
+              </w:rPr>
+              <mc:AlternateContent>
+                <mc:Choice Requires="wpg">
+                  <w:drawing>
+                    <wp:anchor distT="0" distB="0" distL="114300" distR="114300" simplePos="0" relativeHeight="251663360" behindDoc="0" locked="0" layoutInCell="1" allowOverlap="1">
+                      <wp:simplePos x="0" y="0"/>
+                      <wp:positionH relativeFrom="column">
+                        <wp:posOffset>-181610</wp:posOffset>
+                      </wp:positionH>
+                      <wp:positionV relativeFrom="paragraph">
+                        <wp:posOffset>-455295</wp:posOffset>
+                      </wp:positionV>
+                      <wp:extent cx="1442720" cy="1442720"/>
+                      <wp:effectExtent l="0" t="0" r="5080" b="5080"/>
+                      <wp:wrapNone/>
+                      <wp:docPr id="10" name="组合 10"/>
+                      <wp:cNvGraphicFramePr/>
+                      <a:graphic xmlns:a="http://schemas.openxmlformats.org/drawingml/2006/main">
+                        <a:graphicData uri="http://schemas.microsoft.com/office/word/2010/wordprocessingGroup">
+                          <wpg:wgp>
+                            <wpg:cNvGrpSpPr/>
+                            <wpg:grpSpPr>
+                              <a:xfrm>
+                                <a:off x="0" y="0"/>
+                                <a:ext cx="1442720" cy="1442720"/>
+                                <a:chOff x="14555" y="19046"/>
+                                <a:chExt cx="2272" cy="2272"/>
+                              </a:xfrm>
+                            </wpg:grpSpPr>
+                            <pic:pic xmlns:pic="http://schemas.openxmlformats.org/drawingml/2006/picture">
+                              <pic:nvPicPr>
+                                <pic:cNvPr id="19" name="图片 1" descr="24f613a0-66be-430b-9e80-270d3393fac5"/>
+                                <pic:cNvPicPr>
+                                  <a:picLocks noChangeAspect="1"/>
+                                </pic:cNvPicPr>
+                              </pic:nvPicPr>
+                              <pic:blipFill>
+                                <a:blip r:embed="rId12"/>
+                                <a:srcRect l="43292" t="26660" r="21693" b="24394"/>
+                                <a:stretch>
+                                  <a:fillRect/>
+                                </a:stretch>
+                              </pic:blipFill>
+                              <pic:spPr>
+                                <a:xfrm rot="16200000">
+                                  <a:off x="15453" y="19290"/>
+                                  <a:ext cx="506" cy="1327"/>
+                                </a:xfrm>
+                                <a:prstGeom prst="rect">
+                                  <a:avLst/>
+                                </a:prstGeom>
+                              </pic:spPr>
+                            </pic:pic>
+                            <pic:pic xmlns:pic="http://schemas.openxmlformats.org/drawingml/2006/picture">
+                              <pic:nvPicPr>
+                                <pic:cNvPr id="31" name="图片 25"/>
+                                <pic:cNvPicPr>
+                                  <a:picLocks noChangeAspect="1" noChangeArrowheads="1"/>
+                                </pic:cNvPicPr>
+                              </pic:nvPicPr>
+                              <pic:blipFill>
+                                <a:blip r:embed="rId11">
+                                  <a:extLst>
+                                    <a:ext uri="{28A0092B-C50C-407E-A947-70E740481C1C}">
+                                      <a14:useLocalDpi xmlns:a14="http://schemas.microsoft.com/office/drawing/2010/main" val="0"/>
+                                    </a:ext>
+                                  </a:extLst>
+                                </a:blip>
+                                <a:srcRect/>
+                                <a:stretch>
+                                  <a:fillRect/>
+                                </a:stretch>
+                              </pic:blipFill>
+                              <pic:spPr>
+                                <a:xfrm>
+                                  <a:off x="14555" y="19046"/>
+                                  <a:ext cx="2273" cy="2273"/>
+                                </a:xfrm>
+                                <a:prstGeom prst="rect">
+                                  <a:avLst/>
+                                </a:prstGeom>
+                                <a:noFill/>
+                                <a:ln>
+                                  <a:noFill/>
+                                </a:ln>
+                              </pic:spPr>
+                            </pic:pic>
+                          </wpg:wgp>
+                        </a:graphicData>
+                      </a:graphic>
+                    </wp:anchor>
+                  </w:drawing>
+                </mc:Choice>
+                <mc:Fallback>
+                  <w:pict>
+                    <v:group id="_x0000_s1026" o:spid="_x0000_s1026" o:spt="203" style="position:absolute;left:0pt;margin-left:-14.3pt;margin-top:-35.85pt;height:113.6pt;width:113.6pt;z-index:251663360;mso-width-relative:page;mso-height-relative:page;" coordorigin="14555,19046" coordsize="2272,2272" o:gfxdata="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">
+                      <o:lock v:ext="edit" aspectratio="f"/>
+                      <v:shape id="图片 1" o:spid="_x0000_s1026" o:spt="75" alt="24f613a0-66be-430b-9e80-270d3393fac5" type="#_x0000_t75" style="position:absolute;left:15453;top:19290;height:1327;width:506;rotation:-5898240f;" filled="f" o:preferrelative="t" stroked="f" coordsize="21600,21600" o:gfxdata="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">
+                        <v:fill on="f" focussize="0,0"/>
+                        <v:stroke on="f"/>
+                        <v:imagedata r:id="rId12" cropleft="28372f" croptop="17472f" cropright="14217f" cropbottom="15987f" o:title=""/>
+                        <o:lock v:ext="edit" aspectratio="t"/>
+                      </v:shape>
+                      <v:shape id="图片 25" o:spid="_x0000_s1026" o:spt="75" type="#_x0000_t75" style="position:absolute;left:14555;top:19046;height:2273;width:2273;" filled="f" o:preferrelative="t" stroked="f" coordsize="21600,21600" o:gfxdata="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">
+                        <v:fill on="f" focussize="0,0"/>
+                        <v:stroke on="f"/>
+                        <v:imagedata r:id="rId11" o:title=""/>
+                        <o:lock v:ext="edit" aspectratio="t"/>
+                      </v:shape>
+                    </v:group>
+                  </w:pict>
+                </mc:Fallback>
+              </mc:AlternateContent>
+            </w:r>
           </w:p>
         </w:tc>
         <w:tc>
@@ -5995,7 +6106,7 @@
               <mc:AlternateContent>
                 <mc:Choice Requires="wpg">
                   <w:drawing>
-                    <wp:anchor distT="0" distB="0" distL="114300" distR="114300" simplePos="0" relativeHeight="251661312" behindDoc="0" locked="0" layoutInCell="1" allowOverlap="1">
+                    <wp:anchor distT="0" distB="0" distL="114300" distR="114300" simplePos="0" relativeHeight="251660288" behindDoc="0" locked="0" layoutInCell="1" allowOverlap="1">
                       <wp:simplePos x="0" y="0"/>
                       <wp:positionH relativeFrom="column">
                         <wp:posOffset>-388620</wp:posOffset>
@@ -6006,7 +6117,7 @@
                       <wp:extent cx="1443355" cy="1475740"/>
                       <wp:effectExtent l="0" t="0" r="4445" b="2540"/>
                       <wp:wrapNone/>
-                      <wp:docPr id="14" name="组合 14"/>
+                      <wp:docPr id="11" name="组合 11"/>
                       <wp:cNvGraphicFramePr/>
                       <a:graphic xmlns:a="http://schemas.openxmlformats.org/drawingml/2006/main">
                         <a:graphicData uri="http://schemas.microsoft.com/office/word/2010/wordprocessingGroup">
@@ -6028,7 +6139,7 @@
                                 </pic:cNvPicPr>
                               </pic:nvPicPr>
                               <pic:blipFill>
-                                <a:blip r:embed="rId12">
+                                <a:blip r:embed="rId13">
                                   <a:biLevel thresh="50000"/>
                                 </a:blip>
                                 <a:srcRect l="7865" t="11797" r="5322" b="19074"/>
@@ -6055,7 +6166,7 @@
                                 </pic:cNvPicPr>
                               </pic:nvPicPr>
                               <pic:blipFill>
-                                <a:blip r:embed="rId10">
+                                <a:blip r:embed="rId11">
                                   <a:extLst>
                                     <a:ext uri="{28A0092B-C50C-407E-A947-70E740481C1C}">
                                       <a14:useLocalDpi xmlns:a14="http://schemas.microsoft.com/office/drawing/2010/main" val="0"/>
@@ -6089,18 +6200,18 @@
                 </mc:Choice>
                 <mc:Fallback>
                   <w:pict>
-                    <v:group id="_x0000_s1026" o:spid="_x0000_s1026" o:spt="203" style="position:absolute;left:0pt;margin-left:-30.6pt;margin-top:-36.45pt;height:116.2pt;width:113.65pt;z-index:251661312;mso-width-relative:page;mso-height-relative:page;" coordorigin="3722,92738" coordsize="2273,2273" o:gfxdata="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">
+                    <v:group id="_x0000_s1026" o:spid="_x0000_s1026" o:spt="203" style="position:absolute;left:0pt;margin-left:-30.6pt;margin-top:-36.45pt;height:116.2pt;width:113.65pt;z-index:251660288;mso-width-relative:page;mso-height-relative:page;" coordorigin="3722,92738" coordsize="2273,2273" o:gfxdata="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">
                       <o:lock v:ext="edit" aspectratio="f"/>
                       <v:shape id="图片 59" o:spid="_x0000_s1026" o:spt="75" alt="图片1" type="#_x0000_t75" style="position:absolute;left:4057;top:93343;height:627;width:1468;" filled="f" o:preferrelative="t" stroked="f" coordsize="21600,21600" o:gfxdata="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">
                         <v:fill on="f" focussize="0,0"/>
                         <v:stroke on="f"/>
-                        <v:imagedata r:id="rId12" cropleft="5154f" croptop="7731f" cropright="3488f" cropbottom="12500f" grayscale="t" bilevel="t" o:title=""/>
+                        <v:imagedata r:id="rId13" cropleft="5154f" croptop="7731f" cropright="3488f" cropbottom="12500f" grayscale="t" bilevel="t" o:title=""/>
                         <o:lock v:ext="edit" aspectratio="t"/>
                       </v:shape>
                       <v:shape id="图片 23" o:spid="_x0000_s1026" o:spt="75" type="#_x0000_t75" style="position:absolute;left:3722;top:92738;height:2273;width:2273;" filled="f" o:preferrelative="t" stroked="f" coordsize="21600,21600" o:gfxdata="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">
                         <v:fill on="f" focussize="0,0"/>
                         <v:stroke on="f"/>
-                        <v:imagedata r:id="rId10" o:title=""/>
+                        <v:imagedata r:id="rId11" o:title=""/>
                         <o:lock v:ext="edit" aspectratio="t"/>
                       </v:shape>
                     </v:group>
@@ -6422,6 +6533,523 @@
           <w:rFonts w:ascii="Times New Roman" w:hAnsi="Times New Roman" w:eastAsia="微软雅黑" w:cs="Times New Roman"/>
           <w:sz w:val="24"/>
           <w:szCs w:val="24"/>
+          <w:lang w:eastAsia="zh-CN"/>
+        </w:rPr>
+      </w:pPr>
+    </w:p>
+    <w:tbl>
+      <w:tblPr>
+        <w:tblStyle w:val="33"/>
+        <w:tblW w:w="9066" w:type="dxa"/>
+        <w:jc w:val="right"/>
+        <w:tblLayout w:type="fixed"/>
+        <w:tblCellMar>
+          <w:top w:w="0" w:type="dxa"/>
+          <w:left w:w="0" w:type="dxa"/>
+          <w:bottom w:w="0" w:type="dxa"/>
+          <w:right w:w="0" w:type="dxa"/>
+        </w:tblCellMar>
+      </w:tblPr>
+      <w:tblGrid>
+        <w:gridCol w:w="1272"/>
+        <w:gridCol w:w="2306"/>
+        <w:gridCol w:w="1373"/>
+        <w:gridCol w:w="1640"/>
+        <w:gridCol w:w="2475"/>
+      </w:tblGrid>
+      <w:tr>
+        <w:trPr>
+          <w:trHeight w:val="441" w:hRule="exact"/>
+          <w:jc w:val="right"/>
+        </w:trPr>
+        <w:tc>
+          <w:tcPr>
+            <w:tcW w:w="1272" w:type="dxa"/>
+            <w:vAlign w:val="center"/>
+          </w:tcPr>
+          <w:p>
+            <w:pPr>
+              <w:pStyle w:val="22"/>
+              <w:spacing w:before="13"/>
+              <w:ind w:left="13" w:right="95"/>
+              <w:jc w:val="both"/>
+              <w:rPr>
+                <w:rFonts w:ascii="Times New Roman" w:hAnsi="Times New Roman" w:cs="Times New Roman"/>
+                <w:b/>
+                <w:sz w:val="24"/>
+                <w:szCs w:val="24"/>
+              </w:rPr>
+            </w:pPr>
+            <w:r>
+              <w:rPr>
+                <w:rFonts w:ascii="Times New Roman" w:hAnsi="Times New Roman" w:cs="Times New Roman"/>
+                <w:b/>
+                <w:sz w:val="24"/>
+                <w:szCs w:val="24"/>
+              </w:rPr>
+              <w:t>检测人：</w:t>
+            </w:r>
+          </w:p>
+        </w:tc>
+        <w:tc>
+          <w:tcPr>
+            <w:tcW w:w="2306" w:type="dxa"/>
+            <w:vAlign w:val="center"/>
+          </w:tcPr>
+          <w:p>
+            <w:pPr>
+              <w:pStyle w:val="22"/>
+              <w:spacing w:before="13"/>
+              <w:jc w:val="both"/>
+              <w:rPr>
+                <w:rFonts w:ascii="Times New Roman" w:hAnsi="Times New Roman" w:cs="Times New Roman"/>
+                <w:b/>
+                <w:sz w:val="24"/>
+                <w:szCs w:val="24"/>
+              </w:rPr>
+            </w:pPr>
+            <w:r>
+              <w:rPr>
+                <w:sz w:val="24"/>
+              </w:rPr>
+              <mc:AlternateContent>
+                <mc:Choice Requires="wpg">
+                  <w:drawing>
+                    <wp:anchor distT="0" distB="0" distL="114300" distR="114300" simplePos="0" relativeHeight="251659264" behindDoc="0" locked="0" layoutInCell="1" allowOverlap="1">
+                      <wp:simplePos x="0" y="0"/>
+                      <wp:positionH relativeFrom="column">
+                        <wp:posOffset>-521335</wp:posOffset>
+                      </wp:positionH>
+                      <wp:positionV relativeFrom="paragraph">
+                        <wp:posOffset>-472440</wp:posOffset>
+                      </wp:positionV>
+                      <wp:extent cx="1443355" cy="1443355"/>
+                      <wp:effectExtent l="0" t="0" r="4445" b="4445"/>
+                      <wp:wrapNone/>
+                      <wp:docPr id="12" name="组合 12"/>
+                      <wp:cNvGraphicFramePr/>
+                      <a:graphic xmlns:a="http://schemas.openxmlformats.org/drawingml/2006/main">
+                        <a:graphicData uri="http://schemas.microsoft.com/office/word/2010/wordprocessingGroup">
+                          <wpg:wgp>
+                            <wpg:cNvGrpSpPr/>
+                            <wpg:grpSpPr>
+                              <a:xfrm>
+                                <a:off x="0" y="0"/>
+                                <a:ext cx="1443355" cy="1443355"/>
+                                <a:chOff x="3513" y="94449"/>
+                                <a:chExt cx="2273" cy="2273"/>
+                              </a:xfrm>
+                            </wpg:grpSpPr>
+                            <pic:pic xmlns:pic="http://schemas.openxmlformats.org/drawingml/2006/picture">
+                              <pic:nvPicPr>
+                                <pic:cNvPr id="110" name="图片 29" descr="IMG_256"/>
+                                <pic:cNvPicPr>
+                                  <a:picLocks noChangeAspect="1"/>
+                                </pic:cNvPicPr>
+                              </pic:nvPicPr>
+                              <pic:blipFill>
+                                <a:blip r:embed="rId14">
+                                  <a:clrChange>
+                                    <a:clrFrom>
+                                      <a:srgbClr val="FFFFFF">
+                                        <a:alpha val="100000"/>
+                                      </a:srgbClr>
+                                    </a:clrFrom>
+                                    <a:clrTo>
+                                      <a:srgbClr val="FFFFFF">
+                                        <a:alpha val="100000"/>
+                                        <a:alpha val="0"/>
+                                      </a:srgbClr>
+                                    </a:clrTo>
+                                  </a:clrChange>
+                                </a:blip>
+                                <a:stretch>
+                                  <a:fillRect/>
+                                </a:stretch>
+                              </pic:blipFill>
+                              <pic:spPr>
+                                <a:xfrm>
+                                  <a:off x="4208" y="95052"/>
+                                  <a:ext cx="975" cy="570"/>
+                                </a:xfrm>
+                                <a:prstGeom prst="rect">
+                                  <a:avLst/>
+                                </a:prstGeom>
+                                <a:noFill/>
+                                <a:ln w="9525">
+                                  <a:noFill/>
+                                </a:ln>
+                              </pic:spPr>
+                            </pic:pic>
+                            <pic:pic xmlns:pic="http://schemas.openxmlformats.org/drawingml/2006/picture">
+                              <pic:nvPicPr>
+                                <pic:cNvPr id="16" name="图片 25"/>
+                                <pic:cNvPicPr>
+                                  <a:picLocks noChangeAspect="1" noChangeArrowheads="1"/>
+                                </pic:cNvPicPr>
+                              </pic:nvPicPr>
+                              <pic:blipFill>
+                                <a:blip r:embed="rId11">
+                                  <a:extLst>
+                                    <a:ext uri="{28A0092B-C50C-407E-A947-70E740481C1C}">
+                                      <a14:useLocalDpi xmlns:a14="http://schemas.microsoft.com/office/drawing/2010/main" val="0"/>
+                                    </a:ext>
+                                  </a:extLst>
+                                </a:blip>
+                                <a:srcRect/>
+                                <a:stretch>
+                                  <a:fillRect/>
+                                </a:stretch>
+                              </pic:blipFill>
+                              <pic:spPr>
+                                <a:xfrm>
+                                  <a:off x="3513" y="94449"/>
+                                  <a:ext cx="2273" cy="2273"/>
+                                </a:xfrm>
+                                <a:prstGeom prst="rect">
+                                  <a:avLst/>
+                                </a:prstGeom>
+                                <a:noFill/>
+                                <a:ln>
+                                  <a:noFill/>
+                                </a:ln>
+                              </pic:spPr>
+                            </pic:pic>
+                          </wpg:wgp>
+                        </a:graphicData>
+                      </a:graphic>
+                    </wp:anchor>
+                  </w:drawing>
+                </mc:Choice>
+                <mc:Fallback>
+                  <w:pict>
+                    <v:group id="_x0000_s1026" o:spid="_x0000_s1026" o:spt="203" style="position:absolute;left:0pt;margin-left:-41.05pt;margin-top:-37.2pt;height:113.65pt;width:113.65pt;z-index:251659264;mso-width-relative:page;mso-height-relative:page;" coordorigin="3513,94449" coordsize="2273,2273" o:gfxdata="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">
+                      <o:lock v:ext="edit" aspectratio="f"/>
+                      <v:shape id="图片 29" o:spid="_x0000_s1026" o:spt="75" alt="IMG_256" type="#_x0000_t75" style="position:absolute;left:4208;top:95052;height:570;width:975;" filled="f" o:preferrelative="t" stroked="f" coordsize="21600,21600" o:gfxdata="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">
+                        <v:fill on="f" focussize="0,0"/>
+                        <v:stroke on="f"/>
+                        <v:imagedata r:id="rId14" chromakey="#FFFFFF" o:title=""/>
+                        <o:lock v:ext="edit" aspectratio="t"/>
+                      </v:shape>
+                      <v:shape id="图片 25" o:spid="_x0000_s1026" o:spt="75" type="#_x0000_t75" style="position:absolute;left:3513;top:94449;height:2273;width:2273;" filled="f" o:preferrelative="t" stroked="f" coordsize="21600,21600" o:gfxdata="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">
+                        <v:fill on="f" focussize="0,0"/>
+                        <v:stroke on="f"/>
+                        <v:imagedata r:id="rId11" o:title=""/>
+                        <o:lock v:ext="edit" aspectratio="t"/>
+                      </v:shape>
+                    </v:group>
+                  </w:pict>
+                </mc:Fallback>
+              </mc:AlternateContent>
+            </w:r>
+          </w:p>
+        </w:tc>
+        <w:tc>
+          <w:tcPr>
+            <w:tcW w:w="1373" w:type="dxa"/>
+            <w:vAlign w:val="center"/>
+          </w:tcPr>
+          <w:p>
+            <w:pPr>
+              <w:pStyle w:val="22"/>
+              <w:spacing w:before="13"/>
+              <w:jc w:val="both"/>
+              <w:rPr>
+                <w:rFonts w:ascii="Times New Roman" w:hAnsi="Times New Roman" w:cs="Times New Roman"/>
+                <w:b/>
+                <w:sz w:val="24"/>
+                <w:szCs w:val="24"/>
+              </w:rPr>
+            </w:pPr>
+            <w:r>
+              <w:rPr>
+                <w:rFonts w:hint="eastAsia" w:ascii="Times New Roman" w:hAnsi="Times New Roman" w:cs="Times New Roman"/>
+                <w:b/>
+                <w:sz w:val="24"/>
+                <w:szCs w:val="24"/>
+                <w:lang w:val="en-US" w:eastAsia="zh-CN"/>
+              </w:rPr>
+              <w:t>报告医生</w:t>
+            </w:r>
+            <w:r>
+              <w:rPr>
+                <w:rFonts w:ascii="Times New Roman" w:hAnsi="Times New Roman" w:cs="Times New Roman"/>
+                <w:b/>
+                <w:sz w:val="24"/>
+                <w:szCs w:val="24"/>
+                <w:lang w:eastAsia="zh-CN"/>
+              </w:rPr>
+              <w:t>：</w:t>
+            </w:r>
+          </w:p>
+        </w:tc>
+        <w:tc>
+          <w:tcPr>
+            <w:tcW w:w="1640" w:type="dxa"/>
+            <w:vAlign w:val="center"/>
+          </w:tcPr>
+          <w:p>
+            <w:pPr>
+              <w:pStyle w:val="22"/>
+              <w:spacing w:before="13"/>
+              <w:ind w:right="15"/>
+              <w:jc w:val="both"/>
+              <w:rPr>
+                <w:rFonts w:ascii="Times New Roman" w:hAnsi="Times New Roman" w:cs="Times New Roman"/>
+                <w:b/>
+                <w:sz w:val="24"/>
+                <w:szCs w:val="24"/>
+              </w:rPr>
+            </w:pPr>
+          </w:p>
+        </w:tc>
+        <w:tc>
+          <w:tcPr>
+            <w:tcW w:w="2475" w:type="dxa"/>
+            <w:vAlign w:val="center"/>
+          </w:tcPr>
+          <w:p>
+            <w:pPr>
+              <w:pStyle w:val="22"/>
+              <w:spacing w:before="13"/>
+              <w:ind w:right="15"/>
+              <w:jc w:val="both"/>
+              <w:rPr>
+                <w:rFonts w:hint="eastAsia" w:ascii="Times New Roman" w:hAnsi="Times New Roman" w:eastAsia="宋体" w:cs="Times New Roman"/>
+                <w:b/>
+                <w:sz w:val="24"/>
+                <w:szCs w:val="24"/>
+                <w:lang w:val="en-US" w:eastAsia="zh-CN"/>
+              </w:rPr>
+            </w:pPr>
+            <w:r>
+              <w:rPr>
+                <w:rFonts w:hint="eastAsia" w:ascii="Times New Roman" w:hAnsi="Times New Roman" w:cs="Times New Roman"/>
+                <w:b/>
+                <w:sz w:val="24"/>
+                <w:szCs w:val="24"/>
+                <w:lang w:val="en-US" w:eastAsia="zh-CN"/>
+              </w:rPr>
+              <w:t>审核医生：</w:t>
+            </w:r>
+          </w:p>
+        </w:tc>
+      </w:tr>
+      <w:tr>
+        <w:tblPrEx>
+          <w:tblCellMar>
+            <w:top w:w="0" w:type="dxa"/>
+            <w:left w:w="0" w:type="dxa"/>
+            <w:bottom w:w="0" w:type="dxa"/>
+            <w:right w:w="0" w:type="dxa"/>
+          </w:tblCellMar>
+        </w:tblPrEx>
+        <w:trPr>
+          <w:trHeight w:val="457" w:hRule="exact"/>
+          <w:jc w:val="right"/>
+        </w:trPr>
+        <w:tc>
+          <w:tcPr>
+            <w:tcW w:w="1272" w:type="dxa"/>
+            <w:vAlign w:val="center"/>
+          </w:tcPr>
+          <w:p>
+            <w:pPr>
+              <w:pStyle w:val="22"/>
+              <w:spacing w:line="341" w:lineRule="exact"/>
+              <w:ind w:left="13" w:right="165"/>
+              <w:jc w:val="both"/>
+              <w:rPr>
+                <w:rFonts w:ascii="Times New Roman" w:hAnsi="Times New Roman" w:cs="Times New Roman"/>
+                <w:b/>
+                <w:sz w:val="24"/>
+                <w:szCs w:val="24"/>
+              </w:rPr>
+            </w:pPr>
+            <w:r>
+              <w:rPr>
+                <w:rFonts w:ascii="Times New Roman" w:hAnsi="Times New Roman" w:cs="Times New Roman"/>
+                <w:b/>
+                <w:sz w:val="24"/>
+                <w:szCs w:val="24"/>
+              </w:rPr>
+              <w:t>日</w:t>
+            </w:r>
+            <w:r>
+              <w:rPr>
+                <w:rFonts w:ascii="Times New Roman" w:hAnsi="Times New Roman" w:cs="Times New Roman"/>
+                <w:b/>
+                <w:sz w:val="24"/>
+                <w:szCs w:val="24"/>
+                <w:lang w:eastAsia="zh-CN"/>
+              </w:rPr>
+              <w:t xml:space="preserve">  </w:t>
+            </w:r>
+            <w:r>
+              <w:rPr>
+                <w:rFonts w:ascii="Times New Roman" w:hAnsi="Times New Roman" w:cs="Times New Roman"/>
+                <w:b/>
+                <w:sz w:val="24"/>
+                <w:szCs w:val="24"/>
+              </w:rPr>
+              <w:t>期：</w:t>
+            </w:r>
+          </w:p>
+        </w:tc>
+        <w:tc>
+          <w:tcPr>
+            <w:tcW w:w="2306" w:type="dxa"/>
+            <w:vAlign w:val="center"/>
+          </w:tcPr>
+          <w:p>
+            <w:pPr>
+              <w:pStyle w:val="22"/>
+              <w:spacing w:line="363" w:lineRule="exact"/>
+              <w:jc w:val="both"/>
+              <w:rPr>
+                <w:rFonts w:ascii="Times New Roman" w:hAnsi="Times New Roman" w:cs="Times New Roman"/>
+                <w:sz w:val="24"/>
+                <w:szCs w:val="24"/>
+              </w:rPr>
+            </w:pPr>
+            <w:r>
+              <w:rPr>
+                <w:rFonts w:ascii="Times New Roman" w:hAnsi="Times New Roman" w:cs="Times New Roman"/>
+                <w:kern w:val="2"/>
+                <w:sz w:val="24"/>
+                <w:szCs w:val="24"/>
+                <w:lang w:eastAsia="zh-CN"/>
+              </w:rPr>
+              <w:t>{{ reportdate }}</w:t>
+            </w:r>
+          </w:p>
+        </w:tc>
+        <w:tc>
+          <w:tcPr>
+            <w:tcW w:w="1373" w:type="dxa"/>
+            <w:vAlign w:val="center"/>
+          </w:tcPr>
+          <w:p>
+            <w:pPr>
+              <w:pStyle w:val="22"/>
+              <w:spacing w:line="341" w:lineRule="exact"/>
+              <w:jc w:val="both"/>
+              <w:rPr>
+                <w:rFonts w:ascii="Times New Roman" w:hAnsi="Times New Roman" w:cs="Times New Roman"/>
+                <w:b/>
+                <w:sz w:val="24"/>
+                <w:szCs w:val="24"/>
+              </w:rPr>
+            </w:pPr>
+          </w:p>
+        </w:tc>
+        <w:tc>
+          <w:tcPr>
+            <w:tcW w:w="1640" w:type="dxa"/>
+            <w:vAlign w:val="center"/>
+          </w:tcPr>
+          <w:p>
+            <w:pPr>
+              <w:pStyle w:val="22"/>
+              <w:spacing w:line="363" w:lineRule="exact"/>
+              <w:ind w:right="15"/>
+              <w:jc w:val="both"/>
+              <w:rPr>
+                <w:rFonts w:ascii="Times New Roman" w:hAnsi="Times New Roman" w:cs="Times New Roman"/>
+                <w:sz w:val="24"/>
+                <w:szCs w:val="24"/>
+              </w:rPr>
+            </w:pPr>
+          </w:p>
+        </w:tc>
+        <w:tc>
+          <w:tcPr>
+            <w:tcW w:w="2475" w:type="dxa"/>
+            <w:vAlign w:val="center"/>
+          </w:tcPr>
+          <w:p>
+            <w:pPr>
+              <w:pStyle w:val="22"/>
+              <w:spacing w:line="363" w:lineRule="exact"/>
+              <w:ind w:right="15"/>
+              <w:jc w:val="both"/>
+              <w:rPr>
+                <w:rFonts w:ascii="Times New Roman" w:hAnsi="Times New Roman" w:cs="Times New Roman"/>
+                <w:kern w:val="2"/>
+                <w:sz w:val="24"/>
+                <w:szCs w:val="24"/>
+                <w:lang w:eastAsia="zh-CN"/>
+              </w:rPr>
+            </w:pPr>
+          </w:p>
+        </w:tc>
+      </w:tr>
+    </w:tbl>
+    <w:p>
+      <w:pPr>
+        <w:rPr>
+          <w:rFonts w:ascii="Times New Roman" w:hAnsi="Times New Roman" w:eastAsia="微软雅黑" w:cs="Times New Roman"/>
+          <w:sz w:val="24"/>
+          <w:szCs w:val="24"/>
+          <w:lang w:eastAsia="zh-CN"/>
+        </w:rPr>
+      </w:pPr>
+      <w:r>
+        <w:rPr>
+          <w:rFonts w:hint="eastAsia" w:ascii="Times New Roman" w:hAnsi="Times New Roman" w:eastAsia="微软雅黑" w:cs="Times New Roman"/>
+          <w:sz w:val="24"/>
+          <w:szCs w:val="24"/>
+          <w:lang w:eastAsia="zh-CN"/>
+        </w:rPr>
+        <w:t xml:space="preserve">{% endif %}{% if testedby == </w:t>
+      </w:r>
+      <w:r>
+        <w:rPr>
+          <w:rFonts w:ascii="Times New Roman" w:hAnsi="Times New Roman" w:eastAsia="微软雅黑" w:cs="Times New Roman"/>
+          <w:sz w:val="24"/>
+          <w:szCs w:val="24"/>
+          <w:lang w:eastAsia="zh-CN"/>
+        </w:rPr>
+        <w:t>“</w:t>
+      </w:r>
+      <w:r>
+        <w:rPr>
+          <w:rFonts w:hint="eastAsia" w:ascii="Times New Roman" w:hAnsi="Times New Roman" w:eastAsia="微软雅黑" w:cs="Times New Roman"/>
+          <w:sz w:val="24"/>
+          <w:szCs w:val="24"/>
+          <w:lang w:eastAsia="zh-CN"/>
+        </w:rPr>
+        <w:t>5</w:t>
+      </w:r>
+      <w:r>
+        <w:rPr>
+          <w:rFonts w:ascii="Times New Roman" w:hAnsi="Times New Roman" w:eastAsia="微软雅黑" w:cs="Times New Roman"/>
+          <w:sz w:val="24"/>
+          <w:szCs w:val="24"/>
+          <w:lang w:eastAsia="zh-CN"/>
+        </w:rPr>
+        <w:t>”</w:t>
+      </w:r>
+      <w:r>
+        <w:rPr>
+          <w:rFonts w:hint="eastAsia" w:ascii="Times New Roman" w:hAnsi="Times New Roman" w:eastAsia="微软雅黑" w:cs="Times New Roman"/>
+          <w:sz w:val="24"/>
+          <w:szCs w:val="24"/>
+          <w:lang w:eastAsia="zh-CN"/>
+        </w:rPr>
+        <w:t xml:space="preserve"> %}</w:t>
+      </w:r>
+    </w:p>
+    <w:p>
+      <w:pPr>
+        <w:rPr>
+          <w:lang w:eastAsia="zh-CN"/>
+        </w:rPr>
+      </w:pPr>
+    </w:p>
+    <w:p>
+      <w:pPr>
+        <w:rPr>
           <w:lang w:eastAsia="zh-CN"/>
         </w:rPr>
       </w:pPr>
@@ -6505,140 +7133,6 @@
                 <w:szCs w:val="24"/>
               </w:rPr>
             </w:pPr>
-            <w:r>
-              <w:rPr>
-                <w:sz w:val="24"/>
-              </w:rPr>
-              <mc:AlternateContent>
-                <mc:Choice Requires="wpg">
-                  <w:drawing>
-                    <wp:anchor distT="0" distB="0" distL="114300" distR="114300" simplePos="0" relativeHeight="251660288" behindDoc="0" locked="0" layoutInCell="1" allowOverlap="1">
-                      <wp:simplePos x="0" y="0"/>
-                      <wp:positionH relativeFrom="column">
-                        <wp:posOffset>-521335</wp:posOffset>
-                      </wp:positionH>
-                      <wp:positionV relativeFrom="paragraph">
-                        <wp:posOffset>-472440</wp:posOffset>
-                      </wp:positionV>
-                      <wp:extent cx="1443355" cy="1443355"/>
-                      <wp:effectExtent l="0" t="0" r="4445" b="4445"/>
-                      <wp:wrapNone/>
-                      <wp:docPr id="13" name="组合 13"/>
-                      <wp:cNvGraphicFramePr/>
-                      <a:graphic xmlns:a="http://schemas.openxmlformats.org/drawingml/2006/main">
-                        <a:graphicData uri="http://schemas.microsoft.com/office/word/2010/wordprocessingGroup">
-                          <wpg:wgp>
-                            <wpg:cNvGrpSpPr/>
-                            <wpg:grpSpPr>
-                              <a:xfrm>
-                                <a:off x="0" y="0"/>
-                                <a:ext cx="1443355" cy="1443355"/>
-                                <a:chOff x="3513" y="94449"/>
-                                <a:chExt cx="2273" cy="2273"/>
-                              </a:xfrm>
-                            </wpg:grpSpPr>
-                            <pic:pic xmlns:pic="http://schemas.openxmlformats.org/drawingml/2006/picture">
-                              <pic:nvPicPr>
-                                <pic:cNvPr id="110" name="图片 29" descr="IMG_256"/>
-                                <pic:cNvPicPr>
-                                  <a:picLocks noChangeAspect="1"/>
-                                </pic:cNvPicPr>
-                              </pic:nvPicPr>
-                              <pic:blipFill>
-                                <a:blip r:embed="rId13">
-                                  <a:clrChange>
-                                    <a:clrFrom>
-                                      <a:srgbClr val="FFFFFF">
-                                        <a:alpha val="100000"/>
-                                      </a:srgbClr>
-                                    </a:clrFrom>
-                                    <a:clrTo>
-                                      <a:srgbClr val="FFFFFF">
-                                        <a:alpha val="100000"/>
-                                        <a:alpha val="0"/>
-                                      </a:srgbClr>
-                                    </a:clrTo>
-                                  </a:clrChange>
-                                </a:blip>
-                                <a:stretch>
-                                  <a:fillRect/>
-                                </a:stretch>
-                              </pic:blipFill>
-                              <pic:spPr>
-                                <a:xfrm>
-                                  <a:off x="4208" y="95052"/>
-                                  <a:ext cx="975" cy="570"/>
-                                </a:xfrm>
-                                <a:prstGeom prst="rect">
-                                  <a:avLst/>
-                                </a:prstGeom>
-                                <a:noFill/>
-                                <a:ln w="9525">
-                                  <a:noFill/>
-                                </a:ln>
-                              </pic:spPr>
-                            </pic:pic>
-                            <pic:pic xmlns:pic="http://schemas.openxmlformats.org/drawingml/2006/picture">
-                              <pic:nvPicPr>
-                                <pic:cNvPr id="33" name="图片 25"/>
-                                <pic:cNvPicPr>
-                                  <a:picLocks noChangeAspect="1" noChangeArrowheads="1"/>
-                                </pic:cNvPicPr>
-                              </pic:nvPicPr>
-                              <pic:blipFill>
-                                <a:blip r:embed="rId10">
-                                  <a:extLst>
-                                    <a:ext uri="{28A0092B-C50C-407E-A947-70E740481C1C}">
-                                      <a14:useLocalDpi xmlns:a14="http://schemas.microsoft.com/office/drawing/2010/main" val="0"/>
-                                    </a:ext>
-                                  </a:extLst>
-                                </a:blip>
-                                <a:srcRect/>
-                                <a:stretch>
-                                  <a:fillRect/>
-                                </a:stretch>
-                              </pic:blipFill>
-                              <pic:spPr>
-                                <a:xfrm>
-                                  <a:off x="3513" y="94449"/>
-                                  <a:ext cx="2273" cy="2273"/>
-                                </a:xfrm>
-                                <a:prstGeom prst="rect">
-                                  <a:avLst/>
-                                </a:prstGeom>
-                                <a:noFill/>
-                                <a:ln>
-                                  <a:noFill/>
-                                </a:ln>
-                              </pic:spPr>
-                            </pic:pic>
-                          </wpg:wgp>
-                        </a:graphicData>
-                      </a:graphic>
-                    </wp:anchor>
-                  </w:drawing>
-                </mc:Choice>
-                <mc:Fallback>
-                  <w:pict>
-                    <v:group id="_x0000_s1026" o:spid="_x0000_s1026" o:spt="203" style="position:absolute;left:0pt;margin-left:-41.05pt;margin-top:-37.2pt;height:113.65pt;width:113.65pt;z-index:251660288;mso-width-relative:page;mso-height-relative:page;" coordorigin="3513,94449" coordsize="2273,2273" o:gfxdata="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">
-                      <o:lock v:ext="edit" aspectratio="f"/>
-                      <v:shape id="图片 29" o:spid="_x0000_s1026" o:spt="75" alt="IMG_256" type="#_x0000_t75" style="position:absolute;left:4208;top:95052;height:570;width:975;" filled="f" o:preferrelative="t" stroked="f" coordsize="21600,21600" o:gfxdata="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">
-                        <v:fill on="f" focussize="0,0"/>
-                        <v:stroke on="f"/>
-                        <v:imagedata r:id="rId13" chromakey="#FFFFFF" o:title=""/>
-                        <o:lock v:ext="edit" aspectratio="t"/>
-                      </v:shape>
-                      <v:shape id="图片 25" o:spid="_x0000_s1026" o:spt="75" type="#_x0000_t75" style="position:absolute;left:3513;top:94449;height:2273;width:2273;" filled="f" o:preferrelative="t" stroked="f" coordsize="21600,21600" o:gfxdata="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">
-                        <v:fill on="f" focussize="0,0"/>
-                        <v:stroke on="f"/>
-                        <v:imagedata r:id="rId10" o:title=""/>
-                        <o:lock v:ext="edit" aspectratio="t"/>
-                      </v:shape>
-                    </v:group>
-                  </w:pict>
-                </mc:Fallback>
-              </mc:AlternateContent>
-            </w:r>
           </w:p>
         </w:tc>
         <w:tc>
@@ -6916,7 +7410,7 @@
           <w:szCs w:val="24"/>
           <w:lang w:eastAsia="zh-CN"/>
         </w:rPr>
-        <w:t>5</w:t>
+        <w:t>6</w:t>
       </w:r>
       <w:r>
         <w:rPr>
@@ -6940,6 +7434,9 @@
     <w:p>
       <w:pPr>
         <w:rPr>
+          <w:rFonts w:ascii="Times New Roman" w:hAnsi="Times New Roman" w:eastAsia="微软雅黑" w:cs="Times New Roman"/>
+          <w:sz w:val="24"/>
+          <w:szCs w:val="24"/>
           <w:lang w:eastAsia="zh-CN"/>
         </w:rPr>
       </w:pPr>
@@ -6947,6 +7444,9 @@
     <w:p>
       <w:pPr>
         <w:rPr>
+          <w:rFonts w:ascii="Times New Roman" w:hAnsi="Times New Roman" w:eastAsia="微软雅黑" w:cs="Times New Roman"/>
+          <w:sz w:val="24"/>
+          <w:szCs w:val="24"/>
           <w:lang w:eastAsia="zh-CN"/>
         </w:rPr>
       </w:pPr>
@@ -7276,538 +7776,6 @@
     <w:p>
       <w:pPr>
         <w:rPr>
-          <w:rFonts w:ascii="Times New Roman" w:hAnsi="Times New Roman" w:eastAsia="微软雅黑" w:cs="Times New Roman"/>
-          <w:sz w:val="24"/>
-          <w:szCs w:val="24"/>
-          <w:lang w:eastAsia="zh-CN"/>
-        </w:rPr>
-      </w:pPr>
-      <w:r>
-        <w:rPr>
-          <w:rFonts w:hint="eastAsia" w:ascii="Times New Roman" w:hAnsi="Times New Roman" w:eastAsia="微软雅黑" w:cs="Times New Roman"/>
-          <w:sz w:val="24"/>
-          <w:szCs w:val="24"/>
-          <w:lang w:eastAsia="zh-CN"/>
-        </w:rPr>
-        <w:t xml:space="preserve">{% endif %}{% if testedby == </w:t>
-      </w:r>
-      <w:r>
-        <w:rPr>
-          <w:rFonts w:ascii="Times New Roman" w:hAnsi="Times New Roman" w:eastAsia="微软雅黑" w:cs="Times New Roman"/>
-          <w:sz w:val="24"/>
-          <w:szCs w:val="24"/>
-          <w:lang w:eastAsia="zh-CN"/>
-        </w:rPr>
-        <w:t>“</w:t>
-      </w:r>
-      <w:r>
-        <w:rPr>
-          <w:rFonts w:hint="eastAsia" w:ascii="Times New Roman" w:hAnsi="Times New Roman" w:eastAsia="微软雅黑" w:cs="Times New Roman"/>
-          <w:sz w:val="24"/>
-          <w:szCs w:val="24"/>
-          <w:lang w:eastAsia="zh-CN"/>
-        </w:rPr>
-        <w:t>6</w:t>
-      </w:r>
-      <w:r>
-        <w:rPr>
-          <w:rFonts w:ascii="Times New Roman" w:hAnsi="Times New Roman" w:eastAsia="微软雅黑" w:cs="Times New Roman"/>
-          <w:sz w:val="24"/>
-          <w:szCs w:val="24"/>
-          <w:lang w:eastAsia="zh-CN"/>
-        </w:rPr>
-        <w:t>”</w:t>
-      </w:r>
-      <w:r>
-        <w:rPr>
-          <w:rFonts w:hint="eastAsia" w:ascii="Times New Roman" w:hAnsi="Times New Roman" w:eastAsia="微软雅黑" w:cs="Times New Roman"/>
-          <w:sz w:val="24"/>
-          <w:szCs w:val="24"/>
-          <w:lang w:eastAsia="zh-CN"/>
-        </w:rPr>
-        <w:t xml:space="preserve"> %}</w:t>
-      </w:r>
-    </w:p>
-    <w:p>
-      <w:pPr>
-        <w:rPr>
-          <w:rFonts w:ascii="Times New Roman" w:hAnsi="Times New Roman" w:eastAsia="微软雅黑" w:cs="Times New Roman"/>
-          <w:sz w:val="24"/>
-          <w:szCs w:val="24"/>
-          <w:lang w:eastAsia="zh-CN"/>
-        </w:rPr>
-      </w:pPr>
-    </w:p>
-    <w:p>
-      <w:pPr>
-        <w:rPr>
-          <w:rFonts w:ascii="Times New Roman" w:hAnsi="Times New Roman" w:eastAsia="微软雅黑" w:cs="Times New Roman"/>
-          <w:sz w:val="24"/>
-          <w:szCs w:val="24"/>
-          <w:lang w:eastAsia="zh-CN"/>
-        </w:rPr>
-      </w:pPr>
-    </w:p>
-    <w:tbl>
-      <w:tblPr>
-        <w:tblStyle w:val="33"/>
-        <w:tblW w:w="9066" w:type="dxa"/>
-        <w:jc w:val="right"/>
-        <w:tblLayout w:type="fixed"/>
-        <w:tblCellMar>
-          <w:top w:w="0" w:type="dxa"/>
-          <w:left w:w="0" w:type="dxa"/>
-          <w:bottom w:w="0" w:type="dxa"/>
-          <w:right w:w="0" w:type="dxa"/>
-        </w:tblCellMar>
-      </w:tblPr>
-      <w:tblGrid>
-        <w:gridCol w:w="1272"/>
-        <w:gridCol w:w="2306"/>
-        <w:gridCol w:w="1373"/>
-        <w:gridCol w:w="1640"/>
-        <w:gridCol w:w="2475"/>
-      </w:tblGrid>
-      <w:tr>
-        <w:tblPrEx>
-          <w:tblCellMar>
-            <w:top w:w="0" w:type="dxa"/>
-            <w:left w:w="0" w:type="dxa"/>
-            <w:bottom w:w="0" w:type="dxa"/>
-            <w:right w:w="0" w:type="dxa"/>
-          </w:tblCellMar>
-        </w:tblPrEx>
-        <w:trPr>
-          <w:trHeight w:val="441" w:hRule="exact"/>
-          <w:jc w:val="right"/>
-        </w:trPr>
-        <w:tc>
-          <w:tcPr>
-            <w:tcW w:w="1272" w:type="dxa"/>
-            <w:vAlign w:val="center"/>
-          </w:tcPr>
-          <w:p>
-            <w:pPr>
-              <w:pStyle w:val="22"/>
-              <w:spacing w:before="13"/>
-              <w:ind w:left="13" w:right="95"/>
-              <w:jc w:val="both"/>
-              <w:rPr>
-                <w:rFonts w:ascii="Times New Roman" w:hAnsi="Times New Roman" w:cs="Times New Roman"/>
-                <w:b/>
-                <w:sz w:val="24"/>
-                <w:szCs w:val="24"/>
-              </w:rPr>
-            </w:pPr>
-            <w:r>
-              <w:rPr>
-                <w:rFonts w:ascii="Times New Roman" w:hAnsi="Times New Roman" w:cs="Times New Roman"/>
-                <w:b/>
-                <w:sz w:val="24"/>
-                <w:szCs w:val="24"/>
-              </w:rPr>
-              <w:t>检测人：</w:t>
-            </w:r>
-          </w:p>
-        </w:tc>
-        <w:tc>
-          <w:tcPr>
-            <w:tcW w:w="2306" w:type="dxa"/>
-            <w:vAlign w:val="center"/>
-          </w:tcPr>
-          <w:p>
-            <w:pPr>
-              <w:pStyle w:val="22"/>
-              <w:spacing w:before="13"/>
-              <w:jc w:val="both"/>
-              <w:rPr>
-                <w:rFonts w:ascii="Times New Roman" w:hAnsi="Times New Roman" w:cs="Times New Roman"/>
-                <w:b/>
-                <w:sz w:val="24"/>
-                <w:szCs w:val="24"/>
-              </w:rPr>
-            </w:pPr>
-            <w:r>
-              <w:rPr>
-                <w:sz w:val="24"/>
-              </w:rPr>
-              <mc:AlternateContent>
-                <mc:Choice Requires="wpg">
-                  <w:drawing>
-                    <wp:anchor distT="0" distB="0" distL="114300" distR="114300" simplePos="0" relativeHeight="251662336" behindDoc="0" locked="0" layoutInCell="1" allowOverlap="1">
-                      <wp:simplePos x="0" y="0"/>
-                      <wp:positionH relativeFrom="column">
-                        <wp:posOffset>-563245</wp:posOffset>
-                      </wp:positionH>
-                      <wp:positionV relativeFrom="paragraph">
-                        <wp:posOffset>-597535</wp:posOffset>
-                      </wp:positionV>
-                      <wp:extent cx="1443355" cy="1443355"/>
-                      <wp:effectExtent l="0" t="0" r="4445" b="4445"/>
-                      <wp:wrapNone/>
-                      <wp:docPr id="15" name="组合 15"/>
-                      <wp:cNvGraphicFramePr/>
-                      <a:graphic xmlns:a="http://schemas.openxmlformats.org/drawingml/2006/main">
-                        <a:graphicData uri="http://schemas.microsoft.com/office/word/2010/wordprocessingGroup">
-                          <wpg:wgp>
-                            <wpg:cNvGrpSpPr/>
-                            <wpg:grpSpPr>
-                              <a:xfrm>
-                                <a:off x="0" y="0"/>
-                                <a:ext cx="1443355" cy="1443355"/>
-                                <a:chOff x="3447" y="97780"/>
-                                <a:chExt cx="2273" cy="2273"/>
-                              </a:xfrm>
-                            </wpg:grpSpPr>
-                            <pic:pic xmlns:pic="http://schemas.openxmlformats.org/drawingml/2006/picture">
-                              <pic:nvPicPr>
-                                <pic:cNvPr id="50" name="图片 1" descr="IMG_256"/>
-                                <pic:cNvPicPr>
-                                  <a:picLocks noChangeAspect="1"/>
-                                </pic:cNvPicPr>
-                              </pic:nvPicPr>
-                              <pic:blipFill>
-                                <a:blip r:embed="rId14">
-                                  <a:clrChange>
-                                    <a:clrFrom>
-                                      <a:srgbClr val="AAA9A5">
-                                        <a:alpha val="100000"/>
-                                      </a:srgbClr>
-                                    </a:clrFrom>
-                                    <a:clrTo>
-                                      <a:srgbClr val="AAA9A5">
-                                        <a:alpha val="100000"/>
-                                        <a:alpha val="0"/>
-                                      </a:srgbClr>
-                                    </a:clrTo>
-                                  </a:clrChange>
-                                </a:blip>
-                                <a:srcRect l="27431" t="30452" r="31962" b="18126"/>
-                                <a:stretch>
-                                  <a:fillRect/>
-                                </a:stretch>
-                              </pic:blipFill>
-                              <pic:spPr>
-                                <a:xfrm>
-                                  <a:off x="4190" y="98395"/>
-                                  <a:ext cx="781" cy="989"/>
-                                </a:xfrm>
-                                <a:prstGeom prst="rect">
-                                  <a:avLst/>
-                                </a:prstGeom>
-                                <a:noFill/>
-                                <a:ln w="9525">
-                                  <a:noFill/>
-                                </a:ln>
-                              </pic:spPr>
-                            </pic:pic>
-                            <pic:pic xmlns:pic="http://schemas.openxmlformats.org/drawingml/2006/picture">
-                              <pic:nvPicPr>
-                                <pic:cNvPr id="11" name="图片 25"/>
-                                <pic:cNvPicPr>
-                                  <a:picLocks noChangeAspect="1" noChangeArrowheads="1"/>
-                                </pic:cNvPicPr>
-                              </pic:nvPicPr>
-                              <pic:blipFill>
-                                <a:blip r:embed="rId10">
-                                  <a:extLst>
-                                    <a:ext uri="{28A0092B-C50C-407E-A947-70E740481C1C}">
-                                      <a14:useLocalDpi xmlns:a14="http://schemas.microsoft.com/office/drawing/2010/main" val="0"/>
-                                    </a:ext>
-                                  </a:extLst>
-                                </a:blip>
-                                <a:srcRect/>
-                                <a:stretch>
-                                  <a:fillRect/>
-                                </a:stretch>
-                              </pic:blipFill>
-                              <pic:spPr>
-                                <a:xfrm>
-                                  <a:off x="3447" y="97780"/>
-                                  <a:ext cx="2273" cy="2273"/>
-                                </a:xfrm>
-                                <a:prstGeom prst="rect">
-                                  <a:avLst/>
-                                </a:prstGeom>
-                                <a:noFill/>
-                                <a:ln>
-                                  <a:noFill/>
-                                </a:ln>
-                              </pic:spPr>
-                            </pic:pic>
-                          </wpg:wgp>
-                        </a:graphicData>
-                      </a:graphic>
-                    </wp:anchor>
-                  </w:drawing>
-                </mc:Choice>
-                <mc:Fallback>
-                  <w:pict>
-                    <v:group id="_x0000_s1026" o:spid="_x0000_s1026" o:spt="203" style="position:absolute;left:0pt;margin-left:-44.35pt;margin-top:-47.05pt;height:113.65pt;width:113.65pt;z-index:251662336;mso-width-relative:page;mso-height-relative:page;" coordorigin="3447,97780" coordsize="2273,2273" o:gfxdata="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">
-                      <o:lock v:ext="edit" aspectratio="f"/>
-                      <v:shape id="图片 1" o:spid="_x0000_s1026" o:spt="75" alt="IMG_256" type="#_x0000_t75" style="position:absolute;left:4190;top:98395;height:989;width:781;" filled="f" o:preferrelative="t" stroked="f" coordsize="21600,21600" o:gfxdata="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">
-                        <v:fill on="f" focussize="0,0"/>
-                        <v:stroke on="f"/>
-                        <v:imagedata r:id="rId14" cropleft="17977f" croptop="19957f" cropright="20947f" cropbottom="11879f" chromakey="#AAA9A5" o:title=""/>
-                        <o:lock v:ext="edit" aspectratio="t"/>
-                      </v:shape>
-                      <v:shape id="图片 25" o:spid="_x0000_s1026" o:spt="75" type="#_x0000_t75" style="position:absolute;left:3447;top:97780;height:2273;width:2273;" filled="f" o:preferrelative="t" stroked="f" coordsize="21600,21600" o:gfxdata="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">
-                        <v:fill on="f" focussize="0,0"/>
-                        <v:stroke on="f"/>
-                        <v:imagedata r:id="rId10" o:title=""/>
-                        <o:lock v:ext="edit" aspectratio="t"/>
-                      </v:shape>
-                    </v:group>
-                  </w:pict>
-                </mc:Fallback>
-              </mc:AlternateContent>
-            </w:r>
-          </w:p>
-        </w:tc>
-        <w:tc>
-          <w:tcPr>
-            <w:tcW w:w="1373" w:type="dxa"/>
-            <w:vAlign w:val="center"/>
-          </w:tcPr>
-          <w:p>
-            <w:pPr>
-              <w:pStyle w:val="22"/>
-              <w:spacing w:before="13"/>
-              <w:jc w:val="both"/>
-              <w:rPr>
-                <w:rFonts w:ascii="Times New Roman" w:hAnsi="Times New Roman" w:cs="Times New Roman"/>
-                <w:b/>
-                <w:sz w:val="24"/>
-                <w:szCs w:val="24"/>
-              </w:rPr>
-            </w:pPr>
-            <w:r>
-              <w:rPr>
-                <w:rFonts w:hint="eastAsia" w:ascii="Times New Roman" w:hAnsi="Times New Roman" w:cs="Times New Roman"/>
-                <w:b/>
-                <w:sz w:val="24"/>
-                <w:szCs w:val="24"/>
-                <w:lang w:val="en-US" w:eastAsia="zh-CN"/>
-              </w:rPr>
-              <w:t>报告医生</w:t>
-            </w:r>
-            <w:r>
-              <w:rPr>
-                <w:rFonts w:ascii="Times New Roman" w:hAnsi="Times New Roman" w:cs="Times New Roman"/>
-                <w:b/>
-                <w:sz w:val="24"/>
-                <w:szCs w:val="24"/>
-                <w:lang w:eastAsia="zh-CN"/>
-              </w:rPr>
-              <w:t>：</w:t>
-            </w:r>
-          </w:p>
-        </w:tc>
-        <w:tc>
-          <w:tcPr>
-            <w:tcW w:w="1640" w:type="dxa"/>
-            <w:vAlign w:val="center"/>
-          </w:tcPr>
-          <w:p>
-            <w:pPr>
-              <w:pStyle w:val="22"/>
-              <w:spacing w:before="13"/>
-              <w:ind w:right="15"/>
-              <w:jc w:val="both"/>
-              <w:rPr>
-                <w:rFonts w:ascii="Times New Roman" w:hAnsi="Times New Roman" w:cs="Times New Roman"/>
-                <w:b/>
-                <w:sz w:val="24"/>
-                <w:szCs w:val="24"/>
-              </w:rPr>
-            </w:pPr>
-          </w:p>
-        </w:tc>
-        <w:tc>
-          <w:tcPr>
-            <w:tcW w:w="2475" w:type="dxa"/>
-            <w:vAlign w:val="center"/>
-          </w:tcPr>
-          <w:p>
-            <w:pPr>
-              <w:pStyle w:val="22"/>
-              <w:spacing w:before="13"/>
-              <w:ind w:right="15"/>
-              <w:jc w:val="both"/>
-              <w:rPr>
-                <w:rFonts w:hint="eastAsia" w:ascii="Times New Roman" w:hAnsi="Times New Roman" w:eastAsia="宋体" w:cs="Times New Roman"/>
-                <w:b/>
-                <w:sz w:val="24"/>
-                <w:szCs w:val="24"/>
-                <w:lang w:val="en-US" w:eastAsia="zh-CN"/>
-              </w:rPr>
-            </w:pPr>
-            <w:r>
-              <w:rPr>
-                <w:rFonts w:hint="eastAsia" w:ascii="Times New Roman" w:hAnsi="Times New Roman" w:cs="Times New Roman"/>
-                <w:b/>
-                <w:sz w:val="24"/>
-                <w:szCs w:val="24"/>
-                <w:lang w:val="en-US" w:eastAsia="zh-CN"/>
-              </w:rPr>
-              <w:t>审核医生：</w:t>
-            </w:r>
-          </w:p>
-        </w:tc>
-      </w:tr>
-      <w:tr>
-        <w:tblPrEx>
-          <w:tblCellMar>
-            <w:top w:w="0" w:type="dxa"/>
-            <w:left w:w="0" w:type="dxa"/>
-            <w:bottom w:w="0" w:type="dxa"/>
-            <w:right w:w="0" w:type="dxa"/>
-          </w:tblCellMar>
-        </w:tblPrEx>
-        <w:trPr>
-          <w:trHeight w:val="457" w:hRule="exact"/>
-          <w:jc w:val="right"/>
-        </w:trPr>
-        <w:tc>
-          <w:tcPr>
-            <w:tcW w:w="1272" w:type="dxa"/>
-            <w:vAlign w:val="center"/>
-          </w:tcPr>
-          <w:p>
-            <w:pPr>
-              <w:pStyle w:val="22"/>
-              <w:spacing w:line="341" w:lineRule="exact"/>
-              <w:ind w:left="13" w:right="165"/>
-              <w:jc w:val="both"/>
-              <w:rPr>
-                <w:rFonts w:ascii="Times New Roman" w:hAnsi="Times New Roman" w:cs="Times New Roman"/>
-                <w:b/>
-                <w:sz w:val="24"/>
-                <w:szCs w:val="24"/>
-              </w:rPr>
-            </w:pPr>
-            <w:r>
-              <w:rPr>
-                <w:rFonts w:ascii="Times New Roman" w:hAnsi="Times New Roman" w:cs="Times New Roman"/>
-                <w:b/>
-                <w:sz w:val="24"/>
-                <w:szCs w:val="24"/>
-              </w:rPr>
-              <w:t>日</w:t>
-            </w:r>
-            <w:r>
-              <w:rPr>
-                <w:rFonts w:ascii="Times New Roman" w:hAnsi="Times New Roman" w:cs="Times New Roman"/>
-                <w:b/>
-                <w:sz w:val="24"/>
-                <w:szCs w:val="24"/>
-                <w:lang w:eastAsia="zh-CN"/>
-              </w:rPr>
-              <w:t xml:space="preserve">  </w:t>
-            </w:r>
-            <w:r>
-              <w:rPr>
-                <w:rFonts w:ascii="Times New Roman" w:hAnsi="Times New Roman" w:cs="Times New Roman"/>
-                <w:b/>
-                <w:sz w:val="24"/>
-                <w:szCs w:val="24"/>
-              </w:rPr>
-              <w:t>期：</w:t>
-            </w:r>
-          </w:p>
-        </w:tc>
-        <w:tc>
-          <w:tcPr>
-            <w:tcW w:w="2306" w:type="dxa"/>
-            <w:vAlign w:val="center"/>
-          </w:tcPr>
-          <w:p>
-            <w:pPr>
-              <w:pStyle w:val="22"/>
-              <w:spacing w:line="363" w:lineRule="exact"/>
-              <w:jc w:val="both"/>
-              <w:rPr>
-                <w:rFonts w:ascii="Times New Roman" w:hAnsi="Times New Roman" w:cs="Times New Roman"/>
-                <w:sz w:val="24"/>
-                <w:szCs w:val="24"/>
-              </w:rPr>
-            </w:pPr>
-            <w:r>
-              <w:rPr>
-                <w:rFonts w:ascii="Times New Roman" w:hAnsi="Times New Roman" w:cs="Times New Roman"/>
-                <w:kern w:val="2"/>
-                <w:sz w:val="24"/>
-                <w:szCs w:val="24"/>
-                <w:lang w:eastAsia="zh-CN"/>
-              </w:rPr>
-              <w:t>{{ reportdate }}</w:t>
-            </w:r>
-          </w:p>
-        </w:tc>
-        <w:tc>
-          <w:tcPr>
-            <w:tcW w:w="1373" w:type="dxa"/>
-            <w:vAlign w:val="center"/>
-          </w:tcPr>
-          <w:p>
-            <w:pPr>
-              <w:pStyle w:val="22"/>
-              <w:spacing w:line="341" w:lineRule="exact"/>
-              <w:jc w:val="both"/>
-              <w:rPr>
-                <w:rFonts w:ascii="Times New Roman" w:hAnsi="Times New Roman" w:cs="Times New Roman"/>
-                <w:b/>
-                <w:sz w:val="24"/>
-                <w:szCs w:val="24"/>
-              </w:rPr>
-            </w:pPr>
-          </w:p>
-        </w:tc>
-        <w:tc>
-          <w:tcPr>
-            <w:tcW w:w="1640" w:type="dxa"/>
-            <w:vAlign w:val="center"/>
-          </w:tcPr>
-          <w:p>
-            <w:pPr>
-              <w:pStyle w:val="22"/>
-              <w:spacing w:line="363" w:lineRule="exact"/>
-              <w:ind w:right="15"/>
-              <w:jc w:val="both"/>
-              <w:rPr>
-                <w:rFonts w:ascii="Times New Roman" w:hAnsi="Times New Roman" w:cs="Times New Roman"/>
-                <w:sz w:val="24"/>
-                <w:szCs w:val="24"/>
-              </w:rPr>
-            </w:pPr>
-          </w:p>
-        </w:tc>
-        <w:tc>
-          <w:tcPr>
-            <w:tcW w:w="2475" w:type="dxa"/>
-            <w:vAlign w:val="center"/>
-          </w:tcPr>
-          <w:p>
-            <w:pPr>
-              <w:pStyle w:val="22"/>
-              <w:spacing w:line="363" w:lineRule="exact"/>
-              <w:ind w:right="15"/>
-              <w:jc w:val="both"/>
-              <w:rPr>
-                <w:rFonts w:ascii="Times New Roman" w:hAnsi="Times New Roman" w:cs="Times New Roman"/>
-                <w:kern w:val="2"/>
-                <w:sz w:val="24"/>
-                <w:szCs w:val="24"/>
-                <w:lang w:eastAsia="zh-CN"/>
-              </w:rPr>
-            </w:pPr>
-          </w:p>
-        </w:tc>
-      </w:tr>
-    </w:tbl>
-    <w:p>
-      <w:pPr>
-        <w:rPr>
           <w:rFonts w:hint="eastAsia" w:ascii="Times New Roman" w:hAnsi="Times New Roman" w:eastAsia="微软雅黑" w:cs="Times New Roman"/>
           <w:sz w:val="24"/>
           <w:szCs w:val="24"/>
@@ -7853,7 +7821,18 @@
           <w:bCs/>
           <w:lang w:val="en-US" w:eastAsia="zh-CN"/>
         </w:rPr>
-        <w:t>检测合作单位：天津诺禾医学检验所</w:t>
+        <w:t>检测合作单位</w:t>
+      </w:r>
+      <w:bookmarkStart w:id="112" w:name="_GoBack"/>
+      <w:bookmarkEnd w:id="112"/>
+      <w:r>
+        <w:rPr>
+          <w:rFonts w:hint="eastAsia" w:eastAsia="宋体"/>
+          <w:b/>
+          <w:bCs/>
+          <w:lang w:val="en-US" w:eastAsia="zh-CN"/>
+        </w:rPr>
+        <w:t>：天津诺禾医学检验所</w:t>
       </w:r>
       <w:r>
         <w:rPr>
@@ -7881,9 +7860,9 @@
           <w:lang w:eastAsia="zh-CN"/>
         </w:rPr>
       </w:pPr>
-      <w:bookmarkStart w:id="29" w:name="_Toc31425"/>
+      <w:bookmarkStart w:id="29" w:name="_Toc149832729"/>
       <w:bookmarkStart w:id="30" w:name="_Toc24198"/>
-      <w:bookmarkStart w:id="31" w:name="_Toc149832729"/>
+      <w:bookmarkStart w:id="31" w:name="_Toc31425"/>
       <w:r>
         <w:rPr>
           <w:rFonts w:hint="eastAsia"/>
@@ -9533,14 +9512,14 @@
         </w:numPr>
         <w:jc w:val="left"/>
       </w:pPr>
-      <w:bookmarkStart w:id="32" w:name="_Toc12381"/>
-      <w:bookmarkStart w:id="33" w:name="_Toc20136_WPSOffice_Level1"/>
+      <w:bookmarkStart w:id="32" w:name="_Toc20136_WPSOffice_Level1"/>
+      <w:bookmarkStart w:id="33" w:name="_Toc19184"/>
       <w:bookmarkStart w:id="34" w:name="_Toc2781"/>
-      <w:bookmarkStart w:id="35" w:name="_Toc14062"/>
-      <w:bookmarkStart w:id="36" w:name="_Toc16159"/>
-      <w:bookmarkStart w:id="37" w:name="_Toc19184"/>
+      <w:bookmarkStart w:id="35" w:name="_Toc19898_WPSOffice_Level1"/>
+      <w:bookmarkStart w:id="36" w:name="_Toc12381"/>
+      <w:bookmarkStart w:id="37" w:name="_Toc16159"/>
       <w:bookmarkStart w:id="38" w:name="_Toc22132"/>
-      <w:bookmarkStart w:id="39" w:name="_Toc19898_WPSOffice_Level1"/>
+      <w:bookmarkStart w:id="39" w:name="_Toc14062"/>
       <w:r>
         <w:t>检测结果及用药提示</w:t>
       </w:r>
@@ -9567,14 +9546,14 @@
           <w:lang w:eastAsia="zh-CN"/>
         </w:rPr>
       </w:pPr>
-      <w:bookmarkStart w:id="40" w:name="_Toc23375"/>
-      <w:bookmarkStart w:id="41" w:name="_Toc24979"/>
-      <w:bookmarkStart w:id="42" w:name="_Toc9088"/>
+      <w:bookmarkStart w:id="40" w:name="_Toc9088"/>
+      <w:bookmarkStart w:id="41" w:name="_Toc18062_WPSOffice_Level2"/>
+      <w:bookmarkStart w:id="42" w:name="_Toc24979"/>
       <w:bookmarkStart w:id="43" w:name="_Toc22976"/>
-      <w:bookmarkStart w:id="44" w:name="_Toc10439"/>
-      <w:bookmarkStart w:id="45" w:name="_Toc30265"/>
-      <w:bookmarkStart w:id="46" w:name="_Toc18062_WPSOffice_Level2"/>
-      <w:bookmarkStart w:id="47" w:name="_Toc11015_WPSOffice_Level2"/>
+      <w:bookmarkStart w:id="44" w:name="_Toc11015_WPSOffice_Level2"/>
+      <w:bookmarkStart w:id="45" w:name="_Toc23375"/>
+      <w:bookmarkStart w:id="46" w:name="_Toc10439"/>
+      <w:bookmarkStart w:id="47" w:name="_Toc30265"/>
       <w:r>
         <w:rPr>
           <w:color w:val="auto"/>
@@ -14399,10 +14378,10 @@
           <w:lang w:eastAsia="zh-CN"/>
         </w:rPr>
       </w:pPr>
-      <w:bookmarkStart w:id="48" w:name="_Toc149826009"/>
-      <w:bookmarkStart w:id="49" w:name="_Toc22117"/>
+      <w:bookmarkStart w:id="48" w:name="_Toc5859"/>
+      <w:bookmarkStart w:id="49" w:name="_Toc149826009"/>
       <w:bookmarkStart w:id="50" w:name="_Toc149832733"/>
-      <w:bookmarkStart w:id="51" w:name="_Toc5859"/>
+      <w:bookmarkStart w:id="51" w:name="_Toc22117"/>
       <w:r>
         <w:rPr>
           <w:rFonts w:hint="eastAsia"/>
@@ -14919,14 +14898,14 @@
           <w:lang w:eastAsia="zh-CN"/>
         </w:rPr>
       </w:pPr>
-      <w:bookmarkStart w:id="52" w:name="_Toc5598"/>
-      <w:bookmarkStart w:id="53" w:name="_Toc23903"/>
-      <w:bookmarkStart w:id="54" w:name="_Toc25727"/>
-      <w:bookmarkStart w:id="55" w:name="_Toc32661"/>
+      <w:bookmarkStart w:id="52" w:name="_Toc23846_WPSOffice_Level1"/>
+      <w:bookmarkStart w:id="53" w:name="_Toc4331_WPSOffice_Level1"/>
+      <w:bookmarkStart w:id="54" w:name="_Toc32443_WPSOffice_Level1"/>
+      <w:bookmarkStart w:id="55" w:name="_Toc25727"/>
       <w:bookmarkStart w:id="56" w:name="_Toc28194"/>
-      <w:bookmarkStart w:id="57" w:name="_Toc23846_WPSOffice_Level1"/>
-      <w:bookmarkStart w:id="58" w:name="_Toc4331_WPSOffice_Level1"/>
-      <w:bookmarkStart w:id="59" w:name="_Toc32443_WPSOffice_Level1"/>
+      <w:bookmarkStart w:id="57" w:name="_Toc32661"/>
+      <w:bookmarkStart w:id="58" w:name="_Toc5598"/>
+      <w:bookmarkStart w:id="59" w:name="_Toc23903"/>
       <w:r>
         <w:rPr>
           <w:rFonts w:hint="eastAsia" w:ascii="Times New Roman" w:hAnsi="Times New Roman" w:eastAsia="微软雅黑" w:cs="Times New Roman"/>
@@ -14987,9 +14966,9 @@
         </w:rPr>
       </w:pPr>
       <w:bookmarkStart w:id="60" w:name="_Toc20034"/>
-      <w:bookmarkStart w:id="61" w:name="_Toc8968"/>
-      <w:bookmarkStart w:id="62" w:name="_Toc106719764"/>
-      <w:bookmarkStart w:id="63" w:name="_Toc10223"/>
+      <w:bookmarkStart w:id="61" w:name="_Toc106719764"/>
+      <w:bookmarkStart w:id="62" w:name="_Toc10223"/>
+      <w:bookmarkStart w:id="63" w:name="_Toc8968"/>
       <w:r>
         <w:rPr>
           <w:rFonts w:hint="eastAsia"/>
@@ -18154,14 +18133,14 @@
           <w:lang w:eastAsia="zh-CN"/>
         </w:rPr>
       </w:pPr>
-      <w:bookmarkStart w:id="65" w:name="_Toc2409"/>
-      <w:bookmarkStart w:id="66" w:name="_Toc13196_WPSOffice_Level1"/>
-      <w:bookmarkStart w:id="67" w:name="_Toc16594"/>
-      <w:bookmarkStart w:id="68" w:name="_Toc27302"/>
-      <w:bookmarkStart w:id="69" w:name="_Toc21764_WPSOffice_Level1"/>
-      <w:bookmarkStart w:id="70" w:name="_Toc12505"/>
-      <w:bookmarkStart w:id="71" w:name="_Toc1707_WPSOffice_Level1"/>
-      <w:bookmarkStart w:id="72" w:name="_Toc28240"/>
+      <w:bookmarkStart w:id="65" w:name="_Toc13196_WPSOffice_Level1"/>
+      <w:bookmarkStart w:id="66" w:name="_Toc21764_WPSOffice_Level1"/>
+      <w:bookmarkStart w:id="67" w:name="_Toc1707_WPSOffice_Level1"/>
+      <w:bookmarkStart w:id="68" w:name="_Toc2409"/>
+      <w:bookmarkStart w:id="69" w:name="_Toc27302"/>
+      <w:bookmarkStart w:id="70" w:name="_Toc28240"/>
+      <w:bookmarkStart w:id="71" w:name="_Toc16594"/>
+      <w:bookmarkStart w:id="72" w:name="_Toc12505"/>
       <w:r>
         <w:rPr>
           <w:rFonts w:hint="eastAsia" w:ascii="Times New Roman" w:hAnsi="Times New Roman" w:eastAsia="微软雅黑" w:cs="Times New Roman"/>
@@ -18189,9 +18168,9 @@
       </w:pPr>
       <w:bookmarkStart w:id="73" w:name="_Toc32302"/>
       <w:bookmarkStart w:id="74" w:name="_Toc30088"/>
-      <w:bookmarkStart w:id="75" w:name="_Toc149832737"/>
-      <w:bookmarkStart w:id="76" w:name="_Toc149826013"/>
-      <w:bookmarkStart w:id="77" w:name="_Toc8516"/>
+      <w:bookmarkStart w:id="75" w:name="_Toc8516"/>
+      <w:bookmarkStart w:id="76" w:name="_Toc149832737"/>
+      <w:bookmarkStart w:id="77" w:name="_Toc149826013"/>
       <w:r>
         <w:rPr>
           <w:rFonts w:hint="eastAsia"/>
@@ -22545,6 +22524,12 @@
             <w:insideH w:val="dotted" w:color="45A3A7" w:sz="4" w:space="0"/>
             <w:insideV w:val="dotted" w:color="45A3A7" w:sz="4" w:space="0"/>
           </w:tblBorders>
+          <w:tblCellMar>
+            <w:top w:w="0" w:type="dxa"/>
+            <w:left w:w="108" w:type="dxa"/>
+            <w:bottom w:w="0" w:type="dxa"/>
+            <w:right w:w="108" w:type="dxa"/>
+          </w:tblCellMar>
         </w:tblPrEx>
         <w:trPr>
           <w:trHeight w:val="329" w:hRule="atLeast"/>
@@ -27145,9 +27130,9 @@
         </w:rPr>
       </w:pPr>
       <w:bookmarkStart w:id="78" w:name="_Toc21441"/>
-      <w:bookmarkStart w:id="79" w:name="_Toc149832739"/>
-      <w:bookmarkStart w:id="80" w:name="_Toc149826016"/>
-      <w:bookmarkStart w:id="81" w:name="_Toc27658"/>
+      <w:bookmarkStart w:id="79" w:name="_Toc27658"/>
+      <w:bookmarkStart w:id="80" w:name="_Toc149832739"/>
+      <w:bookmarkStart w:id="81" w:name="_Toc149826016"/>
       <w:r>
         <w:rPr>
           <w:color w:val="auto"/>
@@ -29035,12 +29020,6 @@
             <w:insideH w:val="single" w:color="A4A4A4" w:sz="4" w:space="0"/>
             <w:insideV w:val="single" w:color="A4A4A4" w:sz="4" w:space="0"/>
           </w:tblBorders>
-          <w:tblCellMar>
-            <w:top w:w="0" w:type="dxa"/>
-            <w:left w:w="0" w:type="dxa"/>
-            <w:bottom w:w="0" w:type="dxa"/>
-            <w:right w:w="0" w:type="dxa"/>
-          </w:tblCellMar>
         </w:tblPrEx>
         <w:trPr>
           <w:trHeight w:val="420" w:hRule="atLeast"/>
@@ -29239,13 +29218,13 @@
           <w:lang w:eastAsia="zh-CN"/>
         </w:rPr>
       </w:pPr>
-      <w:bookmarkStart w:id="83" w:name="_Toc14255_WPSOffice_Level1"/>
-      <w:bookmarkStart w:id="84" w:name="_Toc31490"/>
+      <w:bookmarkStart w:id="83" w:name="_Toc24085_WPSOffice_Level1"/>
+      <w:bookmarkStart w:id="84" w:name="_Toc14255_WPSOffice_Level1"/>
       <w:bookmarkStart w:id="85" w:name="_Toc15840_WPSOffice_Level1"/>
-      <w:bookmarkStart w:id="86" w:name="_Toc4168"/>
-      <w:bookmarkStart w:id="87" w:name="_Toc22807"/>
-      <w:bookmarkStart w:id="88" w:name="_Toc27075"/>
-      <w:bookmarkStart w:id="89" w:name="_Toc24085_WPSOffice_Level1"/>
+      <w:bookmarkStart w:id="86" w:name="_Toc22807"/>
+      <w:bookmarkStart w:id="87" w:name="_Toc27075"/>
+      <w:bookmarkStart w:id="88" w:name="_Toc31490"/>
+      <w:bookmarkStart w:id="89" w:name="_Toc4168"/>
       <w:r>
         <w:rPr>
           <w:rFonts w:hint="eastAsia"/>
@@ -32378,11 +32357,11 @@
       <w:bookmarkStart w:id="93" w:name="_Toc3409"/>
       <w:bookmarkStart w:id="94" w:name="_Toc15114"/>
       <w:bookmarkStart w:id="95" w:name="_Toc5142"/>
-      <w:bookmarkStart w:id="96" w:name="_Toc27693"/>
-      <w:bookmarkStart w:id="97" w:name="_Toc26985_WPSOffice_Level1"/>
-      <w:bookmarkStart w:id="98" w:name="_Toc28454_WPSOffice_Level1"/>
+      <w:bookmarkStart w:id="96" w:name="_Toc26985_WPSOffice_Level1"/>
+      <w:bookmarkStart w:id="97" w:name="_Toc27693"/>
+      <w:bookmarkStart w:id="98" w:name="_Toc20170_WPSOffice_Level1"/>
       <w:bookmarkStart w:id="99" w:name="_Toc31185"/>
-      <w:bookmarkStart w:id="100" w:name="_Toc20170_WPSOffice_Level1"/>
+      <w:bookmarkStart w:id="100" w:name="_Toc28454_WPSOffice_Level1"/>
       <w:bookmarkStart w:id="101" w:name="_Toc20924"/>
       <w:r>
         <w:rPr>
@@ -32601,12 +32580,12 @@
       <w:bookmarkStart w:id="103" w:name="_Toc11901"/>
       <w:bookmarkStart w:id="104" w:name="_Toc23613"/>
       <w:bookmarkStart w:id="105" w:name="_Toc4503"/>
-      <w:bookmarkStart w:id="106" w:name="_Toc14611_WPSOffice_Level1"/>
-      <w:bookmarkStart w:id="107" w:name="_Toc17792_WPSOffice_Level2"/>
-      <w:bookmarkStart w:id="108" w:name="_Toc22623"/>
+      <w:bookmarkStart w:id="106" w:name="_Toc22623"/>
+      <w:bookmarkStart w:id="107" w:name="_Toc22162_WPSOffice_Level1"/>
+      <w:bookmarkStart w:id="108" w:name="_Toc19584_WPSOffice_Level1"/>
       <w:bookmarkStart w:id="109" w:name="_Toc13275"/>
-      <w:bookmarkStart w:id="110" w:name="_Toc22162_WPSOffice_Level1"/>
-      <w:bookmarkStart w:id="111" w:name="_Toc19584_WPSOffice_Level1"/>
+      <w:bookmarkStart w:id="110" w:name="_Toc14611_WPSOffice_Level1"/>
+      <w:bookmarkStart w:id="111" w:name="_Toc17792_WPSOffice_Level2"/>
       <w:r>
         <w:rPr>
           <w:rFonts w:hint="eastAsia"/>
@@ -35070,7 +35049,7 @@
         <w:lang w:eastAsia="zh-CN"/>
       </w:rPr>
       <w:drawing>
-        <wp:anchor distT="0" distB="0" distL="0" distR="0" simplePos="0" relativeHeight="251663360" behindDoc="0" locked="0" layoutInCell="1" allowOverlap="1">
+        <wp:anchor distT="0" distB="0" distL="0" distR="0" simplePos="0" relativeHeight="251662336" behindDoc="0" locked="0" layoutInCell="1" allowOverlap="1">
           <wp:simplePos x="0" y="0"/>
           <wp:positionH relativeFrom="column">
             <wp:posOffset>4596130</wp:posOffset>
@@ -35176,7 +35155,7 @@
         <w:lang w:eastAsia="zh-CN"/>
       </w:rPr>
       <w:drawing>
-        <wp:anchor distT="0" distB="0" distL="0" distR="0" simplePos="0" relativeHeight="251664384" behindDoc="0" locked="0" layoutInCell="1" allowOverlap="1">
+        <wp:anchor distT="0" distB="0" distL="0" distR="0" simplePos="0" relativeHeight="251663360" behindDoc="0" locked="0" layoutInCell="1" allowOverlap="1">
           <wp:simplePos x="0" y="0"/>
           <wp:positionH relativeFrom="column">
             <wp:posOffset>4605020</wp:posOffset>
@@ -36998,7 +36977,7 @@
     </w:pPr>
     <w:rPr>
       <w:rFonts w:ascii="Times New Roman" w:hAnsi="Times New Roman" w:eastAsia="微软雅黑"/>
-      <w:color w:val="7F7F7F" w:themeColor="background1" w:themeShade="80"/>
+      <w:color w:val="808080" w:themeColor="background1" w:themeShade="80"/>
       <w:sz w:val="28"/>
       <w:szCs w:val="28"/>
     </w:rPr>
@@ -37751,7 +37730,6 @@
     <customSectPr/>
     <customSectPr/>
     <customSectPr/>
-    <customSectPr/>
   </customSectProps>
   <customShpExts>
     <customShpInfo spid="_x0000_s1026" textRotate="1"/>

--- a/WebContent/docx/肠癌11基因报告-苏州市立医院.docx
+++ b/WebContent/docx/肠癌11基因报告-苏州市立医院.docx
@@ -2435,12 +2435,12 @@
       </w:pPr>
       <w:bookmarkStart w:id="0" w:name="_Toc27500"/>
       <w:bookmarkStart w:id="1" w:name="_Toc32054"/>
-      <w:bookmarkStart w:id="2" w:name="_Toc21669"/>
-      <w:bookmarkStart w:id="3" w:name="_Toc13806"/>
-      <w:bookmarkStart w:id="4" w:name="_Toc24397"/>
-      <w:bookmarkStart w:id="5" w:name="_Toc21009_WPSOffice_Level1"/>
+      <w:bookmarkStart w:id="2" w:name="_Toc24397"/>
+      <w:bookmarkStart w:id="3" w:name="_Toc21009_WPSOffice_Level1"/>
+      <w:bookmarkStart w:id="4" w:name="_Toc13806"/>
+      <w:bookmarkStart w:id="5" w:name="_Toc24178_WPSOffice_Level1"/>
       <w:bookmarkStart w:id="6" w:name="_Toc30143_WPSOffice_Level1"/>
-      <w:bookmarkStart w:id="7" w:name="_Toc24178_WPSOffice_Level1"/>
+      <w:bookmarkStart w:id="7" w:name="_Toc21669"/>
     </w:p>
     <w:p>
       <w:pPr>
@@ -3305,12 +3305,12 @@
         </w:numPr>
         <w:jc w:val="left"/>
       </w:pPr>
-      <w:bookmarkStart w:id="9" w:name="_Toc11015_WPSOffice_Level1"/>
-      <w:bookmarkStart w:id="10" w:name="_Toc17451"/>
-      <w:bookmarkStart w:id="11" w:name="_Toc18062_WPSOffice_Level1"/>
-      <w:bookmarkStart w:id="12" w:name="_Toc7021_WPSOffice_Level1"/>
-      <w:bookmarkStart w:id="13" w:name="_Toc10518"/>
-      <w:bookmarkStart w:id="14" w:name="_Toc11465"/>
+      <w:bookmarkStart w:id="9" w:name="_Toc11465"/>
+      <w:bookmarkStart w:id="10" w:name="_Toc11015_WPSOffice_Level1"/>
+      <w:bookmarkStart w:id="11" w:name="_Toc17451"/>
+      <w:bookmarkStart w:id="12" w:name="_Toc18062_WPSOffice_Level1"/>
+      <w:bookmarkStart w:id="13" w:name="_Toc7021_WPSOffice_Level1"/>
+      <w:bookmarkStart w:id="14" w:name="_Toc10518"/>
       <w:bookmarkStart w:id="15" w:name="_Toc7025"/>
       <w:bookmarkStart w:id="16" w:name="_Toc19594"/>
       <w:bookmarkStart w:id="17" w:name="_Toc3823"/>
@@ -3622,12 +3622,6 @@
             <w:insideH w:val="single" w:color="auto" w:sz="4" w:space="0"/>
             <w:insideV w:val="single" w:color="auto" w:sz="4" w:space="0"/>
           </w:tblBorders>
-          <w:tblCellMar>
-            <w:top w:w="0" w:type="dxa"/>
-            <w:left w:w="108" w:type="dxa"/>
-            <w:bottom w:w="0" w:type="dxa"/>
-            <w:right w:w="108" w:type="dxa"/>
-          </w:tblCellMar>
         </w:tblPrEx>
         <w:trPr>
           <w:jc w:val="center"/>
@@ -3916,10 +3910,10 @@
         </w:rPr>
       </w:pPr>
       <w:bookmarkStart w:id="20" w:name="_Toc16576"/>
-      <w:bookmarkStart w:id="21" w:name="_Toc149826002"/>
-      <w:bookmarkStart w:id="22" w:name="_Toc149832727"/>
-      <w:bookmarkStart w:id="23" w:name="_Toc21913"/>
-      <w:bookmarkStart w:id="24" w:name="_Toc11859"/>
+      <w:bookmarkStart w:id="21" w:name="_Toc149832727"/>
+      <w:bookmarkStart w:id="22" w:name="_Toc149826002"/>
+      <w:bookmarkStart w:id="23" w:name="_Toc11859"/>
+      <w:bookmarkStart w:id="24" w:name="_Toc21913"/>
       <w:r>
         <w:rPr>
           <w:rStyle w:val="46"/>
@@ -3971,10 +3965,10 @@
           <w:lang w:eastAsia="zh-CN"/>
         </w:rPr>
       </w:pPr>
-      <w:bookmarkStart w:id="25" w:name="_Toc6194"/>
-      <w:bookmarkStart w:id="26" w:name="_Toc149832728"/>
-      <w:bookmarkStart w:id="27" w:name="_Toc149826003"/>
-      <w:bookmarkStart w:id="28" w:name="_Toc11674"/>
+      <w:bookmarkStart w:id="25" w:name="_Toc11674"/>
+      <w:bookmarkStart w:id="26" w:name="_Toc6194"/>
+      <w:bookmarkStart w:id="27" w:name="_Toc149832728"/>
+      <w:bookmarkStart w:id="28" w:name="_Toc149826003"/>
       <w:r>
         <w:rPr>
           <w:rFonts w:hint="eastAsia"/>
@@ -4877,6 +4871,7 @@
           <w:lang w:eastAsia="zh-CN" w:bidi="ar"/>
         </w:rPr>
       </w:pPr>
+      <w:bookmarkStart w:id="112" w:name="_GoBack"/>
       <w:r>
         <w:rPr>
           <w:rFonts w:ascii="微软雅黑" w:hAnsi="微软雅黑" w:eastAsia="微软雅黑" w:cs="微软雅黑"/>
@@ -4980,6 +4975,7 @@
         <w:t xml:space="preserve"> %}</w:t>
       </w:r>
     </w:p>
+    <w:bookmarkEnd w:id="112"/>
     <w:p>
       <w:pPr>
         <w:rPr>
@@ -5075,23 +5071,23 @@
             </w:pPr>
             <w:r>
               <w:rPr>
-                <w:sz w:val="22"/>
+                <w:sz w:val="18"/>
               </w:rPr>
               <mc:AlternateContent>
                 <mc:Choice Requires="wpg">
                   <w:drawing>
-                    <wp:anchor distT="0" distB="0" distL="114300" distR="114300" simplePos="0" relativeHeight="251662336" behindDoc="0" locked="0" layoutInCell="1" allowOverlap="1">
+                    <wp:anchor distT="0" distB="0" distL="114300" distR="114300" simplePos="0" relativeHeight="251663360" behindDoc="0" locked="0" layoutInCell="1" allowOverlap="1">
                       <wp:simplePos x="0" y="0"/>
                       <wp:positionH relativeFrom="column">
-                        <wp:posOffset>-149860</wp:posOffset>
+                        <wp:posOffset>-366395</wp:posOffset>
                       </wp:positionH>
                       <wp:positionV relativeFrom="paragraph">
-                        <wp:posOffset>-505460</wp:posOffset>
+                        <wp:posOffset>-487680</wp:posOffset>
                       </wp:positionV>
-                      <wp:extent cx="1442720" cy="1442720"/>
-                      <wp:effectExtent l="0" t="0" r="5080" b="5080"/>
+                      <wp:extent cx="1442085" cy="1442085"/>
+                      <wp:effectExtent l="0" t="0" r="5715" b="5715"/>
                       <wp:wrapNone/>
-                      <wp:docPr id="7" name="组合 7"/>
+                      <wp:docPr id="6" name="组合 6"/>
                       <wp:cNvGraphicFramePr/>
                       <a:graphic xmlns:a="http://schemas.openxmlformats.org/drawingml/2006/main">
                         <a:graphicData uri="http://schemas.microsoft.com/office/word/2010/wordprocessingGroup">
@@ -5100,44 +5096,20 @@
                             <wpg:grpSpPr>
                               <a:xfrm>
                                 <a:off x="0" y="0"/>
-                                <a:ext cx="1442720" cy="1442720"/>
-                                <a:chOff x="20702" y="14472"/>
-                                <a:chExt cx="2272" cy="2272"/>
+                                <a:ext cx="1442085" cy="1442085"/>
+                                <a:chOff x="3757" y="89141"/>
+                                <a:chExt cx="2271" cy="2271"/>
                               </a:xfrm>
                             </wpg:grpSpPr>
                             <pic:pic xmlns:pic="http://schemas.openxmlformats.org/drawingml/2006/picture">
                               <pic:nvPicPr>
-                                <pic:cNvPr id="8" name="图片 15" descr="c9514d16fd70679bf0495aeebb03c72d_compress"/>
-                                <pic:cNvPicPr>
-                                  <a:picLocks noChangeAspect="1"/>
-                                </pic:cNvPicPr>
-                              </pic:nvPicPr>
-                              <pic:blipFill>
-                                <a:blip r:embed="rId10"/>
-                                <a:srcRect l="21003" t="56913" r="27176" b="26386"/>
-                                <a:stretch>
-                                  <a:fillRect/>
-                                </a:stretch>
-                              </pic:blipFill>
-                              <pic:spPr>
-                                <a:xfrm>
-                                  <a:off x="21019" y="15216"/>
-                                  <a:ext cx="1550" cy="475"/>
-                                </a:xfrm>
-                                <a:prstGeom prst="rect">
-                                  <a:avLst/>
-                                </a:prstGeom>
-                              </pic:spPr>
-                            </pic:pic>
-                            <pic:pic xmlns:pic="http://schemas.openxmlformats.org/drawingml/2006/picture">
-                              <pic:nvPicPr>
-                                <pic:cNvPr id="18" name="图片 25"/>
+                                <pic:cNvPr id="18" name="图片 8"/>
                                 <pic:cNvPicPr>
                                   <a:picLocks noChangeAspect="1" noChangeArrowheads="1"/>
                                 </pic:cNvPicPr>
                               </pic:nvPicPr>
                               <pic:blipFill>
-                                <a:blip r:embed="rId11">
+                                <a:blip r:embed="rId10">
                                   <a:extLst>
                                     <a:ext uri="{28A0092B-C50C-407E-A947-70E740481C1C}">
                                       <a14:useLocalDpi xmlns:a14="http://schemas.microsoft.com/office/drawing/2010/main" val="0"/>
@@ -5151,8 +5123,8 @@
                               </pic:blipFill>
                               <pic:spPr>
                                 <a:xfrm>
-                                  <a:off x="20702" y="14472"/>
-                                  <a:ext cx="2273" cy="2273"/>
+                                  <a:off x="3757" y="89141"/>
+                                  <a:ext cx="2271" cy="2271"/>
                                 </a:xfrm>
                                 <a:prstGeom prst="rect">
                                   <a:avLst/>
@@ -5163,6 +5135,44 @@
                                 </a:ln>
                               </pic:spPr>
                             </pic:pic>
+                            <pic:pic xmlns:pic="http://schemas.openxmlformats.org/drawingml/2006/picture">
+                              <pic:nvPicPr>
+                                <pic:cNvPr id="30" name="图片 30" descr="微信图片_20220215110121"/>
+                                <pic:cNvPicPr>
+                                  <a:picLocks noChangeAspect="1"/>
+                                </pic:cNvPicPr>
+                              </pic:nvPicPr>
+                              <pic:blipFill>
+                                <a:blip r:embed="rId11">
+                                  <a:clrChange>
+                                    <a:clrFrom>
+                                      <a:srgbClr val="A09D98">
+                                        <a:alpha val="100000"/>
+                                      </a:srgbClr>
+                                    </a:clrFrom>
+                                    <a:clrTo>
+                                      <a:srgbClr val="A09D98">
+                                        <a:alpha val="100000"/>
+                                        <a:alpha val="0"/>
+                                      </a:srgbClr>
+                                    </a:clrTo>
+                                  </a:clrChange>
+                                  <a:biLevel thresh="50000"/>
+                                </a:blip>
+                                <a:stretch>
+                                  <a:fillRect/>
+                                </a:stretch>
+                              </pic:blipFill>
+                              <pic:spPr>
+                                <a:xfrm>
+                                  <a:off x="4304" y="89723"/>
+                                  <a:ext cx="1234" cy="715"/>
+                                </a:xfrm>
+                                <a:prstGeom prst="rect">
+                                  <a:avLst/>
+                                </a:prstGeom>
+                              </pic:spPr>
+                            </pic:pic>
                           </wpg:wgp>
                         </a:graphicData>
                       </a:graphic>
@@ -5171,18 +5181,18 @@
                 </mc:Choice>
                 <mc:Fallback>
                   <w:pict>
-                    <v:group id="_x0000_s1026" o:spid="_x0000_s1026" o:spt="203" style="position:absolute;left:0pt;margin-left:-11.8pt;margin-top:-39.8pt;height:113.6pt;width:113.6pt;z-index:251662336;mso-width-relative:page;mso-height-relative:page;" coordorigin="20702,14472" coordsize="2272,2272" o:gfxdata="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">
+                    <v:group id="_x0000_s1026" o:spid="_x0000_s1026" o:spt="203" style="position:absolute;left:0pt;margin-left:-28.85pt;margin-top:-38.4pt;height:113.55pt;width:113.55pt;z-index:251663360;mso-width-relative:page;mso-height-relative:page;" coordorigin="3757,89141" coordsize="2271,2271" o:gfxdata="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">
                       <o:lock v:ext="edit" aspectratio="f"/>
-                      <v:shape id="图片 15" o:spid="_x0000_s1026" o:spt="75" alt="c9514d16fd70679bf0495aeebb03c72d_compress" type="#_x0000_t75" style="position:absolute;left:21019;top:15216;height:475;width:1550;" filled="f" o:preferrelative="t" stroked="f" coordsize="21600,21600" o:gfxdata="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">
+                      <v:shape id="图片 8" o:spid="_x0000_s1026" o:spt="75" type="#_x0000_t75" style="position:absolute;left:3757;top:89141;height:2271;width:2271;" filled="f" o:preferrelative="t" stroked="f" coordsize="21600,21600" o:gfxdata="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">
                         <v:fill on="f" focussize="0,0"/>
                         <v:stroke on="f"/>
-                        <v:imagedata r:id="rId10" cropleft="13765f" croptop="37299f" cropright="17810f" cropbottom="17292f" o:title=""/>
+                        <v:imagedata r:id="rId10" o:title=""/>
                         <o:lock v:ext="edit" aspectratio="t"/>
                       </v:shape>
-                      <v:shape id="图片 25" o:spid="_x0000_s1026" o:spt="75" type="#_x0000_t75" style="position:absolute;left:20702;top:14472;height:2273;width:2273;" filled="f" o:preferrelative="t" stroked="f" coordsize="21600,21600" o:gfxdata="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">
+                      <v:shape id="_x0000_s1026" o:spid="_x0000_s1026" o:spt="75" alt="微信图片_20220215110121" type="#_x0000_t75" style="position:absolute;left:4304;top:89723;height:715;width:1234;" filled="f" o:preferrelative="t" stroked="f" coordsize="21600,21600" o:gfxdata="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">
                         <v:fill on="f" focussize="0,0"/>
                         <v:stroke on="f"/>
-                        <v:imagedata r:id="rId11" o:title=""/>
+                        <v:imagedata r:id="rId11" grayscale="t" bilevel="t" chromakey="#A09D98" o:title=""/>
                         <o:lock v:ext="edit" aspectratio="t"/>
                       </v:shape>
                     </v:group>
@@ -5436,12 +5446,30 @@
     <w:p>
       <w:pPr>
         <w:rPr>
+          <w:rFonts w:ascii="Times New Roman" w:hAnsi="Times New Roman" w:eastAsia="微软雅黑" w:cs="Times New Roman"/>
+          <w:sz w:val="24"/>
+          <w:szCs w:val="24"/>
+          <w:lang w:eastAsia="zh-CN"/>
+        </w:rPr>
+      </w:pPr>
+      <w:r>
+        <w:rPr>
           <w:rFonts w:hint="eastAsia" w:ascii="Times New Roman" w:hAnsi="Times New Roman" w:eastAsia="微软雅黑" w:cs="Times New Roman"/>
           <w:sz w:val="24"/>
           <w:szCs w:val="24"/>
           <w:lang w:eastAsia="zh-CN"/>
         </w:rPr>
-      </w:pPr>
+        <w:t xml:space="preserve">{% endif %}{% if testedby == </w:t>
+      </w:r>
+      <w:r>
+        <w:rPr>
+          <w:rFonts w:ascii="Times New Roman" w:hAnsi="Times New Roman" w:eastAsia="微软雅黑" w:cs="Times New Roman"/>
+          <w:sz w:val="24"/>
+          <w:szCs w:val="24"/>
+          <w:lang w:eastAsia="zh-CN"/>
+        </w:rPr>
+        <w:t>“</w:t>
+      </w:r>
       <w:r>
         <w:rPr>
           <w:rFonts w:hint="eastAsia" w:ascii="Times New Roman" w:hAnsi="Times New Roman" w:eastAsia="微软雅黑" w:cs="Times New Roman"/>
@@ -5449,7 +5477,7 @@
           <w:szCs w:val="24"/>
           <w:lang w:eastAsia="zh-CN"/>
         </w:rPr>
-        <w:t xml:space="preserve">{% endif %}{% if testedby == </w:t>
+        <w:t>2</w:t>
       </w:r>
       <w:r>
         <w:rPr>
@@ -5458,7 +5486,7 @@
           <w:szCs w:val="24"/>
           <w:lang w:eastAsia="zh-CN"/>
         </w:rPr>
-        <w:t>“</w:t>
+        <w:t>”</w:t>
       </w:r>
       <w:r>
         <w:rPr>
@@ -5467,33 +5495,13 @@
           <w:szCs w:val="24"/>
           <w:lang w:eastAsia="zh-CN"/>
         </w:rPr>
-        <w:t>2</w:t>
-      </w:r>
-      <w:r>
-        <w:rPr>
-          <w:rFonts w:ascii="Times New Roman" w:hAnsi="Times New Roman" w:eastAsia="微软雅黑" w:cs="Times New Roman"/>
-          <w:sz w:val="24"/>
-          <w:szCs w:val="24"/>
-          <w:lang w:eastAsia="zh-CN"/>
-        </w:rPr>
-        <w:t>”</w:t>
-      </w:r>
-      <w:r>
-        <w:rPr>
-          <w:rFonts w:hint="eastAsia" w:ascii="Times New Roman" w:hAnsi="Times New Roman" w:eastAsia="微软雅黑" w:cs="Times New Roman"/>
-          <w:sz w:val="24"/>
-          <w:szCs w:val="24"/>
-          <w:lang w:eastAsia="zh-CN"/>
-        </w:rPr>
         <w:t xml:space="preserve"> %}</w:t>
       </w:r>
     </w:p>
     <w:p>
       <w:pPr>
         <w:rPr>
-          <w:rFonts w:hint="eastAsia" w:ascii="Times New Roman" w:hAnsi="Times New Roman" w:eastAsia="微软雅黑" w:cs="Times New Roman"/>
           <w:sz w:val="24"/>
-          <w:szCs w:val="24"/>
           <w:lang w:eastAsia="zh-CN"/>
         </w:rPr>
       </w:pPr>
@@ -5501,9 +5509,7 @@
     <w:p>
       <w:pPr>
         <w:rPr>
-          <w:rFonts w:hint="eastAsia" w:ascii="Times New Roman" w:hAnsi="Times New Roman" w:eastAsia="微软雅黑" w:cs="Times New Roman"/>
           <w:sz w:val="24"/>
-          <w:szCs w:val="24"/>
           <w:lang w:eastAsia="zh-CN"/>
         </w:rPr>
       </w:pPr>
@@ -5587,123 +5593,6 @@
                 <w:szCs w:val="24"/>
               </w:rPr>
             </w:pPr>
-            <w:r>
-              <w:rPr>
-                <w:sz w:val="22"/>
-              </w:rPr>
-              <mc:AlternateContent>
-                <mc:Choice Requires="wpg">
-                  <w:drawing>
-                    <wp:anchor distT="0" distB="0" distL="114300" distR="114300" simplePos="0" relativeHeight="251663360" behindDoc="0" locked="0" layoutInCell="1" allowOverlap="1">
-                      <wp:simplePos x="0" y="0"/>
-                      <wp:positionH relativeFrom="column">
-                        <wp:posOffset>-181610</wp:posOffset>
-                      </wp:positionH>
-                      <wp:positionV relativeFrom="paragraph">
-                        <wp:posOffset>-455295</wp:posOffset>
-                      </wp:positionV>
-                      <wp:extent cx="1442720" cy="1442720"/>
-                      <wp:effectExtent l="0" t="0" r="5080" b="5080"/>
-                      <wp:wrapNone/>
-                      <wp:docPr id="10" name="组合 10"/>
-                      <wp:cNvGraphicFramePr/>
-                      <a:graphic xmlns:a="http://schemas.openxmlformats.org/drawingml/2006/main">
-                        <a:graphicData uri="http://schemas.microsoft.com/office/word/2010/wordprocessingGroup">
-                          <wpg:wgp>
-                            <wpg:cNvGrpSpPr/>
-                            <wpg:grpSpPr>
-                              <a:xfrm>
-                                <a:off x="0" y="0"/>
-                                <a:ext cx="1442720" cy="1442720"/>
-                                <a:chOff x="14555" y="19046"/>
-                                <a:chExt cx="2272" cy="2272"/>
-                              </a:xfrm>
-                            </wpg:grpSpPr>
-                            <pic:pic xmlns:pic="http://schemas.openxmlformats.org/drawingml/2006/picture">
-                              <pic:nvPicPr>
-                                <pic:cNvPr id="19" name="图片 1" descr="24f613a0-66be-430b-9e80-270d3393fac5"/>
-                                <pic:cNvPicPr>
-                                  <a:picLocks noChangeAspect="1"/>
-                                </pic:cNvPicPr>
-                              </pic:nvPicPr>
-                              <pic:blipFill>
-                                <a:blip r:embed="rId12"/>
-                                <a:srcRect l="43292" t="26660" r="21693" b="24394"/>
-                                <a:stretch>
-                                  <a:fillRect/>
-                                </a:stretch>
-                              </pic:blipFill>
-                              <pic:spPr>
-                                <a:xfrm rot="16200000">
-                                  <a:off x="15453" y="19290"/>
-                                  <a:ext cx="506" cy="1327"/>
-                                </a:xfrm>
-                                <a:prstGeom prst="rect">
-                                  <a:avLst/>
-                                </a:prstGeom>
-                              </pic:spPr>
-                            </pic:pic>
-                            <pic:pic xmlns:pic="http://schemas.openxmlformats.org/drawingml/2006/picture">
-                              <pic:nvPicPr>
-                                <pic:cNvPr id="31" name="图片 25"/>
-                                <pic:cNvPicPr>
-                                  <a:picLocks noChangeAspect="1" noChangeArrowheads="1"/>
-                                </pic:cNvPicPr>
-                              </pic:nvPicPr>
-                              <pic:blipFill>
-                                <a:blip r:embed="rId11">
-                                  <a:extLst>
-                                    <a:ext uri="{28A0092B-C50C-407E-A947-70E740481C1C}">
-                                      <a14:useLocalDpi xmlns:a14="http://schemas.microsoft.com/office/drawing/2010/main" val="0"/>
-                                    </a:ext>
-                                  </a:extLst>
-                                </a:blip>
-                                <a:srcRect/>
-                                <a:stretch>
-                                  <a:fillRect/>
-                                </a:stretch>
-                              </pic:blipFill>
-                              <pic:spPr>
-                                <a:xfrm>
-                                  <a:off x="14555" y="19046"/>
-                                  <a:ext cx="2273" cy="2273"/>
-                                </a:xfrm>
-                                <a:prstGeom prst="rect">
-                                  <a:avLst/>
-                                </a:prstGeom>
-                                <a:noFill/>
-                                <a:ln>
-                                  <a:noFill/>
-                                </a:ln>
-                              </pic:spPr>
-                            </pic:pic>
-                          </wpg:wgp>
-                        </a:graphicData>
-                      </a:graphic>
-                    </wp:anchor>
-                  </w:drawing>
-                </mc:Choice>
-                <mc:Fallback>
-                  <w:pict>
-                    <v:group id="_x0000_s1026" o:spid="_x0000_s1026" o:spt="203" style="position:absolute;left:0pt;margin-left:-14.3pt;margin-top:-35.85pt;height:113.6pt;width:113.6pt;z-index:251663360;mso-width-relative:page;mso-height-relative:page;" coordorigin="14555,19046" coordsize="2272,2272" o:gfxdata="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">
-                      <o:lock v:ext="edit" aspectratio="f"/>
-                      <v:shape id="图片 1" o:spid="_x0000_s1026" o:spt="75" alt="24f613a0-66be-430b-9e80-270d3393fac5" type="#_x0000_t75" style="position:absolute;left:15453;top:19290;height:1327;width:506;rotation:-5898240f;" filled="f" o:preferrelative="t" stroked="f" coordsize="21600,21600" o:gfxdata="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">
-                        <v:fill on="f" focussize="0,0"/>
-                        <v:stroke on="f"/>
-                        <v:imagedata r:id="rId12" cropleft="28372f" croptop="17472f" cropright="14217f" cropbottom="15987f" o:title=""/>
-                        <o:lock v:ext="edit" aspectratio="t"/>
-                      </v:shape>
-                      <v:shape id="图片 25" o:spid="_x0000_s1026" o:spt="75" type="#_x0000_t75" style="position:absolute;left:14555;top:19046;height:2273;width:2273;" filled="f" o:preferrelative="t" stroked="f" coordsize="21600,21600" o:gfxdata="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">
-                        <v:fill on="f" focussize="0,0"/>
-                        <v:stroke on="f"/>
-                        <v:imagedata r:id="rId11" o:title=""/>
-                        <o:lock v:ext="edit" aspectratio="t"/>
-                      </v:shape>
-                    </v:group>
-                  </w:pict>
-                </mc:Fallback>
-              </mc:AlternateContent>
-            </w:r>
           </w:p>
         </w:tc>
         <w:tc>
@@ -6106,7 +5995,7 @@
               <mc:AlternateContent>
                 <mc:Choice Requires="wpg">
                   <w:drawing>
-                    <wp:anchor distT="0" distB="0" distL="114300" distR="114300" simplePos="0" relativeHeight="251660288" behindDoc="0" locked="0" layoutInCell="1" allowOverlap="1">
+                    <wp:anchor distT="0" distB="0" distL="114300" distR="114300" simplePos="0" relativeHeight="251661312" behindDoc="0" locked="0" layoutInCell="1" allowOverlap="1">
                       <wp:simplePos x="0" y="0"/>
                       <wp:positionH relativeFrom="column">
                         <wp:posOffset>-388620</wp:posOffset>
@@ -6117,7 +6006,7 @@
                       <wp:extent cx="1443355" cy="1475740"/>
                       <wp:effectExtent l="0" t="0" r="4445" b="2540"/>
                       <wp:wrapNone/>
-                      <wp:docPr id="11" name="组合 11"/>
+                      <wp:docPr id="14" name="组合 14"/>
                       <wp:cNvGraphicFramePr/>
                       <a:graphic xmlns:a="http://schemas.openxmlformats.org/drawingml/2006/main">
                         <a:graphicData uri="http://schemas.microsoft.com/office/word/2010/wordprocessingGroup">
@@ -6139,7 +6028,7 @@
                                 </pic:cNvPicPr>
                               </pic:nvPicPr>
                               <pic:blipFill>
-                                <a:blip r:embed="rId13">
+                                <a:blip r:embed="rId12">
                                   <a:biLevel thresh="50000"/>
                                 </a:blip>
                                 <a:srcRect l="7865" t="11797" r="5322" b="19074"/>
@@ -6166,7 +6055,7 @@
                                 </pic:cNvPicPr>
                               </pic:nvPicPr>
                               <pic:blipFill>
-                                <a:blip r:embed="rId11">
+                                <a:blip r:embed="rId10">
                                   <a:extLst>
                                     <a:ext uri="{28A0092B-C50C-407E-A947-70E740481C1C}">
                                       <a14:useLocalDpi xmlns:a14="http://schemas.microsoft.com/office/drawing/2010/main" val="0"/>
@@ -6200,18 +6089,18 @@
                 </mc:Choice>
                 <mc:Fallback>
                   <w:pict>
-                    <v:group id="_x0000_s1026" o:spid="_x0000_s1026" o:spt="203" style="position:absolute;left:0pt;margin-left:-30.6pt;margin-top:-36.45pt;height:116.2pt;width:113.65pt;z-index:251660288;mso-width-relative:page;mso-height-relative:page;" coordorigin="3722,92738" coordsize="2273,2273" o:gfxdata="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">
+                    <v:group id="_x0000_s1026" o:spid="_x0000_s1026" o:spt="203" style="position:absolute;left:0pt;margin-left:-30.6pt;margin-top:-36.45pt;height:116.2pt;width:113.65pt;z-index:251661312;mso-width-relative:page;mso-height-relative:page;" coordorigin="3722,92738" coordsize="2273,2273" o:gfxdata="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">
                       <o:lock v:ext="edit" aspectratio="f"/>
                       <v:shape id="图片 59" o:spid="_x0000_s1026" o:spt="75" alt="图片1" type="#_x0000_t75" style="position:absolute;left:4057;top:93343;height:627;width:1468;" filled="f" o:preferrelative="t" stroked="f" coordsize="21600,21600" o:gfxdata="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">
                         <v:fill on="f" focussize="0,0"/>
                         <v:stroke on="f"/>
-                        <v:imagedata r:id="rId13" cropleft="5154f" croptop="7731f" cropright="3488f" cropbottom="12500f" grayscale="t" bilevel="t" o:title=""/>
+                        <v:imagedata r:id="rId12" cropleft="5154f" croptop="7731f" cropright="3488f" cropbottom="12500f" grayscale="t" bilevel="t" o:title=""/>
                         <o:lock v:ext="edit" aspectratio="t"/>
                       </v:shape>
                       <v:shape id="图片 23" o:spid="_x0000_s1026" o:spt="75" type="#_x0000_t75" style="position:absolute;left:3722;top:92738;height:2273;width:2273;" filled="f" o:preferrelative="t" stroked="f" coordsize="21600,21600" o:gfxdata="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">
                         <v:fill on="f" focussize="0,0"/>
                         <v:stroke on="f"/>
-                        <v:imagedata r:id="rId11" o:title=""/>
+                        <v:imagedata r:id="rId10" o:title=""/>
                         <o:lock v:ext="edit" aspectratio="t"/>
                       </v:shape>
                     </v:group>
@@ -6533,523 +6422,6 @@
           <w:rFonts w:ascii="Times New Roman" w:hAnsi="Times New Roman" w:eastAsia="微软雅黑" w:cs="Times New Roman"/>
           <w:sz w:val="24"/>
           <w:szCs w:val="24"/>
-          <w:lang w:eastAsia="zh-CN"/>
-        </w:rPr>
-      </w:pPr>
-    </w:p>
-    <w:tbl>
-      <w:tblPr>
-        <w:tblStyle w:val="33"/>
-        <w:tblW w:w="9066" w:type="dxa"/>
-        <w:jc w:val="right"/>
-        <w:tblLayout w:type="fixed"/>
-        <w:tblCellMar>
-          <w:top w:w="0" w:type="dxa"/>
-          <w:left w:w="0" w:type="dxa"/>
-          <w:bottom w:w="0" w:type="dxa"/>
-          <w:right w:w="0" w:type="dxa"/>
-        </w:tblCellMar>
-      </w:tblPr>
-      <w:tblGrid>
-        <w:gridCol w:w="1272"/>
-        <w:gridCol w:w="2306"/>
-        <w:gridCol w:w="1373"/>
-        <w:gridCol w:w="1640"/>
-        <w:gridCol w:w="2475"/>
-      </w:tblGrid>
-      <w:tr>
-        <w:trPr>
-          <w:trHeight w:val="441" w:hRule="exact"/>
-          <w:jc w:val="right"/>
-        </w:trPr>
-        <w:tc>
-          <w:tcPr>
-            <w:tcW w:w="1272" w:type="dxa"/>
-            <w:vAlign w:val="center"/>
-          </w:tcPr>
-          <w:p>
-            <w:pPr>
-              <w:pStyle w:val="22"/>
-              <w:spacing w:before="13"/>
-              <w:ind w:left="13" w:right="95"/>
-              <w:jc w:val="both"/>
-              <w:rPr>
-                <w:rFonts w:ascii="Times New Roman" w:hAnsi="Times New Roman" w:cs="Times New Roman"/>
-                <w:b/>
-                <w:sz w:val="24"/>
-                <w:szCs w:val="24"/>
-              </w:rPr>
-            </w:pPr>
-            <w:r>
-              <w:rPr>
-                <w:rFonts w:ascii="Times New Roman" w:hAnsi="Times New Roman" w:cs="Times New Roman"/>
-                <w:b/>
-                <w:sz w:val="24"/>
-                <w:szCs w:val="24"/>
-              </w:rPr>
-              <w:t>检测人：</w:t>
-            </w:r>
-          </w:p>
-        </w:tc>
-        <w:tc>
-          <w:tcPr>
-            <w:tcW w:w="2306" w:type="dxa"/>
-            <w:vAlign w:val="center"/>
-          </w:tcPr>
-          <w:p>
-            <w:pPr>
-              <w:pStyle w:val="22"/>
-              <w:spacing w:before="13"/>
-              <w:jc w:val="both"/>
-              <w:rPr>
-                <w:rFonts w:ascii="Times New Roman" w:hAnsi="Times New Roman" w:cs="Times New Roman"/>
-                <w:b/>
-                <w:sz w:val="24"/>
-                <w:szCs w:val="24"/>
-              </w:rPr>
-            </w:pPr>
-            <w:r>
-              <w:rPr>
-                <w:sz w:val="24"/>
-              </w:rPr>
-              <mc:AlternateContent>
-                <mc:Choice Requires="wpg">
-                  <w:drawing>
-                    <wp:anchor distT="0" distB="0" distL="114300" distR="114300" simplePos="0" relativeHeight="251659264" behindDoc="0" locked="0" layoutInCell="1" allowOverlap="1">
-                      <wp:simplePos x="0" y="0"/>
-                      <wp:positionH relativeFrom="column">
-                        <wp:posOffset>-521335</wp:posOffset>
-                      </wp:positionH>
-                      <wp:positionV relativeFrom="paragraph">
-                        <wp:posOffset>-472440</wp:posOffset>
-                      </wp:positionV>
-                      <wp:extent cx="1443355" cy="1443355"/>
-                      <wp:effectExtent l="0" t="0" r="4445" b="4445"/>
-                      <wp:wrapNone/>
-                      <wp:docPr id="12" name="组合 12"/>
-                      <wp:cNvGraphicFramePr/>
-                      <a:graphic xmlns:a="http://schemas.openxmlformats.org/drawingml/2006/main">
-                        <a:graphicData uri="http://schemas.microsoft.com/office/word/2010/wordprocessingGroup">
-                          <wpg:wgp>
-                            <wpg:cNvGrpSpPr/>
-                            <wpg:grpSpPr>
-                              <a:xfrm>
-                                <a:off x="0" y="0"/>
-                                <a:ext cx="1443355" cy="1443355"/>
-                                <a:chOff x="3513" y="94449"/>
-                                <a:chExt cx="2273" cy="2273"/>
-                              </a:xfrm>
-                            </wpg:grpSpPr>
-                            <pic:pic xmlns:pic="http://schemas.openxmlformats.org/drawingml/2006/picture">
-                              <pic:nvPicPr>
-                                <pic:cNvPr id="110" name="图片 29" descr="IMG_256"/>
-                                <pic:cNvPicPr>
-                                  <a:picLocks noChangeAspect="1"/>
-                                </pic:cNvPicPr>
-                              </pic:nvPicPr>
-                              <pic:blipFill>
-                                <a:blip r:embed="rId14">
-                                  <a:clrChange>
-                                    <a:clrFrom>
-                                      <a:srgbClr val="FFFFFF">
-                                        <a:alpha val="100000"/>
-                                      </a:srgbClr>
-                                    </a:clrFrom>
-                                    <a:clrTo>
-                                      <a:srgbClr val="FFFFFF">
-                                        <a:alpha val="100000"/>
-                                        <a:alpha val="0"/>
-                                      </a:srgbClr>
-                                    </a:clrTo>
-                                  </a:clrChange>
-                                </a:blip>
-                                <a:stretch>
-                                  <a:fillRect/>
-                                </a:stretch>
-                              </pic:blipFill>
-                              <pic:spPr>
-                                <a:xfrm>
-                                  <a:off x="4208" y="95052"/>
-                                  <a:ext cx="975" cy="570"/>
-                                </a:xfrm>
-                                <a:prstGeom prst="rect">
-                                  <a:avLst/>
-                                </a:prstGeom>
-                                <a:noFill/>
-                                <a:ln w="9525">
-                                  <a:noFill/>
-                                </a:ln>
-                              </pic:spPr>
-                            </pic:pic>
-                            <pic:pic xmlns:pic="http://schemas.openxmlformats.org/drawingml/2006/picture">
-                              <pic:nvPicPr>
-                                <pic:cNvPr id="16" name="图片 25"/>
-                                <pic:cNvPicPr>
-                                  <a:picLocks noChangeAspect="1" noChangeArrowheads="1"/>
-                                </pic:cNvPicPr>
-                              </pic:nvPicPr>
-                              <pic:blipFill>
-                                <a:blip r:embed="rId11">
-                                  <a:extLst>
-                                    <a:ext uri="{28A0092B-C50C-407E-A947-70E740481C1C}">
-                                      <a14:useLocalDpi xmlns:a14="http://schemas.microsoft.com/office/drawing/2010/main" val="0"/>
-                                    </a:ext>
-                                  </a:extLst>
-                                </a:blip>
-                                <a:srcRect/>
-                                <a:stretch>
-                                  <a:fillRect/>
-                                </a:stretch>
-                              </pic:blipFill>
-                              <pic:spPr>
-                                <a:xfrm>
-                                  <a:off x="3513" y="94449"/>
-                                  <a:ext cx="2273" cy="2273"/>
-                                </a:xfrm>
-                                <a:prstGeom prst="rect">
-                                  <a:avLst/>
-                                </a:prstGeom>
-                                <a:noFill/>
-                                <a:ln>
-                                  <a:noFill/>
-                                </a:ln>
-                              </pic:spPr>
-                            </pic:pic>
-                          </wpg:wgp>
-                        </a:graphicData>
-                      </a:graphic>
-                    </wp:anchor>
-                  </w:drawing>
-                </mc:Choice>
-                <mc:Fallback>
-                  <w:pict>
-                    <v:group id="_x0000_s1026" o:spid="_x0000_s1026" o:spt="203" style="position:absolute;left:0pt;margin-left:-41.05pt;margin-top:-37.2pt;height:113.65pt;width:113.65pt;z-index:251659264;mso-width-relative:page;mso-height-relative:page;" coordorigin="3513,94449" coordsize="2273,2273" o:gfxdata="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">
-                      <o:lock v:ext="edit" aspectratio="f"/>
-                      <v:shape id="图片 29" o:spid="_x0000_s1026" o:spt="75" alt="IMG_256" type="#_x0000_t75" style="position:absolute;left:4208;top:95052;height:570;width:975;" filled="f" o:preferrelative="t" stroked="f" coordsize="21600,21600" o:gfxdata="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">
-                        <v:fill on="f" focussize="0,0"/>
-                        <v:stroke on="f"/>
-                        <v:imagedata r:id="rId14" chromakey="#FFFFFF" o:title=""/>
-                        <o:lock v:ext="edit" aspectratio="t"/>
-                      </v:shape>
-                      <v:shape id="图片 25" o:spid="_x0000_s1026" o:spt="75" type="#_x0000_t75" style="position:absolute;left:3513;top:94449;height:2273;width:2273;" filled="f" o:preferrelative="t" stroked="f" coordsize="21600,21600" o:gfxdata="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">
-                        <v:fill on="f" focussize="0,0"/>
-                        <v:stroke on="f"/>
-                        <v:imagedata r:id="rId11" o:title=""/>
-                        <o:lock v:ext="edit" aspectratio="t"/>
-                      </v:shape>
-                    </v:group>
-                  </w:pict>
-                </mc:Fallback>
-              </mc:AlternateContent>
-            </w:r>
-          </w:p>
-        </w:tc>
-        <w:tc>
-          <w:tcPr>
-            <w:tcW w:w="1373" w:type="dxa"/>
-            <w:vAlign w:val="center"/>
-          </w:tcPr>
-          <w:p>
-            <w:pPr>
-              <w:pStyle w:val="22"/>
-              <w:spacing w:before="13"/>
-              <w:jc w:val="both"/>
-              <w:rPr>
-                <w:rFonts w:ascii="Times New Roman" w:hAnsi="Times New Roman" w:cs="Times New Roman"/>
-                <w:b/>
-                <w:sz w:val="24"/>
-                <w:szCs w:val="24"/>
-              </w:rPr>
-            </w:pPr>
-            <w:r>
-              <w:rPr>
-                <w:rFonts w:hint="eastAsia" w:ascii="Times New Roman" w:hAnsi="Times New Roman" w:cs="Times New Roman"/>
-                <w:b/>
-                <w:sz w:val="24"/>
-                <w:szCs w:val="24"/>
-                <w:lang w:val="en-US" w:eastAsia="zh-CN"/>
-              </w:rPr>
-              <w:t>报告医生</w:t>
-            </w:r>
-            <w:r>
-              <w:rPr>
-                <w:rFonts w:ascii="Times New Roman" w:hAnsi="Times New Roman" w:cs="Times New Roman"/>
-                <w:b/>
-                <w:sz w:val="24"/>
-                <w:szCs w:val="24"/>
-                <w:lang w:eastAsia="zh-CN"/>
-              </w:rPr>
-              <w:t>：</w:t>
-            </w:r>
-          </w:p>
-        </w:tc>
-        <w:tc>
-          <w:tcPr>
-            <w:tcW w:w="1640" w:type="dxa"/>
-            <w:vAlign w:val="center"/>
-          </w:tcPr>
-          <w:p>
-            <w:pPr>
-              <w:pStyle w:val="22"/>
-              <w:spacing w:before="13"/>
-              <w:ind w:right="15"/>
-              <w:jc w:val="both"/>
-              <w:rPr>
-                <w:rFonts w:ascii="Times New Roman" w:hAnsi="Times New Roman" w:cs="Times New Roman"/>
-                <w:b/>
-                <w:sz w:val="24"/>
-                <w:szCs w:val="24"/>
-              </w:rPr>
-            </w:pPr>
-          </w:p>
-        </w:tc>
-        <w:tc>
-          <w:tcPr>
-            <w:tcW w:w="2475" w:type="dxa"/>
-            <w:vAlign w:val="center"/>
-          </w:tcPr>
-          <w:p>
-            <w:pPr>
-              <w:pStyle w:val="22"/>
-              <w:spacing w:before="13"/>
-              <w:ind w:right="15"/>
-              <w:jc w:val="both"/>
-              <w:rPr>
-                <w:rFonts w:hint="eastAsia" w:ascii="Times New Roman" w:hAnsi="Times New Roman" w:eastAsia="宋体" w:cs="Times New Roman"/>
-                <w:b/>
-                <w:sz w:val="24"/>
-                <w:szCs w:val="24"/>
-                <w:lang w:val="en-US" w:eastAsia="zh-CN"/>
-              </w:rPr>
-            </w:pPr>
-            <w:r>
-              <w:rPr>
-                <w:rFonts w:hint="eastAsia" w:ascii="Times New Roman" w:hAnsi="Times New Roman" w:cs="Times New Roman"/>
-                <w:b/>
-                <w:sz w:val="24"/>
-                <w:szCs w:val="24"/>
-                <w:lang w:val="en-US" w:eastAsia="zh-CN"/>
-              </w:rPr>
-              <w:t>审核医生：</w:t>
-            </w:r>
-          </w:p>
-        </w:tc>
-      </w:tr>
-      <w:tr>
-        <w:tblPrEx>
-          <w:tblCellMar>
-            <w:top w:w="0" w:type="dxa"/>
-            <w:left w:w="0" w:type="dxa"/>
-            <w:bottom w:w="0" w:type="dxa"/>
-            <w:right w:w="0" w:type="dxa"/>
-          </w:tblCellMar>
-        </w:tblPrEx>
-        <w:trPr>
-          <w:trHeight w:val="457" w:hRule="exact"/>
-          <w:jc w:val="right"/>
-        </w:trPr>
-        <w:tc>
-          <w:tcPr>
-            <w:tcW w:w="1272" w:type="dxa"/>
-            <w:vAlign w:val="center"/>
-          </w:tcPr>
-          <w:p>
-            <w:pPr>
-              <w:pStyle w:val="22"/>
-              <w:spacing w:line="341" w:lineRule="exact"/>
-              <w:ind w:left="13" w:right="165"/>
-              <w:jc w:val="both"/>
-              <w:rPr>
-                <w:rFonts w:ascii="Times New Roman" w:hAnsi="Times New Roman" w:cs="Times New Roman"/>
-                <w:b/>
-                <w:sz w:val="24"/>
-                <w:szCs w:val="24"/>
-              </w:rPr>
-            </w:pPr>
-            <w:r>
-              <w:rPr>
-                <w:rFonts w:ascii="Times New Roman" w:hAnsi="Times New Roman" w:cs="Times New Roman"/>
-                <w:b/>
-                <w:sz w:val="24"/>
-                <w:szCs w:val="24"/>
-              </w:rPr>
-              <w:t>日</w:t>
-            </w:r>
-            <w:r>
-              <w:rPr>
-                <w:rFonts w:ascii="Times New Roman" w:hAnsi="Times New Roman" w:cs="Times New Roman"/>
-                <w:b/>
-                <w:sz w:val="24"/>
-                <w:szCs w:val="24"/>
-                <w:lang w:eastAsia="zh-CN"/>
-              </w:rPr>
-              <w:t xml:space="preserve">  </w:t>
-            </w:r>
-            <w:r>
-              <w:rPr>
-                <w:rFonts w:ascii="Times New Roman" w:hAnsi="Times New Roman" w:cs="Times New Roman"/>
-                <w:b/>
-                <w:sz w:val="24"/>
-                <w:szCs w:val="24"/>
-              </w:rPr>
-              <w:t>期：</w:t>
-            </w:r>
-          </w:p>
-        </w:tc>
-        <w:tc>
-          <w:tcPr>
-            <w:tcW w:w="2306" w:type="dxa"/>
-            <w:vAlign w:val="center"/>
-          </w:tcPr>
-          <w:p>
-            <w:pPr>
-              <w:pStyle w:val="22"/>
-              <w:spacing w:line="363" w:lineRule="exact"/>
-              <w:jc w:val="both"/>
-              <w:rPr>
-                <w:rFonts w:ascii="Times New Roman" w:hAnsi="Times New Roman" w:cs="Times New Roman"/>
-                <w:sz w:val="24"/>
-                <w:szCs w:val="24"/>
-              </w:rPr>
-            </w:pPr>
-            <w:r>
-              <w:rPr>
-                <w:rFonts w:ascii="Times New Roman" w:hAnsi="Times New Roman" w:cs="Times New Roman"/>
-                <w:kern w:val="2"/>
-                <w:sz w:val="24"/>
-                <w:szCs w:val="24"/>
-                <w:lang w:eastAsia="zh-CN"/>
-              </w:rPr>
-              <w:t>{{ reportdate }}</w:t>
-            </w:r>
-          </w:p>
-        </w:tc>
-        <w:tc>
-          <w:tcPr>
-            <w:tcW w:w="1373" w:type="dxa"/>
-            <w:vAlign w:val="center"/>
-          </w:tcPr>
-          <w:p>
-            <w:pPr>
-              <w:pStyle w:val="22"/>
-              <w:spacing w:line="341" w:lineRule="exact"/>
-              <w:jc w:val="both"/>
-              <w:rPr>
-                <w:rFonts w:ascii="Times New Roman" w:hAnsi="Times New Roman" w:cs="Times New Roman"/>
-                <w:b/>
-                <w:sz w:val="24"/>
-                <w:szCs w:val="24"/>
-              </w:rPr>
-            </w:pPr>
-          </w:p>
-        </w:tc>
-        <w:tc>
-          <w:tcPr>
-            <w:tcW w:w="1640" w:type="dxa"/>
-            <w:vAlign w:val="center"/>
-          </w:tcPr>
-          <w:p>
-            <w:pPr>
-              <w:pStyle w:val="22"/>
-              <w:spacing w:line="363" w:lineRule="exact"/>
-              <w:ind w:right="15"/>
-              <w:jc w:val="both"/>
-              <w:rPr>
-                <w:rFonts w:ascii="Times New Roman" w:hAnsi="Times New Roman" w:cs="Times New Roman"/>
-                <w:sz w:val="24"/>
-                <w:szCs w:val="24"/>
-              </w:rPr>
-            </w:pPr>
-          </w:p>
-        </w:tc>
-        <w:tc>
-          <w:tcPr>
-            <w:tcW w:w="2475" w:type="dxa"/>
-            <w:vAlign w:val="center"/>
-          </w:tcPr>
-          <w:p>
-            <w:pPr>
-              <w:pStyle w:val="22"/>
-              <w:spacing w:line="363" w:lineRule="exact"/>
-              <w:ind w:right="15"/>
-              <w:jc w:val="both"/>
-              <w:rPr>
-                <w:rFonts w:ascii="Times New Roman" w:hAnsi="Times New Roman" w:cs="Times New Roman"/>
-                <w:kern w:val="2"/>
-                <w:sz w:val="24"/>
-                <w:szCs w:val="24"/>
-                <w:lang w:eastAsia="zh-CN"/>
-              </w:rPr>
-            </w:pPr>
-          </w:p>
-        </w:tc>
-      </w:tr>
-    </w:tbl>
-    <w:p>
-      <w:pPr>
-        <w:rPr>
-          <w:rFonts w:ascii="Times New Roman" w:hAnsi="Times New Roman" w:eastAsia="微软雅黑" w:cs="Times New Roman"/>
-          <w:sz w:val="24"/>
-          <w:szCs w:val="24"/>
-          <w:lang w:eastAsia="zh-CN"/>
-        </w:rPr>
-      </w:pPr>
-      <w:r>
-        <w:rPr>
-          <w:rFonts w:hint="eastAsia" w:ascii="Times New Roman" w:hAnsi="Times New Roman" w:eastAsia="微软雅黑" w:cs="Times New Roman"/>
-          <w:sz w:val="24"/>
-          <w:szCs w:val="24"/>
-          <w:lang w:eastAsia="zh-CN"/>
-        </w:rPr>
-        <w:t xml:space="preserve">{% endif %}{% if testedby == </w:t>
-      </w:r>
-      <w:r>
-        <w:rPr>
-          <w:rFonts w:ascii="Times New Roman" w:hAnsi="Times New Roman" w:eastAsia="微软雅黑" w:cs="Times New Roman"/>
-          <w:sz w:val="24"/>
-          <w:szCs w:val="24"/>
-          <w:lang w:eastAsia="zh-CN"/>
-        </w:rPr>
-        <w:t>“</w:t>
-      </w:r>
-      <w:r>
-        <w:rPr>
-          <w:rFonts w:hint="eastAsia" w:ascii="Times New Roman" w:hAnsi="Times New Roman" w:eastAsia="微软雅黑" w:cs="Times New Roman"/>
-          <w:sz w:val="24"/>
-          <w:szCs w:val="24"/>
-          <w:lang w:eastAsia="zh-CN"/>
-        </w:rPr>
-        <w:t>5</w:t>
-      </w:r>
-      <w:r>
-        <w:rPr>
-          <w:rFonts w:ascii="Times New Roman" w:hAnsi="Times New Roman" w:eastAsia="微软雅黑" w:cs="Times New Roman"/>
-          <w:sz w:val="24"/>
-          <w:szCs w:val="24"/>
-          <w:lang w:eastAsia="zh-CN"/>
-        </w:rPr>
-        <w:t>”</w:t>
-      </w:r>
-      <w:r>
-        <w:rPr>
-          <w:rFonts w:hint="eastAsia" w:ascii="Times New Roman" w:hAnsi="Times New Roman" w:eastAsia="微软雅黑" w:cs="Times New Roman"/>
-          <w:sz w:val="24"/>
-          <w:szCs w:val="24"/>
-          <w:lang w:eastAsia="zh-CN"/>
-        </w:rPr>
-        <w:t xml:space="preserve"> %}</w:t>
-      </w:r>
-    </w:p>
-    <w:p>
-      <w:pPr>
-        <w:rPr>
-          <w:lang w:eastAsia="zh-CN"/>
-        </w:rPr>
-      </w:pPr>
-    </w:p>
-    <w:p>
-      <w:pPr>
-        <w:rPr>
           <w:lang w:eastAsia="zh-CN"/>
         </w:rPr>
       </w:pPr>
@@ -7133,6 +6505,140 @@
                 <w:szCs w:val="24"/>
               </w:rPr>
             </w:pPr>
+            <w:r>
+              <w:rPr>
+                <w:sz w:val="24"/>
+              </w:rPr>
+              <mc:AlternateContent>
+                <mc:Choice Requires="wpg">
+                  <w:drawing>
+                    <wp:anchor distT="0" distB="0" distL="114300" distR="114300" simplePos="0" relativeHeight="251660288" behindDoc="0" locked="0" layoutInCell="1" allowOverlap="1">
+                      <wp:simplePos x="0" y="0"/>
+                      <wp:positionH relativeFrom="column">
+                        <wp:posOffset>-521335</wp:posOffset>
+                      </wp:positionH>
+                      <wp:positionV relativeFrom="paragraph">
+                        <wp:posOffset>-472440</wp:posOffset>
+                      </wp:positionV>
+                      <wp:extent cx="1443355" cy="1443355"/>
+                      <wp:effectExtent l="0" t="0" r="4445" b="4445"/>
+                      <wp:wrapNone/>
+                      <wp:docPr id="13" name="组合 13"/>
+                      <wp:cNvGraphicFramePr/>
+                      <a:graphic xmlns:a="http://schemas.openxmlformats.org/drawingml/2006/main">
+                        <a:graphicData uri="http://schemas.microsoft.com/office/word/2010/wordprocessingGroup">
+                          <wpg:wgp>
+                            <wpg:cNvGrpSpPr/>
+                            <wpg:grpSpPr>
+                              <a:xfrm>
+                                <a:off x="0" y="0"/>
+                                <a:ext cx="1443355" cy="1443355"/>
+                                <a:chOff x="3513" y="94449"/>
+                                <a:chExt cx="2273" cy="2273"/>
+                              </a:xfrm>
+                            </wpg:grpSpPr>
+                            <pic:pic xmlns:pic="http://schemas.openxmlformats.org/drawingml/2006/picture">
+                              <pic:nvPicPr>
+                                <pic:cNvPr id="110" name="图片 29" descr="IMG_256"/>
+                                <pic:cNvPicPr>
+                                  <a:picLocks noChangeAspect="1"/>
+                                </pic:cNvPicPr>
+                              </pic:nvPicPr>
+                              <pic:blipFill>
+                                <a:blip r:embed="rId13">
+                                  <a:clrChange>
+                                    <a:clrFrom>
+                                      <a:srgbClr val="FFFFFF">
+                                        <a:alpha val="100000"/>
+                                      </a:srgbClr>
+                                    </a:clrFrom>
+                                    <a:clrTo>
+                                      <a:srgbClr val="FFFFFF">
+                                        <a:alpha val="100000"/>
+                                        <a:alpha val="0"/>
+                                      </a:srgbClr>
+                                    </a:clrTo>
+                                  </a:clrChange>
+                                </a:blip>
+                                <a:stretch>
+                                  <a:fillRect/>
+                                </a:stretch>
+                              </pic:blipFill>
+                              <pic:spPr>
+                                <a:xfrm>
+                                  <a:off x="4208" y="95052"/>
+                                  <a:ext cx="975" cy="570"/>
+                                </a:xfrm>
+                                <a:prstGeom prst="rect">
+                                  <a:avLst/>
+                                </a:prstGeom>
+                                <a:noFill/>
+                                <a:ln w="9525">
+                                  <a:noFill/>
+                                </a:ln>
+                              </pic:spPr>
+                            </pic:pic>
+                            <pic:pic xmlns:pic="http://schemas.openxmlformats.org/drawingml/2006/picture">
+                              <pic:nvPicPr>
+                                <pic:cNvPr id="33" name="图片 25"/>
+                                <pic:cNvPicPr>
+                                  <a:picLocks noChangeAspect="1" noChangeArrowheads="1"/>
+                                </pic:cNvPicPr>
+                              </pic:nvPicPr>
+                              <pic:blipFill>
+                                <a:blip r:embed="rId10">
+                                  <a:extLst>
+                                    <a:ext uri="{28A0092B-C50C-407E-A947-70E740481C1C}">
+                                      <a14:useLocalDpi xmlns:a14="http://schemas.microsoft.com/office/drawing/2010/main" val="0"/>
+                                    </a:ext>
+                                  </a:extLst>
+                                </a:blip>
+                                <a:srcRect/>
+                                <a:stretch>
+                                  <a:fillRect/>
+                                </a:stretch>
+                              </pic:blipFill>
+                              <pic:spPr>
+                                <a:xfrm>
+                                  <a:off x="3513" y="94449"/>
+                                  <a:ext cx="2273" cy="2273"/>
+                                </a:xfrm>
+                                <a:prstGeom prst="rect">
+                                  <a:avLst/>
+                                </a:prstGeom>
+                                <a:noFill/>
+                                <a:ln>
+                                  <a:noFill/>
+                                </a:ln>
+                              </pic:spPr>
+                            </pic:pic>
+                          </wpg:wgp>
+                        </a:graphicData>
+                      </a:graphic>
+                    </wp:anchor>
+                  </w:drawing>
+                </mc:Choice>
+                <mc:Fallback>
+                  <w:pict>
+                    <v:group id="_x0000_s1026" o:spid="_x0000_s1026" o:spt="203" style="position:absolute;left:0pt;margin-left:-41.05pt;margin-top:-37.2pt;height:113.65pt;width:113.65pt;z-index:251660288;mso-width-relative:page;mso-height-relative:page;" coordorigin="3513,94449" coordsize="2273,2273" o:gfxdata="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">
+                      <o:lock v:ext="edit" aspectratio="f"/>
+                      <v:shape id="图片 29" o:spid="_x0000_s1026" o:spt="75" alt="IMG_256" type="#_x0000_t75" style="position:absolute;left:4208;top:95052;height:570;width:975;" filled="f" o:preferrelative="t" stroked="f" coordsize="21600,21600" o:gfxdata="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">
+                        <v:fill on="f" focussize="0,0"/>
+                        <v:stroke on="f"/>
+                        <v:imagedata r:id="rId13" chromakey="#FFFFFF" o:title=""/>
+                        <o:lock v:ext="edit" aspectratio="t"/>
+                      </v:shape>
+                      <v:shape id="图片 25" o:spid="_x0000_s1026" o:spt="75" type="#_x0000_t75" style="position:absolute;left:3513;top:94449;height:2273;width:2273;" filled="f" o:preferrelative="t" stroked="f" coordsize="21600,21600" o:gfxdata="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">
+                        <v:fill on="f" focussize="0,0"/>
+                        <v:stroke on="f"/>
+                        <v:imagedata r:id="rId10" o:title=""/>
+                        <o:lock v:ext="edit" aspectratio="t"/>
+                      </v:shape>
+                    </v:group>
+                  </w:pict>
+                </mc:Fallback>
+              </mc:AlternateContent>
+            </w:r>
           </w:p>
         </w:tc>
         <w:tc>
@@ -7410,7 +6916,7 @@
           <w:szCs w:val="24"/>
           <w:lang w:eastAsia="zh-CN"/>
         </w:rPr>
-        <w:t>6</w:t>
+        <w:t>5</w:t>
       </w:r>
       <w:r>
         <w:rPr>
@@ -7434,9 +6940,6 @@
     <w:p>
       <w:pPr>
         <w:rPr>
-          <w:rFonts w:ascii="Times New Roman" w:hAnsi="Times New Roman" w:eastAsia="微软雅黑" w:cs="Times New Roman"/>
-          <w:sz w:val="24"/>
-          <w:szCs w:val="24"/>
           <w:lang w:eastAsia="zh-CN"/>
         </w:rPr>
       </w:pPr>
@@ -7444,9 +6947,6 @@
     <w:p>
       <w:pPr>
         <w:rPr>
-          <w:rFonts w:ascii="Times New Roman" w:hAnsi="Times New Roman" w:eastAsia="微软雅黑" w:cs="Times New Roman"/>
-          <w:sz w:val="24"/>
-          <w:szCs w:val="24"/>
           <w:lang w:eastAsia="zh-CN"/>
         </w:rPr>
       </w:pPr>
@@ -7776,6 +7276,538 @@
     <w:p>
       <w:pPr>
         <w:rPr>
+          <w:rFonts w:ascii="Times New Roman" w:hAnsi="Times New Roman" w:eastAsia="微软雅黑" w:cs="Times New Roman"/>
+          <w:sz w:val="24"/>
+          <w:szCs w:val="24"/>
+          <w:lang w:eastAsia="zh-CN"/>
+        </w:rPr>
+      </w:pPr>
+      <w:r>
+        <w:rPr>
+          <w:rFonts w:hint="eastAsia" w:ascii="Times New Roman" w:hAnsi="Times New Roman" w:eastAsia="微软雅黑" w:cs="Times New Roman"/>
+          <w:sz w:val="24"/>
+          <w:szCs w:val="24"/>
+          <w:lang w:eastAsia="zh-CN"/>
+        </w:rPr>
+        <w:t xml:space="preserve">{% endif %}{% if testedby == </w:t>
+      </w:r>
+      <w:r>
+        <w:rPr>
+          <w:rFonts w:ascii="Times New Roman" w:hAnsi="Times New Roman" w:eastAsia="微软雅黑" w:cs="Times New Roman"/>
+          <w:sz w:val="24"/>
+          <w:szCs w:val="24"/>
+          <w:lang w:eastAsia="zh-CN"/>
+        </w:rPr>
+        <w:t>“</w:t>
+      </w:r>
+      <w:r>
+        <w:rPr>
+          <w:rFonts w:hint="eastAsia" w:ascii="Times New Roman" w:hAnsi="Times New Roman" w:eastAsia="微软雅黑" w:cs="Times New Roman"/>
+          <w:sz w:val="24"/>
+          <w:szCs w:val="24"/>
+          <w:lang w:eastAsia="zh-CN"/>
+        </w:rPr>
+        <w:t>6</w:t>
+      </w:r>
+      <w:r>
+        <w:rPr>
+          <w:rFonts w:ascii="Times New Roman" w:hAnsi="Times New Roman" w:eastAsia="微软雅黑" w:cs="Times New Roman"/>
+          <w:sz w:val="24"/>
+          <w:szCs w:val="24"/>
+          <w:lang w:eastAsia="zh-CN"/>
+        </w:rPr>
+        <w:t>”</w:t>
+      </w:r>
+      <w:r>
+        <w:rPr>
+          <w:rFonts w:hint="eastAsia" w:ascii="Times New Roman" w:hAnsi="Times New Roman" w:eastAsia="微软雅黑" w:cs="Times New Roman"/>
+          <w:sz w:val="24"/>
+          <w:szCs w:val="24"/>
+          <w:lang w:eastAsia="zh-CN"/>
+        </w:rPr>
+        <w:t xml:space="preserve"> %}</w:t>
+      </w:r>
+    </w:p>
+    <w:p>
+      <w:pPr>
+        <w:rPr>
+          <w:rFonts w:ascii="Times New Roman" w:hAnsi="Times New Roman" w:eastAsia="微软雅黑" w:cs="Times New Roman"/>
+          <w:sz w:val="24"/>
+          <w:szCs w:val="24"/>
+          <w:lang w:eastAsia="zh-CN"/>
+        </w:rPr>
+      </w:pPr>
+    </w:p>
+    <w:p>
+      <w:pPr>
+        <w:rPr>
+          <w:rFonts w:ascii="Times New Roman" w:hAnsi="Times New Roman" w:eastAsia="微软雅黑" w:cs="Times New Roman"/>
+          <w:sz w:val="24"/>
+          <w:szCs w:val="24"/>
+          <w:lang w:eastAsia="zh-CN"/>
+        </w:rPr>
+      </w:pPr>
+    </w:p>
+    <w:tbl>
+      <w:tblPr>
+        <w:tblStyle w:val="33"/>
+        <w:tblW w:w="9066" w:type="dxa"/>
+        <w:jc w:val="right"/>
+        <w:tblLayout w:type="fixed"/>
+        <w:tblCellMar>
+          <w:top w:w="0" w:type="dxa"/>
+          <w:left w:w="0" w:type="dxa"/>
+          <w:bottom w:w="0" w:type="dxa"/>
+          <w:right w:w="0" w:type="dxa"/>
+        </w:tblCellMar>
+      </w:tblPr>
+      <w:tblGrid>
+        <w:gridCol w:w="1272"/>
+        <w:gridCol w:w="2306"/>
+        <w:gridCol w:w="1373"/>
+        <w:gridCol w:w="1640"/>
+        <w:gridCol w:w="2475"/>
+      </w:tblGrid>
+      <w:tr>
+        <w:tblPrEx>
+          <w:tblCellMar>
+            <w:top w:w="0" w:type="dxa"/>
+            <w:left w:w="0" w:type="dxa"/>
+            <w:bottom w:w="0" w:type="dxa"/>
+            <w:right w:w="0" w:type="dxa"/>
+          </w:tblCellMar>
+        </w:tblPrEx>
+        <w:trPr>
+          <w:trHeight w:val="441" w:hRule="exact"/>
+          <w:jc w:val="right"/>
+        </w:trPr>
+        <w:tc>
+          <w:tcPr>
+            <w:tcW w:w="1272" w:type="dxa"/>
+            <w:vAlign w:val="center"/>
+          </w:tcPr>
+          <w:p>
+            <w:pPr>
+              <w:pStyle w:val="22"/>
+              <w:spacing w:before="13"/>
+              <w:ind w:left="13" w:right="95"/>
+              <w:jc w:val="both"/>
+              <w:rPr>
+                <w:rFonts w:ascii="Times New Roman" w:hAnsi="Times New Roman" w:cs="Times New Roman"/>
+                <w:b/>
+                <w:sz w:val="24"/>
+                <w:szCs w:val="24"/>
+              </w:rPr>
+            </w:pPr>
+            <w:r>
+              <w:rPr>
+                <w:rFonts w:ascii="Times New Roman" w:hAnsi="Times New Roman" w:cs="Times New Roman"/>
+                <w:b/>
+                <w:sz w:val="24"/>
+                <w:szCs w:val="24"/>
+              </w:rPr>
+              <w:t>检测人：</w:t>
+            </w:r>
+          </w:p>
+        </w:tc>
+        <w:tc>
+          <w:tcPr>
+            <w:tcW w:w="2306" w:type="dxa"/>
+            <w:vAlign w:val="center"/>
+          </w:tcPr>
+          <w:p>
+            <w:pPr>
+              <w:pStyle w:val="22"/>
+              <w:spacing w:before="13"/>
+              <w:jc w:val="both"/>
+              <w:rPr>
+                <w:rFonts w:ascii="Times New Roman" w:hAnsi="Times New Roman" w:cs="Times New Roman"/>
+                <w:b/>
+                <w:sz w:val="24"/>
+                <w:szCs w:val="24"/>
+              </w:rPr>
+            </w:pPr>
+            <w:r>
+              <w:rPr>
+                <w:sz w:val="24"/>
+              </w:rPr>
+              <mc:AlternateContent>
+                <mc:Choice Requires="wpg">
+                  <w:drawing>
+                    <wp:anchor distT="0" distB="0" distL="114300" distR="114300" simplePos="0" relativeHeight="251662336" behindDoc="0" locked="0" layoutInCell="1" allowOverlap="1">
+                      <wp:simplePos x="0" y="0"/>
+                      <wp:positionH relativeFrom="column">
+                        <wp:posOffset>-563245</wp:posOffset>
+                      </wp:positionH>
+                      <wp:positionV relativeFrom="paragraph">
+                        <wp:posOffset>-597535</wp:posOffset>
+                      </wp:positionV>
+                      <wp:extent cx="1443355" cy="1443355"/>
+                      <wp:effectExtent l="0" t="0" r="4445" b="4445"/>
+                      <wp:wrapNone/>
+                      <wp:docPr id="15" name="组合 15"/>
+                      <wp:cNvGraphicFramePr/>
+                      <a:graphic xmlns:a="http://schemas.openxmlformats.org/drawingml/2006/main">
+                        <a:graphicData uri="http://schemas.microsoft.com/office/word/2010/wordprocessingGroup">
+                          <wpg:wgp>
+                            <wpg:cNvGrpSpPr/>
+                            <wpg:grpSpPr>
+                              <a:xfrm>
+                                <a:off x="0" y="0"/>
+                                <a:ext cx="1443355" cy="1443355"/>
+                                <a:chOff x="3447" y="97780"/>
+                                <a:chExt cx="2273" cy="2273"/>
+                              </a:xfrm>
+                            </wpg:grpSpPr>
+                            <pic:pic xmlns:pic="http://schemas.openxmlformats.org/drawingml/2006/picture">
+                              <pic:nvPicPr>
+                                <pic:cNvPr id="50" name="图片 1" descr="IMG_256"/>
+                                <pic:cNvPicPr>
+                                  <a:picLocks noChangeAspect="1"/>
+                                </pic:cNvPicPr>
+                              </pic:nvPicPr>
+                              <pic:blipFill>
+                                <a:blip r:embed="rId14">
+                                  <a:clrChange>
+                                    <a:clrFrom>
+                                      <a:srgbClr val="AAA9A5">
+                                        <a:alpha val="100000"/>
+                                      </a:srgbClr>
+                                    </a:clrFrom>
+                                    <a:clrTo>
+                                      <a:srgbClr val="AAA9A5">
+                                        <a:alpha val="100000"/>
+                                        <a:alpha val="0"/>
+                                      </a:srgbClr>
+                                    </a:clrTo>
+                                  </a:clrChange>
+                                </a:blip>
+                                <a:srcRect l="27431" t="30452" r="31962" b="18126"/>
+                                <a:stretch>
+                                  <a:fillRect/>
+                                </a:stretch>
+                              </pic:blipFill>
+                              <pic:spPr>
+                                <a:xfrm>
+                                  <a:off x="4190" y="98395"/>
+                                  <a:ext cx="781" cy="989"/>
+                                </a:xfrm>
+                                <a:prstGeom prst="rect">
+                                  <a:avLst/>
+                                </a:prstGeom>
+                                <a:noFill/>
+                                <a:ln w="9525">
+                                  <a:noFill/>
+                                </a:ln>
+                              </pic:spPr>
+                            </pic:pic>
+                            <pic:pic xmlns:pic="http://schemas.openxmlformats.org/drawingml/2006/picture">
+                              <pic:nvPicPr>
+                                <pic:cNvPr id="11" name="图片 25"/>
+                                <pic:cNvPicPr>
+                                  <a:picLocks noChangeAspect="1" noChangeArrowheads="1"/>
+                                </pic:cNvPicPr>
+                              </pic:nvPicPr>
+                              <pic:blipFill>
+                                <a:blip r:embed="rId10">
+                                  <a:extLst>
+                                    <a:ext uri="{28A0092B-C50C-407E-A947-70E740481C1C}">
+                                      <a14:useLocalDpi xmlns:a14="http://schemas.microsoft.com/office/drawing/2010/main" val="0"/>
+                                    </a:ext>
+                                  </a:extLst>
+                                </a:blip>
+                                <a:srcRect/>
+                                <a:stretch>
+                                  <a:fillRect/>
+                                </a:stretch>
+                              </pic:blipFill>
+                              <pic:spPr>
+                                <a:xfrm>
+                                  <a:off x="3447" y="97780"/>
+                                  <a:ext cx="2273" cy="2273"/>
+                                </a:xfrm>
+                                <a:prstGeom prst="rect">
+                                  <a:avLst/>
+                                </a:prstGeom>
+                                <a:noFill/>
+                                <a:ln>
+                                  <a:noFill/>
+                                </a:ln>
+                              </pic:spPr>
+                            </pic:pic>
+                          </wpg:wgp>
+                        </a:graphicData>
+                      </a:graphic>
+                    </wp:anchor>
+                  </w:drawing>
+                </mc:Choice>
+                <mc:Fallback>
+                  <w:pict>
+                    <v:group id="_x0000_s1026" o:spid="_x0000_s1026" o:spt="203" style="position:absolute;left:0pt;margin-left:-44.35pt;margin-top:-47.05pt;height:113.65pt;width:113.65pt;z-index:251662336;mso-width-relative:page;mso-height-relative:page;" coordorigin="3447,97780" coordsize="2273,2273" o:gfxdata="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">
+                      <o:lock v:ext="edit" aspectratio="f"/>
+                      <v:shape id="图片 1" o:spid="_x0000_s1026" o:spt="75" alt="IMG_256" type="#_x0000_t75" style="position:absolute;left:4190;top:98395;height:989;width:781;" filled="f" o:preferrelative="t" stroked="f" coordsize="21600,21600" o:gfxdata="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">
+                        <v:fill on="f" focussize="0,0"/>
+                        <v:stroke on="f"/>
+                        <v:imagedata r:id="rId14" cropleft="17977f" croptop="19957f" cropright="20947f" cropbottom="11879f" chromakey="#AAA9A5" o:title=""/>
+                        <o:lock v:ext="edit" aspectratio="t"/>
+                      </v:shape>
+                      <v:shape id="图片 25" o:spid="_x0000_s1026" o:spt="75" type="#_x0000_t75" style="position:absolute;left:3447;top:97780;height:2273;width:2273;" filled="f" o:preferrelative="t" stroked="f" coordsize="21600,21600" o:gfxdata="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">
+                        <v:fill on="f" focussize="0,0"/>
+                        <v:stroke on="f"/>
+                        <v:imagedata r:id="rId10" o:title=""/>
+                        <o:lock v:ext="edit" aspectratio="t"/>
+                      </v:shape>
+                    </v:group>
+                  </w:pict>
+                </mc:Fallback>
+              </mc:AlternateContent>
+            </w:r>
+          </w:p>
+        </w:tc>
+        <w:tc>
+          <w:tcPr>
+            <w:tcW w:w="1373" w:type="dxa"/>
+            <w:vAlign w:val="center"/>
+          </w:tcPr>
+          <w:p>
+            <w:pPr>
+              <w:pStyle w:val="22"/>
+              <w:spacing w:before="13"/>
+              <w:jc w:val="both"/>
+              <w:rPr>
+                <w:rFonts w:ascii="Times New Roman" w:hAnsi="Times New Roman" w:cs="Times New Roman"/>
+                <w:b/>
+                <w:sz w:val="24"/>
+                <w:szCs w:val="24"/>
+              </w:rPr>
+            </w:pPr>
+            <w:r>
+              <w:rPr>
+                <w:rFonts w:hint="eastAsia" w:ascii="Times New Roman" w:hAnsi="Times New Roman" w:cs="Times New Roman"/>
+                <w:b/>
+                <w:sz w:val="24"/>
+                <w:szCs w:val="24"/>
+                <w:lang w:val="en-US" w:eastAsia="zh-CN"/>
+              </w:rPr>
+              <w:t>报告医生</w:t>
+            </w:r>
+            <w:r>
+              <w:rPr>
+                <w:rFonts w:ascii="Times New Roman" w:hAnsi="Times New Roman" w:cs="Times New Roman"/>
+                <w:b/>
+                <w:sz w:val="24"/>
+                <w:szCs w:val="24"/>
+                <w:lang w:eastAsia="zh-CN"/>
+              </w:rPr>
+              <w:t>：</w:t>
+            </w:r>
+          </w:p>
+        </w:tc>
+        <w:tc>
+          <w:tcPr>
+            <w:tcW w:w="1640" w:type="dxa"/>
+            <w:vAlign w:val="center"/>
+          </w:tcPr>
+          <w:p>
+            <w:pPr>
+              <w:pStyle w:val="22"/>
+              <w:spacing w:before="13"/>
+              <w:ind w:right="15"/>
+              <w:jc w:val="both"/>
+              <w:rPr>
+                <w:rFonts w:ascii="Times New Roman" w:hAnsi="Times New Roman" w:cs="Times New Roman"/>
+                <w:b/>
+                <w:sz w:val="24"/>
+                <w:szCs w:val="24"/>
+              </w:rPr>
+            </w:pPr>
+          </w:p>
+        </w:tc>
+        <w:tc>
+          <w:tcPr>
+            <w:tcW w:w="2475" w:type="dxa"/>
+            <w:vAlign w:val="center"/>
+          </w:tcPr>
+          <w:p>
+            <w:pPr>
+              <w:pStyle w:val="22"/>
+              <w:spacing w:before="13"/>
+              <w:ind w:right="15"/>
+              <w:jc w:val="both"/>
+              <w:rPr>
+                <w:rFonts w:hint="eastAsia" w:ascii="Times New Roman" w:hAnsi="Times New Roman" w:eastAsia="宋体" w:cs="Times New Roman"/>
+                <w:b/>
+                <w:sz w:val="24"/>
+                <w:szCs w:val="24"/>
+                <w:lang w:val="en-US" w:eastAsia="zh-CN"/>
+              </w:rPr>
+            </w:pPr>
+            <w:r>
+              <w:rPr>
+                <w:rFonts w:hint="eastAsia" w:ascii="Times New Roman" w:hAnsi="Times New Roman" w:cs="Times New Roman"/>
+                <w:b/>
+                <w:sz w:val="24"/>
+                <w:szCs w:val="24"/>
+                <w:lang w:val="en-US" w:eastAsia="zh-CN"/>
+              </w:rPr>
+              <w:t>审核医生：</w:t>
+            </w:r>
+          </w:p>
+        </w:tc>
+      </w:tr>
+      <w:tr>
+        <w:tblPrEx>
+          <w:tblCellMar>
+            <w:top w:w="0" w:type="dxa"/>
+            <w:left w:w="0" w:type="dxa"/>
+            <w:bottom w:w="0" w:type="dxa"/>
+            <w:right w:w="0" w:type="dxa"/>
+          </w:tblCellMar>
+        </w:tblPrEx>
+        <w:trPr>
+          <w:trHeight w:val="457" w:hRule="exact"/>
+          <w:jc w:val="right"/>
+        </w:trPr>
+        <w:tc>
+          <w:tcPr>
+            <w:tcW w:w="1272" w:type="dxa"/>
+            <w:vAlign w:val="center"/>
+          </w:tcPr>
+          <w:p>
+            <w:pPr>
+              <w:pStyle w:val="22"/>
+              <w:spacing w:line="341" w:lineRule="exact"/>
+              <w:ind w:left="13" w:right="165"/>
+              <w:jc w:val="both"/>
+              <w:rPr>
+                <w:rFonts w:ascii="Times New Roman" w:hAnsi="Times New Roman" w:cs="Times New Roman"/>
+                <w:b/>
+                <w:sz w:val="24"/>
+                <w:szCs w:val="24"/>
+              </w:rPr>
+            </w:pPr>
+            <w:r>
+              <w:rPr>
+                <w:rFonts w:ascii="Times New Roman" w:hAnsi="Times New Roman" w:cs="Times New Roman"/>
+                <w:b/>
+                <w:sz w:val="24"/>
+                <w:szCs w:val="24"/>
+              </w:rPr>
+              <w:t>日</w:t>
+            </w:r>
+            <w:r>
+              <w:rPr>
+                <w:rFonts w:ascii="Times New Roman" w:hAnsi="Times New Roman" w:cs="Times New Roman"/>
+                <w:b/>
+                <w:sz w:val="24"/>
+                <w:szCs w:val="24"/>
+                <w:lang w:eastAsia="zh-CN"/>
+              </w:rPr>
+              <w:t xml:space="preserve">  </w:t>
+            </w:r>
+            <w:r>
+              <w:rPr>
+                <w:rFonts w:ascii="Times New Roman" w:hAnsi="Times New Roman" w:cs="Times New Roman"/>
+                <w:b/>
+                <w:sz w:val="24"/>
+                <w:szCs w:val="24"/>
+              </w:rPr>
+              <w:t>期：</w:t>
+            </w:r>
+          </w:p>
+        </w:tc>
+        <w:tc>
+          <w:tcPr>
+            <w:tcW w:w="2306" w:type="dxa"/>
+            <w:vAlign w:val="center"/>
+          </w:tcPr>
+          <w:p>
+            <w:pPr>
+              <w:pStyle w:val="22"/>
+              <w:spacing w:line="363" w:lineRule="exact"/>
+              <w:jc w:val="both"/>
+              <w:rPr>
+                <w:rFonts w:ascii="Times New Roman" w:hAnsi="Times New Roman" w:cs="Times New Roman"/>
+                <w:sz w:val="24"/>
+                <w:szCs w:val="24"/>
+              </w:rPr>
+            </w:pPr>
+            <w:r>
+              <w:rPr>
+                <w:rFonts w:ascii="Times New Roman" w:hAnsi="Times New Roman" w:cs="Times New Roman"/>
+                <w:kern w:val="2"/>
+                <w:sz w:val="24"/>
+                <w:szCs w:val="24"/>
+                <w:lang w:eastAsia="zh-CN"/>
+              </w:rPr>
+              <w:t>{{ reportdate }}</w:t>
+            </w:r>
+          </w:p>
+        </w:tc>
+        <w:tc>
+          <w:tcPr>
+            <w:tcW w:w="1373" w:type="dxa"/>
+            <w:vAlign w:val="center"/>
+          </w:tcPr>
+          <w:p>
+            <w:pPr>
+              <w:pStyle w:val="22"/>
+              <w:spacing w:line="341" w:lineRule="exact"/>
+              <w:jc w:val="both"/>
+              <w:rPr>
+                <w:rFonts w:ascii="Times New Roman" w:hAnsi="Times New Roman" w:cs="Times New Roman"/>
+                <w:b/>
+                <w:sz w:val="24"/>
+                <w:szCs w:val="24"/>
+              </w:rPr>
+            </w:pPr>
+          </w:p>
+        </w:tc>
+        <w:tc>
+          <w:tcPr>
+            <w:tcW w:w="1640" w:type="dxa"/>
+            <w:vAlign w:val="center"/>
+          </w:tcPr>
+          <w:p>
+            <w:pPr>
+              <w:pStyle w:val="22"/>
+              <w:spacing w:line="363" w:lineRule="exact"/>
+              <w:ind w:right="15"/>
+              <w:jc w:val="both"/>
+              <w:rPr>
+                <w:rFonts w:ascii="Times New Roman" w:hAnsi="Times New Roman" w:cs="Times New Roman"/>
+                <w:sz w:val="24"/>
+                <w:szCs w:val="24"/>
+              </w:rPr>
+            </w:pPr>
+          </w:p>
+        </w:tc>
+        <w:tc>
+          <w:tcPr>
+            <w:tcW w:w="2475" w:type="dxa"/>
+            <w:vAlign w:val="center"/>
+          </w:tcPr>
+          <w:p>
+            <w:pPr>
+              <w:pStyle w:val="22"/>
+              <w:spacing w:line="363" w:lineRule="exact"/>
+              <w:ind w:right="15"/>
+              <w:jc w:val="both"/>
+              <w:rPr>
+                <w:rFonts w:ascii="Times New Roman" w:hAnsi="Times New Roman" w:cs="Times New Roman"/>
+                <w:kern w:val="2"/>
+                <w:sz w:val="24"/>
+                <w:szCs w:val="24"/>
+                <w:lang w:eastAsia="zh-CN"/>
+              </w:rPr>
+            </w:pPr>
+          </w:p>
+        </w:tc>
+      </w:tr>
+    </w:tbl>
+    <w:p>
+      <w:pPr>
+        <w:rPr>
           <w:rFonts w:hint="eastAsia" w:ascii="Times New Roman" w:hAnsi="Times New Roman" w:eastAsia="微软雅黑" w:cs="Times New Roman"/>
           <w:sz w:val="24"/>
           <w:szCs w:val="24"/>
@@ -7821,18 +7853,7 @@
           <w:bCs/>
           <w:lang w:val="en-US" w:eastAsia="zh-CN"/>
         </w:rPr>
-        <w:t>检测合作单位</w:t>
-      </w:r>
-      <w:bookmarkStart w:id="112" w:name="_GoBack"/>
-      <w:bookmarkEnd w:id="112"/>
-      <w:r>
-        <w:rPr>
-          <w:rFonts w:hint="eastAsia" w:eastAsia="宋体"/>
-          <w:b/>
-          <w:bCs/>
-          <w:lang w:val="en-US" w:eastAsia="zh-CN"/>
-        </w:rPr>
-        <w:t>：天津诺禾医学检验所</w:t>
+        <w:t>检测合作单位：天津诺禾医学检验所</w:t>
       </w:r>
       <w:r>
         <w:rPr>
@@ -7860,9 +7881,9 @@
           <w:lang w:eastAsia="zh-CN"/>
         </w:rPr>
       </w:pPr>
-      <w:bookmarkStart w:id="29" w:name="_Toc149832729"/>
+      <w:bookmarkStart w:id="29" w:name="_Toc31425"/>
       <w:bookmarkStart w:id="30" w:name="_Toc24198"/>
-      <w:bookmarkStart w:id="31" w:name="_Toc31425"/>
+      <w:bookmarkStart w:id="31" w:name="_Toc149832729"/>
       <w:r>
         <w:rPr>
           <w:rFonts w:hint="eastAsia"/>
@@ -9512,14 +9533,14 @@
         </w:numPr>
         <w:jc w:val="left"/>
       </w:pPr>
-      <w:bookmarkStart w:id="32" w:name="_Toc20136_WPSOffice_Level1"/>
-      <w:bookmarkStart w:id="33" w:name="_Toc19184"/>
+      <w:bookmarkStart w:id="32" w:name="_Toc12381"/>
+      <w:bookmarkStart w:id="33" w:name="_Toc20136_WPSOffice_Level1"/>
       <w:bookmarkStart w:id="34" w:name="_Toc2781"/>
-      <w:bookmarkStart w:id="35" w:name="_Toc19898_WPSOffice_Level1"/>
-      <w:bookmarkStart w:id="36" w:name="_Toc12381"/>
-      <w:bookmarkStart w:id="37" w:name="_Toc16159"/>
+      <w:bookmarkStart w:id="35" w:name="_Toc14062"/>
+      <w:bookmarkStart w:id="36" w:name="_Toc16159"/>
+      <w:bookmarkStart w:id="37" w:name="_Toc19184"/>
       <w:bookmarkStart w:id="38" w:name="_Toc22132"/>
-      <w:bookmarkStart w:id="39" w:name="_Toc14062"/>
+      <w:bookmarkStart w:id="39" w:name="_Toc19898_WPSOffice_Level1"/>
       <w:r>
         <w:t>检测结果及用药提示</w:t>
       </w:r>
@@ -9546,14 +9567,14 @@
           <w:lang w:eastAsia="zh-CN"/>
         </w:rPr>
       </w:pPr>
-      <w:bookmarkStart w:id="40" w:name="_Toc9088"/>
-      <w:bookmarkStart w:id="41" w:name="_Toc18062_WPSOffice_Level2"/>
-      <w:bookmarkStart w:id="42" w:name="_Toc24979"/>
+      <w:bookmarkStart w:id="40" w:name="_Toc23375"/>
+      <w:bookmarkStart w:id="41" w:name="_Toc24979"/>
+      <w:bookmarkStart w:id="42" w:name="_Toc9088"/>
       <w:bookmarkStart w:id="43" w:name="_Toc22976"/>
-      <w:bookmarkStart w:id="44" w:name="_Toc11015_WPSOffice_Level2"/>
-      <w:bookmarkStart w:id="45" w:name="_Toc23375"/>
-      <w:bookmarkStart w:id="46" w:name="_Toc10439"/>
-      <w:bookmarkStart w:id="47" w:name="_Toc30265"/>
+      <w:bookmarkStart w:id="44" w:name="_Toc10439"/>
+      <w:bookmarkStart w:id="45" w:name="_Toc30265"/>
+      <w:bookmarkStart w:id="46" w:name="_Toc18062_WPSOffice_Level2"/>
+      <w:bookmarkStart w:id="47" w:name="_Toc11015_WPSOffice_Level2"/>
       <w:r>
         <w:rPr>
           <w:color w:val="auto"/>
@@ -14378,10 +14399,10 @@
           <w:lang w:eastAsia="zh-CN"/>
         </w:rPr>
       </w:pPr>
-      <w:bookmarkStart w:id="48" w:name="_Toc5859"/>
-      <w:bookmarkStart w:id="49" w:name="_Toc149826009"/>
+      <w:bookmarkStart w:id="48" w:name="_Toc149826009"/>
+      <w:bookmarkStart w:id="49" w:name="_Toc22117"/>
       <w:bookmarkStart w:id="50" w:name="_Toc149832733"/>
-      <w:bookmarkStart w:id="51" w:name="_Toc22117"/>
+      <w:bookmarkStart w:id="51" w:name="_Toc5859"/>
       <w:r>
         <w:rPr>
           <w:rFonts w:hint="eastAsia"/>
@@ -14898,14 +14919,14 @@
           <w:lang w:eastAsia="zh-CN"/>
         </w:rPr>
       </w:pPr>
-      <w:bookmarkStart w:id="52" w:name="_Toc23846_WPSOffice_Level1"/>
-      <w:bookmarkStart w:id="53" w:name="_Toc4331_WPSOffice_Level1"/>
-      <w:bookmarkStart w:id="54" w:name="_Toc32443_WPSOffice_Level1"/>
-      <w:bookmarkStart w:id="55" w:name="_Toc25727"/>
+      <w:bookmarkStart w:id="52" w:name="_Toc5598"/>
+      <w:bookmarkStart w:id="53" w:name="_Toc23903"/>
+      <w:bookmarkStart w:id="54" w:name="_Toc25727"/>
+      <w:bookmarkStart w:id="55" w:name="_Toc32661"/>
       <w:bookmarkStart w:id="56" w:name="_Toc28194"/>
-      <w:bookmarkStart w:id="57" w:name="_Toc32661"/>
-      <w:bookmarkStart w:id="58" w:name="_Toc5598"/>
-      <w:bookmarkStart w:id="59" w:name="_Toc23903"/>
+      <w:bookmarkStart w:id="57" w:name="_Toc23846_WPSOffice_Level1"/>
+      <w:bookmarkStart w:id="58" w:name="_Toc4331_WPSOffice_Level1"/>
+      <w:bookmarkStart w:id="59" w:name="_Toc32443_WPSOffice_Level1"/>
       <w:r>
         <w:rPr>
           <w:rFonts w:hint="eastAsia" w:ascii="Times New Roman" w:hAnsi="Times New Roman" w:eastAsia="微软雅黑" w:cs="Times New Roman"/>
@@ -14966,9 +14987,9 @@
         </w:rPr>
       </w:pPr>
       <w:bookmarkStart w:id="60" w:name="_Toc20034"/>
-      <w:bookmarkStart w:id="61" w:name="_Toc106719764"/>
-      <w:bookmarkStart w:id="62" w:name="_Toc10223"/>
-      <w:bookmarkStart w:id="63" w:name="_Toc8968"/>
+      <w:bookmarkStart w:id="61" w:name="_Toc8968"/>
+      <w:bookmarkStart w:id="62" w:name="_Toc106719764"/>
+      <w:bookmarkStart w:id="63" w:name="_Toc10223"/>
       <w:r>
         <w:rPr>
           <w:rFonts w:hint="eastAsia"/>
@@ -18133,14 +18154,14 @@
           <w:lang w:eastAsia="zh-CN"/>
         </w:rPr>
       </w:pPr>
-      <w:bookmarkStart w:id="65" w:name="_Toc13196_WPSOffice_Level1"/>
-      <w:bookmarkStart w:id="66" w:name="_Toc21764_WPSOffice_Level1"/>
-      <w:bookmarkStart w:id="67" w:name="_Toc1707_WPSOffice_Level1"/>
-      <w:bookmarkStart w:id="68" w:name="_Toc2409"/>
-      <w:bookmarkStart w:id="69" w:name="_Toc27302"/>
-      <w:bookmarkStart w:id="70" w:name="_Toc28240"/>
-      <w:bookmarkStart w:id="71" w:name="_Toc16594"/>
-      <w:bookmarkStart w:id="72" w:name="_Toc12505"/>
+      <w:bookmarkStart w:id="65" w:name="_Toc2409"/>
+      <w:bookmarkStart w:id="66" w:name="_Toc13196_WPSOffice_Level1"/>
+      <w:bookmarkStart w:id="67" w:name="_Toc16594"/>
+      <w:bookmarkStart w:id="68" w:name="_Toc27302"/>
+      <w:bookmarkStart w:id="69" w:name="_Toc21764_WPSOffice_Level1"/>
+      <w:bookmarkStart w:id="70" w:name="_Toc12505"/>
+      <w:bookmarkStart w:id="71" w:name="_Toc1707_WPSOffice_Level1"/>
+      <w:bookmarkStart w:id="72" w:name="_Toc28240"/>
       <w:r>
         <w:rPr>
           <w:rFonts w:hint="eastAsia" w:ascii="Times New Roman" w:hAnsi="Times New Roman" w:eastAsia="微软雅黑" w:cs="Times New Roman"/>
@@ -18168,9 +18189,9 @@
       </w:pPr>
       <w:bookmarkStart w:id="73" w:name="_Toc32302"/>
       <w:bookmarkStart w:id="74" w:name="_Toc30088"/>
-      <w:bookmarkStart w:id="75" w:name="_Toc8516"/>
-      <w:bookmarkStart w:id="76" w:name="_Toc149832737"/>
-      <w:bookmarkStart w:id="77" w:name="_Toc149826013"/>
+      <w:bookmarkStart w:id="75" w:name="_Toc149832737"/>
+      <w:bookmarkStart w:id="76" w:name="_Toc149826013"/>
+      <w:bookmarkStart w:id="77" w:name="_Toc8516"/>
       <w:r>
         <w:rPr>
           <w:rFonts w:hint="eastAsia"/>
@@ -22524,12 +22545,6 @@
             <w:insideH w:val="dotted" w:color="45A3A7" w:sz="4" w:space="0"/>
             <w:insideV w:val="dotted" w:color="45A3A7" w:sz="4" w:space="0"/>
           </w:tblBorders>
-          <w:tblCellMar>
-            <w:top w:w="0" w:type="dxa"/>
-            <w:left w:w="108" w:type="dxa"/>
-            <w:bottom w:w="0" w:type="dxa"/>
-            <w:right w:w="108" w:type="dxa"/>
-          </w:tblCellMar>
         </w:tblPrEx>
         <w:trPr>
           <w:trHeight w:val="329" w:hRule="atLeast"/>
@@ -27130,9 +27145,9 @@
         </w:rPr>
       </w:pPr>
       <w:bookmarkStart w:id="78" w:name="_Toc21441"/>
-      <w:bookmarkStart w:id="79" w:name="_Toc27658"/>
-      <w:bookmarkStart w:id="80" w:name="_Toc149832739"/>
-      <w:bookmarkStart w:id="81" w:name="_Toc149826016"/>
+      <w:bookmarkStart w:id="79" w:name="_Toc149832739"/>
+      <w:bookmarkStart w:id="80" w:name="_Toc149826016"/>
+      <w:bookmarkStart w:id="81" w:name="_Toc27658"/>
       <w:r>
         <w:rPr>
           <w:color w:val="auto"/>
@@ -29020,6 +29035,12 @@
             <w:insideH w:val="single" w:color="A4A4A4" w:sz="4" w:space="0"/>
             <w:insideV w:val="single" w:color="A4A4A4" w:sz="4" w:space="0"/>
           </w:tblBorders>
+          <w:tblCellMar>
+            <w:top w:w="0" w:type="dxa"/>
+            <w:left w:w="0" w:type="dxa"/>
+            <w:bottom w:w="0" w:type="dxa"/>
+            <w:right w:w="0" w:type="dxa"/>
+          </w:tblCellMar>
         </w:tblPrEx>
         <w:trPr>
           <w:trHeight w:val="420" w:hRule="atLeast"/>
@@ -29218,13 +29239,13 @@
           <w:lang w:eastAsia="zh-CN"/>
         </w:rPr>
       </w:pPr>
-      <w:bookmarkStart w:id="83" w:name="_Toc24085_WPSOffice_Level1"/>
-      <w:bookmarkStart w:id="84" w:name="_Toc14255_WPSOffice_Level1"/>
+      <w:bookmarkStart w:id="83" w:name="_Toc14255_WPSOffice_Level1"/>
+      <w:bookmarkStart w:id="84" w:name="_Toc31490"/>
       <w:bookmarkStart w:id="85" w:name="_Toc15840_WPSOffice_Level1"/>
-      <w:bookmarkStart w:id="86" w:name="_Toc22807"/>
-      <w:bookmarkStart w:id="87" w:name="_Toc27075"/>
-      <w:bookmarkStart w:id="88" w:name="_Toc31490"/>
-      <w:bookmarkStart w:id="89" w:name="_Toc4168"/>
+      <w:bookmarkStart w:id="86" w:name="_Toc4168"/>
+      <w:bookmarkStart w:id="87" w:name="_Toc22807"/>
+      <w:bookmarkStart w:id="88" w:name="_Toc27075"/>
+      <w:bookmarkStart w:id="89" w:name="_Toc24085_WPSOffice_Level1"/>
       <w:r>
         <w:rPr>
           <w:rFonts w:hint="eastAsia"/>
@@ -32357,11 +32378,11 @@
       <w:bookmarkStart w:id="93" w:name="_Toc3409"/>
       <w:bookmarkStart w:id="94" w:name="_Toc15114"/>
       <w:bookmarkStart w:id="95" w:name="_Toc5142"/>
-      <w:bookmarkStart w:id="96" w:name="_Toc26985_WPSOffice_Level1"/>
-      <w:bookmarkStart w:id="97" w:name="_Toc27693"/>
-      <w:bookmarkStart w:id="98" w:name="_Toc20170_WPSOffice_Level1"/>
+      <w:bookmarkStart w:id="96" w:name="_Toc27693"/>
+      <w:bookmarkStart w:id="97" w:name="_Toc26985_WPSOffice_Level1"/>
+      <w:bookmarkStart w:id="98" w:name="_Toc28454_WPSOffice_Level1"/>
       <w:bookmarkStart w:id="99" w:name="_Toc31185"/>
-      <w:bookmarkStart w:id="100" w:name="_Toc28454_WPSOffice_Level1"/>
+      <w:bookmarkStart w:id="100" w:name="_Toc20170_WPSOffice_Level1"/>
       <w:bookmarkStart w:id="101" w:name="_Toc20924"/>
       <w:r>
         <w:rPr>
@@ -32580,12 +32601,12 @@
       <w:bookmarkStart w:id="103" w:name="_Toc11901"/>
       <w:bookmarkStart w:id="104" w:name="_Toc23613"/>
       <w:bookmarkStart w:id="105" w:name="_Toc4503"/>
-      <w:bookmarkStart w:id="106" w:name="_Toc22623"/>
-      <w:bookmarkStart w:id="107" w:name="_Toc22162_WPSOffice_Level1"/>
-      <w:bookmarkStart w:id="108" w:name="_Toc19584_WPSOffice_Level1"/>
+      <w:bookmarkStart w:id="106" w:name="_Toc14611_WPSOffice_Level1"/>
+      <w:bookmarkStart w:id="107" w:name="_Toc17792_WPSOffice_Level2"/>
+      <w:bookmarkStart w:id="108" w:name="_Toc22623"/>
       <w:bookmarkStart w:id="109" w:name="_Toc13275"/>
-      <w:bookmarkStart w:id="110" w:name="_Toc14611_WPSOffice_Level1"/>
-      <w:bookmarkStart w:id="111" w:name="_Toc17792_WPSOffice_Level2"/>
+      <w:bookmarkStart w:id="110" w:name="_Toc22162_WPSOffice_Level1"/>
+      <w:bookmarkStart w:id="111" w:name="_Toc19584_WPSOffice_Level1"/>
       <w:r>
         <w:rPr>
           <w:rFonts w:hint="eastAsia"/>
@@ -35049,7 +35070,7 @@
         <w:lang w:eastAsia="zh-CN"/>
       </w:rPr>
       <w:drawing>
-        <wp:anchor distT="0" distB="0" distL="0" distR="0" simplePos="0" relativeHeight="251662336" behindDoc="0" locked="0" layoutInCell="1" allowOverlap="1">
+        <wp:anchor distT="0" distB="0" distL="0" distR="0" simplePos="0" relativeHeight="251663360" behindDoc="0" locked="0" layoutInCell="1" allowOverlap="1">
           <wp:simplePos x="0" y="0"/>
           <wp:positionH relativeFrom="column">
             <wp:posOffset>4596130</wp:posOffset>
@@ -35155,7 +35176,7 @@
         <w:lang w:eastAsia="zh-CN"/>
       </w:rPr>
       <w:drawing>
-        <wp:anchor distT="0" distB="0" distL="0" distR="0" simplePos="0" relativeHeight="251663360" behindDoc="0" locked="0" layoutInCell="1" allowOverlap="1">
+        <wp:anchor distT="0" distB="0" distL="0" distR="0" simplePos="0" relativeHeight="251664384" behindDoc="0" locked="0" layoutInCell="1" allowOverlap="1">
           <wp:simplePos x="0" y="0"/>
           <wp:positionH relativeFrom="column">
             <wp:posOffset>4605020</wp:posOffset>
@@ -36977,7 +36998,7 @@
     </w:pPr>
     <w:rPr>
       <w:rFonts w:ascii="Times New Roman" w:hAnsi="Times New Roman" w:eastAsia="微软雅黑"/>
-      <w:color w:val="808080" w:themeColor="background1" w:themeShade="80"/>
+      <w:color w:val="7F7F7F" w:themeColor="background1" w:themeShade="80"/>
       <w:sz w:val="28"/>
       <w:szCs w:val="28"/>
     </w:rPr>
@@ -37730,6 +37751,7 @@
     <customSectPr/>
     <customSectPr/>
     <customSectPr/>
+    <customSectPr/>
   </customSectProps>
   <customShpExts>
     <customShpInfo spid="_x0000_s1026" textRotate="1"/>

--- a/WebContent/docx/肠癌11基因报告-苏州市立医院.docx
+++ b/WebContent/docx/肠癌11基因报告-苏州市立医院.docx
@@ -2435,12 +2435,12 @@
       </w:pPr>
       <w:bookmarkStart w:id="0" w:name="_Toc27500"/>
       <w:bookmarkStart w:id="1" w:name="_Toc32054"/>
-      <w:bookmarkStart w:id="2" w:name="_Toc21669"/>
-      <w:bookmarkStart w:id="3" w:name="_Toc13806"/>
-      <w:bookmarkStart w:id="4" w:name="_Toc24397"/>
-      <w:bookmarkStart w:id="5" w:name="_Toc21009_WPSOffice_Level1"/>
+      <w:bookmarkStart w:id="2" w:name="_Toc13806"/>
+      <w:bookmarkStart w:id="3" w:name="_Toc24397"/>
+      <w:bookmarkStart w:id="4" w:name="_Toc24178_WPSOffice_Level1"/>
+      <w:bookmarkStart w:id="5" w:name="_Toc21669"/>
       <w:bookmarkStart w:id="6" w:name="_Toc30143_WPSOffice_Level1"/>
-      <w:bookmarkStart w:id="7" w:name="_Toc24178_WPSOffice_Level1"/>
+      <w:bookmarkStart w:id="7" w:name="_Toc21009_WPSOffice_Level1"/>
     </w:p>
     <w:p>
       <w:pPr>
@@ -3305,14 +3305,14 @@
         </w:numPr>
         <w:jc w:val="left"/>
       </w:pPr>
-      <w:bookmarkStart w:id="9" w:name="_Toc11015_WPSOffice_Level1"/>
-      <w:bookmarkStart w:id="10" w:name="_Toc17451"/>
-      <w:bookmarkStart w:id="11" w:name="_Toc18062_WPSOffice_Level1"/>
-      <w:bookmarkStart w:id="12" w:name="_Toc7021_WPSOffice_Level1"/>
-      <w:bookmarkStart w:id="13" w:name="_Toc10518"/>
-      <w:bookmarkStart w:id="14" w:name="_Toc11465"/>
-      <w:bookmarkStart w:id="15" w:name="_Toc7025"/>
-      <w:bookmarkStart w:id="16" w:name="_Toc19594"/>
+      <w:bookmarkStart w:id="9" w:name="_Toc7021_WPSOffice_Level1"/>
+      <w:bookmarkStart w:id="10" w:name="_Toc10518"/>
+      <w:bookmarkStart w:id="11" w:name="_Toc11465"/>
+      <w:bookmarkStart w:id="12" w:name="_Toc17451"/>
+      <w:bookmarkStart w:id="13" w:name="_Toc19594"/>
+      <w:bookmarkStart w:id="14" w:name="_Toc7025"/>
+      <w:bookmarkStart w:id="15" w:name="_Toc18062_WPSOffice_Level1"/>
+      <w:bookmarkStart w:id="16" w:name="_Toc11015_WPSOffice_Level1"/>
       <w:bookmarkStart w:id="17" w:name="_Toc3823"/>
       <w:r>
         <w:t>检测项目</w:t>
@@ -3972,9 +3972,9 @@
         </w:rPr>
       </w:pPr>
       <w:bookmarkStart w:id="25" w:name="_Toc6194"/>
-      <w:bookmarkStart w:id="26" w:name="_Toc149832728"/>
-      <w:bookmarkStart w:id="27" w:name="_Toc149826003"/>
-      <w:bookmarkStart w:id="28" w:name="_Toc11674"/>
+      <w:bookmarkStart w:id="26" w:name="_Toc149826003"/>
+      <w:bookmarkStart w:id="27" w:name="_Toc11674"/>
+      <w:bookmarkStart w:id="28" w:name="_Toc149832728"/>
       <w:r>
         <w:rPr>
           <w:rFonts w:hint="eastAsia"/>
@@ -5080,49 +5080,63 @@
               <mc:AlternateContent>
                 <mc:Choice Requires="wpg">
                   <w:drawing>
-                    <wp:anchor distT="0" distB="0" distL="114300" distR="114300" simplePos="0" relativeHeight="251662336" behindDoc="0" locked="0" layoutInCell="1" allowOverlap="1">
+                    <wp:anchor distT="0" distB="0" distL="114300" distR="114300" simplePos="0" relativeHeight="251663360" behindDoc="0" locked="0" layoutInCell="1" allowOverlap="1">
                       <wp:simplePos x="0" y="0"/>
                       <wp:positionH relativeFrom="column">
-                        <wp:posOffset>-149860</wp:posOffset>
+                        <wp:posOffset>-319405</wp:posOffset>
                       </wp:positionH>
                       <wp:positionV relativeFrom="paragraph">
-                        <wp:posOffset>-505460</wp:posOffset>
+                        <wp:posOffset>-553085</wp:posOffset>
                       </wp:positionV>
-                      <wp:extent cx="1442720" cy="1442720"/>
-                      <wp:effectExtent l="0" t="0" r="5080" b="5080"/>
+                      <wp:extent cx="1443355" cy="1443355"/>
+                      <wp:effectExtent l="0" t="0" r="0" b="0"/>
                       <wp:wrapNone/>
-                      <wp:docPr id="7" name="组合 7"/>
+                      <wp:docPr id="41" name="组合 6"/>
                       <wp:cNvGraphicFramePr/>
                       <a:graphic xmlns:a="http://schemas.openxmlformats.org/drawingml/2006/main">
                         <a:graphicData uri="http://schemas.microsoft.com/office/word/2010/wordprocessingGroup">
                           <wpg:wgp>
                             <wpg:cNvGrpSpPr/>
                             <wpg:grpSpPr>
-                              <a:xfrm>
+                              <a:xfrm rot="0">
                                 <a:off x="0" y="0"/>
-                                <a:ext cx="1442720" cy="1442720"/>
-                                <a:chOff x="20702" y="14472"/>
-                                <a:chExt cx="2272" cy="2272"/>
+                                <a:ext cx="1443355" cy="1443355"/>
+                                <a:chOff x="18706" y="18782"/>
+                                <a:chExt cx="2273" cy="2273"/>
                               </a:xfrm>
                             </wpg:grpSpPr>
                             <pic:pic xmlns:pic="http://schemas.openxmlformats.org/drawingml/2006/picture">
                               <pic:nvPicPr>
-                                <pic:cNvPr id="8" name="图片 15" descr="c9514d16fd70679bf0495aeebb03c72d_compress"/>
+                                <pic:cNvPr id="35" name="图片 6" descr="蔡冬雪"/>
                                 <pic:cNvPicPr>
                                   <a:picLocks noChangeAspect="1"/>
                                 </pic:cNvPicPr>
                               </pic:nvPicPr>
                               <pic:blipFill>
-                                <a:blip r:embed="rId10"/>
-                                <a:srcRect l="21003" t="56913" r="27176" b="26386"/>
+                                <a:blip r:embed="rId10">
+                                  <a:clrChange>
+                                    <a:clrFrom>
+                                      <a:srgbClr val="FFFFFF">
+                                        <a:alpha val="100000"/>
+                                      </a:srgbClr>
+                                    </a:clrFrom>
+                                    <a:clrTo>
+                                      <a:srgbClr val="FFFFFF">
+                                        <a:alpha val="100000"/>
+                                        <a:alpha val="0"/>
+                                      </a:srgbClr>
+                                    </a:clrTo>
+                                  </a:clrChange>
+                                </a:blip>
+                                <a:srcRect l="18656" t="33322" r="18897" b="26699"/>
                                 <a:stretch>
                                   <a:fillRect/>
                                 </a:stretch>
                               </pic:blipFill>
                               <pic:spPr>
                                 <a:xfrm>
-                                  <a:off x="21019" y="15216"/>
-                                  <a:ext cx="1550" cy="475"/>
+                                  <a:off x="19199" y="19551"/>
+                                  <a:ext cx="1261" cy="566"/>
                                 </a:xfrm>
                                 <a:prstGeom prst="rect">
                                   <a:avLst/>
@@ -5131,7 +5145,7 @@
                             </pic:pic>
                             <pic:pic xmlns:pic="http://schemas.openxmlformats.org/drawingml/2006/picture">
                               <pic:nvPicPr>
-                                <pic:cNvPr id="18" name="图片 25"/>
+                                <pic:cNvPr id="36" name="图片 25"/>
                                 <pic:cNvPicPr>
                                   <a:picLocks noChangeAspect="1" noChangeArrowheads="1"/>
                                 </pic:cNvPicPr>
@@ -5151,7 +5165,7 @@
                               </pic:blipFill>
                               <pic:spPr>
                                 <a:xfrm>
-                                  <a:off x="20702" y="14472"/>
+                                  <a:off x="18706" y="18782"/>
                                   <a:ext cx="2273" cy="2273"/>
                                 </a:xfrm>
                                 <a:prstGeom prst="rect">
@@ -5171,15 +5185,15 @@
                 </mc:Choice>
                 <mc:Fallback>
                   <w:pict>
-                    <v:group id="_x0000_s1026" o:spid="_x0000_s1026" o:spt="203" style="position:absolute;left:0pt;margin-left:-11.8pt;margin-top:-39.8pt;height:113.6pt;width:113.6pt;z-index:251662336;mso-width-relative:page;mso-height-relative:page;" coordorigin="20702,14472" coordsize="2272,2272" o:gfxdata="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">
+                    <v:group id="组合 6" o:spid="_x0000_s1026" o:spt="203" style="position:absolute;left:0pt;margin-left:-25.15pt;margin-top:-43.55pt;height:113.65pt;width:113.65pt;z-index:251663360;mso-width-relative:page;mso-height-relative:page;" coordorigin="18706,18782" coordsize="2273,2273" o:gfxdata="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">
                       <o:lock v:ext="edit" aspectratio="f"/>
-                      <v:shape id="图片 15" o:spid="_x0000_s1026" o:spt="75" alt="c9514d16fd70679bf0495aeebb03c72d_compress" type="#_x0000_t75" style="position:absolute;left:21019;top:15216;height:475;width:1550;" filled="f" o:preferrelative="t" stroked="f" coordsize="21600,21600" o:gfxdata="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">
+                      <v:shape id="图片 6" o:spid="_x0000_s1026" o:spt="75" alt="蔡冬雪" type="#_x0000_t75" style="position:absolute;left:19199;top:19551;height:566;width:1261;" filled="f" o:preferrelative="t" stroked="f" coordsize="21600,21600" o:gfxdata="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">
                         <v:fill on="f" focussize="0,0"/>
                         <v:stroke on="f"/>
-                        <v:imagedata r:id="rId10" cropleft="13765f" croptop="37299f" cropright="17810f" cropbottom="17292f" o:title=""/>
+                        <v:imagedata r:id="rId10" cropleft="12226f" croptop="21838f" cropright="12384f" cropbottom="17497f" chromakey="#FFFFFF" o:title=""/>
                         <o:lock v:ext="edit" aspectratio="t"/>
                       </v:shape>
-                      <v:shape id="图片 25" o:spid="_x0000_s1026" o:spt="75" type="#_x0000_t75" style="position:absolute;left:20702;top:14472;height:2273;width:2273;" filled="f" o:preferrelative="t" stroked="f" coordsize="21600,21600" o:gfxdata="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">
+                      <v:shape id="图片 25" o:spid="_x0000_s1026" o:spt="75" type="#_x0000_t75" style="position:absolute;left:18706;top:18782;height:2273;width:2273;" filled="f" o:preferrelative="t" stroked="f" coordsize="21600,21600" o:gfxdata="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">
                         <v:fill on="f" focussize="0,0"/>
                         <v:stroke on="f"/>
                         <v:imagedata r:id="rId11" o:title=""/>
@@ -5594,58 +5608,76 @@
               <mc:AlternateContent>
                 <mc:Choice Requires="wpg">
                   <w:drawing>
-                    <wp:anchor distT="0" distB="0" distL="114300" distR="114300" simplePos="0" relativeHeight="251663360" behindDoc="0" locked="0" layoutInCell="1" allowOverlap="1">
+                    <wp:anchor distT="0" distB="0" distL="114300" distR="114300" simplePos="0" relativeHeight="251664384" behindDoc="0" locked="0" layoutInCell="1" allowOverlap="1">
                       <wp:simplePos x="0" y="0"/>
                       <wp:positionH relativeFrom="column">
-                        <wp:posOffset>-181610</wp:posOffset>
+                        <wp:posOffset>-98425</wp:posOffset>
                       </wp:positionH>
                       <wp:positionV relativeFrom="paragraph">
-                        <wp:posOffset>-455295</wp:posOffset>
+                        <wp:posOffset>-492760</wp:posOffset>
                       </wp:positionV>
-                      <wp:extent cx="1442720" cy="1442720"/>
-                      <wp:effectExtent l="0" t="0" r="5080" b="5080"/>
+                      <wp:extent cx="1443355" cy="1443355"/>
+                      <wp:effectExtent l="0" t="0" r="0" b="0"/>
                       <wp:wrapNone/>
-                      <wp:docPr id="10" name="组合 10"/>
+                      <wp:docPr id="47" name="组合 23"/>
                       <wp:cNvGraphicFramePr/>
                       <a:graphic xmlns:a="http://schemas.openxmlformats.org/drawingml/2006/main">
                         <a:graphicData uri="http://schemas.microsoft.com/office/word/2010/wordprocessingGroup">
                           <wpg:wgp>
                             <wpg:cNvGrpSpPr/>
                             <wpg:grpSpPr>
-                              <a:xfrm>
+                              <a:xfrm rot="0">
                                 <a:off x="0" y="0"/>
-                                <a:ext cx="1442720" cy="1442720"/>
-                                <a:chOff x="14555" y="19046"/>
-                                <a:chExt cx="2272" cy="2272"/>
+                                <a:ext cx="1443355" cy="1443355"/>
+                                <a:chOff x="18874" y="20594"/>
+                                <a:chExt cx="2273" cy="2273"/>
                               </a:xfrm>
                             </wpg:grpSpPr>
                             <pic:pic xmlns:pic="http://schemas.openxmlformats.org/drawingml/2006/picture">
                               <pic:nvPicPr>
-                                <pic:cNvPr id="19" name="图片 1" descr="24f613a0-66be-430b-9e80-270d3393fac5"/>
+                                <pic:cNvPr id="44" name="图片 1"/>
                                 <pic:cNvPicPr>
                                   <a:picLocks noChangeAspect="1"/>
                                 </pic:cNvPicPr>
                               </pic:nvPicPr>
                               <pic:blipFill>
-                                <a:blip r:embed="rId12"/>
-                                <a:srcRect l="43292" t="26660" r="21693" b="24394"/>
+                                <a:blip r:embed="rId12">
+                                  <a:clrChange>
+                                    <a:clrFrom>
+                                      <a:srgbClr val="FFFFFF">
+                                        <a:alpha val="100000"/>
+                                      </a:srgbClr>
+                                    </a:clrFrom>
+                                    <a:clrTo>
+                                      <a:srgbClr val="FFFFFF">
+                                        <a:alpha val="100000"/>
+                                        <a:alpha val="0"/>
+                                      </a:srgbClr>
+                                    </a:clrTo>
+                                  </a:clrChange>
+                                </a:blip>
+                                <a:srcRect l="10922" t="11667"/>
                                 <a:stretch>
                                   <a:fillRect/>
                                 </a:stretch>
                               </pic:blipFill>
                               <pic:spPr>
-                                <a:xfrm rot="16200000">
-                                  <a:off x="15453" y="19290"/>
-                                  <a:ext cx="506" cy="1327"/>
+                                <a:xfrm>
+                                  <a:off x="19199" y="21203"/>
+                                  <a:ext cx="1672" cy="901"/>
                                 </a:xfrm>
                                 <a:prstGeom prst="rect">
                                   <a:avLst/>
                                 </a:prstGeom>
+                                <a:noFill/>
+                                <a:ln>
+                                  <a:noFill/>
+                                </a:ln>
                               </pic:spPr>
                             </pic:pic>
                             <pic:pic xmlns:pic="http://schemas.openxmlformats.org/drawingml/2006/picture">
                               <pic:nvPicPr>
-                                <pic:cNvPr id="31" name="图片 25"/>
+                                <pic:cNvPr id="45" name="图片 25"/>
                                 <pic:cNvPicPr>
                                   <a:picLocks noChangeAspect="1" noChangeArrowheads="1"/>
                                 </pic:cNvPicPr>
@@ -5665,7 +5697,7 @@
                               </pic:blipFill>
                               <pic:spPr>
                                 <a:xfrm>
-                                  <a:off x="14555" y="19046"/>
+                                  <a:off x="18874" y="20594"/>
                                   <a:ext cx="2273" cy="2273"/>
                                 </a:xfrm>
                                 <a:prstGeom prst="rect">
@@ -5685,15 +5717,15 @@
                 </mc:Choice>
                 <mc:Fallback>
                   <w:pict>
-                    <v:group id="_x0000_s1026" o:spid="_x0000_s1026" o:spt="203" style="position:absolute;left:0pt;margin-left:-14.3pt;margin-top:-35.85pt;height:113.6pt;width:113.6pt;z-index:251663360;mso-width-relative:page;mso-height-relative:page;" coordorigin="14555,19046" coordsize="2272,2272" o:gfxdata="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">
+                    <v:group id="组合 23" o:spid="_x0000_s1026" o:spt="203" style="position:absolute;left:0pt;margin-left:-7.75pt;margin-top:-38.8pt;height:113.65pt;width:113.65pt;z-index:251664384;mso-width-relative:page;mso-height-relative:page;" coordorigin="18874,20594" coordsize="2273,2273" o:gfxdata="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">
                       <o:lock v:ext="edit" aspectratio="f"/>
-                      <v:shape id="图片 1" o:spid="_x0000_s1026" o:spt="75" alt="24f613a0-66be-430b-9e80-270d3393fac5" type="#_x0000_t75" style="position:absolute;left:15453;top:19290;height:1327;width:506;rotation:-5898240f;" filled="f" o:preferrelative="t" stroked="f" coordsize="21600,21600" o:gfxdata="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">
+                      <v:shape id="图片 1" o:spid="_x0000_s1026" o:spt="75" type="#_x0000_t75" style="position:absolute;left:19199;top:21203;height:901;width:1672;" filled="f" o:preferrelative="t" stroked="f" coordsize="21600,21600" o:gfxdata="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">
                         <v:fill on="f" focussize="0,0"/>
                         <v:stroke on="f"/>
-                        <v:imagedata r:id="rId12" cropleft="28372f" croptop="17472f" cropright="14217f" cropbottom="15987f" o:title=""/>
+                        <v:imagedata r:id="rId12" cropleft="7158f" croptop="7646f" chromakey="#FFFFFF" o:title=""/>
                         <o:lock v:ext="edit" aspectratio="t"/>
                       </v:shape>
-                      <v:shape id="图片 25" o:spid="_x0000_s1026" o:spt="75" type="#_x0000_t75" style="position:absolute;left:14555;top:19046;height:2273;width:2273;" filled="f" o:preferrelative="t" stroked="f" coordsize="21600,21600" o:gfxdata="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">
+                      <v:shape id="图片 25" o:spid="_x0000_s1026" o:spt="75" type="#_x0000_t75" style="position:absolute;left:18874;top:20594;height:2273;width:2273;" filled="f" o:preferrelative="t" stroked="f" coordsize="21600,21600" o:gfxdata="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">
                         <v:fill on="f" focussize="0,0"/>
                         <v:stroke on="f"/>
                         <v:imagedata r:id="rId11" o:title=""/>
@@ -5950,1832 +5982,6 @@
     <w:p>
       <w:pPr>
         <w:rPr>
-          <w:rFonts w:ascii="Times New Roman" w:hAnsi="Times New Roman" w:eastAsia="微软雅黑" w:cs="Times New Roman"/>
-          <w:sz w:val="24"/>
-          <w:szCs w:val="24"/>
-          <w:lang w:eastAsia="zh-CN"/>
-        </w:rPr>
-      </w:pPr>
-      <w:r>
-        <w:rPr>
-          <w:rFonts w:hint="eastAsia" w:ascii="Times New Roman" w:hAnsi="Times New Roman" w:eastAsia="微软雅黑" w:cs="Times New Roman"/>
-          <w:sz w:val="24"/>
-          <w:szCs w:val="24"/>
-          <w:lang w:eastAsia="zh-CN"/>
-        </w:rPr>
-        <w:t xml:space="preserve">{% endif %}{% if testedby == </w:t>
-      </w:r>
-      <w:r>
-        <w:rPr>
-          <w:rFonts w:ascii="Times New Roman" w:hAnsi="Times New Roman" w:eastAsia="微软雅黑" w:cs="Times New Roman"/>
-          <w:sz w:val="24"/>
-          <w:szCs w:val="24"/>
-          <w:lang w:eastAsia="zh-CN"/>
-        </w:rPr>
-        <w:t>“</w:t>
-      </w:r>
-      <w:r>
-        <w:rPr>
-          <w:rFonts w:hint="eastAsia" w:ascii="Times New Roman" w:hAnsi="Times New Roman" w:eastAsia="微软雅黑" w:cs="Times New Roman"/>
-          <w:sz w:val="24"/>
-          <w:szCs w:val="24"/>
-          <w:lang w:eastAsia="zh-CN"/>
-        </w:rPr>
-        <w:t>3</w:t>
-      </w:r>
-      <w:r>
-        <w:rPr>
-          <w:rFonts w:ascii="Times New Roman" w:hAnsi="Times New Roman" w:eastAsia="微软雅黑" w:cs="Times New Roman"/>
-          <w:sz w:val="24"/>
-          <w:szCs w:val="24"/>
-          <w:lang w:eastAsia="zh-CN"/>
-        </w:rPr>
-        <w:t>”</w:t>
-      </w:r>
-      <w:r>
-        <w:rPr>
-          <w:rFonts w:hint="eastAsia" w:ascii="Times New Roman" w:hAnsi="Times New Roman" w:eastAsia="微软雅黑" w:cs="Times New Roman"/>
-          <w:sz w:val="24"/>
-          <w:szCs w:val="24"/>
-          <w:lang w:eastAsia="zh-CN"/>
-        </w:rPr>
-        <w:t xml:space="preserve"> %}</w:t>
-      </w:r>
-    </w:p>
-    <w:p>
-      <w:pPr>
-        <w:rPr>
-          <w:rFonts w:ascii="Times New Roman" w:hAnsi="Times New Roman" w:eastAsia="微软雅黑" w:cs="Times New Roman"/>
-          <w:sz w:val="24"/>
-          <w:szCs w:val="24"/>
-          <w:lang w:eastAsia="zh-CN"/>
-        </w:rPr>
-      </w:pPr>
-    </w:p>
-    <w:p>
-      <w:pPr>
-        <w:rPr>
-          <w:sz w:val="24"/>
-          <w:lang w:eastAsia="zh-CN"/>
-        </w:rPr>
-      </w:pPr>
-    </w:p>
-    <w:tbl>
-      <w:tblPr>
-        <w:tblStyle w:val="33"/>
-        <w:tblW w:w="9066" w:type="dxa"/>
-        <w:jc w:val="right"/>
-        <w:tblLayout w:type="fixed"/>
-        <w:tblCellMar>
-          <w:top w:w="0" w:type="dxa"/>
-          <w:left w:w="0" w:type="dxa"/>
-          <w:bottom w:w="0" w:type="dxa"/>
-          <w:right w:w="0" w:type="dxa"/>
-        </w:tblCellMar>
-      </w:tblPr>
-      <w:tblGrid>
-        <w:gridCol w:w="1272"/>
-        <w:gridCol w:w="2306"/>
-        <w:gridCol w:w="1373"/>
-        <w:gridCol w:w="1640"/>
-        <w:gridCol w:w="2475"/>
-      </w:tblGrid>
-      <w:tr>
-        <w:tblPrEx>
-          <w:tblCellMar>
-            <w:top w:w="0" w:type="dxa"/>
-            <w:left w:w="0" w:type="dxa"/>
-            <w:bottom w:w="0" w:type="dxa"/>
-            <w:right w:w="0" w:type="dxa"/>
-          </w:tblCellMar>
-        </w:tblPrEx>
-        <w:trPr>
-          <w:trHeight w:val="441" w:hRule="exact"/>
-          <w:jc w:val="right"/>
-        </w:trPr>
-        <w:tc>
-          <w:tcPr>
-            <w:tcW w:w="1272" w:type="dxa"/>
-            <w:vAlign w:val="center"/>
-          </w:tcPr>
-          <w:p>
-            <w:pPr>
-              <w:pStyle w:val="22"/>
-              <w:spacing w:before="13"/>
-              <w:ind w:left="13" w:right="95"/>
-              <w:jc w:val="both"/>
-              <w:rPr>
-                <w:rFonts w:ascii="Times New Roman" w:hAnsi="Times New Roman" w:cs="Times New Roman"/>
-                <w:b/>
-                <w:sz w:val="24"/>
-                <w:szCs w:val="24"/>
-              </w:rPr>
-            </w:pPr>
-            <w:r>
-              <w:rPr>
-                <w:rFonts w:ascii="Times New Roman" w:hAnsi="Times New Roman" w:cs="Times New Roman"/>
-                <w:b/>
-                <w:sz w:val="24"/>
-                <w:szCs w:val="24"/>
-              </w:rPr>
-              <w:t>检测人：</w:t>
-            </w:r>
-          </w:p>
-        </w:tc>
-        <w:tc>
-          <w:tcPr>
-            <w:tcW w:w="2306" w:type="dxa"/>
-            <w:vAlign w:val="center"/>
-          </w:tcPr>
-          <w:p>
-            <w:pPr>
-              <w:pStyle w:val="22"/>
-              <w:spacing w:before="13"/>
-              <w:jc w:val="both"/>
-              <w:rPr>
-                <w:rFonts w:ascii="Times New Roman" w:hAnsi="Times New Roman" w:cs="Times New Roman"/>
-                <w:b/>
-                <w:sz w:val="24"/>
-                <w:szCs w:val="24"/>
-              </w:rPr>
-            </w:pPr>
-            <w:r>
-              <w:rPr>
-                <w:sz w:val="24"/>
-              </w:rPr>
-              <mc:AlternateContent>
-                <mc:Choice Requires="wpg">
-                  <w:drawing>
-                    <wp:anchor distT="0" distB="0" distL="114300" distR="114300" simplePos="0" relativeHeight="251660288" behindDoc="0" locked="0" layoutInCell="1" allowOverlap="1">
-                      <wp:simplePos x="0" y="0"/>
-                      <wp:positionH relativeFrom="column">
-                        <wp:posOffset>-388620</wp:posOffset>
-                      </wp:positionH>
-                      <wp:positionV relativeFrom="paragraph">
-                        <wp:posOffset>-462915</wp:posOffset>
-                      </wp:positionV>
-                      <wp:extent cx="1443355" cy="1475740"/>
-                      <wp:effectExtent l="0" t="0" r="4445" b="2540"/>
-                      <wp:wrapNone/>
-                      <wp:docPr id="11" name="组合 11"/>
-                      <wp:cNvGraphicFramePr/>
-                      <a:graphic xmlns:a="http://schemas.openxmlformats.org/drawingml/2006/main">
-                        <a:graphicData uri="http://schemas.microsoft.com/office/word/2010/wordprocessingGroup">
-                          <wpg:wgp>
-                            <wpg:cNvGrpSpPr/>
-                            <wpg:grpSpPr>
-                              <a:xfrm>
-                                <a:off x="0" y="0"/>
-                                <a:ext cx="1443355" cy="1475740"/>
-                                <a:chOff x="3722" y="92738"/>
-                                <a:chExt cx="2273" cy="2273"/>
-                              </a:xfrm>
-                            </wpg:grpSpPr>
-                            <pic:pic xmlns:pic="http://schemas.openxmlformats.org/drawingml/2006/picture">
-                              <pic:nvPicPr>
-                                <pic:cNvPr id="22" name="图片 59" descr="图片1"/>
-                                <pic:cNvPicPr>
-                                  <a:picLocks noChangeAspect="1"/>
-                                </pic:cNvPicPr>
-                              </pic:nvPicPr>
-                              <pic:blipFill>
-                                <a:blip r:embed="rId13">
-                                  <a:biLevel thresh="50000"/>
-                                </a:blip>
-                                <a:srcRect l="7865" t="11797" r="5322" b="19074"/>
-                                <a:stretch>
-                                  <a:fillRect/>
-                                </a:stretch>
-                              </pic:blipFill>
-                              <pic:spPr>
-                                <a:xfrm>
-                                  <a:off x="4057" y="93343"/>
-                                  <a:ext cx="1468" cy="627"/>
-                                </a:xfrm>
-                                <a:prstGeom prst="rect">
-                                  <a:avLst/>
-                                </a:prstGeom>
-                                <a:noFill/>
-                              </pic:spPr>
-                            </pic:pic>
-                            <pic:pic xmlns:pic="http://schemas.openxmlformats.org/drawingml/2006/picture">
-                              <pic:nvPicPr>
-                                <pic:cNvPr id="107" name="图片 23"/>
-                                <pic:cNvPicPr>
-                                  <a:picLocks noChangeAspect="1" noChangeArrowheads="1"/>
-                                </pic:cNvPicPr>
-                              </pic:nvPicPr>
-                              <pic:blipFill>
-                                <a:blip r:embed="rId11">
-                                  <a:extLst>
-                                    <a:ext uri="{28A0092B-C50C-407E-A947-70E740481C1C}">
-                                      <a14:useLocalDpi xmlns:a14="http://schemas.microsoft.com/office/drawing/2010/main" val="0"/>
-                                    </a:ext>
-                                  </a:extLst>
-                                </a:blip>
-                                <a:srcRect/>
-                                <a:stretch>
-                                  <a:fillRect/>
-                                </a:stretch>
-                              </pic:blipFill>
-                              <pic:spPr>
-                                <a:xfrm>
-                                  <a:off x="3722" y="92738"/>
-                                  <a:ext cx="2273" cy="2273"/>
-                                </a:xfrm>
-                                <a:prstGeom prst="rect">
-                                  <a:avLst/>
-                                </a:prstGeom>
-                                <a:noFill/>
-                                <a:ln>
-                                  <a:noFill/>
-                                </a:ln>
-                              </pic:spPr>
-                            </pic:pic>
-                          </wpg:wgp>
-                        </a:graphicData>
-                      </a:graphic>
-                    </wp:anchor>
-                  </w:drawing>
-                </mc:Choice>
-                <mc:Fallback>
-                  <w:pict>
-                    <v:group id="_x0000_s1026" o:spid="_x0000_s1026" o:spt="203" style="position:absolute;left:0pt;margin-left:-30.6pt;margin-top:-36.45pt;height:116.2pt;width:113.65pt;z-index:251660288;mso-width-relative:page;mso-height-relative:page;" coordorigin="3722,92738" coordsize="2273,2273" o:gfxdata="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">
-                      <o:lock v:ext="edit" aspectratio="f"/>
-                      <v:shape id="图片 59" o:spid="_x0000_s1026" o:spt="75" alt="图片1" type="#_x0000_t75" style="position:absolute;left:4057;top:93343;height:627;width:1468;" filled="f" o:preferrelative="t" stroked="f" coordsize="21600,21600" o:gfxdata="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">
-                        <v:fill on="f" focussize="0,0"/>
-                        <v:stroke on="f"/>
-                        <v:imagedata r:id="rId13" cropleft="5154f" croptop="7731f" cropright="3488f" cropbottom="12500f" grayscale="t" bilevel="t" o:title=""/>
-                        <o:lock v:ext="edit" aspectratio="t"/>
-                      </v:shape>
-                      <v:shape id="图片 23" o:spid="_x0000_s1026" o:spt="75" type="#_x0000_t75" style="position:absolute;left:3722;top:92738;height:2273;width:2273;" filled="f" o:preferrelative="t" stroked="f" coordsize="21600,21600" o:gfxdata="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">
-                        <v:fill on="f" focussize="0,0"/>
-                        <v:stroke on="f"/>
-                        <v:imagedata r:id="rId11" o:title=""/>
-                        <o:lock v:ext="edit" aspectratio="t"/>
-                      </v:shape>
-                    </v:group>
-                  </w:pict>
-                </mc:Fallback>
-              </mc:AlternateContent>
-            </w:r>
-          </w:p>
-        </w:tc>
-        <w:tc>
-          <w:tcPr>
-            <w:tcW w:w="1373" w:type="dxa"/>
-            <w:vAlign w:val="center"/>
-          </w:tcPr>
-          <w:p>
-            <w:pPr>
-              <w:pStyle w:val="22"/>
-              <w:spacing w:before="13"/>
-              <w:jc w:val="both"/>
-              <w:rPr>
-                <w:rFonts w:ascii="Times New Roman" w:hAnsi="Times New Roman" w:cs="Times New Roman"/>
-                <w:b/>
-                <w:sz w:val="24"/>
-                <w:szCs w:val="24"/>
-              </w:rPr>
-            </w:pPr>
-            <w:r>
-              <w:rPr>
-                <w:rFonts w:hint="eastAsia" w:ascii="Times New Roman" w:hAnsi="Times New Roman" w:cs="Times New Roman"/>
-                <w:b/>
-                <w:sz w:val="24"/>
-                <w:szCs w:val="24"/>
-                <w:lang w:val="en-US" w:eastAsia="zh-CN"/>
-              </w:rPr>
-              <w:t>报告医生</w:t>
-            </w:r>
-            <w:r>
-              <w:rPr>
-                <w:rFonts w:ascii="Times New Roman" w:hAnsi="Times New Roman" w:cs="Times New Roman"/>
-                <w:b/>
-                <w:sz w:val="24"/>
-                <w:szCs w:val="24"/>
-                <w:lang w:eastAsia="zh-CN"/>
-              </w:rPr>
-              <w:t>：</w:t>
-            </w:r>
-          </w:p>
-        </w:tc>
-        <w:tc>
-          <w:tcPr>
-            <w:tcW w:w="1640" w:type="dxa"/>
-            <w:vAlign w:val="center"/>
-          </w:tcPr>
-          <w:p>
-            <w:pPr>
-              <w:pStyle w:val="22"/>
-              <w:spacing w:before="13"/>
-              <w:ind w:right="15"/>
-              <w:jc w:val="both"/>
-              <w:rPr>
-                <w:rFonts w:ascii="Times New Roman" w:hAnsi="Times New Roman" w:cs="Times New Roman"/>
-                <w:b/>
-                <w:sz w:val="24"/>
-                <w:szCs w:val="24"/>
-              </w:rPr>
-            </w:pPr>
-          </w:p>
-        </w:tc>
-        <w:tc>
-          <w:tcPr>
-            <w:tcW w:w="2475" w:type="dxa"/>
-            <w:vAlign w:val="center"/>
-          </w:tcPr>
-          <w:p>
-            <w:pPr>
-              <w:pStyle w:val="22"/>
-              <w:spacing w:before="13"/>
-              <w:ind w:right="15"/>
-              <w:jc w:val="both"/>
-              <w:rPr>
-                <w:rFonts w:hint="eastAsia" w:ascii="Times New Roman" w:hAnsi="Times New Roman" w:eastAsia="宋体" w:cs="Times New Roman"/>
-                <w:b/>
-                <w:sz w:val="24"/>
-                <w:szCs w:val="24"/>
-                <w:lang w:val="en-US" w:eastAsia="zh-CN"/>
-              </w:rPr>
-            </w:pPr>
-            <w:r>
-              <w:rPr>
-                <w:rFonts w:hint="eastAsia" w:ascii="Times New Roman" w:hAnsi="Times New Roman" w:cs="Times New Roman"/>
-                <w:b/>
-                <w:sz w:val="24"/>
-                <w:szCs w:val="24"/>
-                <w:lang w:val="en-US" w:eastAsia="zh-CN"/>
-              </w:rPr>
-              <w:t>审核医生：</w:t>
-            </w:r>
-          </w:p>
-        </w:tc>
-      </w:tr>
-      <w:tr>
-        <w:tblPrEx>
-          <w:tblCellMar>
-            <w:top w:w="0" w:type="dxa"/>
-            <w:left w:w="0" w:type="dxa"/>
-            <w:bottom w:w="0" w:type="dxa"/>
-            <w:right w:w="0" w:type="dxa"/>
-          </w:tblCellMar>
-        </w:tblPrEx>
-        <w:trPr>
-          <w:trHeight w:val="457" w:hRule="exact"/>
-          <w:jc w:val="right"/>
-        </w:trPr>
-        <w:tc>
-          <w:tcPr>
-            <w:tcW w:w="1272" w:type="dxa"/>
-            <w:vAlign w:val="center"/>
-          </w:tcPr>
-          <w:p>
-            <w:pPr>
-              <w:pStyle w:val="22"/>
-              <w:spacing w:line="341" w:lineRule="exact"/>
-              <w:ind w:left="13" w:right="165"/>
-              <w:jc w:val="both"/>
-              <w:rPr>
-                <w:rFonts w:ascii="Times New Roman" w:hAnsi="Times New Roman" w:cs="Times New Roman"/>
-                <w:b/>
-                <w:sz w:val="24"/>
-                <w:szCs w:val="24"/>
-              </w:rPr>
-            </w:pPr>
-            <w:r>
-              <w:rPr>
-                <w:rFonts w:ascii="Times New Roman" w:hAnsi="Times New Roman" w:cs="Times New Roman"/>
-                <w:b/>
-                <w:sz w:val="24"/>
-                <w:szCs w:val="24"/>
-              </w:rPr>
-              <w:t>日</w:t>
-            </w:r>
-            <w:r>
-              <w:rPr>
-                <w:rFonts w:ascii="Times New Roman" w:hAnsi="Times New Roman" w:cs="Times New Roman"/>
-                <w:b/>
-                <w:sz w:val="24"/>
-                <w:szCs w:val="24"/>
-                <w:lang w:eastAsia="zh-CN"/>
-              </w:rPr>
-              <w:t xml:space="preserve">  </w:t>
-            </w:r>
-            <w:r>
-              <w:rPr>
-                <w:rFonts w:ascii="Times New Roman" w:hAnsi="Times New Roman" w:cs="Times New Roman"/>
-                <w:b/>
-                <w:sz w:val="24"/>
-                <w:szCs w:val="24"/>
-              </w:rPr>
-              <w:t>期：</w:t>
-            </w:r>
-          </w:p>
-        </w:tc>
-        <w:tc>
-          <w:tcPr>
-            <w:tcW w:w="2306" w:type="dxa"/>
-            <w:vAlign w:val="center"/>
-          </w:tcPr>
-          <w:p>
-            <w:pPr>
-              <w:pStyle w:val="22"/>
-              <w:spacing w:line="363" w:lineRule="exact"/>
-              <w:jc w:val="both"/>
-              <w:rPr>
-                <w:rFonts w:ascii="Times New Roman" w:hAnsi="Times New Roman" w:cs="Times New Roman"/>
-                <w:sz w:val="24"/>
-                <w:szCs w:val="24"/>
-              </w:rPr>
-            </w:pPr>
-            <w:r>
-              <w:rPr>
-                <w:rFonts w:ascii="Times New Roman" w:hAnsi="Times New Roman" w:cs="Times New Roman"/>
-                <w:kern w:val="2"/>
-                <w:sz w:val="24"/>
-                <w:szCs w:val="24"/>
-                <w:lang w:eastAsia="zh-CN"/>
-              </w:rPr>
-              <w:t>{{ reportdate }}</w:t>
-            </w:r>
-          </w:p>
-        </w:tc>
-        <w:tc>
-          <w:tcPr>
-            <w:tcW w:w="1373" w:type="dxa"/>
-            <w:vAlign w:val="center"/>
-          </w:tcPr>
-          <w:p>
-            <w:pPr>
-              <w:pStyle w:val="22"/>
-              <w:spacing w:line="341" w:lineRule="exact"/>
-              <w:jc w:val="both"/>
-              <w:rPr>
-                <w:rFonts w:ascii="Times New Roman" w:hAnsi="Times New Roman" w:cs="Times New Roman"/>
-                <w:b/>
-                <w:sz w:val="24"/>
-                <w:szCs w:val="24"/>
-              </w:rPr>
-            </w:pPr>
-          </w:p>
-        </w:tc>
-        <w:tc>
-          <w:tcPr>
-            <w:tcW w:w="1640" w:type="dxa"/>
-            <w:vAlign w:val="center"/>
-          </w:tcPr>
-          <w:p>
-            <w:pPr>
-              <w:pStyle w:val="22"/>
-              <w:spacing w:line="363" w:lineRule="exact"/>
-              <w:ind w:right="15"/>
-              <w:jc w:val="both"/>
-              <w:rPr>
-                <w:rFonts w:ascii="Times New Roman" w:hAnsi="Times New Roman" w:cs="Times New Roman"/>
-                <w:sz w:val="24"/>
-                <w:szCs w:val="24"/>
-              </w:rPr>
-            </w:pPr>
-          </w:p>
-        </w:tc>
-        <w:tc>
-          <w:tcPr>
-            <w:tcW w:w="2475" w:type="dxa"/>
-            <w:vAlign w:val="center"/>
-          </w:tcPr>
-          <w:p>
-            <w:pPr>
-              <w:pStyle w:val="22"/>
-              <w:spacing w:line="363" w:lineRule="exact"/>
-              <w:ind w:right="15"/>
-              <w:jc w:val="both"/>
-              <w:rPr>
-                <w:rFonts w:ascii="Times New Roman" w:hAnsi="Times New Roman" w:cs="Times New Roman"/>
-                <w:kern w:val="2"/>
-                <w:sz w:val="24"/>
-                <w:szCs w:val="24"/>
-                <w:lang w:eastAsia="zh-CN"/>
-              </w:rPr>
-            </w:pPr>
-          </w:p>
-        </w:tc>
-      </w:tr>
-    </w:tbl>
-    <w:p>
-      <w:pPr>
-        <w:rPr>
-          <w:rFonts w:ascii="Times New Roman" w:hAnsi="Times New Roman" w:eastAsia="微软雅黑" w:cs="Times New Roman"/>
-          <w:sz w:val="24"/>
-          <w:szCs w:val="24"/>
-          <w:lang w:eastAsia="zh-CN"/>
-        </w:rPr>
-      </w:pPr>
-      <w:r>
-        <w:rPr>
-          <w:rFonts w:hint="eastAsia" w:ascii="Times New Roman" w:hAnsi="Times New Roman" w:eastAsia="微软雅黑" w:cs="Times New Roman"/>
-          <w:sz w:val="24"/>
-          <w:szCs w:val="24"/>
-          <w:lang w:eastAsia="zh-CN"/>
-        </w:rPr>
-        <w:t xml:space="preserve">{% endif %}{% if testedby == </w:t>
-      </w:r>
-      <w:r>
-        <w:rPr>
-          <w:rFonts w:ascii="Times New Roman" w:hAnsi="Times New Roman" w:eastAsia="微软雅黑" w:cs="Times New Roman"/>
-          <w:sz w:val="24"/>
-          <w:szCs w:val="24"/>
-          <w:lang w:eastAsia="zh-CN"/>
-        </w:rPr>
-        <w:t>“</w:t>
-      </w:r>
-      <w:r>
-        <w:rPr>
-          <w:rFonts w:hint="eastAsia" w:ascii="Times New Roman" w:hAnsi="Times New Roman" w:eastAsia="微软雅黑" w:cs="Times New Roman"/>
-          <w:sz w:val="24"/>
-          <w:szCs w:val="24"/>
-          <w:lang w:eastAsia="zh-CN"/>
-        </w:rPr>
-        <w:t>4</w:t>
-      </w:r>
-      <w:r>
-        <w:rPr>
-          <w:rFonts w:ascii="Times New Roman" w:hAnsi="Times New Roman" w:eastAsia="微软雅黑" w:cs="Times New Roman"/>
-          <w:sz w:val="24"/>
-          <w:szCs w:val="24"/>
-          <w:lang w:eastAsia="zh-CN"/>
-        </w:rPr>
-        <w:t>”</w:t>
-      </w:r>
-      <w:r>
-        <w:rPr>
-          <w:rFonts w:hint="eastAsia" w:ascii="Times New Roman" w:hAnsi="Times New Roman" w:eastAsia="微软雅黑" w:cs="Times New Roman"/>
-          <w:sz w:val="24"/>
-          <w:szCs w:val="24"/>
-          <w:lang w:eastAsia="zh-CN"/>
-        </w:rPr>
-        <w:t xml:space="preserve"> %}</w:t>
-      </w:r>
-    </w:p>
-    <w:p>
-      <w:pPr>
-        <w:rPr>
-          <w:rFonts w:ascii="Times New Roman" w:hAnsi="Times New Roman" w:eastAsia="微软雅黑" w:cs="Times New Roman"/>
-          <w:sz w:val="24"/>
-          <w:szCs w:val="24"/>
-          <w:lang w:eastAsia="zh-CN"/>
-        </w:rPr>
-      </w:pPr>
-    </w:p>
-    <w:p>
-      <w:pPr>
-        <w:rPr>
-          <w:rFonts w:ascii="Times New Roman" w:hAnsi="Times New Roman" w:eastAsia="微软雅黑" w:cs="Times New Roman"/>
-          <w:sz w:val="24"/>
-          <w:szCs w:val="24"/>
-          <w:lang w:eastAsia="zh-CN"/>
-        </w:rPr>
-      </w:pPr>
-    </w:p>
-    <w:tbl>
-      <w:tblPr>
-        <w:tblStyle w:val="33"/>
-        <w:tblW w:w="9066" w:type="dxa"/>
-        <w:jc w:val="right"/>
-        <w:tblLayout w:type="fixed"/>
-        <w:tblCellMar>
-          <w:top w:w="0" w:type="dxa"/>
-          <w:left w:w="0" w:type="dxa"/>
-          <w:bottom w:w="0" w:type="dxa"/>
-          <w:right w:w="0" w:type="dxa"/>
-        </w:tblCellMar>
-      </w:tblPr>
-      <w:tblGrid>
-        <w:gridCol w:w="1272"/>
-        <w:gridCol w:w="2306"/>
-        <w:gridCol w:w="1373"/>
-        <w:gridCol w:w="1640"/>
-        <w:gridCol w:w="2475"/>
-      </w:tblGrid>
-      <w:tr>
-        <w:trPr>
-          <w:trHeight w:val="441" w:hRule="exact"/>
-          <w:jc w:val="right"/>
-        </w:trPr>
-        <w:tc>
-          <w:tcPr>
-            <w:tcW w:w="1272" w:type="dxa"/>
-            <w:vAlign w:val="center"/>
-          </w:tcPr>
-          <w:p>
-            <w:pPr>
-              <w:pStyle w:val="22"/>
-              <w:spacing w:before="13"/>
-              <w:ind w:left="13" w:right="95"/>
-              <w:jc w:val="both"/>
-              <w:rPr>
-                <w:rFonts w:ascii="Times New Roman" w:hAnsi="Times New Roman" w:cs="Times New Roman"/>
-                <w:b/>
-                <w:sz w:val="24"/>
-                <w:szCs w:val="24"/>
-              </w:rPr>
-            </w:pPr>
-            <w:r>
-              <w:rPr>
-                <w:rFonts w:ascii="Times New Roman" w:hAnsi="Times New Roman" w:cs="Times New Roman"/>
-                <w:b/>
-                <w:sz w:val="24"/>
-                <w:szCs w:val="24"/>
-              </w:rPr>
-              <w:t>检测人：</w:t>
-            </w:r>
-          </w:p>
-        </w:tc>
-        <w:tc>
-          <w:tcPr>
-            <w:tcW w:w="2306" w:type="dxa"/>
-            <w:vAlign w:val="center"/>
-          </w:tcPr>
-          <w:p>
-            <w:pPr>
-              <w:pStyle w:val="22"/>
-              <w:spacing w:before="13"/>
-              <w:jc w:val="both"/>
-              <w:rPr>
-                <w:rFonts w:ascii="Times New Roman" w:hAnsi="Times New Roman" w:cs="Times New Roman"/>
-                <w:b/>
-                <w:sz w:val="24"/>
-                <w:szCs w:val="24"/>
-              </w:rPr>
-            </w:pPr>
-            <w:r>
-              <w:rPr>
-                <w:sz w:val="24"/>
-              </w:rPr>
-              <mc:AlternateContent>
-                <mc:Choice Requires="wpg">
-                  <w:drawing>
-                    <wp:anchor distT="0" distB="0" distL="114300" distR="114300" simplePos="0" relativeHeight="251659264" behindDoc="0" locked="0" layoutInCell="1" allowOverlap="1">
-                      <wp:simplePos x="0" y="0"/>
-                      <wp:positionH relativeFrom="column">
-                        <wp:posOffset>-521335</wp:posOffset>
-                      </wp:positionH>
-                      <wp:positionV relativeFrom="paragraph">
-                        <wp:posOffset>-472440</wp:posOffset>
-                      </wp:positionV>
-                      <wp:extent cx="1443355" cy="1443355"/>
-                      <wp:effectExtent l="0" t="0" r="4445" b="4445"/>
-                      <wp:wrapNone/>
-                      <wp:docPr id="12" name="组合 12"/>
-                      <wp:cNvGraphicFramePr/>
-                      <a:graphic xmlns:a="http://schemas.openxmlformats.org/drawingml/2006/main">
-                        <a:graphicData uri="http://schemas.microsoft.com/office/word/2010/wordprocessingGroup">
-                          <wpg:wgp>
-                            <wpg:cNvGrpSpPr/>
-                            <wpg:grpSpPr>
-                              <a:xfrm>
-                                <a:off x="0" y="0"/>
-                                <a:ext cx="1443355" cy="1443355"/>
-                                <a:chOff x="3513" y="94449"/>
-                                <a:chExt cx="2273" cy="2273"/>
-                              </a:xfrm>
-                            </wpg:grpSpPr>
-                            <pic:pic xmlns:pic="http://schemas.openxmlformats.org/drawingml/2006/picture">
-                              <pic:nvPicPr>
-                                <pic:cNvPr id="110" name="图片 29" descr="IMG_256"/>
-                                <pic:cNvPicPr>
-                                  <a:picLocks noChangeAspect="1"/>
-                                </pic:cNvPicPr>
-                              </pic:nvPicPr>
-                              <pic:blipFill>
-                                <a:blip r:embed="rId14">
-                                  <a:clrChange>
-                                    <a:clrFrom>
-                                      <a:srgbClr val="FFFFFF">
-                                        <a:alpha val="100000"/>
-                                      </a:srgbClr>
-                                    </a:clrFrom>
-                                    <a:clrTo>
-                                      <a:srgbClr val="FFFFFF">
-                                        <a:alpha val="100000"/>
-                                        <a:alpha val="0"/>
-                                      </a:srgbClr>
-                                    </a:clrTo>
-                                  </a:clrChange>
-                                </a:blip>
-                                <a:stretch>
-                                  <a:fillRect/>
-                                </a:stretch>
-                              </pic:blipFill>
-                              <pic:spPr>
-                                <a:xfrm>
-                                  <a:off x="4208" y="95052"/>
-                                  <a:ext cx="975" cy="570"/>
-                                </a:xfrm>
-                                <a:prstGeom prst="rect">
-                                  <a:avLst/>
-                                </a:prstGeom>
-                                <a:noFill/>
-                                <a:ln w="9525">
-                                  <a:noFill/>
-                                </a:ln>
-                              </pic:spPr>
-                            </pic:pic>
-                            <pic:pic xmlns:pic="http://schemas.openxmlformats.org/drawingml/2006/picture">
-                              <pic:nvPicPr>
-                                <pic:cNvPr id="16" name="图片 25"/>
-                                <pic:cNvPicPr>
-                                  <a:picLocks noChangeAspect="1" noChangeArrowheads="1"/>
-                                </pic:cNvPicPr>
-                              </pic:nvPicPr>
-                              <pic:blipFill>
-                                <a:blip r:embed="rId11">
-                                  <a:extLst>
-                                    <a:ext uri="{28A0092B-C50C-407E-A947-70E740481C1C}">
-                                      <a14:useLocalDpi xmlns:a14="http://schemas.microsoft.com/office/drawing/2010/main" val="0"/>
-                                    </a:ext>
-                                  </a:extLst>
-                                </a:blip>
-                                <a:srcRect/>
-                                <a:stretch>
-                                  <a:fillRect/>
-                                </a:stretch>
-                              </pic:blipFill>
-                              <pic:spPr>
-                                <a:xfrm>
-                                  <a:off x="3513" y="94449"/>
-                                  <a:ext cx="2273" cy="2273"/>
-                                </a:xfrm>
-                                <a:prstGeom prst="rect">
-                                  <a:avLst/>
-                                </a:prstGeom>
-                                <a:noFill/>
-                                <a:ln>
-                                  <a:noFill/>
-                                </a:ln>
-                              </pic:spPr>
-                            </pic:pic>
-                          </wpg:wgp>
-                        </a:graphicData>
-                      </a:graphic>
-                    </wp:anchor>
-                  </w:drawing>
-                </mc:Choice>
-                <mc:Fallback>
-                  <w:pict>
-                    <v:group id="_x0000_s1026" o:spid="_x0000_s1026" o:spt="203" style="position:absolute;left:0pt;margin-left:-41.05pt;margin-top:-37.2pt;height:113.65pt;width:113.65pt;z-index:251659264;mso-width-relative:page;mso-height-relative:page;" coordorigin="3513,94449" coordsize="2273,2273" o:gfxdata="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">
-                      <o:lock v:ext="edit" aspectratio="f"/>
-                      <v:shape id="图片 29" o:spid="_x0000_s1026" o:spt="75" alt="IMG_256" type="#_x0000_t75" style="position:absolute;left:4208;top:95052;height:570;width:975;" filled="f" o:preferrelative="t" stroked="f" coordsize="21600,21600" o:gfxdata="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">
-                        <v:fill on="f" focussize="0,0"/>
-                        <v:stroke on="f"/>
-                        <v:imagedata r:id="rId14" chromakey="#FFFFFF" o:title=""/>
-                        <o:lock v:ext="edit" aspectratio="t"/>
-                      </v:shape>
-                      <v:shape id="图片 25" o:spid="_x0000_s1026" o:spt="75" type="#_x0000_t75" style="position:absolute;left:3513;top:94449;height:2273;width:2273;" filled="f" o:preferrelative="t" stroked="f" coordsize="21600,21600" o:gfxdata="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">
-                        <v:fill on="f" focussize="0,0"/>
-                        <v:stroke on="f"/>
-                        <v:imagedata r:id="rId11" o:title=""/>
-                        <o:lock v:ext="edit" aspectratio="t"/>
-                      </v:shape>
-                    </v:group>
-                  </w:pict>
-                </mc:Fallback>
-              </mc:AlternateContent>
-            </w:r>
-          </w:p>
-        </w:tc>
-        <w:tc>
-          <w:tcPr>
-            <w:tcW w:w="1373" w:type="dxa"/>
-            <w:vAlign w:val="center"/>
-          </w:tcPr>
-          <w:p>
-            <w:pPr>
-              <w:pStyle w:val="22"/>
-              <w:spacing w:before="13"/>
-              <w:jc w:val="both"/>
-              <w:rPr>
-                <w:rFonts w:ascii="Times New Roman" w:hAnsi="Times New Roman" w:cs="Times New Roman"/>
-                <w:b/>
-                <w:sz w:val="24"/>
-                <w:szCs w:val="24"/>
-              </w:rPr>
-            </w:pPr>
-            <w:r>
-              <w:rPr>
-                <w:rFonts w:hint="eastAsia" w:ascii="Times New Roman" w:hAnsi="Times New Roman" w:cs="Times New Roman"/>
-                <w:b/>
-                <w:sz w:val="24"/>
-                <w:szCs w:val="24"/>
-                <w:lang w:val="en-US" w:eastAsia="zh-CN"/>
-              </w:rPr>
-              <w:t>报告医生</w:t>
-            </w:r>
-            <w:r>
-              <w:rPr>
-                <w:rFonts w:ascii="Times New Roman" w:hAnsi="Times New Roman" w:cs="Times New Roman"/>
-                <w:b/>
-                <w:sz w:val="24"/>
-                <w:szCs w:val="24"/>
-                <w:lang w:eastAsia="zh-CN"/>
-              </w:rPr>
-              <w:t>：</w:t>
-            </w:r>
-          </w:p>
-        </w:tc>
-        <w:tc>
-          <w:tcPr>
-            <w:tcW w:w="1640" w:type="dxa"/>
-            <w:vAlign w:val="center"/>
-          </w:tcPr>
-          <w:p>
-            <w:pPr>
-              <w:pStyle w:val="22"/>
-              <w:spacing w:before="13"/>
-              <w:ind w:right="15"/>
-              <w:jc w:val="both"/>
-              <w:rPr>
-                <w:rFonts w:ascii="Times New Roman" w:hAnsi="Times New Roman" w:cs="Times New Roman"/>
-                <w:b/>
-                <w:sz w:val="24"/>
-                <w:szCs w:val="24"/>
-              </w:rPr>
-            </w:pPr>
-          </w:p>
-        </w:tc>
-        <w:tc>
-          <w:tcPr>
-            <w:tcW w:w="2475" w:type="dxa"/>
-            <w:vAlign w:val="center"/>
-          </w:tcPr>
-          <w:p>
-            <w:pPr>
-              <w:pStyle w:val="22"/>
-              <w:spacing w:before="13"/>
-              <w:ind w:right="15"/>
-              <w:jc w:val="both"/>
-              <w:rPr>
-                <w:rFonts w:hint="eastAsia" w:ascii="Times New Roman" w:hAnsi="Times New Roman" w:eastAsia="宋体" w:cs="Times New Roman"/>
-                <w:b/>
-                <w:sz w:val="24"/>
-                <w:szCs w:val="24"/>
-                <w:lang w:val="en-US" w:eastAsia="zh-CN"/>
-              </w:rPr>
-            </w:pPr>
-            <w:r>
-              <w:rPr>
-                <w:rFonts w:hint="eastAsia" w:ascii="Times New Roman" w:hAnsi="Times New Roman" w:cs="Times New Roman"/>
-                <w:b/>
-                <w:sz w:val="24"/>
-                <w:szCs w:val="24"/>
-                <w:lang w:val="en-US" w:eastAsia="zh-CN"/>
-              </w:rPr>
-              <w:t>审核医生：</w:t>
-            </w:r>
-          </w:p>
-        </w:tc>
-      </w:tr>
-      <w:tr>
-        <w:tblPrEx>
-          <w:tblCellMar>
-            <w:top w:w="0" w:type="dxa"/>
-            <w:left w:w="0" w:type="dxa"/>
-            <w:bottom w:w="0" w:type="dxa"/>
-            <w:right w:w="0" w:type="dxa"/>
-          </w:tblCellMar>
-        </w:tblPrEx>
-        <w:trPr>
-          <w:trHeight w:val="457" w:hRule="exact"/>
-          <w:jc w:val="right"/>
-        </w:trPr>
-        <w:tc>
-          <w:tcPr>
-            <w:tcW w:w="1272" w:type="dxa"/>
-            <w:vAlign w:val="center"/>
-          </w:tcPr>
-          <w:p>
-            <w:pPr>
-              <w:pStyle w:val="22"/>
-              <w:spacing w:line="341" w:lineRule="exact"/>
-              <w:ind w:left="13" w:right="165"/>
-              <w:jc w:val="both"/>
-              <w:rPr>
-                <w:rFonts w:ascii="Times New Roman" w:hAnsi="Times New Roman" w:cs="Times New Roman"/>
-                <w:b/>
-                <w:sz w:val="24"/>
-                <w:szCs w:val="24"/>
-              </w:rPr>
-            </w:pPr>
-            <w:r>
-              <w:rPr>
-                <w:rFonts w:ascii="Times New Roman" w:hAnsi="Times New Roman" w:cs="Times New Roman"/>
-                <w:b/>
-                <w:sz w:val="24"/>
-                <w:szCs w:val="24"/>
-              </w:rPr>
-              <w:t>日</w:t>
-            </w:r>
-            <w:r>
-              <w:rPr>
-                <w:rFonts w:ascii="Times New Roman" w:hAnsi="Times New Roman" w:cs="Times New Roman"/>
-                <w:b/>
-                <w:sz w:val="24"/>
-                <w:szCs w:val="24"/>
-                <w:lang w:eastAsia="zh-CN"/>
-              </w:rPr>
-              <w:t xml:space="preserve">  </w:t>
-            </w:r>
-            <w:r>
-              <w:rPr>
-                <w:rFonts w:ascii="Times New Roman" w:hAnsi="Times New Roman" w:cs="Times New Roman"/>
-                <w:b/>
-                <w:sz w:val="24"/>
-                <w:szCs w:val="24"/>
-              </w:rPr>
-              <w:t>期：</w:t>
-            </w:r>
-          </w:p>
-        </w:tc>
-        <w:tc>
-          <w:tcPr>
-            <w:tcW w:w="2306" w:type="dxa"/>
-            <w:vAlign w:val="center"/>
-          </w:tcPr>
-          <w:p>
-            <w:pPr>
-              <w:pStyle w:val="22"/>
-              <w:spacing w:line="363" w:lineRule="exact"/>
-              <w:jc w:val="both"/>
-              <w:rPr>
-                <w:rFonts w:ascii="Times New Roman" w:hAnsi="Times New Roman" w:cs="Times New Roman"/>
-                <w:sz w:val="24"/>
-                <w:szCs w:val="24"/>
-              </w:rPr>
-            </w:pPr>
-            <w:r>
-              <w:rPr>
-                <w:rFonts w:ascii="Times New Roman" w:hAnsi="Times New Roman" w:cs="Times New Roman"/>
-                <w:kern w:val="2"/>
-                <w:sz w:val="24"/>
-                <w:szCs w:val="24"/>
-                <w:lang w:eastAsia="zh-CN"/>
-              </w:rPr>
-              <w:t>{{ reportdate }}</w:t>
-            </w:r>
-          </w:p>
-        </w:tc>
-        <w:tc>
-          <w:tcPr>
-            <w:tcW w:w="1373" w:type="dxa"/>
-            <w:vAlign w:val="center"/>
-          </w:tcPr>
-          <w:p>
-            <w:pPr>
-              <w:pStyle w:val="22"/>
-              <w:spacing w:line="341" w:lineRule="exact"/>
-              <w:jc w:val="both"/>
-              <w:rPr>
-                <w:rFonts w:ascii="Times New Roman" w:hAnsi="Times New Roman" w:cs="Times New Roman"/>
-                <w:b/>
-                <w:sz w:val="24"/>
-                <w:szCs w:val="24"/>
-              </w:rPr>
-            </w:pPr>
-          </w:p>
-        </w:tc>
-        <w:tc>
-          <w:tcPr>
-            <w:tcW w:w="1640" w:type="dxa"/>
-            <w:vAlign w:val="center"/>
-          </w:tcPr>
-          <w:p>
-            <w:pPr>
-              <w:pStyle w:val="22"/>
-              <w:spacing w:line="363" w:lineRule="exact"/>
-              <w:ind w:right="15"/>
-              <w:jc w:val="both"/>
-              <w:rPr>
-                <w:rFonts w:ascii="Times New Roman" w:hAnsi="Times New Roman" w:cs="Times New Roman"/>
-                <w:sz w:val="24"/>
-                <w:szCs w:val="24"/>
-              </w:rPr>
-            </w:pPr>
-          </w:p>
-        </w:tc>
-        <w:tc>
-          <w:tcPr>
-            <w:tcW w:w="2475" w:type="dxa"/>
-            <w:vAlign w:val="center"/>
-          </w:tcPr>
-          <w:p>
-            <w:pPr>
-              <w:pStyle w:val="22"/>
-              <w:spacing w:line="363" w:lineRule="exact"/>
-              <w:ind w:right="15"/>
-              <w:jc w:val="both"/>
-              <w:rPr>
-                <w:rFonts w:ascii="Times New Roman" w:hAnsi="Times New Roman" w:cs="Times New Roman"/>
-                <w:kern w:val="2"/>
-                <w:sz w:val="24"/>
-                <w:szCs w:val="24"/>
-                <w:lang w:eastAsia="zh-CN"/>
-              </w:rPr>
-            </w:pPr>
-          </w:p>
-        </w:tc>
-      </w:tr>
-    </w:tbl>
-    <w:p>
-      <w:pPr>
-        <w:rPr>
-          <w:rFonts w:ascii="Times New Roman" w:hAnsi="Times New Roman" w:eastAsia="微软雅黑" w:cs="Times New Roman"/>
-          <w:sz w:val="24"/>
-          <w:szCs w:val="24"/>
-          <w:lang w:eastAsia="zh-CN"/>
-        </w:rPr>
-      </w:pPr>
-      <w:r>
-        <w:rPr>
-          <w:rFonts w:hint="eastAsia" w:ascii="Times New Roman" w:hAnsi="Times New Roman" w:eastAsia="微软雅黑" w:cs="Times New Roman"/>
-          <w:sz w:val="24"/>
-          <w:szCs w:val="24"/>
-          <w:lang w:eastAsia="zh-CN"/>
-        </w:rPr>
-        <w:t xml:space="preserve">{% endif %}{% if testedby == </w:t>
-      </w:r>
-      <w:r>
-        <w:rPr>
-          <w:rFonts w:ascii="Times New Roman" w:hAnsi="Times New Roman" w:eastAsia="微软雅黑" w:cs="Times New Roman"/>
-          <w:sz w:val="24"/>
-          <w:szCs w:val="24"/>
-          <w:lang w:eastAsia="zh-CN"/>
-        </w:rPr>
-        <w:t>“</w:t>
-      </w:r>
-      <w:r>
-        <w:rPr>
-          <w:rFonts w:hint="eastAsia" w:ascii="Times New Roman" w:hAnsi="Times New Roman" w:eastAsia="微软雅黑" w:cs="Times New Roman"/>
-          <w:sz w:val="24"/>
-          <w:szCs w:val="24"/>
-          <w:lang w:eastAsia="zh-CN"/>
-        </w:rPr>
-        <w:t>5</w:t>
-      </w:r>
-      <w:r>
-        <w:rPr>
-          <w:rFonts w:ascii="Times New Roman" w:hAnsi="Times New Roman" w:eastAsia="微软雅黑" w:cs="Times New Roman"/>
-          <w:sz w:val="24"/>
-          <w:szCs w:val="24"/>
-          <w:lang w:eastAsia="zh-CN"/>
-        </w:rPr>
-        <w:t>”</w:t>
-      </w:r>
-      <w:r>
-        <w:rPr>
-          <w:rFonts w:hint="eastAsia" w:ascii="Times New Roman" w:hAnsi="Times New Roman" w:eastAsia="微软雅黑" w:cs="Times New Roman"/>
-          <w:sz w:val="24"/>
-          <w:szCs w:val="24"/>
-          <w:lang w:eastAsia="zh-CN"/>
-        </w:rPr>
-        <w:t xml:space="preserve"> %}</w:t>
-      </w:r>
-    </w:p>
-    <w:p>
-      <w:pPr>
-        <w:rPr>
-          <w:lang w:eastAsia="zh-CN"/>
-        </w:rPr>
-      </w:pPr>
-    </w:p>
-    <w:p>
-      <w:pPr>
-        <w:rPr>
-          <w:lang w:eastAsia="zh-CN"/>
-        </w:rPr>
-      </w:pPr>
-    </w:p>
-    <w:tbl>
-      <w:tblPr>
-        <w:tblStyle w:val="33"/>
-        <w:tblW w:w="9066" w:type="dxa"/>
-        <w:jc w:val="right"/>
-        <w:tblLayout w:type="fixed"/>
-        <w:tblCellMar>
-          <w:top w:w="0" w:type="dxa"/>
-          <w:left w:w="0" w:type="dxa"/>
-          <w:bottom w:w="0" w:type="dxa"/>
-          <w:right w:w="0" w:type="dxa"/>
-        </w:tblCellMar>
-      </w:tblPr>
-      <w:tblGrid>
-        <w:gridCol w:w="1272"/>
-        <w:gridCol w:w="2306"/>
-        <w:gridCol w:w="1373"/>
-        <w:gridCol w:w="1640"/>
-        <w:gridCol w:w="2475"/>
-      </w:tblGrid>
-      <w:tr>
-        <w:tblPrEx>
-          <w:tblCellMar>
-            <w:top w:w="0" w:type="dxa"/>
-            <w:left w:w="0" w:type="dxa"/>
-            <w:bottom w:w="0" w:type="dxa"/>
-            <w:right w:w="0" w:type="dxa"/>
-          </w:tblCellMar>
-        </w:tblPrEx>
-        <w:trPr>
-          <w:trHeight w:val="441" w:hRule="exact"/>
-          <w:jc w:val="right"/>
-        </w:trPr>
-        <w:tc>
-          <w:tcPr>
-            <w:tcW w:w="1272" w:type="dxa"/>
-            <w:vAlign w:val="center"/>
-          </w:tcPr>
-          <w:p>
-            <w:pPr>
-              <w:pStyle w:val="22"/>
-              <w:spacing w:before="13"/>
-              <w:ind w:left="13" w:right="95"/>
-              <w:jc w:val="both"/>
-              <w:rPr>
-                <w:rFonts w:ascii="Times New Roman" w:hAnsi="Times New Roman" w:cs="Times New Roman"/>
-                <w:b/>
-                <w:sz w:val="24"/>
-                <w:szCs w:val="24"/>
-              </w:rPr>
-            </w:pPr>
-            <w:r>
-              <w:rPr>
-                <w:rFonts w:ascii="Times New Roman" w:hAnsi="Times New Roman" w:cs="Times New Roman"/>
-                <w:b/>
-                <w:sz w:val="24"/>
-                <w:szCs w:val="24"/>
-              </w:rPr>
-              <w:t>检测人：</w:t>
-            </w:r>
-          </w:p>
-        </w:tc>
-        <w:tc>
-          <w:tcPr>
-            <w:tcW w:w="2306" w:type="dxa"/>
-            <w:vAlign w:val="center"/>
-          </w:tcPr>
-          <w:p>
-            <w:pPr>
-              <w:pStyle w:val="22"/>
-              <w:spacing w:before="13"/>
-              <w:jc w:val="both"/>
-              <w:rPr>
-                <w:rFonts w:ascii="Times New Roman" w:hAnsi="Times New Roman" w:cs="Times New Roman"/>
-                <w:b/>
-                <w:sz w:val="24"/>
-                <w:szCs w:val="24"/>
-              </w:rPr>
-            </w:pPr>
-          </w:p>
-        </w:tc>
-        <w:tc>
-          <w:tcPr>
-            <w:tcW w:w="1373" w:type="dxa"/>
-            <w:vAlign w:val="center"/>
-          </w:tcPr>
-          <w:p>
-            <w:pPr>
-              <w:pStyle w:val="22"/>
-              <w:spacing w:before="13"/>
-              <w:jc w:val="both"/>
-              <w:rPr>
-                <w:rFonts w:ascii="Times New Roman" w:hAnsi="Times New Roman" w:cs="Times New Roman"/>
-                <w:b/>
-                <w:sz w:val="24"/>
-                <w:szCs w:val="24"/>
-              </w:rPr>
-            </w:pPr>
-            <w:r>
-              <w:rPr>
-                <w:rFonts w:hint="eastAsia" w:ascii="Times New Roman" w:hAnsi="Times New Roman" w:cs="Times New Roman"/>
-                <w:b/>
-                <w:sz w:val="24"/>
-                <w:szCs w:val="24"/>
-                <w:lang w:val="en-US" w:eastAsia="zh-CN"/>
-              </w:rPr>
-              <w:t>报告医生</w:t>
-            </w:r>
-            <w:r>
-              <w:rPr>
-                <w:rFonts w:ascii="Times New Roman" w:hAnsi="Times New Roman" w:cs="Times New Roman"/>
-                <w:b/>
-                <w:sz w:val="24"/>
-                <w:szCs w:val="24"/>
-                <w:lang w:eastAsia="zh-CN"/>
-              </w:rPr>
-              <w:t>：</w:t>
-            </w:r>
-          </w:p>
-        </w:tc>
-        <w:tc>
-          <w:tcPr>
-            <w:tcW w:w="1640" w:type="dxa"/>
-            <w:vAlign w:val="center"/>
-          </w:tcPr>
-          <w:p>
-            <w:pPr>
-              <w:pStyle w:val="22"/>
-              <w:spacing w:before="13"/>
-              <w:ind w:right="15"/>
-              <w:jc w:val="both"/>
-              <w:rPr>
-                <w:rFonts w:ascii="Times New Roman" w:hAnsi="Times New Roman" w:cs="Times New Roman"/>
-                <w:b/>
-                <w:sz w:val="24"/>
-                <w:szCs w:val="24"/>
-              </w:rPr>
-            </w:pPr>
-          </w:p>
-        </w:tc>
-        <w:tc>
-          <w:tcPr>
-            <w:tcW w:w="2475" w:type="dxa"/>
-            <w:vAlign w:val="center"/>
-          </w:tcPr>
-          <w:p>
-            <w:pPr>
-              <w:pStyle w:val="22"/>
-              <w:spacing w:before="13"/>
-              <w:ind w:right="15"/>
-              <w:jc w:val="both"/>
-              <w:rPr>
-                <w:rFonts w:hint="eastAsia" w:ascii="Times New Roman" w:hAnsi="Times New Roman" w:eastAsia="宋体" w:cs="Times New Roman"/>
-                <w:b/>
-                <w:sz w:val="24"/>
-                <w:szCs w:val="24"/>
-                <w:lang w:val="en-US" w:eastAsia="zh-CN"/>
-              </w:rPr>
-            </w:pPr>
-            <w:r>
-              <w:rPr>
-                <w:rFonts w:hint="eastAsia" w:ascii="Times New Roman" w:hAnsi="Times New Roman" w:cs="Times New Roman"/>
-                <w:b/>
-                <w:sz w:val="24"/>
-                <w:szCs w:val="24"/>
-                <w:lang w:val="en-US" w:eastAsia="zh-CN"/>
-              </w:rPr>
-              <w:t>审核医生：</w:t>
-            </w:r>
-          </w:p>
-        </w:tc>
-      </w:tr>
-      <w:tr>
-        <w:tblPrEx>
-          <w:tblCellMar>
-            <w:top w:w="0" w:type="dxa"/>
-            <w:left w:w="0" w:type="dxa"/>
-            <w:bottom w:w="0" w:type="dxa"/>
-            <w:right w:w="0" w:type="dxa"/>
-          </w:tblCellMar>
-        </w:tblPrEx>
-        <w:trPr>
-          <w:trHeight w:val="457" w:hRule="exact"/>
-          <w:jc w:val="right"/>
-        </w:trPr>
-        <w:tc>
-          <w:tcPr>
-            <w:tcW w:w="1272" w:type="dxa"/>
-            <w:vAlign w:val="center"/>
-          </w:tcPr>
-          <w:p>
-            <w:pPr>
-              <w:pStyle w:val="22"/>
-              <w:spacing w:line="341" w:lineRule="exact"/>
-              <w:ind w:left="13" w:right="165"/>
-              <w:jc w:val="both"/>
-              <w:rPr>
-                <w:rFonts w:ascii="Times New Roman" w:hAnsi="Times New Roman" w:cs="Times New Roman"/>
-                <w:b/>
-                <w:sz w:val="24"/>
-                <w:szCs w:val="24"/>
-              </w:rPr>
-            </w:pPr>
-            <w:r>
-              <w:rPr>
-                <w:rFonts w:ascii="Times New Roman" w:hAnsi="Times New Roman" w:cs="Times New Roman"/>
-                <w:b/>
-                <w:sz w:val="24"/>
-                <w:szCs w:val="24"/>
-              </w:rPr>
-              <w:t>日</w:t>
-            </w:r>
-            <w:r>
-              <w:rPr>
-                <w:rFonts w:ascii="Times New Roman" w:hAnsi="Times New Roman" w:cs="Times New Roman"/>
-                <w:b/>
-                <w:sz w:val="24"/>
-                <w:szCs w:val="24"/>
-                <w:lang w:eastAsia="zh-CN"/>
-              </w:rPr>
-              <w:t xml:space="preserve">  </w:t>
-            </w:r>
-            <w:r>
-              <w:rPr>
-                <w:rFonts w:ascii="Times New Roman" w:hAnsi="Times New Roman" w:cs="Times New Roman"/>
-                <w:b/>
-                <w:sz w:val="24"/>
-                <w:szCs w:val="24"/>
-              </w:rPr>
-              <w:t>期：</w:t>
-            </w:r>
-          </w:p>
-        </w:tc>
-        <w:tc>
-          <w:tcPr>
-            <w:tcW w:w="2306" w:type="dxa"/>
-            <w:vAlign w:val="center"/>
-          </w:tcPr>
-          <w:p>
-            <w:pPr>
-              <w:pStyle w:val="22"/>
-              <w:spacing w:line="363" w:lineRule="exact"/>
-              <w:jc w:val="both"/>
-              <w:rPr>
-                <w:rFonts w:ascii="Times New Roman" w:hAnsi="Times New Roman" w:cs="Times New Roman"/>
-                <w:sz w:val="24"/>
-                <w:szCs w:val="24"/>
-              </w:rPr>
-            </w:pPr>
-            <w:r>
-              <w:rPr>
-                <w:rFonts w:ascii="Times New Roman" w:hAnsi="Times New Roman" w:cs="Times New Roman"/>
-                <w:kern w:val="2"/>
-                <w:sz w:val="24"/>
-                <w:szCs w:val="24"/>
-                <w:lang w:eastAsia="zh-CN"/>
-              </w:rPr>
-              <w:t>{{ reportdate }}</w:t>
-            </w:r>
-          </w:p>
-        </w:tc>
-        <w:tc>
-          <w:tcPr>
-            <w:tcW w:w="1373" w:type="dxa"/>
-            <w:vAlign w:val="center"/>
-          </w:tcPr>
-          <w:p>
-            <w:pPr>
-              <w:pStyle w:val="22"/>
-              <w:spacing w:line="341" w:lineRule="exact"/>
-              <w:jc w:val="both"/>
-              <w:rPr>
-                <w:rFonts w:ascii="Times New Roman" w:hAnsi="Times New Roman" w:cs="Times New Roman"/>
-                <w:b/>
-                <w:sz w:val="24"/>
-                <w:szCs w:val="24"/>
-              </w:rPr>
-            </w:pPr>
-          </w:p>
-        </w:tc>
-        <w:tc>
-          <w:tcPr>
-            <w:tcW w:w="1640" w:type="dxa"/>
-            <w:vAlign w:val="center"/>
-          </w:tcPr>
-          <w:p>
-            <w:pPr>
-              <w:pStyle w:val="22"/>
-              <w:spacing w:line="363" w:lineRule="exact"/>
-              <w:ind w:right="15"/>
-              <w:jc w:val="both"/>
-              <w:rPr>
-                <w:rFonts w:ascii="Times New Roman" w:hAnsi="Times New Roman" w:cs="Times New Roman"/>
-                <w:sz w:val="24"/>
-                <w:szCs w:val="24"/>
-              </w:rPr>
-            </w:pPr>
-          </w:p>
-        </w:tc>
-        <w:tc>
-          <w:tcPr>
-            <w:tcW w:w="2475" w:type="dxa"/>
-            <w:vAlign w:val="center"/>
-          </w:tcPr>
-          <w:p>
-            <w:pPr>
-              <w:pStyle w:val="22"/>
-              <w:spacing w:line="363" w:lineRule="exact"/>
-              <w:ind w:right="15"/>
-              <w:jc w:val="both"/>
-              <w:rPr>
-                <w:rFonts w:ascii="Times New Roman" w:hAnsi="Times New Roman" w:cs="Times New Roman"/>
-                <w:kern w:val="2"/>
-                <w:sz w:val="24"/>
-                <w:szCs w:val="24"/>
-                <w:lang w:eastAsia="zh-CN"/>
-              </w:rPr>
-            </w:pPr>
-          </w:p>
-        </w:tc>
-      </w:tr>
-    </w:tbl>
-    <w:p>
-      <w:pPr>
-        <w:rPr>
-          <w:rFonts w:ascii="Times New Roman" w:hAnsi="Times New Roman" w:eastAsia="微软雅黑" w:cs="Times New Roman"/>
-          <w:sz w:val="24"/>
-          <w:szCs w:val="24"/>
-          <w:lang w:eastAsia="zh-CN"/>
-        </w:rPr>
-      </w:pPr>
-      <w:r>
-        <w:rPr>
-          <w:rFonts w:hint="eastAsia" w:ascii="Times New Roman" w:hAnsi="Times New Roman" w:eastAsia="微软雅黑" w:cs="Times New Roman"/>
-          <w:sz w:val="24"/>
-          <w:szCs w:val="24"/>
-          <w:lang w:eastAsia="zh-CN"/>
-        </w:rPr>
-        <w:t xml:space="preserve">{% endif %}{% if testedby == </w:t>
-      </w:r>
-      <w:r>
-        <w:rPr>
-          <w:rFonts w:ascii="Times New Roman" w:hAnsi="Times New Roman" w:eastAsia="微软雅黑" w:cs="Times New Roman"/>
-          <w:sz w:val="24"/>
-          <w:szCs w:val="24"/>
-          <w:lang w:eastAsia="zh-CN"/>
-        </w:rPr>
-        <w:t>“</w:t>
-      </w:r>
-      <w:r>
-        <w:rPr>
-          <w:rFonts w:hint="eastAsia" w:ascii="Times New Roman" w:hAnsi="Times New Roman" w:eastAsia="微软雅黑" w:cs="Times New Roman"/>
-          <w:sz w:val="24"/>
-          <w:szCs w:val="24"/>
-          <w:lang w:eastAsia="zh-CN"/>
-        </w:rPr>
-        <w:t>6</w:t>
-      </w:r>
-      <w:r>
-        <w:rPr>
-          <w:rFonts w:ascii="Times New Roman" w:hAnsi="Times New Roman" w:eastAsia="微软雅黑" w:cs="Times New Roman"/>
-          <w:sz w:val="24"/>
-          <w:szCs w:val="24"/>
-          <w:lang w:eastAsia="zh-CN"/>
-        </w:rPr>
-        <w:t>”</w:t>
-      </w:r>
-      <w:r>
-        <w:rPr>
-          <w:rFonts w:hint="eastAsia" w:ascii="Times New Roman" w:hAnsi="Times New Roman" w:eastAsia="微软雅黑" w:cs="Times New Roman"/>
-          <w:sz w:val="24"/>
-          <w:szCs w:val="24"/>
-          <w:lang w:eastAsia="zh-CN"/>
-        </w:rPr>
-        <w:t xml:space="preserve"> %}</w:t>
-      </w:r>
-    </w:p>
-    <w:p>
-      <w:pPr>
-        <w:rPr>
-          <w:rFonts w:ascii="Times New Roman" w:hAnsi="Times New Roman" w:eastAsia="微软雅黑" w:cs="Times New Roman"/>
-          <w:sz w:val="24"/>
-          <w:szCs w:val="24"/>
-          <w:lang w:eastAsia="zh-CN"/>
-        </w:rPr>
-      </w:pPr>
-    </w:p>
-    <w:p>
-      <w:pPr>
-        <w:rPr>
-          <w:rFonts w:ascii="Times New Roman" w:hAnsi="Times New Roman" w:eastAsia="微软雅黑" w:cs="Times New Roman"/>
-          <w:sz w:val="24"/>
-          <w:szCs w:val="24"/>
-          <w:lang w:eastAsia="zh-CN"/>
-        </w:rPr>
-      </w:pPr>
-    </w:p>
-    <w:tbl>
-      <w:tblPr>
-        <w:tblStyle w:val="33"/>
-        <w:tblW w:w="9066" w:type="dxa"/>
-        <w:jc w:val="right"/>
-        <w:tblLayout w:type="fixed"/>
-        <w:tblCellMar>
-          <w:top w:w="0" w:type="dxa"/>
-          <w:left w:w="0" w:type="dxa"/>
-          <w:bottom w:w="0" w:type="dxa"/>
-          <w:right w:w="0" w:type="dxa"/>
-        </w:tblCellMar>
-      </w:tblPr>
-      <w:tblGrid>
-        <w:gridCol w:w="1272"/>
-        <w:gridCol w:w="2306"/>
-        <w:gridCol w:w="1373"/>
-        <w:gridCol w:w="1640"/>
-        <w:gridCol w:w="2475"/>
-      </w:tblGrid>
-      <w:tr>
-        <w:tblPrEx>
-          <w:tblCellMar>
-            <w:top w:w="0" w:type="dxa"/>
-            <w:left w:w="0" w:type="dxa"/>
-            <w:bottom w:w="0" w:type="dxa"/>
-            <w:right w:w="0" w:type="dxa"/>
-          </w:tblCellMar>
-        </w:tblPrEx>
-        <w:trPr>
-          <w:trHeight w:val="441" w:hRule="exact"/>
-          <w:jc w:val="right"/>
-        </w:trPr>
-        <w:tc>
-          <w:tcPr>
-            <w:tcW w:w="1272" w:type="dxa"/>
-            <w:vAlign w:val="center"/>
-          </w:tcPr>
-          <w:p>
-            <w:pPr>
-              <w:pStyle w:val="22"/>
-              <w:spacing w:before="13"/>
-              <w:ind w:left="13" w:right="95"/>
-              <w:jc w:val="both"/>
-              <w:rPr>
-                <w:rFonts w:ascii="Times New Roman" w:hAnsi="Times New Roman" w:cs="Times New Roman"/>
-                <w:b/>
-                <w:sz w:val="24"/>
-                <w:szCs w:val="24"/>
-              </w:rPr>
-            </w:pPr>
-            <w:r>
-              <w:rPr>
-                <w:rFonts w:ascii="Times New Roman" w:hAnsi="Times New Roman" w:cs="Times New Roman"/>
-                <w:b/>
-                <w:sz w:val="24"/>
-                <w:szCs w:val="24"/>
-              </w:rPr>
-              <w:t>检测人：</w:t>
-            </w:r>
-          </w:p>
-        </w:tc>
-        <w:tc>
-          <w:tcPr>
-            <w:tcW w:w="2306" w:type="dxa"/>
-            <w:vAlign w:val="center"/>
-          </w:tcPr>
-          <w:p>
-            <w:pPr>
-              <w:pStyle w:val="22"/>
-              <w:spacing w:before="13"/>
-              <w:jc w:val="both"/>
-              <w:rPr>
-                <w:rFonts w:ascii="Times New Roman" w:hAnsi="Times New Roman" w:cs="Times New Roman"/>
-                <w:b/>
-                <w:sz w:val="24"/>
-                <w:szCs w:val="24"/>
-              </w:rPr>
-            </w:pPr>
-          </w:p>
-        </w:tc>
-        <w:tc>
-          <w:tcPr>
-            <w:tcW w:w="1373" w:type="dxa"/>
-            <w:vAlign w:val="center"/>
-          </w:tcPr>
-          <w:p>
-            <w:pPr>
-              <w:pStyle w:val="22"/>
-              <w:spacing w:before="13"/>
-              <w:jc w:val="both"/>
-              <w:rPr>
-                <w:rFonts w:ascii="Times New Roman" w:hAnsi="Times New Roman" w:cs="Times New Roman"/>
-                <w:b/>
-                <w:sz w:val="24"/>
-                <w:szCs w:val="24"/>
-              </w:rPr>
-            </w:pPr>
-            <w:r>
-              <w:rPr>
-                <w:rFonts w:hint="eastAsia" w:ascii="Times New Roman" w:hAnsi="Times New Roman" w:cs="Times New Roman"/>
-                <w:b/>
-                <w:sz w:val="24"/>
-                <w:szCs w:val="24"/>
-                <w:lang w:val="en-US" w:eastAsia="zh-CN"/>
-              </w:rPr>
-              <w:t>报告医生</w:t>
-            </w:r>
-            <w:r>
-              <w:rPr>
-                <w:rFonts w:ascii="Times New Roman" w:hAnsi="Times New Roman" w:cs="Times New Roman"/>
-                <w:b/>
-                <w:sz w:val="24"/>
-                <w:szCs w:val="24"/>
-                <w:lang w:eastAsia="zh-CN"/>
-              </w:rPr>
-              <w:t>：</w:t>
-            </w:r>
-          </w:p>
-        </w:tc>
-        <w:tc>
-          <w:tcPr>
-            <w:tcW w:w="1640" w:type="dxa"/>
-            <w:vAlign w:val="center"/>
-          </w:tcPr>
-          <w:p>
-            <w:pPr>
-              <w:pStyle w:val="22"/>
-              <w:spacing w:before="13"/>
-              <w:ind w:right="15"/>
-              <w:jc w:val="both"/>
-              <w:rPr>
-                <w:rFonts w:ascii="Times New Roman" w:hAnsi="Times New Roman" w:cs="Times New Roman"/>
-                <w:b/>
-                <w:sz w:val="24"/>
-                <w:szCs w:val="24"/>
-              </w:rPr>
-            </w:pPr>
-          </w:p>
-        </w:tc>
-        <w:tc>
-          <w:tcPr>
-            <w:tcW w:w="2475" w:type="dxa"/>
-            <w:vAlign w:val="center"/>
-          </w:tcPr>
-          <w:p>
-            <w:pPr>
-              <w:pStyle w:val="22"/>
-              <w:spacing w:before="13"/>
-              <w:ind w:right="15"/>
-              <w:jc w:val="both"/>
-              <w:rPr>
-                <w:rFonts w:hint="eastAsia" w:ascii="Times New Roman" w:hAnsi="Times New Roman" w:eastAsia="宋体" w:cs="Times New Roman"/>
-                <w:b/>
-                <w:sz w:val="24"/>
-                <w:szCs w:val="24"/>
-                <w:lang w:val="en-US" w:eastAsia="zh-CN"/>
-              </w:rPr>
-            </w:pPr>
-            <w:r>
-              <w:rPr>
-                <w:rFonts w:hint="eastAsia" w:ascii="Times New Roman" w:hAnsi="Times New Roman" w:cs="Times New Roman"/>
-                <w:b/>
-                <w:sz w:val="24"/>
-                <w:szCs w:val="24"/>
-                <w:lang w:val="en-US" w:eastAsia="zh-CN"/>
-              </w:rPr>
-              <w:t>审核医生：</w:t>
-            </w:r>
-          </w:p>
-        </w:tc>
-      </w:tr>
-      <w:tr>
-        <w:tblPrEx>
-          <w:tblCellMar>
-            <w:top w:w="0" w:type="dxa"/>
-            <w:left w:w="0" w:type="dxa"/>
-            <w:bottom w:w="0" w:type="dxa"/>
-            <w:right w:w="0" w:type="dxa"/>
-          </w:tblCellMar>
-        </w:tblPrEx>
-        <w:trPr>
-          <w:trHeight w:val="457" w:hRule="exact"/>
-          <w:jc w:val="right"/>
-        </w:trPr>
-        <w:tc>
-          <w:tcPr>
-            <w:tcW w:w="1272" w:type="dxa"/>
-            <w:vAlign w:val="center"/>
-          </w:tcPr>
-          <w:p>
-            <w:pPr>
-              <w:pStyle w:val="22"/>
-              <w:spacing w:line="341" w:lineRule="exact"/>
-              <w:ind w:left="13" w:right="165"/>
-              <w:jc w:val="both"/>
-              <w:rPr>
-                <w:rFonts w:ascii="Times New Roman" w:hAnsi="Times New Roman" w:cs="Times New Roman"/>
-                <w:b/>
-                <w:sz w:val="24"/>
-                <w:szCs w:val="24"/>
-              </w:rPr>
-            </w:pPr>
-            <w:r>
-              <w:rPr>
-                <w:rFonts w:ascii="Times New Roman" w:hAnsi="Times New Roman" w:cs="Times New Roman"/>
-                <w:b/>
-                <w:sz w:val="24"/>
-                <w:szCs w:val="24"/>
-              </w:rPr>
-              <w:t>日</w:t>
-            </w:r>
-            <w:r>
-              <w:rPr>
-                <w:rFonts w:ascii="Times New Roman" w:hAnsi="Times New Roman" w:cs="Times New Roman"/>
-                <w:b/>
-                <w:sz w:val="24"/>
-                <w:szCs w:val="24"/>
-                <w:lang w:eastAsia="zh-CN"/>
-              </w:rPr>
-              <w:t xml:space="preserve">  </w:t>
-            </w:r>
-            <w:r>
-              <w:rPr>
-                <w:rFonts w:ascii="Times New Roman" w:hAnsi="Times New Roman" w:cs="Times New Roman"/>
-                <w:b/>
-                <w:sz w:val="24"/>
-                <w:szCs w:val="24"/>
-              </w:rPr>
-              <w:t>期：</w:t>
-            </w:r>
-          </w:p>
-        </w:tc>
-        <w:tc>
-          <w:tcPr>
-            <w:tcW w:w="2306" w:type="dxa"/>
-            <w:vAlign w:val="center"/>
-          </w:tcPr>
-          <w:p>
-            <w:pPr>
-              <w:pStyle w:val="22"/>
-              <w:spacing w:line="363" w:lineRule="exact"/>
-              <w:jc w:val="both"/>
-              <w:rPr>
-                <w:rFonts w:ascii="Times New Roman" w:hAnsi="Times New Roman" w:cs="Times New Roman"/>
-                <w:sz w:val="24"/>
-                <w:szCs w:val="24"/>
-              </w:rPr>
-            </w:pPr>
-            <w:r>
-              <w:rPr>
-                <w:rFonts w:ascii="Times New Roman" w:hAnsi="Times New Roman" w:cs="Times New Roman"/>
-                <w:kern w:val="2"/>
-                <w:sz w:val="24"/>
-                <w:szCs w:val="24"/>
-                <w:lang w:eastAsia="zh-CN"/>
-              </w:rPr>
-              <w:t>{{ reportdate }}</w:t>
-            </w:r>
-          </w:p>
-        </w:tc>
-        <w:tc>
-          <w:tcPr>
-            <w:tcW w:w="1373" w:type="dxa"/>
-            <w:vAlign w:val="center"/>
-          </w:tcPr>
-          <w:p>
-            <w:pPr>
-              <w:pStyle w:val="22"/>
-              <w:spacing w:line="341" w:lineRule="exact"/>
-              <w:jc w:val="both"/>
-              <w:rPr>
-                <w:rFonts w:ascii="Times New Roman" w:hAnsi="Times New Roman" w:cs="Times New Roman"/>
-                <w:b/>
-                <w:sz w:val="24"/>
-                <w:szCs w:val="24"/>
-              </w:rPr>
-            </w:pPr>
-          </w:p>
-        </w:tc>
-        <w:tc>
-          <w:tcPr>
-            <w:tcW w:w="1640" w:type="dxa"/>
-            <w:vAlign w:val="center"/>
-          </w:tcPr>
-          <w:p>
-            <w:pPr>
-              <w:pStyle w:val="22"/>
-              <w:spacing w:line="363" w:lineRule="exact"/>
-              <w:ind w:right="15"/>
-              <w:jc w:val="both"/>
-              <w:rPr>
-                <w:rFonts w:ascii="Times New Roman" w:hAnsi="Times New Roman" w:cs="Times New Roman"/>
-                <w:sz w:val="24"/>
-                <w:szCs w:val="24"/>
-              </w:rPr>
-            </w:pPr>
-          </w:p>
-        </w:tc>
-        <w:tc>
-          <w:tcPr>
-            <w:tcW w:w="2475" w:type="dxa"/>
-            <w:vAlign w:val="center"/>
-          </w:tcPr>
-          <w:p>
-            <w:pPr>
-              <w:pStyle w:val="22"/>
-              <w:spacing w:line="363" w:lineRule="exact"/>
-              <w:ind w:right="15"/>
-              <w:jc w:val="both"/>
-              <w:rPr>
-                <w:rFonts w:ascii="Times New Roman" w:hAnsi="Times New Roman" w:cs="Times New Roman"/>
-                <w:kern w:val="2"/>
-                <w:sz w:val="24"/>
-                <w:szCs w:val="24"/>
-                <w:lang w:eastAsia="zh-CN"/>
-              </w:rPr>
-            </w:pPr>
-          </w:p>
-        </w:tc>
-      </w:tr>
-    </w:tbl>
-    <w:p>
-      <w:pPr>
-        <w:rPr>
           <w:rFonts w:hint="eastAsia" w:ascii="Times New Roman" w:hAnsi="Times New Roman" w:eastAsia="微软雅黑" w:cs="Times New Roman"/>
           <w:sz w:val="24"/>
           <w:szCs w:val="24"/>
@@ -7821,18 +6027,7 @@
           <w:bCs/>
           <w:lang w:val="en-US" w:eastAsia="zh-CN"/>
         </w:rPr>
-        <w:t>检测合作单位</w:t>
-      </w:r>
-      <w:bookmarkStart w:id="112" w:name="_GoBack"/>
-      <w:bookmarkEnd w:id="112"/>
-      <w:r>
-        <w:rPr>
-          <w:rFonts w:hint="eastAsia" w:eastAsia="宋体"/>
-          <w:b/>
-          <w:bCs/>
-          <w:lang w:val="en-US" w:eastAsia="zh-CN"/>
-        </w:rPr>
-        <w:t>：天津诺禾医学检验所</w:t>
+        <w:t>检测合作单位：天津诺禾医学检验所</w:t>
       </w:r>
       <w:r>
         <w:rPr>
@@ -7846,6 +6041,8 @@
         </w:rPr>
         <w:br w:type="page"/>
       </w:r>
+      <w:bookmarkStart w:id="112" w:name="_GoBack"/>
+      <w:bookmarkEnd w:id="112"/>
     </w:p>
     <w:p>
       <w:pPr>
@@ -9512,14 +7709,14 @@
         </w:numPr>
         <w:jc w:val="left"/>
       </w:pPr>
-      <w:bookmarkStart w:id="32" w:name="_Toc20136_WPSOffice_Level1"/>
+      <w:bookmarkStart w:id="32" w:name="_Toc2781"/>
       <w:bookmarkStart w:id="33" w:name="_Toc19184"/>
-      <w:bookmarkStart w:id="34" w:name="_Toc2781"/>
-      <w:bookmarkStart w:id="35" w:name="_Toc19898_WPSOffice_Level1"/>
-      <w:bookmarkStart w:id="36" w:name="_Toc12381"/>
-      <w:bookmarkStart w:id="37" w:name="_Toc16159"/>
-      <w:bookmarkStart w:id="38" w:name="_Toc22132"/>
-      <w:bookmarkStart w:id="39" w:name="_Toc14062"/>
+      <w:bookmarkStart w:id="34" w:name="_Toc19898_WPSOffice_Level1"/>
+      <w:bookmarkStart w:id="35" w:name="_Toc12381"/>
+      <w:bookmarkStart w:id="36" w:name="_Toc16159"/>
+      <w:bookmarkStart w:id="37" w:name="_Toc22132"/>
+      <w:bookmarkStart w:id="38" w:name="_Toc14062"/>
+      <w:bookmarkStart w:id="39" w:name="_Toc20136_WPSOffice_Level1"/>
       <w:r>
         <w:t>检测结果及用药提示</w:t>
       </w:r>
@@ -9546,12 +7743,12 @@
           <w:lang w:eastAsia="zh-CN"/>
         </w:rPr>
       </w:pPr>
-      <w:bookmarkStart w:id="40" w:name="_Toc9088"/>
-      <w:bookmarkStart w:id="41" w:name="_Toc18062_WPSOffice_Level2"/>
-      <w:bookmarkStart w:id="42" w:name="_Toc24979"/>
-      <w:bookmarkStart w:id="43" w:name="_Toc22976"/>
-      <w:bookmarkStart w:id="44" w:name="_Toc11015_WPSOffice_Level2"/>
-      <w:bookmarkStart w:id="45" w:name="_Toc23375"/>
+      <w:bookmarkStart w:id="40" w:name="_Toc22976"/>
+      <w:bookmarkStart w:id="41" w:name="_Toc9088"/>
+      <w:bookmarkStart w:id="42" w:name="_Toc18062_WPSOffice_Level2"/>
+      <w:bookmarkStart w:id="43" w:name="_Toc23375"/>
+      <w:bookmarkStart w:id="44" w:name="_Toc24979"/>
+      <w:bookmarkStart w:id="45" w:name="_Toc11015_WPSOffice_Level2"/>
       <w:bookmarkStart w:id="46" w:name="_Toc10439"/>
       <w:bookmarkStart w:id="47" w:name="_Toc30265"/>
       <w:r>
@@ -14378,8 +12575,8 @@
           <w:lang w:eastAsia="zh-CN"/>
         </w:rPr>
       </w:pPr>
-      <w:bookmarkStart w:id="48" w:name="_Toc5859"/>
-      <w:bookmarkStart w:id="49" w:name="_Toc149826009"/>
+      <w:bookmarkStart w:id="48" w:name="_Toc149826009"/>
+      <w:bookmarkStart w:id="49" w:name="_Toc5859"/>
       <w:bookmarkStart w:id="50" w:name="_Toc149832733"/>
       <w:bookmarkStart w:id="51" w:name="_Toc22117"/>
       <w:r>
@@ -14898,14 +13095,14 @@
           <w:lang w:eastAsia="zh-CN"/>
         </w:rPr>
       </w:pPr>
-      <w:bookmarkStart w:id="52" w:name="_Toc23846_WPSOffice_Level1"/>
-      <w:bookmarkStart w:id="53" w:name="_Toc4331_WPSOffice_Level1"/>
-      <w:bookmarkStart w:id="54" w:name="_Toc32443_WPSOffice_Level1"/>
-      <w:bookmarkStart w:id="55" w:name="_Toc25727"/>
-      <w:bookmarkStart w:id="56" w:name="_Toc28194"/>
-      <w:bookmarkStart w:id="57" w:name="_Toc32661"/>
-      <w:bookmarkStart w:id="58" w:name="_Toc5598"/>
-      <w:bookmarkStart w:id="59" w:name="_Toc23903"/>
+      <w:bookmarkStart w:id="52" w:name="_Toc4331_WPSOffice_Level1"/>
+      <w:bookmarkStart w:id="53" w:name="_Toc28194"/>
+      <w:bookmarkStart w:id="54" w:name="_Toc23846_WPSOffice_Level1"/>
+      <w:bookmarkStart w:id="55" w:name="_Toc32661"/>
+      <w:bookmarkStart w:id="56" w:name="_Toc5598"/>
+      <w:bookmarkStart w:id="57" w:name="_Toc23903"/>
+      <w:bookmarkStart w:id="58" w:name="_Toc25727"/>
+      <w:bookmarkStart w:id="59" w:name="_Toc32443_WPSOffice_Level1"/>
       <w:r>
         <w:rPr>
           <w:rFonts w:hint="eastAsia" w:ascii="Times New Roman" w:hAnsi="Times New Roman" w:eastAsia="微软雅黑" w:cs="Times New Roman"/>
@@ -15043,12 +13240,6 @@
             <w:insideH w:val="dotted" w:color="033F86" w:sz="4" w:space="0"/>
             <w:insideV w:val="dotted" w:color="033F86" w:sz="4" w:space="0"/>
           </w:tblBorders>
-          <w:tblCellMar>
-            <w:top w:w="0" w:type="dxa"/>
-            <w:left w:w="108" w:type="dxa"/>
-            <w:bottom w:w="0" w:type="dxa"/>
-            <w:right w:w="108" w:type="dxa"/>
-          </w:tblCellMar>
         </w:tblPrEx>
         <w:trPr>
           <w:jc w:val="center"/>
@@ -18134,13 +16325,13 @@
         </w:rPr>
       </w:pPr>
       <w:bookmarkStart w:id="65" w:name="_Toc13196_WPSOffice_Level1"/>
-      <w:bookmarkStart w:id="66" w:name="_Toc21764_WPSOffice_Level1"/>
-      <w:bookmarkStart w:id="67" w:name="_Toc1707_WPSOffice_Level1"/>
-      <w:bookmarkStart w:id="68" w:name="_Toc2409"/>
-      <w:bookmarkStart w:id="69" w:name="_Toc27302"/>
-      <w:bookmarkStart w:id="70" w:name="_Toc28240"/>
-      <w:bookmarkStart w:id="71" w:name="_Toc16594"/>
-      <w:bookmarkStart w:id="72" w:name="_Toc12505"/>
+      <w:bookmarkStart w:id="66" w:name="_Toc27302"/>
+      <w:bookmarkStart w:id="67" w:name="_Toc16594"/>
+      <w:bookmarkStart w:id="68" w:name="_Toc1707_WPSOffice_Level1"/>
+      <w:bookmarkStart w:id="69" w:name="_Toc12505"/>
+      <w:bookmarkStart w:id="70" w:name="_Toc21764_WPSOffice_Level1"/>
+      <w:bookmarkStart w:id="71" w:name="_Toc28240"/>
+      <w:bookmarkStart w:id="72" w:name="_Toc2409"/>
       <w:r>
         <w:rPr>
           <w:rFonts w:hint="eastAsia" w:ascii="Times New Roman" w:hAnsi="Times New Roman" w:eastAsia="微软雅黑" w:cs="Times New Roman"/>
@@ -18168,9 +16359,9 @@
       </w:pPr>
       <w:bookmarkStart w:id="73" w:name="_Toc32302"/>
       <w:bookmarkStart w:id="74" w:name="_Toc30088"/>
-      <w:bookmarkStart w:id="75" w:name="_Toc8516"/>
+      <w:bookmarkStart w:id="75" w:name="_Toc149826013"/>
       <w:bookmarkStart w:id="76" w:name="_Toc149832737"/>
-      <w:bookmarkStart w:id="77" w:name="_Toc149826013"/>
+      <w:bookmarkStart w:id="77" w:name="_Toc8516"/>
       <w:r>
         <w:rPr>
           <w:rFonts w:hint="eastAsia"/>
@@ -22074,12 +20265,6 @@
             <w:insideH w:val="dotted" w:color="45A3A7" w:sz="4" w:space="0"/>
             <w:insideV w:val="dotted" w:color="45A3A7" w:sz="4" w:space="0"/>
           </w:tblBorders>
-          <w:tblCellMar>
-            <w:top w:w="0" w:type="dxa"/>
-            <w:left w:w="108" w:type="dxa"/>
-            <w:bottom w:w="0" w:type="dxa"/>
-            <w:right w:w="108" w:type="dxa"/>
-          </w:tblCellMar>
         </w:tblPrEx>
         <w:trPr>
           <w:jc w:val="center"/>
@@ -22893,12 +21078,6 @@
             <w:insideH w:val="dotted" w:color="45A3A7" w:sz="4" w:space="0"/>
             <w:insideV w:val="dotted" w:color="45A3A7" w:sz="4" w:space="0"/>
           </w:tblBorders>
-          <w:tblCellMar>
-            <w:top w:w="0" w:type="dxa"/>
-            <w:left w:w="108" w:type="dxa"/>
-            <w:bottom w:w="0" w:type="dxa"/>
-            <w:right w:w="108" w:type="dxa"/>
-          </w:tblCellMar>
         </w:tblPrEx>
         <w:trPr>
           <w:trHeight w:val="417" w:hRule="atLeast"/>
@@ -27129,10 +25308,10 @@
           <w:lang w:eastAsia="zh-CN"/>
         </w:rPr>
       </w:pPr>
-      <w:bookmarkStart w:id="78" w:name="_Toc21441"/>
+      <w:bookmarkStart w:id="78" w:name="_Toc149826016"/>
       <w:bookmarkStart w:id="79" w:name="_Toc27658"/>
       <w:bookmarkStart w:id="80" w:name="_Toc149832739"/>
-      <w:bookmarkStart w:id="81" w:name="_Toc149826016"/>
+      <w:bookmarkStart w:id="81" w:name="_Toc21441"/>
       <w:r>
         <w:rPr>
           <w:color w:val="auto"/>
@@ -29020,6 +27199,12 @@
             <w:insideH w:val="single" w:color="A4A4A4" w:sz="4" w:space="0"/>
             <w:insideV w:val="single" w:color="A4A4A4" w:sz="4" w:space="0"/>
           </w:tblBorders>
+          <w:tblCellMar>
+            <w:top w:w="0" w:type="dxa"/>
+            <w:left w:w="0" w:type="dxa"/>
+            <w:bottom w:w="0" w:type="dxa"/>
+            <w:right w:w="0" w:type="dxa"/>
+          </w:tblCellMar>
         </w:tblPrEx>
         <w:trPr>
           <w:trHeight w:val="420" w:hRule="atLeast"/>
@@ -29218,13 +27403,13 @@
           <w:lang w:eastAsia="zh-CN"/>
         </w:rPr>
       </w:pPr>
-      <w:bookmarkStart w:id="83" w:name="_Toc24085_WPSOffice_Level1"/>
-      <w:bookmarkStart w:id="84" w:name="_Toc14255_WPSOffice_Level1"/>
-      <w:bookmarkStart w:id="85" w:name="_Toc15840_WPSOffice_Level1"/>
-      <w:bookmarkStart w:id="86" w:name="_Toc22807"/>
-      <w:bookmarkStart w:id="87" w:name="_Toc27075"/>
-      <w:bookmarkStart w:id="88" w:name="_Toc31490"/>
-      <w:bookmarkStart w:id="89" w:name="_Toc4168"/>
+      <w:bookmarkStart w:id="83" w:name="_Toc15840_WPSOffice_Level1"/>
+      <w:bookmarkStart w:id="84" w:name="_Toc22807"/>
+      <w:bookmarkStart w:id="85" w:name="_Toc27075"/>
+      <w:bookmarkStart w:id="86" w:name="_Toc14255_WPSOffice_Level1"/>
+      <w:bookmarkStart w:id="87" w:name="_Toc31490"/>
+      <w:bookmarkStart w:id="88" w:name="_Toc4168"/>
+      <w:bookmarkStart w:id="89" w:name="_Toc24085_WPSOffice_Level1"/>
       <w:r>
         <w:rPr>
           <w:rFonts w:hint="eastAsia"/>
@@ -31787,9 +29972,9 @@
           <w:lang w:eastAsia="zh-CN"/>
         </w:rPr>
       </w:pPr>
-      <w:bookmarkStart w:id="90" w:name="_Toc30346"/>
-      <w:bookmarkStart w:id="91" w:name="_Toc11406"/>
-      <w:bookmarkStart w:id="92" w:name="_Toc14261"/>
+      <w:bookmarkStart w:id="90" w:name="_Toc11406"/>
+      <w:bookmarkStart w:id="91" w:name="_Toc14261"/>
+      <w:bookmarkStart w:id="92" w:name="_Toc30346"/>
       <w:r>
         <w:rPr>
           <w:rFonts w:hint="eastAsia"/>
@@ -32354,15 +30539,15 @@
           <w:lang w:eastAsia="zh-CN"/>
         </w:rPr>
       </w:pPr>
-      <w:bookmarkStart w:id="93" w:name="_Toc3409"/>
-      <w:bookmarkStart w:id="94" w:name="_Toc15114"/>
-      <w:bookmarkStart w:id="95" w:name="_Toc5142"/>
-      <w:bookmarkStart w:id="96" w:name="_Toc26985_WPSOffice_Level1"/>
-      <w:bookmarkStart w:id="97" w:name="_Toc27693"/>
-      <w:bookmarkStart w:id="98" w:name="_Toc20170_WPSOffice_Level1"/>
-      <w:bookmarkStart w:id="99" w:name="_Toc31185"/>
-      <w:bookmarkStart w:id="100" w:name="_Toc28454_WPSOffice_Level1"/>
-      <w:bookmarkStart w:id="101" w:name="_Toc20924"/>
+      <w:bookmarkStart w:id="93" w:name="_Toc5142"/>
+      <w:bookmarkStart w:id="94" w:name="_Toc3409"/>
+      <w:bookmarkStart w:id="95" w:name="_Toc15114"/>
+      <w:bookmarkStart w:id="96" w:name="_Toc27693"/>
+      <w:bookmarkStart w:id="97" w:name="_Toc26985_WPSOffice_Level1"/>
+      <w:bookmarkStart w:id="98" w:name="_Toc31185"/>
+      <w:bookmarkStart w:id="99" w:name="_Toc28454_WPSOffice_Level1"/>
+      <w:bookmarkStart w:id="100" w:name="_Toc20924"/>
+      <w:bookmarkStart w:id="101" w:name="_Toc20170_WPSOffice_Level1"/>
       <w:r>
         <w:rPr>
           <w:rFonts w:hint="eastAsia"/>
@@ -32580,12 +30765,12 @@
       <w:bookmarkStart w:id="103" w:name="_Toc11901"/>
       <w:bookmarkStart w:id="104" w:name="_Toc23613"/>
       <w:bookmarkStart w:id="105" w:name="_Toc4503"/>
-      <w:bookmarkStart w:id="106" w:name="_Toc22623"/>
-      <w:bookmarkStart w:id="107" w:name="_Toc22162_WPSOffice_Level1"/>
-      <w:bookmarkStart w:id="108" w:name="_Toc19584_WPSOffice_Level1"/>
-      <w:bookmarkStart w:id="109" w:name="_Toc13275"/>
-      <w:bookmarkStart w:id="110" w:name="_Toc14611_WPSOffice_Level1"/>
-      <w:bookmarkStart w:id="111" w:name="_Toc17792_WPSOffice_Level2"/>
+      <w:bookmarkStart w:id="106" w:name="_Toc17792_WPSOffice_Level2"/>
+      <w:bookmarkStart w:id="107" w:name="_Toc22623"/>
+      <w:bookmarkStart w:id="108" w:name="_Toc14611_WPSOffice_Level1"/>
+      <w:bookmarkStart w:id="109" w:name="_Toc22162_WPSOffice_Level1"/>
+      <w:bookmarkStart w:id="110" w:name="_Toc19584_WPSOffice_Level1"/>
+      <w:bookmarkStart w:id="111" w:name="_Toc13275"/>
       <w:r>
         <w:rPr>
           <w:rFonts w:hint="eastAsia"/>
@@ -34943,7 +33128,7 @@
         <w:lang w:eastAsia="zh-CN"/>
       </w:rPr>
       <w:drawing>
-        <wp:anchor distT="0" distB="0" distL="0" distR="0" simplePos="0" relativeHeight="251661312" behindDoc="0" locked="0" layoutInCell="1" allowOverlap="1">
+        <wp:anchor distT="0" distB="0" distL="0" distR="0" simplePos="0" relativeHeight="251660288" behindDoc="0" locked="0" layoutInCell="1" allowOverlap="1">
           <wp:simplePos x="0" y="0"/>
           <wp:positionH relativeFrom="column">
             <wp:posOffset>4605020</wp:posOffset>
@@ -35049,7 +33234,7 @@
         <w:lang w:eastAsia="zh-CN"/>
       </w:rPr>
       <w:drawing>
-        <wp:anchor distT="0" distB="0" distL="0" distR="0" simplePos="0" relativeHeight="251662336" behindDoc="0" locked="0" layoutInCell="1" allowOverlap="1">
+        <wp:anchor distT="0" distB="0" distL="0" distR="0" simplePos="0" relativeHeight="251661312" behindDoc="0" locked="0" layoutInCell="1" allowOverlap="1">
           <wp:simplePos x="0" y="0"/>
           <wp:positionH relativeFrom="column">
             <wp:posOffset>4596130</wp:posOffset>
@@ -35155,7 +33340,7 @@
         <w:lang w:eastAsia="zh-CN"/>
       </w:rPr>
       <w:drawing>
-        <wp:anchor distT="0" distB="0" distL="0" distR="0" simplePos="0" relativeHeight="251663360" behindDoc="0" locked="0" layoutInCell="1" allowOverlap="1">
+        <wp:anchor distT="0" distB="0" distL="0" distR="0" simplePos="0" relativeHeight="251662336" behindDoc="0" locked="0" layoutInCell="1" allowOverlap="1">
           <wp:simplePos x="0" y="0"/>
           <wp:positionH relativeFrom="column">
             <wp:posOffset>4605020</wp:posOffset>

--- a/WebContent/docx/肠癌11基因报告-苏州市立医院.docx
+++ b/WebContent/docx/肠癌11基因报告-苏州市立医院.docx
@@ -2437,10 +2437,10 @@
       <w:bookmarkStart w:id="1" w:name="_Toc32054"/>
       <w:bookmarkStart w:id="2" w:name="_Toc13806"/>
       <w:bookmarkStart w:id="3" w:name="_Toc24397"/>
-      <w:bookmarkStart w:id="4" w:name="_Toc24178_WPSOffice_Level1"/>
+      <w:bookmarkStart w:id="4" w:name="_Toc21009_WPSOffice_Level1"/>
       <w:bookmarkStart w:id="5" w:name="_Toc21669"/>
-      <w:bookmarkStart w:id="6" w:name="_Toc30143_WPSOffice_Level1"/>
-      <w:bookmarkStart w:id="7" w:name="_Toc21009_WPSOffice_Level1"/>
+      <w:bookmarkStart w:id="6" w:name="_Toc24178_WPSOffice_Level1"/>
+      <w:bookmarkStart w:id="7" w:name="_Toc30143_WPSOffice_Level1"/>
     </w:p>
     <w:p>
       <w:pPr>
@@ -3306,13 +3306,13 @@
         <w:jc w:val="left"/>
       </w:pPr>
       <w:bookmarkStart w:id="9" w:name="_Toc7021_WPSOffice_Level1"/>
-      <w:bookmarkStart w:id="10" w:name="_Toc10518"/>
-      <w:bookmarkStart w:id="11" w:name="_Toc11465"/>
-      <w:bookmarkStart w:id="12" w:name="_Toc17451"/>
-      <w:bookmarkStart w:id="13" w:name="_Toc19594"/>
-      <w:bookmarkStart w:id="14" w:name="_Toc7025"/>
+      <w:bookmarkStart w:id="10" w:name="_Toc17451"/>
+      <w:bookmarkStart w:id="11" w:name="_Toc7025"/>
+      <w:bookmarkStart w:id="12" w:name="_Toc11015_WPSOffice_Level1"/>
+      <w:bookmarkStart w:id="13" w:name="_Toc10518"/>
+      <w:bookmarkStart w:id="14" w:name="_Toc11465"/>
       <w:bookmarkStart w:id="15" w:name="_Toc18062_WPSOffice_Level1"/>
-      <w:bookmarkStart w:id="16" w:name="_Toc11015_WPSOffice_Level1"/>
+      <w:bookmarkStart w:id="16" w:name="_Toc19594"/>
       <w:bookmarkStart w:id="17" w:name="_Toc3823"/>
       <w:r>
         <w:t>检测项目</w:t>
@@ -3916,8 +3916,8 @@
         </w:rPr>
       </w:pPr>
       <w:bookmarkStart w:id="20" w:name="_Toc16576"/>
-      <w:bookmarkStart w:id="21" w:name="_Toc149826002"/>
-      <w:bookmarkStart w:id="22" w:name="_Toc149832727"/>
+      <w:bookmarkStart w:id="21" w:name="_Toc149832727"/>
+      <w:bookmarkStart w:id="22" w:name="_Toc149826002"/>
       <w:bookmarkStart w:id="23" w:name="_Toc21913"/>
       <w:bookmarkStart w:id="24" w:name="_Toc11859"/>
       <w:r>
@@ -3971,10 +3971,10 @@
           <w:lang w:eastAsia="zh-CN"/>
         </w:rPr>
       </w:pPr>
-      <w:bookmarkStart w:id="25" w:name="_Toc6194"/>
-      <w:bookmarkStart w:id="26" w:name="_Toc149826003"/>
-      <w:bookmarkStart w:id="27" w:name="_Toc11674"/>
-      <w:bookmarkStart w:id="28" w:name="_Toc149832728"/>
+      <w:bookmarkStart w:id="25" w:name="_Toc149826003"/>
+      <w:bookmarkStart w:id="26" w:name="_Toc6194"/>
+      <w:bookmarkStart w:id="27" w:name="_Toc149832728"/>
+      <w:bookmarkStart w:id="28" w:name="_Toc11674"/>
       <w:r>
         <w:rPr>
           <w:rFonts w:hint="eastAsia"/>
@@ -5717,7 +5717,7 @@
                 </mc:Choice>
                 <mc:Fallback>
                   <w:pict>
-                    <v:group id="组合 23" o:spid="_x0000_s1026" o:spt="203" style="position:absolute;left:0pt;margin-left:-7.75pt;margin-top:-38.8pt;height:113.65pt;width:113.65pt;z-index:251664384;mso-width-relative:page;mso-height-relative:page;" coordorigin="18874,20594" coordsize="2273,2273" o:gfxdata="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">
+                    <v:group id="组合 23" o:spid="_x0000_s1026" o:spt="203" style="position:absolute;left:0pt;margin-left:-7.75pt;margin-top:-38.8pt;height:113.65pt;width:113.65pt;z-index:251664384;mso-width-relative:page;mso-height-relative:page;" coordorigin="18874,20594" coordsize="2273,2273" o:gfxdata="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">
                       <o:lock v:ext="edit" aspectratio="f"/>
                       <v:shape id="图片 1" o:spid="_x0000_s1026" o:spt="75" type="#_x0000_t75" style="position:absolute;left:19199;top:21203;height:901;width:1672;" filled="f" o:preferrelative="t" stroked="f" coordsize="21600,21600" o:gfxdata="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">
                         <v:fill on="f" focussize="0,0"/>
@@ -6041,8 +6041,6 @@
         </w:rPr>
         <w:br w:type="page"/>
       </w:r>
-      <w:bookmarkStart w:id="112" w:name="_GoBack"/>
-      <w:bookmarkEnd w:id="112"/>
     </w:p>
     <w:p>
       <w:pPr>
@@ -6057,9 +6055,9 @@
           <w:lang w:eastAsia="zh-CN"/>
         </w:rPr>
       </w:pPr>
-      <w:bookmarkStart w:id="29" w:name="_Toc149832729"/>
+      <w:bookmarkStart w:id="29" w:name="_Toc31425"/>
       <w:bookmarkStart w:id="30" w:name="_Toc24198"/>
-      <w:bookmarkStart w:id="31" w:name="_Toc31425"/>
+      <w:bookmarkStart w:id="31" w:name="_Toc149832729"/>
       <w:r>
         <w:rPr>
           <w:rFonts w:hint="eastAsia"/>
@@ -7712,8 +7710,8 @@
       <w:bookmarkStart w:id="32" w:name="_Toc2781"/>
       <w:bookmarkStart w:id="33" w:name="_Toc19184"/>
       <w:bookmarkStart w:id="34" w:name="_Toc19898_WPSOffice_Level1"/>
-      <w:bookmarkStart w:id="35" w:name="_Toc12381"/>
-      <w:bookmarkStart w:id="36" w:name="_Toc16159"/>
+      <w:bookmarkStart w:id="35" w:name="_Toc16159"/>
+      <w:bookmarkStart w:id="36" w:name="_Toc12381"/>
       <w:bookmarkStart w:id="37" w:name="_Toc22132"/>
       <w:bookmarkStart w:id="38" w:name="_Toc14062"/>
       <w:bookmarkStart w:id="39" w:name="_Toc20136_WPSOffice_Level1"/>
@@ -7743,14 +7741,14 @@
           <w:lang w:eastAsia="zh-CN"/>
         </w:rPr>
       </w:pPr>
-      <w:bookmarkStart w:id="40" w:name="_Toc22976"/>
-      <w:bookmarkStart w:id="41" w:name="_Toc9088"/>
+      <w:bookmarkStart w:id="40" w:name="_Toc30265"/>
+      <w:bookmarkStart w:id="41" w:name="_Toc22976"/>
       <w:bookmarkStart w:id="42" w:name="_Toc18062_WPSOffice_Level2"/>
-      <w:bookmarkStart w:id="43" w:name="_Toc23375"/>
-      <w:bookmarkStart w:id="44" w:name="_Toc24979"/>
-      <w:bookmarkStart w:id="45" w:name="_Toc11015_WPSOffice_Level2"/>
-      <w:bookmarkStart w:id="46" w:name="_Toc10439"/>
-      <w:bookmarkStart w:id="47" w:name="_Toc30265"/>
+      <w:bookmarkStart w:id="43" w:name="_Toc9088"/>
+      <w:bookmarkStart w:id="44" w:name="_Toc23375"/>
+      <w:bookmarkStart w:id="45" w:name="_Toc24979"/>
+      <w:bookmarkStart w:id="46" w:name="_Toc11015_WPSOffice_Level2"/>
+      <w:bookmarkStart w:id="47" w:name="_Toc10439"/>
       <w:r>
         <w:rPr>
           <w:color w:val="auto"/>
@@ -8061,18 +8059,34 @@
             </w:pPr>
             <w:r>
               <w:rPr>
-                <w:rFonts w:ascii="Times New Roman" w:hAnsi="Times New Roman" w:eastAsia="微软雅黑" w:cs="Times New Roman"/>
+                <w:rFonts w:hint="eastAsia" w:ascii="Times New Roman" w:hAnsi="Times New Roman" w:eastAsia="微软雅黑" w:cs="Times New Roman"/>
                 <w:b/>
                 <w:color w:val="FFFFFF" w:themeColor="background1"/>
                 <w:sz w:val="21"/>
                 <w:szCs w:val="21"/>
+                <w:lang w:val="en-US" w:eastAsia="zh-CN"/>
                 <w14:textFill>
                   <w14:solidFill>
                     <w14:schemeClr w14:val="bg1"/>
                   </w14:solidFill>
                 </w14:textFill>
               </w:rPr>
-              <w:t>突变基因</w:t>
+              <w:t>检测</w:t>
+            </w:r>
+            <w:r>
+              <w:rPr>
+                <w:rFonts w:ascii="Times New Roman" w:hAnsi="Times New Roman" w:eastAsia="微软雅黑" w:cs="Times New Roman"/>
+                <w:b/>
+                <w:color w:val="FFFFFF" w:themeColor="background1"/>
+                <w:sz w:val="21"/>
+                <w:szCs w:val="21"/>
+                <w14:textFill>
+                  <w14:solidFill>
+                    <w14:schemeClr w14:val="bg1"/>
+                  </w14:solidFill>
+                </w14:textFill>
+              </w:rPr>
+              <w:t>基因</w:t>
             </w:r>
           </w:p>
         </w:tc>
@@ -10398,7 +10412,7 @@
         </w:tc>
         <w:tc>
           <w:tcPr>
-            <w:tcW w:w="535" w:type="pct"/>
+            <w:tcW w:w="1077" w:type="dxa"/>
             <w:tcBorders>
               <w:top w:val="nil"/>
               <w:left w:val="single" w:color="A4A4A4" w:themeColor="background1" w:themeShade="A5" w:sz="4" w:space="0"/>
@@ -10410,7 +10424,7 @@
           </w:tcPr>
           <w:p>
             <w:pPr>
-              <w:ind w:left="162" w:right="163"/>
+              <w:ind w:left="162" w:leftChars="0" w:right="163" w:rightChars="0"/>
               <w:jc w:val="center"/>
               <w:rPr>
                 <w:rFonts w:ascii="Times New Roman" w:hAnsi="Times New Roman" w:eastAsia="微软雅黑" w:cs="Times New Roman"/>
@@ -10422,19 +10436,39 @@
             </w:pPr>
             <w:r>
               <w:rPr>
-                <w:rFonts w:hint="eastAsia" w:ascii="Times New Roman" w:hAnsi="Times New Roman" w:eastAsia="微软雅黑" w:cs="Times New Roman"/>
-                <w:b/>
-                <w:sz w:val="21"/>
-                <w:szCs w:val="21"/>
-                <w:lang w:eastAsia="zh-CN"/>
-              </w:rPr>
-              <w:t>{{ tip.comutation }}</w:t>
-            </w:r>
-          </w:p>
-        </w:tc>
-        <w:tc>
-          <w:tcPr>
-            <w:tcW w:w="758" w:type="pct"/>
+                <w:rFonts w:hint="default" w:ascii="Times New Roman" w:hAnsi="Times New Roman" w:eastAsia="微软雅黑" w:cs="Times New Roman"/>
+                <w:b/>
+                <w:sz w:val="21"/>
+                <w:szCs w:val="21"/>
+                <w:lang w:eastAsia="zh-CN"/>
+              </w:rPr>
+              <w:t>{{ tip.comutation</w:t>
+            </w:r>
+            <w:r>
+              <w:rPr>
+                <w:rFonts w:hint="eastAsia" w:ascii="Times New Roman" w:hAnsi="Times New Roman" w:eastAsia="微软雅黑" w:cs="Times New Roman"/>
+                <w:b/>
+                <w:sz w:val="21"/>
+                <w:szCs w:val="21"/>
+                <w:lang w:val="en-US" w:eastAsia="zh-CN"/>
+              </w:rPr>
+              <w:t>1</w:t>
+            </w:r>
+            <w:r>
+              <w:rPr>
+                <w:rFonts w:hint="default" w:ascii="Times New Roman" w:hAnsi="Times New Roman" w:eastAsia="微软雅黑" w:cs="Times New Roman"/>
+                <w:b/>
+                <w:sz w:val="21"/>
+                <w:szCs w:val="21"/>
+                <w:lang w:eastAsia="zh-CN"/>
+              </w:rPr>
+              <w:t xml:space="preserve"> }}</w:t>
+            </w:r>
+          </w:p>
+        </w:tc>
+        <w:tc>
+          <w:tcPr>
+            <w:tcW w:w="1527" w:type="dxa"/>
             <w:tcBorders>
               <w:top w:val="nil"/>
               <w:left w:val="single" w:color="A4A4A4" w:themeColor="background1" w:themeShade="A5" w:sz="4" w:space="0"/>
@@ -10447,7 +10481,7 @@
           <w:p>
             <w:pPr>
               <w:spacing w:before="2"/>
-              <w:ind w:left="116" w:right="116"/>
+              <w:ind w:left="116" w:leftChars="0" w:right="116" w:rightChars="0"/>
               <w:jc w:val="center"/>
               <w:rPr>
                 <w:rFonts w:ascii="Times New Roman" w:hAnsi="Times New Roman" w:eastAsia="微软雅黑" w:cs="Times New Roman"/>
@@ -10458,12 +10492,12 @@
             </w:pPr>
             <w:r>
               <w:rPr>
-                <w:rFonts w:hint="eastAsia" w:ascii="Times New Roman" w:hAnsi="Times New Roman" w:eastAsia="微软雅黑" w:cs="Times New Roman"/>
-                <w:sz w:val="21"/>
-                <w:szCs w:val="21"/>
-                <w:lang w:eastAsia="zh-CN"/>
-              </w:rPr>
-              <w:t>-</w:t>
+                <w:rFonts w:hint="default" w:ascii="Times New Roman" w:hAnsi="Times New Roman" w:eastAsia="微软雅黑" w:cs="Times New Roman"/>
+                <w:sz w:val="21"/>
+                <w:szCs w:val="21"/>
+                <w:lang w:eastAsia="zh-CN"/>
+              </w:rPr>
+              <w:t>{{ tip.comutation }}</w:t>
             </w:r>
           </w:p>
         </w:tc>
@@ -12575,10 +12609,10 @@
           <w:lang w:eastAsia="zh-CN"/>
         </w:rPr>
       </w:pPr>
-      <w:bookmarkStart w:id="48" w:name="_Toc149826009"/>
-      <w:bookmarkStart w:id="49" w:name="_Toc5859"/>
+      <w:bookmarkStart w:id="48" w:name="_Toc5859"/>
+      <w:bookmarkStart w:id="49" w:name="_Toc22117"/>
       <w:bookmarkStart w:id="50" w:name="_Toc149832733"/>
-      <w:bookmarkStart w:id="51" w:name="_Toc22117"/>
+      <w:bookmarkStart w:id="51" w:name="_Toc149826009"/>
       <w:r>
         <w:rPr>
           <w:rFonts w:hint="eastAsia"/>
@@ -13095,14 +13129,14 @@
           <w:lang w:eastAsia="zh-CN"/>
         </w:rPr>
       </w:pPr>
-      <w:bookmarkStart w:id="52" w:name="_Toc4331_WPSOffice_Level1"/>
-      <w:bookmarkStart w:id="53" w:name="_Toc28194"/>
-      <w:bookmarkStart w:id="54" w:name="_Toc23846_WPSOffice_Level1"/>
+      <w:bookmarkStart w:id="52" w:name="_Toc23846_WPSOffice_Level1"/>
+      <w:bookmarkStart w:id="53" w:name="_Toc5598"/>
+      <w:bookmarkStart w:id="54" w:name="_Toc25727"/>
       <w:bookmarkStart w:id="55" w:name="_Toc32661"/>
-      <w:bookmarkStart w:id="56" w:name="_Toc5598"/>
+      <w:bookmarkStart w:id="56" w:name="_Toc32443_WPSOffice_Level1"/>
       <w:bookmarkStart w:id="57" w:name="_Toc23903"/>
-      <w:bookmarkStart w:id="58" w:name="_Toc25727"/>
-      <w:bookmarkStart w:id="59" w:name="_Toc32443_WPSOffice_Level1"/>
+      <w:bookmarkStart w:id="58" w:name="_Toc4331_WPSOffice_Level1"/>
+      <w:bookmarkStart w:id="59" w:name="_Toc28194"/>
       <w:r>
         <w:rPr>
           <w:rFonts w:hint="eastAsia" w:ascii="Times New Roman" w:hAnsi="Times New Roman" w:eastAsia="微软雅黑" w:cs="Times New Roman"/>
@@ -13164,8 +13198,8 @@
       </w:pPr>
       <w:bookmarkStart w:id="60" w:name="_Toc20034"/>
       <w:bookmarkStart w:id="61" w:name="_Toc106719764"/>
-      <w:bookmarkStart w:id="62" w:name="_Toc10223"/>
-      <w:bookmarkStart w:id="63" w:name="_Toc8968"/>
+      <w:bookmarkStart w:id="62" w:name="_Toc8968"/>
+      <w:bookmarkStart w:id="63" w:name="_Toc10223"/>
       <w:r>
         <w:rPr>
           <w:rFonts w:hint="eastAsia"/>
@@ -13240,6 +13274,12 @@
             <w:insideH w:val="dotted" w:color="033F86" w:sz="4" w:space="0"/>
             <w:insideV w:val="dotted" w:color="033F86" w:sz="4" w:space="0"/>
           </w:tblBorders>
+          <w:tblCellMar>
+            <w:top w:w="0" w:type="dxa"/>
+            <w:left w:w="108" w:type="dxa"/>
+            <w:bottom w:w="0" w:type="dxa"/>
+            <w:right w:w="108" w:type="dxa"/>
+          </w:tblCellMar>
         </w:tblPrEx>
         <w:trPr>
           <w:jc w:val="center"/>
@@ -16324,14 +16364,14 @@
           <w:lang w:eastAsia="zh-CN"/>
         </w:rPr>
       </w:pPr>
-      <w:bookmarkStart w:id="65" w:name="_Toc13196_WPSOffice_Level1"/>
-      <w:bookmarkStart w:id="66" w:name="_Toc27302"/>
-      <w:bookmarkStart w:id="67" w:name="_Toc16594"/>
-      <w:bookmarkStart w:id="68" w:name="_Toc1707_WPSOffice_Level1"/>
-      <w:bookmarkStart w:id="69" w:name="_Toc12505"/>
-      <w:bookmarkStart w:id="70" w:name="_Toc21764_WPSOffice_Level1"/>
-      <w:bookmarkStart w:id="71" w:name="_Toc28240"/>
-      <w:bookmarkStart w:id="72" w:name="_Toc2409"/>
+      <w:bookmarkStart w:id="65" w:name="_Toc27302"/>
+      <w:bookmarkStart w:id="66" w:name="_Toc1707_WPSOffice_Level1"/>
+      <w:bookmarkStart w:id="67" w:name="_Toc21764_WPSOffice_Level1"/>
+      <w:bookmarkStart w:id="68" w:name="_Toc2409"/>
+      <w:bookmarkStart w:id="69" w:name="_Toc13196_WPSOffice_Level1"/>
+      <w:bookmarkStart w:id="70" w:name="_Toc16594"/>
+      <w:bookmarkStart w:id="71" w:name="_Toc12505"/>
+      <w:bookmarkStart w:id="72" w:name="_Toc28240"/>
       <w:r>
         <w:rPr>
           <w:rFonts w:hint="eastAsia" w:ascii="Times New Roman" w:hAnsi="Times New Roman" w:eastAsia="微软雅黑" w:cs="Times New Roman"/>
@@ -16359,9 +16399,9 @@
       </w:pPr>
       <w:bookmarkStart w:id="73" w:name="_Toc32302"/>
       <w:bookmarkStart w:id="74" w:name="_Toc30088"/>
-      <w:bookmarkStart w:id="75" w:name="_Toc149826013"/>
-      <w:bookmarkStart w:id="76" w:name="_Toc149832737"/>
-      <w:bookmarkStart w:id="77" w:name="_Toc8516"/>
+      <w:bookmarkStart w:id="75" w:name="_Toc8516"/>
+      <w:bookmarkStart w:id="76" w:name="_Toc149826013"/>
+      <w:bookmarkStart w:id="77" w:name="_Toc149832737"/>
       <w:r>
         <w:rPr>
           <w:rFonts w:hint="eastAsia"/>
@@ -20265,6 +20305,12 @@
             <w:insideH w:val="dotted" w:color="45A3A7" w:sz="4" w:space="0"/>
             <w:insideV w:val="dotted" w:color="45A3A7" w:sz="4" w:space="0"/>
           </w:tblBorders>
+          <w:tblCellMar>
+            <w:top w:w="0" w:type="dxa"/>
+            <w:left w:w="108" w:type="dxa"/>
+            <w:bottom w:w="0" w:type="dxa"/>
+            <w:right w:w="108" w:type="dxa"/>
+          </w:tblCellMar>
         </w:tblPrEx>
         <w:trPr>
           <w:jc w:val="center"/>
@@ -21037,7 +21083,29 @@
           <w:szCs w:val="24"/>
           <w:lang w:eastAsia="zh-CN"/>
         </w:rPr>
-        <w:t>{{ tdd.comutation }}</w:t>
+        <w:t>{{ tdd.comutation</w:t>
+      </w:r>
+      <w:r>
+        <w:rPr>
+          <w:rFonts w:hint="eastAsia" w:ascii="Times New Roman" w:hAnsi="Times New Roman" w:eastAsia="微软雅黑" w:cs="Times New Roman"/>
+          <w:b/>
+          <w:sz w:val="24"/>
+          <w:szCs w:val="24"/>
+          <w:lang w:val="en-US" w:eastAsia="zh-CN"/>
+        </w:rPr>
+        <w:t>1</w:t>
+      </w:r>
+      <w:bookmarkStart w:id="112" w:name="_GoBack"/>
+      <w:bookmarkEnd w:id="112"/>
+      <w:r>
+        <w:rPr>
+          <w:rFonts w:hint="eastAsia" w:ascii="Times New Roman" w:hAnsi="Times New Roman" w:eastAsia="微软雅黑" w:cs="Times New Roman"/>
+          <w:b/>
+          <w:sz w:val="24"/>
+          <w:szCs w:val="24"/>
+          <w:lang w:eastAsia="zh-CN"/>
+        </w:rPr>
+        <w:t xml:space="preserve"> }}</w:t>
       </w:r>
     </w:p>
     <w:tbl>
@@ -21078,6 +21146,12 @@
             <w:insideH w:val="dotted" w:color="45A3A7" w:sz="4" w:space="0"/>
             <w:insideV w:val="dotted" w:color="45A3A7" w:sz="4" w:space="0"/>
           </w:tblBorders>
+          <w:tblCellMar>
+            <w:top w:w="0" w:type="dxa"/>
+            <w:left w:w="108" w:type="dxa"/>
+            <w:bottom w:w="0" w:type="dxa"/>
+            <w:right w:w="108" w:type="dxa"/>
+          </w:tblCellMar>
         </w:tblPrEx>
         <w:trPr>
           <w:trHeight w:val="417" w:hRule="atLeast"/>
@@ -21163,9 +21237,9 @@
                 <w:bCs/>
                 <w:sz w:val="18"/>
                 <w:szCs w:val="18"/>
-                <w:lang w:eastAsia="zh-CN"/>
-              </w:rPr>
-              <w:t>-</w:t>
+                <w:lang w:val="en-US" w:eastAsia="zh-CN"/>
+              </w:rPr>
+              <w:t>{{tdd.comutation}}</w:t>
             </w:r>
           </w:p>
         </w:tc>
@@ -23201,12 +23275,6 @@
             <w:insideH w:val="dotted" w:color="45A3A7" w:sz="4" w:space="0"/>
             <w:insideV w:val="dotted" w:color="45A3A7" w:sz="4" w:space="0"/>
           </w:tblBorders>
-          <w:tblCellMar>
-            <w:top w:w="0" w:type="dxa"/>
-            <w:left w:w="108" w:type="dxa"/>
-            <w:bottom w:w="0" w:type="dxa"/>
-            <w:right w:w="108" w:type="dxa"/>
-          </w:tblCellMar>
         </w:tblPrEx>
         <w:trPr>
           <w:trHeight w:val="417" w:hRule="atLeast"/>
@@ -25308,10 +25376,10 @@
           <w:lang w:eastAsia="zh-CN"/>
         </w:rPr>
       </w:pPr>
-      <w:bookmarkStart w:id="78" w:name="_Toc149826016"/>
-      <w:bookmarkStart w:id="79" w:name="_Toc27658"/>
-      <w:bookmarkStart w:id="80" w:name="_Toc149832739"/>
-      <w:bookmarkStart w:id="81" w:name="_Toc21441"/>
+      <w:bookmarkStart w:id="78" w:name="_Toc21441"/>
+      <w:bookmarkStart w:id="79" w:name="_Toc149826016"/>
+      <w:bookmarkStart w:id="80" w:name="_Toc27658"/>
+      <w:bookmarkStart w:id="81" w:name="_Toc149832739"/>
       <w:r>
         <w:rPr>
           <w:color w:val="auto"/>
@@ -27405,10 +27473,10 @@
       </w:pPr>
       <w:bookmarkStart w:id="83" w:name="_Toc15840_WPSOffice_Level1"/>
       <w:bookmarkStart w:id="84" w:name="_Toc22807"/>
-      <w:bookmarkStart w:id="85" w:name="_Toc27075"/>
-      <w:bookmarkStart w:id="86" w:name="_Toc14255_WPSOffice_Level1"/>
-      <w:bookmarkStart w:id="87" w:name="_Toc31490"/>
-      <w:bookmarkStart w:id="88" w:name="_Toc4168"/>
+      <w:bookmarkStart w:id="85" w:name="_Toc14255_WPSOffice_Level1"/>
+      <w:bookmarkStart w:id="86" w:name="_Toc31490"/>
+      <w:bookmarkStart w:id="87" w:name="_Toc4168"/>
+      <w:bookmarkStart w:id="88" w:name="_Toc27075"/>
       <w:bookmarkStart w:id="89" w:name="_Toc24085_WPSOffice_Level1"/>
       <w:r>
         <w:rPr>
@@ -29973,8 +30041,8 @@
         </w:rPr>
       </w:pPr>
       <w:bookmarkStart w:id="90" w:name="_Toc11406"/>
-      <w:bookmarkStart w:id="91" w:name="_Toc14261"/>
-      <w:bookmarkStart w:id="92" w:name="_Toc30346"/>
+      <w:bookmarkStart w:id="91" w:name="_Toc30346"/>
+      <w:bookmarkStart w:id="92" w:name="_Toc14261"/>
       <w:r>
         <w:rPr>
           <w:rFonts w:hint="eastAsia"/>
@@ -30540,14 +30608,14 @@
         </w:rPr>
       </w:pPr>
       <w:bookmarkStart w:id="93" w:name="_Toc5142"/>
-      <w:bookmarkStart w:id="94" w:name="_Toc3409"/>
-      <w:bookmarkStart w:id="95" w:name="_Toc15114"/>
-      <w:bookmarkStart w:id="96" w:name="_Toc27693"/>
-      <w:bookmarkStart w:id="97" w:name="_Toc26985_WPSOffice_Level1"/>
-      <w:bookmarkStart w:id="98" w:name="_Toc31185"/>
-      <w:bookmarkStart w:id="99" w:name="_Toc28454_WPSOffice_Level1"/>
-      <w:bookmarkStart w:id="100" w:name="_Toc20924"/>
-      <w:bookmarkStart w:id="101" w:name="_Toc20170_WPSOffice_Level1"/>
+      <w:bookmarkStart w:id="94" w:name="_Toc15114"/>
+      <w:bookmarkStart w:id="95" w:name="_Toc3409"/>
+      <w:bookmarkStart w:id="96" w:name="_Toc20170_WPSOffice_Level1"/>
+      <w:bookmarkStart w:id="97" w:name="_Toc20924"/>
+      <w:bookmarkStart w:id="98" w:name="_Toc28454_WPSOffice_Level1"/>
+      <w:bookmarkStart w:id="99" w:name="_Toc26985_WPSOffice_Level1"/>
+      <w:bookmarkStart w:id="100" w:name="_Toc27693"/>
+      <w:bookmarkStart w:id="101" w:name="_Toc31185"/>
       <w:r>
         <w:rPr>
           <w:rFonts w:hint="eastAsia"/>
@@ -30765,12 +30833,12 @@
       <w:bookmarkStart w:id="103" w:name="_Toc11901"/>
       <w:bookmarkStart w:id="104" w:name="_Toc23613"/>
       <w:bookmarkStart w:id="105" w:name="_Toc4503"/>
-      <w:bookmarkStart w:id="106" w:name="_Toc17792_WPSOffice_Level2"/>
-      <w:bookmarkStart w:id="107" w:name="_Toc22623"/>
-      <w:bookmarkStart w:id="108" w:name="_Toc14611_WPSOffice_Level1"/>
-      <w:bookmarkStart w:id="109" w:name="_Toc22162_WPSOffice_Level1"/>
-      <w:bookmarkStart w:id="110" w:name="_Toc19584_WPSOffice_Level1"/>
-      <w:bookmarkStart w:id="111" w:name="_Toc13275"/>
+      <w:bookmarkStart w:id="106" w:name="_Toc13275"/>
+      <w:bookmarkStart w:id="107" w:name="_Toc17792_WPSOffice_Level2"/>
+      <w:bookmarkStart w:id="108" w:name="_Toc22162_WPSOffice_Level1"/>
+      <w:bookmarkStart w:id="109" w:name="_Toc22623"/>
+      <w:bookmarkStart w:id="110" w:name="_Toc14611_WPSOffice_Level1"/>
+      <w:bookmarkStart w:id="111" w:name="_Toc19584_WPSOffice_Level1"/>
       <w:r>
         <w:rPr>
           <w:rFonts w:hint="eastAsia"/>

--- a/WebContent/docx/肠癌11基因报告-苏州市立医院.docx
+++ b/WebContent/docx/肠癌11基因报告-苏州市立医院.docx
@@ -10,6 +10,8 @@
           <w:lang w:eastAsia="zh-CN"/>
         </w:rPr>
       </w:pPr>
+      <w:bookmarkStart w:id="112" w:name="_GoBack"/>
+      <w:bookmarkEnd w:id="112"/>
     </w:p>
     <w:p>
       <w:pPr>
@@ -2433,14 +2435,14 @@
           <w:docGrid w:linePitch="299" w:charSpace="0"/>
         </w:sectPr>
       </w:pPr>
-      <w:bookmarkStart w:id="0" w:name="_Toc27500"/>
-      <w:bookmarkStart w:id="1" w:name="_Toc32054"/>
-      <w:bookmarkStart w:id="2" w:name="_Toc13806"/>
-      <w:bookmarkStart w:id="3" w:name="_Toc24397"/>
-      <w:bookmarkStart w:id="4" w:name="_Toc21009_WPSOffice_Level1"/>
-      <w:bookmarkStart w:id="5" w:name="_Toc21669"/>
-      <w:bookmarkStart w:id="6" w:name="_Toc24178_WPSOffice_Level1"/>
-      <w:bookmarkStart w:id="7" w:name="_Toc30143_WPSOffice_Level1"/>
+      <w:bookmarkStart w:id="0" w:name="_Toc30143_WPSOffice_Level1"/>
+      <w:bookmarkStart w:id="1" w:name="_Toc21669"/>
+      <w:bookmarkStart w:id="2" w:name="_Toc27500"/>
+      <w:bookmarkStart w:id="3" w:name="_Toc13806"/>
+      <w:bookmarkStart w:id="4" w:name="_Toc32054"/>
+      <w:bookmarkStart w:id="5" w:name="_Toc24178_WPSOffice_Level1"/>
+      <w:bookmarkStart w:id="6" w:name="_Toc24397"/>
+      <w:bookmarkStart w:id="7" w:name="_Toc21009_WPSOffice_Level1"/>
     </w:p>
     <w:p>
       <w:pPr>
@@ -3305,14 +3307,14 @@
         </w:numPr>
         <w:jc w:val="left"/>
       </w:pPr>
-      <w:bookmarkStart w:id="9" w:name="_Toc7021_WPSOffice_Level1"/>
-      <w:bookmarkStart w:id="10" w:name="_Toc17451"/>
-      <w:bookmarkStart w:id="11" w:name="_Toc7025"/>
-      <w:bookmarkStart w:id="12" w:name="_Toc11015_WPSOffice_Level1"/>
-      <w:bookmarkStart w:id="13" w:name="_Toc10518"/>
-      <w:bookmarkStart w:id="14" w:name="_Toc11465"/>
-      <w:bookmarkStart w:id="15" w:name="_Toc18062_WPSOffice_Level1"/>
-      <w:bookmarkStart w:id="16" w:name="_Toc19594"/>
+      <w:bookmarkStart w:id="9" w:name="_Toc19594"/>
+      <w:bookmarkStart w:id="10" w:name="_Toc10518"/>
+      <w:bookmarkStart w:id="11" w:name="_Toc17451"/>
+      <w:bookmarkStart w:id="12" w:name="_Toc18062_WPSOffice_Level1"/>
+      <w:bookmarkStart w:id="13" w:name="_Toc11015_WPSOffice_Level1"/>
+      <w:bookmarkStart w:id="14" w:name="_Toc7021_WPSOffice_Level1"/>
+      <w:bookmarkStart w:id="15" w:name="_Toc7025"/>
+      <w:bookmarkStart w:id="16" w:name="_Toc11465"/>
       <w:bookmarkStart w:id="17" w:name="_Toc3823"/>
       <w:r>
         <w:t>检测项目</w:t>
@@ -3916,8 +3918,8 @@
         </w:rPr>
       </w:pPr>
       <w:bookmarkStart w:id="20" w:name="_Toc16576"/>
-      <w:bookmarkStart w:id="21" w:name="_Toc149832727"/>
-      <w:bookmarkStart w:id="22" w:name="_Toc149826002"/>
+      <w:bookmarkStart w:id="21" w:name="_Toc149826002"/>
+      <w:bookmarkStart w:id="22" w:name="_Toc149832727"/>
       <w:bookmarkStart w:id="23" w:name="_Toc21913"/>
       <w:bookmarkStart w:id="24" w:name="_Toc11859"/>
       <w:r>
@@ -3971,10 +3973,10 @@
           <w:lang w:eastAsia="zh-CN"/>
         </w:rPr>
       </w:pPr>
-      <w:bookmarkStart w:id="25" w:name="_Toc149826003"/>
-      <w:bookmarkStart w:id="26" w:name="_Toc6194"/>
-      <w:bookmarkStart w:id="27" w:name="_Toc149832728"/>
-      <w:bookmarkStart w:id="28" w:name="_Toc11674"/>
+      <w:bookmarkStart w:id="25" w:name="_Toc11674"/>
+      <w:bookmarkStart w:id="26" w:name="_Toc149826003"/>
+      <w:bookmarkStart w:id="27" w:name="_Toc6194"/>
+      <w:bookmarkStart w:id="28" w:name="_Toc149832728"/>
       <w:r>
         <w:rPr>
           <w:rFonts w:hint="eastAsia"/>
@@ -5024,7 +5026,7 @@
           </w:tblCellMar>
         </w:tblPrEx>
         <w:trPr>
-          <w:trHeight w:val="441" w:hRule="exact"/>
+          <w:trHeight w:val="680" w:hRule="exact"/>
           <w:jc w:val="right"/>
         </w:trPr>
         <w:tc>
@@ -5075,134 +5077,73 @@
             </w:pPr>
             <w:r>
               <w:rPr>
+                <w:rFonts w:hint="eastAsia" w:ascii="Times New Roman" w:hAnsi="Times New Roman" w:cs="Times New Roman"/>
+                <w:b/>
+                <w:sz w:val="24"/>
+                <w:szCs w:val="24"/>
+              </w:rPr>
+              <w:t>{{"ty_tianjin1"|sign(64,28)}}</w:t>
+            </w:r>
+            <w:r>
+              <w:rPr>
                 <w:sz w:val="22"/>
               </w:rPr>
-              <mc:AlternateContent>
-                <mc:Choice Requires="wpg">
-                  <w:drawing>
-                    <wp:anchor distT="0" distB="0" distL="114300" distR="114300" simplePos="0" relativeHeight="251663360" behindDoc="0" locked="0" layoutInCell="1" allowOverlap="1">
-                      <wp:simplePos x="0" y="0"/>
-                      <wp:positionH relativeFrom="column">
-                        <wp:posOffset>-319405</wp:posOffset>
-                      </wp:positionH>
-                      <wp:positionV relativeFrom="paragraph">
-                        <wp:posOffset>-553085</wp:posOffset>
-                      </wp:positionV>
-                      <wp:extent cx="1443355" cy="1443355"/>
-                      <wp:effectExtent l="0" t="0" r="0" b="0"/>
-                      <wp:wrapNone/>
-                      <wp:docPr id="41" name="组合 6"/>
-                      <wp:cNvGraphicFramePr/>
-                      <a:graphic xmlns:a="http://schemas.openxmlformats.org/drawingml/2006/main">
-                        <a:graphicData uri="http://schemas.microsoft.com/office/word/2010/wordprocessingGroup">
-                          <wpg:wgp>
-                            <wpg:cNvGrpSpPr/>
-                            <wpg:grpSpPr>
-                              <a:xfrm rot="0">
-                                <a:off x="0" y="0"/>
-                                <a:ext cx="1443355" cy="1443355"/>
-                                <a:chOff x="18706" y="18782"/>
-                                <a:chExt cx="2273" cy="2273"/>
-                              </a:xfrm>
-                            </wpg:grpSpPr>
-                            <pic:pic xmlns:pic="http://schemas.openxmlformats.org/drawingml/2006/picture">
-                              <pic:nvPicPr>
-                                <pic:cNvPr id="35" name="图片 6" descr="蔡冬雪"/>
-                                <pic:cNvPicPr>
-                                  <a:picLocks noChangeAspect="1"/>
-                                </pic:cNvPicPr>
-                              </pic:nvPicPr>
-                              <pic:blipFill>
-                                <a:blip r:embed="rId10">
-                                  <a:clrChange>
-                                    <a:clrFrom>
-                                      <a:srgbClr val="FFFFFF">
-                                        <a:alpha val="100000"/>
-                                      </a:srgbClr>
-                                    </a:clrFrom>
-                                    <a:clrTo>
-                                      <a:srgbClr val="FFFFFF">
-                                        <a:alpha val="100000"/>
-                                        <a:alpha val="0"/>
-                                      </a:srgbClr>
-                                    </a:clrTo>
-                                  </a:clrChange>
-                                </a:blip>
-                                <a:srcRect l="18656" t="33322" r="18897" b="26699"/>
-                                <a:stretch>
-                                  <a:fillRect/>
-                                </a:stretch>
-                              </pic:blipFill>
-                              <pic:spPr>
-                                <a:xfrm>
-                                  <a:off x="19199" y="19551"/>
-                                  <a:ext cx="1261" cy="566"/>
-                                </a:xfrm>
-                                <a:prstGeom prst="rect">
-                                  <a:avLst/>
-                                </a:prstGeom>
-                              </pic:spPr>
-                            </pic:pic>
-                            <pic:pic xmlns:pic="http://schemas.openxmlformats.org/drawingml/2006/picture">
-                              <pic:nvPicPr>
-                                <pic:cNvPr id="36" name="图片 25"/>
-                                <pic:cNvPicPr>
-                                  <a:picLocks noChangeAspect="1" noChangeArrowheads="1"/>
-                                </pic:cNvPicPr>
-                              </pic:nvPicPr>
-                              <pic:blipFill>
-                                <a:blip r:embed="rId11">
-                                  <a:extLst>
-                                    <a:ext uri="{28A0092B-C50C-407E-A947-70E740481C1C}">
-                                      <a14:useLocalDpi xmlns:a14="http://schemas.microsoft.com/office/drawing/2010/main" val="0"/>
-                                    </a:ext>
-                                  </a:extLst>
-                                </a:blip>
-                                <a:srcRect/>
-                                <a:stretch>
-                                  <a:fillRect/>
-                                </a:stretch>
-                              </pic:blipFill>
-                              <pic:spPr>
-                                <a:xfrm>
-                                  <a:off x="18706" y="18782"/>
-                                  <a:ext cx="2273" cy="2273"/>
-                                </a:xfrm>
-                                <a:prstGeom prst="rect">
-                                  <a:avLst/>
-                                </a:prstGeom>
-                                <a:noFill/>
-                                <a:ln>
-                                  <a:noFill/>
-                                </a:ln>
-                              </pic:spPr>
-                            </pic:pic>
-                          </wpg:wgp>
-                        </a:graphicData>
-                      </a:graphic>
-                    </wp:anchor>
-                  </w:drawing>
-                </mc:Choice>
-                <mc:Fallback>
-                  <w:pict>
-                    <v:group id="组合 6" o:spid="_x0000_s1026" o:spt="203" style="position:absolute;left:0pt;margin-left:-25.15pt;margin-top:-43.55pt;height:113.65pt;width:113.65pt;z-index:251663360;mso-width-relative:page;mso-height-relative:page;" coordorigin="18706,18782" coordsize="2273,2273" o:gfxdata="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">
-                      <o:lock v:ext="edit" aspectratio="f"/>
-                      <v:shape id="图片 6" o:spid="_x0000_s1026" o:spt="75" alt="蔡冬雪" type="#_x0000_t75" style="position:absolute;left:19199;top:19551;height:566;width:1261;" filled="f" o:preferrelative="t" stroked="f" coordsize="21600,21600" o:gfxdata="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">
-                        <v:fill on="f" focussize="0,0"/>
-                        <v:stroke on="f"/>
-                        <v:imagedata r:id="rId10" cropleft="12226f" croptop="21838f" cropright="12384f" cropbottom="17497f" chromakey="#FFFFFF" o:title=""/>
-                        <o:lock v:ext="edit" aspectratio="t"/>
-                      </v:shape>
-                      <v:shape id="图片 25" o:spid="_x0000_s1026" o:spt="75" type="#_x0000_t75" style="position:absolute;left:18706;top:18782;height:2273;width:2273;" filled="f" o:preferrelative="t" stroked="f" coordsize="21600,21600" o:gfxdata="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">
-                        <v:fill on="f" focussize="0,0"/>
-                        <v:stroke on="f"/>
-                        <v:imagedata r:id="rId11" o:title=""/>
-                        <o:lock v:ext="edit" aspectratio="t"/>
-                      </v:shape>
-                    </v:group>
-                  </w:pict>
-                </mc:Fallback>
-              </mc:AlternateContent>
+              <w:drawing>
+                <wp:anchor distT="0" distB="0" distL="114300" distR="114300" simplePos="0" relativeHeight="251659264" behindDoc="0" locked="0" layoutInCell="1" allowOverlap="1">
+                  <wp:simplePos x="0" y="0"/>
+                  <wp:positionH relativeFrom="column">
+                    <wp:posOffset>-167005</wp:posOffset>
+                  </wp:positionH>
+                  <wp:positionV relativeFrom="paragraph">
+                    <wp:posOffset>-417830</wp:posOffset>
+                  </wp:positionV>
+                  <wp:extent cx="1443355" cy="1443355"/>
+                  <wp:effectExtent l="0" t="0" r="4445" b="4445"/>
+                  <wp:wrapNone/>
+                  <wp:docPr id="36" name="图片 25"/>
+                  <wp:cNvGraphicFramePr>
+                    <a:graphicFrameLocks xmlns:a="http://schemas.openxmlformats.org/drawingml/2006/main" noChangeAspect="1"/>
+                  </wp:cNvGraphicFramePr>
+                  <a:graphic xmlns:a="http://schemas.openxmlformats.org/drawingml/2006/main">
+                    <a:graphicData uri="http://schemas.openxmlformats.org/drawingml/2006/picture">
+                      <pic:pic xmlns:pic="http://schemas.openxmlformats.org/drawingml/2006/picture">
+                        <pic:nvPicPr>
+                          <pic:cNvPr id="36" name="图片 25"/>
+                          <pic:cNvPicPr>
+                            <a:picLocks noChangeAspect="1" noChangeArrowheads="1"/>
+                          </pic:cNvPicPr>
+                        </pic:nvPicPr>
+                        <pic:blipFill>
+                          <a:blip r:embed="rId10">
+                            <a:extLst>
+                              <a:ext uri="{28A0092B-C50C-407E-A947-70E740481C1C}">
+                                <a14:useLocalDpi xmlns:a14="http://schemas.microsoft.com/office/drawing/2010/main" val="0"/>
+                              </a:ext>
+                            </a:extLst>
+                          </a:blip>
+                          <a:srcRect/>
+                          <a:stretch>
+                            <a:fillRect/>
+                          </a:stretch>
+                        </pic:blipFill>
+                        <pic:spPr>
+                          <a:xfrm>
+                            <a:off x="0" y="0"/>
+                            <a:ext cx="1443355" cy="1443355"/>
+                          </a:xfrm>
+                          <a:prstGeom prst="rect">
+                            <a:avLst/>
+                          </a:prstGeom>
+                          <a:noFill/>
+                          <a:ln>
+                            <a:noFill/>
+                          </a:ln>
+                        </pic:spPr>
+                      </pic:pic>
+                    </a:graphicData>
+                  </a:graphic>
+                </wp:anchor>
+              </w:drawing>
             </w:r>
           </w:p>
         </w:tc>
@@ -5552,7 +5493,7 @@
           </w:tblCellMar>
         </w:tblPrEx>
         <w:trPr>
-          <w:trHeight w:val="441" w:hRule="exact"/>
+          <w:trHeight w:val="680" w:hRule="exact"/>
           <w:jc w:val="right"/>
         </w:trPr>
         <w:tc>
@@ -5603,138 +5544,73 @@
             </w:pPr>
             <w:r>
               <w:rPr>
-                <w:sz w:val="22"/>
-              </w:rPr>
-              <mc:AlternateContent>
-                <mc:Choice Requires="wpg">
-                  <w:drawing>
-                    <wp:anchor distT="0" distB="0" distL="114300" distR="114300" simplePos="0" relativeHeight="251664384" behindDoc="0" locked="0" layoutInCell="1" allowOverlap="1">
-                      <wp:simplePos x="0" y="0"/>
-                      <wp:positionH relativeFrom="column">
-                        <wp:posOffset>-98425</wp:posOffset>
-                      </wp:positionH>
-                      <wp:positionV relativeFrom="paragraph">
-                        <wp:posOffset>-492760</wp:posOffset>
-                      </wp:positionV>
-                      <wp:extent cx="1443355" cy="1443355"/>
-                      <wp:effectExtent l="0" t="0" r="0" b="0"/>
-                      <wp:wrapNone/>
-                      <wp:docPr id="47" name="组合 23"/>
-                      <wp:cNvGraphicFramePr/>
-                      <a:graphic xmlns:a="http://schemas.openxmlformats.org/drawingml/2006/main">
-                        <a:graphicData uri="http://schemas.microsoft.com/office/word/2010/wordprocessingGroup">
-                          <wpg:wgp>
-                            <wpg:cNvGrpSpPr/>
-                            <wpg:grpSpPr>
-                              <a:xfrm rot="0">
-                                <a:off x="0" y="0"/>
-                                <a:ext cx="1443355" cy="1443355"/>
-                                <a:chOff x="18874" y="20594"/>
-                                <a:chExt cx="2273" cy="2273"/>
-                              </a:xfrm>
-                            </wpg:grpSpPr>
-                            <pic:pic xmlns:pic="http://schemas.openxmlformats.org/drawingml/2006/picture">
-                              <pic:nvPicPr>
-                                <pic:cNvPr id="44" name="图片 1"/>
-                                <pic:cNvPicPr>
-                                  <a:picLocks noChangeAspect="1"/>
-                                </pic:cNvPicPr>
-                              </pic:nvPicPr>
-                              <pic:blipFill>
-                                <a:blip r:embed="rId12">
-                                  <a:clrChange>
-                                    <a:clrFrom>
-                                      <a:srgbClr val="FFFFFF">
-                                        <a:alpha val="100000"/>
-                                      </a:srgbClr>
-                                    </a:clrFrom>
-                                    <a:clrTo>
-                                      <a:srgbClr val="FFFFFF">
-                                        <a:alpha val="100000"/>
-                                        <a:alpha val="0"/>
-                                      </a:srgbClr>
-                                    </a:clrTo>
-                                  </a:clrChange>
-                                </a:blip>
-                                <a:srcRect l="10922" t="11667"/>
-                                <a:stretch>
-                                  <a:fillRect/>
-                                </a:stretch>
-                              </pic:blipFill>
-                              <pic:spPr>
-                                <a:xfrm>
-                                  <a:off x="19199" y="21203"/>
-                                  <a:ext cx="1672" cy="901"/>
-                                </a:xfrm>
-                                <a:prstGeom prst="rect">
-                                  <a:avLst/>
-                                </a:prstGeom>
-                                <a:noFill/>
-                                <a:ln>
-                                  <a:noFill/>
-                                </a:ln>
-                              </pic:spPr>
-                            </pic:pic>
-                            <pic:pic xmlns:pic="http://schemas.openxmlformats.org/drawingml/2006/picture">
-                              <pic:nvPicPr>
-                                <pic:cNvPr id="45" name="图片 25"/>
-                                <pic:cNvPicPr>
-                                  <a:picLocks noChangeAspect="1" noChangeArrowheads="1"/>
-                                </pic:cNvPicPr>
-                              </pic:nvPicPr>
-                              <pic:blipFill>
-                                <a:blip r:embed="rId11">
-                                  <a:extLst>
-                                    <a:ext uri="{28A0092B-C50C-407E-A947-70E740481C1C}">
-                                      <a14:useLocalDpi xmlns:a14="http://schemas.microsoft.com/office/drawing/2010/main" val="0"/>
-                                    </a:ext>
-                                  </a:extLst>
-                                </a:blip>
-                                <a:srcRect/>
-                                <a:stretch>
-                                  <a:fillRect/>
-                                </a:stretch>
-                              </pic:blipFill>
-                              <pic:spPr>
-                                <a:xfrm>
-                                  <a:off x="18874" y="20594"/>
-                                  <a:ext cx="2273" cy="2273"/>
-                                </a:xfrm>
-                                <a:prstGeom prst="rect">
-                                  <a:avLst/>
-                                </a:prstGeom>
-                                <a:noFill/>
-                                <a:ln>
-                                  <a:noFill/>
-                                </a:ln>
-                              </pic:spPr>
-                            </pic:pic>
-                          </wpg:wgp>
-                        </a:graphicData>
-                      </a:graphic>
-                    </wp:anchor>
-                  </w:drawing>
-                </mc:Choice>
-                <mc:Fallback>
-                  <w:pict>
-                    <v:group id="组合 23" o:spid="_x0000_s1026" o:spt="203" style="position:absolute;left:0pt;margin-left:-7.75pt;margin-top:-38.8pt;height:113.65pt;width:113.65pt;z-index:251664384;mso-width-relative:page;mso-height-relative:page;" coordorigin="18874,20594" coordsize="2273,2273" o:gfxdata="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">
-                      <o:lock v:ext="edit" aspectratio="f"/>
-                      <v:shape id="图片 1" o:spid="_x0000_s1026" o:spt="75" type="#_x0000_t75" style="position:absolute;left:19199;top:21203;height:901;width:1672;" filled="f" o:preferrelative="t" stroked="f" coordsize="21600,21600" o:gfxdata="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">
-                        <v:fill on="f" focussize="0,0"/>
-                        <v:stroke on="f"/>
-                        <v:imagedata r:id="rId12" cropleft="7158f" croptop="7646f" chromakey="#FFFFFF" o:title=""/>
-                        <o:lock v:ext="edit" aspectratio="t"/>
-                      </v:shape>
-                      <v:shape id="图片 25" o:spid="_x0000_s1026" o:spt="75" type="#_x0000_t75" style="position:absolute;left:18874;top:20594;height:2273;width:2273;" filled="f" o:preferrelative="t" stroked="f" coordsize="21600,21600" o:gfxdata="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">
-                        <v:fill on="f" focussize="0,0"/>
-                        <v:stroke on="f"/>
-                        <v:imagedata r:id="rId11" o:title=""/>
-                        <o:lock v:ext="edit" aspectratio="t"/>
-                      </v:shape>
-                    </v:group>
-                  </w:pict>
-                </mc:Fallback>
-              </mc:AlternateContent>
+                <w:rFonts w:hint="eastAsia" w:ascii="Times New Roman" w:hAnsi="Times New Roman" w:cs="Times New Roman"/>
+                <w:b/>
+                <w:sz w:val="24"/>
+                <w:szCs w:val="24"/>
+              </w:rPr>
+              <w:t>{{"ty_guangzhou1"|sign(62,34)}}</w:t>
+            </w:r>
+            <w:r>
+              <w:rPr>
+                <w:sz w:val="24"/>
+              </w:rPr>
+              <w:drawing>
+                <wp:anchor distT="0" distB="0" distL="114300" distR="114300" simplePos="0" relativeHeight="251661312" behindDoc="0" locked="0" layoutInCell="1" allowOverlap="1">
+                  <wp:simplePos x="0" y="0"/>
+                  <wp:positionH relativeFrom="column">
+                    <wp:posOffset>-98425</wp:posOffset>
+                  </wp:positionH>
+                  <wp:positionV relativeFrom="paragraph">
+                    <wp:posOffset>-316865</wp:posOffset>
+                  </wp:positionV>
+                  <wp:extent cx="1443355" cy="1443355"/>
+                  <wp:effectExtent l="0" t="0" r="4445" b="4445"/>
+                  <wp:wrapNone/>
+                  <wp:docPr id="45" name="图片 25"/>
+                  <wp:cNvGraphicFramePr>
+                    <a:graphicFrameLocks xmlns:a="http://schemas.openxmlformats.org/drawingml/2006/main" noChangeAspect="1"/>
+                  </wp:cNvGraphicFramePr>
+                  <a:graphic xmlns:a="http://schemas.openxmlformats.org/drawingml/2006/main">
+                    <a:graphicData uri="http://schemas.openxmlformats.org/drawingml/2006/picture">
+                      <pic:pic xmlns:pic="http://schemas.openxmlformats.org/drawingml/2006/picture">
+                        <pic:nvPicPr>
+                          <pic:cNvPr id="45" name="图片 25"/>
+                          <pic:cNvPicPr>
+                            <a:picLocks noChangeAspect="1" noChangeArrowheads="1"/>
+                          </pic:cNvPicPr>
+                        </pic:nvPicPr>
+                        <pic:blipFill>
+                          <a:blip r:embed="rId10">
+                            <a:extLst>
+                              <a:ext uri="{28A0092B-C50C-407E-A947-70E740481C1C}">
+                                <a14:useLocalDpi xmlns:a14="http://schemas.microsoft.com/office/drawing/2010/main" val="0"/>
+                              </a:ext>
+                            </a:extLst>
+                          </a:blip>
+                          <a:srcRect/>
+                          <a:stretch>
+                            <a:fillRect/>
+                          </a:stretch>
+                        </pic:blipFill>
+                        <pic:spPr>
+                          <a:xfrm>
+                            <a:off x="0" y="0"/>
+                            <a:ext cx="1443355" cy="1443355"/>
+                          </a:xfrm>
+                          <a:prstGeom prst="rect">
+                            <a:avLst/>
+                          </a:prstGeom>
+                          <a:noFill/>
+                          <a:ln>
+                            <a:noFill/>
+                          </a:ln>
+                        </pic:spPr>
+                      </pic:pic>
+                    </a:graphicData>
+                  </a:graphic>
+                </wp:anchor>
+              </w:drawing>
             </w:r>
           </w:p>
         </w:tc>
@@ -6247,8 +6123,7 @@
       </w:tblPr>
       <w:tblGrid>
         <w:gridCol w:w="2004"/>
-        <w:gridCol w:w="1859"/>
-        <w:gridCol w:w="3953"/>
+        <w:gridCol w:w="5812"/>
         <w:gridCol w:w="2043"/>
       </w:tblGrid>
       <w:tr>
@@ -6261,19 +6136,13 @@
             <w:insideH w:val="single" w:color="A4A4A4" w:sz="4" w:space="0"/>
             <w:insideV w:val="single" w:color="A4A4A4" w:sz="4" w:space="0"/>
           </w:tblBorders>
-          <w:tblCellMar>
-            <w:top w:w="0" w:type="dxa"/>
-            <w:left w:w="108" w:type="dxa"/>
-            <w:bottom w:w="0" w:type="dxa"/>
-            <w:right w:w="108" w:type="dxa"/>
-          </w:tblCellMar>
         </w:tblPrEx>
         <w:trPr>
           <w:trHeight w:val="454" w:hRule="atLeast"/>
         </w:trPr>
         <w:tc>
           <w:tcPr>
-            <w:tcW w:w="2017" w:type="dxa"/>
+            <w:tcW w:w="2004" w:type="dxa"/>
             <w:tcBorders>
               <w:top w:val="nil"/>
               <w:bottom w:val="nil"/>
@@ -6312,7 +6181,7 @@
         </w:tc>
         <w:tc>
           <w:tcPr>
-            <w:tcW w:w="1871" w:type="dxa"/>
+            <w:tcW w:w="5812" w:type="dxa"/>
             <w:tcBorders>
               <w:top w:val="nil"/>
               <w:left w:val="single" w:color="FFFFFF" w:sz="18" w:space="0"/>
@@ -6346,53 +6215,13 @@
                 <w:szCs w:val="21"/>
                 <w:lang w:eastAsia="zh-CN" w:bidi="ar"/>
               </w:rPr>
-              <w:t>变异类型</w:t>
-            </w:r>
-          </w:p>
-        </w:tc>
-        <w:tc>
-          <w:tcPr>
-            <w:tcW w:w="3981" w:type="dxa"/>
-            <w:tcBorders>
-              <w:top w:val="nil"/>
-              <w:left w:val="single" w:color="FFFFFF" w:sz="18" w:space="0"/>
-              <w:bottom w:val="nil"/>
-              <w:right w:val="single" w:color="FFFFFF" w:sz="18" w:space="0"/>
-            </w:tcBorders>
-            <w:shd w:val="clear" w:color="auto" w:fill="61BB41"/>
-            <w:vAlign w:val="center"/>
-          </w:tcPr>
-          <w:p>
-            <w:pPr>
-              <w:widowControl/>
-              <w:jc w:val="center"/>
-              <w:textAlignment w:val="center"/>
-              <w:rPr>
-                <w:rFonts w:ascii="微软雅黑" w:hAnsi="微软雅黑" w:eastAsia="微软雅黑" w:cs="微软雅黑"/>
-                <w:b/>
-                <w:bCs/>
-                <w:color w:val="FFFFFF"/>
-                <w:sz w:val="21"/>
-                <w:szCs w:val="21"/>
-              </w:rPr>
-            </w:pPr>
-            <w:r>
-              <w:rPr>
-                <w:rFonts w:hint="eastAsia" w:ascii="微软雅黑" w:hAnsi="微软雅黑" w:eastAsia="微软雅黑" w:cs="微软雅黑"/>
-                <w:b/>
-                <w:bCs/>
-                <w:color w:val="FFFFFF"/>
-                <w:sz w:val="21"/>
-                <w:szCs w:val="21"/>
-                <w:lang w:eastAsia="zh-CN" w:bidi="ar"/>
-              </w:rPr>
               <w:t>检测结果</w:t>
             </w:r>
           </w:p>
         </w:tc>
         <w:tc>
           <w:tcPr>
-            <w:tcW w:w="2056" w:type="dxa"/>
+            <w:tcW w:w="2043" w:type="dxa"/>
             <w:tcBorders>
               <w:top w:val="nil"/>
               <w:left w:val="single" w:color="FFFFFF" w:sz="18" w:space="0"/>
@@ -6452,8 +6281,8 @@
         </w:trPr>
         <w:tc>
           <w:tcPr>
-            <w:tcW w:w="9925" w:type="dxa"/>
-            <w:gridSpan w:val="4"/>
+            <w:tcW w:w="9859" w:type="dxa"/>
+            <w:gridSpan w:val="3"/>
             <w:tcBorders>
               <w:top w:val="nil"/>
               <w:bottom w:val="single" w:color="A4A4A4" w:sz="4" w:space="0"/>
@@ -6506,7 +6335,7 @@
         </w:trPr>
         <w:tc>
           <w:tcPr>
-            <w:tcW w:w="2017" w:type="dxa"/>
+            <w:tcW w:w="2004" w:type="dxa"/>
             <w:tcBorders>
               <w:top w:val="single" w:color="A4A4A4" w:sz="4" w:space="0"/>
             </w:tcBorders>
@@ -6537,7 +6366,7 @@
         </w:tc>
         <w:tc>
           <w:tcPr>
-            <w:tcW w:w="1871" w:type="dxa"/>
+            <w:tcW w:w="5812" w:type="dxa"/>
             <w:tcBorders>
               <w:top w:val="single" w:color="A4A4A4" w:sz="4" w:space="0"/>
             </w:tcBorders>
@@ -6547,36 +6376,6 @@
           </w:tcPr>
           <w:p>
             <w:pPr>
-              <w:jc w:val="center"/>
-              <w:rPr>
-                <w:rFonts w:ascii="微软雅黑" w:hAnsi="微软雅黑" w:eastAsia="微软雅黑" w:cs="微软雅黑"/>
-                <w:color w:val="000000"/>
-                <w:sz w:val="21"/>
-                <w:szCs w:val="21"/>
-              </w:rPr>
-            </w:pPr>
-            <w:r>
-              <w:rPr>
-                <w:rFonts w:hint="eastAsia" w:ascii="Times New Roman" w:hAnsi="Times New Roman" w:eastAsia="微软雅黑" w:cs="Times New Roman"/>
-                <w:sz w:val="21"/>
-                <w:szCs w:val="21"/>
-                <w:lang w:eastAsia="zh-CN"/>
-              </w:rPr>
-              <w:t>{{ it.info }}</w:t>
-            </w:r>
-          </w:p>
-        </w:tc>
-        <w:tc>
-          <w:tcPr>
-            <w:tcW w:w="3981" w:type="dxa"/>
-            <w:tcBorders>
-              <w:top w:val="single" w:color="A4A4A4" w:sz="4" w:space="0"/>
-            </w:tcBorders>
-            <w:shd w:val="clear" w:color="auto" w:fill="auto"/>
-            <w:vAlign w:val="center"/>
-          </w:tcPr>
-          <w:p>
-            <w:pPr>
               <w:widowControl/>
               <w:jc w:val="center"/>
               <w:textAlignment w:val="center"/>
@@ -6651,7 +6450,7 @@
         </w:tc>
         <w:tc>
           <w:tcPr>
-            <w:tcW w:w="2056" w:type="dxa"/>
+            <w:tcW w:w="2043" w:type="dxa"/>
             <w:tcBorders>
               <w:top w:val="single" w:color="A4A4A4" w:sz="4" w:space="0"/>
             </w:tcBorders>
@@ -6753,8 +6552,8 @@
         </w:trPr>
         <w:tc>
           <w:tcPr>
-            <w:tcW w:w="9925" w:type="dxa"/>
-            <w:gridSpan w:val="4"/>
+            <w:tcW w:w="9859" w:type="dxa"/>
+            <w:gridSpan w:val="3"/>
             <w:shd w:val="clear" w:color="auto" w:fill="auto"/>
             <w:noWrap/>
             <w:vAlign w:val="center"/>
@@ -6824,8 +6623,7 @@
       </w:tblPr>
       <w:tblGrid>
         <w:gridCol w:w="2004"/>
-        <w:gridCol w:w="1859"/>
-        <w:gridCol w:w="2656"/>
+        <w:gridCol w:w="4515"/>
         <w:gridCol w:w="3340"/>
       </w:tblGrid>
       <w:tr>
@@ -6850,7 +6648,7 @@
         </w:trPr>
         <w:tc>
           <w:tcPr>
-            <w:tcW w:w="2017" w:type="dxa"/>
+            <w:tcW w:w="2004" w:type="dxa"/>
             <w:tcBorders>
               <w:top w:val="nil"/>
               <w:bottom w:val="nil"/>
@@ -6889,7 +6687,7 @@
         </w:tc>
         <w:tc>
           <w:tcPr>
-            <w:tcW w:w="1871" w:type="dxa"/>
+            <w:tcW w:w="4515" w:type="dxa"/>
             <w:tcBorders>
               <w:top w:val="nil"/>
               <w:left w:val="single" w:color="FFFFFF" w:sz="18" w:space="0"/>
@@ -6923,53 +6721,13 @@
                 <w:szCs w:val="21"/>
                 <w:lang w:eastAsia="zh-CN" w:bidi="ar"/>
               </w:rPr>
-              <w:t>变异类型</w:t>
-            </w:r>
-          </w:p>
-        </w:tc>
-        <w:tc>
-          <w:tcPr>
-            <w:tcW w:w="2674" w:type="dxa"/>
-            <w:tcBorders>
-              <w:top w:val="nil"/>
-              <w:left w:val="single" w:color="FFFFFF" w:sz="18" w:space="0"/>
-              <w:bottom w:val="nil"/>
-              <w:right w:val="single" w:color="FFFFFF" w:sz="18" w:space="0"/>
-            </w:tcBorders>
-            <w:shd w:val="clear" w:color="auto" w:fill="61BB41"/>
-            <w:vAlign w:val="center"/>
-          </w:tcPr>
-          <w:p>
-            <w:pPr>
-              <w:widowControl/>
-              <w:jc w:val="center"/>
-              <w:textAlignment w:val="center"/>
-              <w:rPr>
-                <w:rFonts w:ascii="微软雅黑" w:hAnsi="微软雅黑" w:eastAsia="微软雅黑" w:cs="微软雅黑"/>
-                <w:b/>
-                <w:bCs/>
-                <w:color w:val="FFFFFF"/>
-                <w:sz w:val="21"/>
-                <w:szCs w:val="21"/>
-              </w:rPr>
-            </w:pPr>
-            <w:r>
-              <w:rPr>
-                <w:rFonts w:hint="eastAsia" w:ascii="微软雅黑" w:hAnsi="微软雅黑" w:eastAsia="微软雅黑" w:cs="微软雅黑"/>
-                <w:b/>
-                <w:bCs/>
-                <w:color w:val="FFFFFF"/>
-                <w:sz w:val="21"/>
-                <w:szCs w:val="21"/>
-                <w:lang w:eastAsia="zh-CN" w:bidi="ar"/>
-              </w:rPr>
               <w:t>检测结果</w:t>
             </w:r>
           </w:p>
         </w:tc>
         <w:tc>
           <w:tcPr>
-            <w:tcW w:w="3363" w:type="dxa"/>
+            <w:tcW w:w="3340" w:type="dxa"/>
             <w:tcBorders>
               <w:top w:val="nil"/>
               <w:left w:val="single" w:color="FFFFFF" w:sz="18" w:space="0"/>
@@ -7030,8 +6788,8 @@
         </w:trPr>
         <w:tc>
           <w:tcPr>
-            <w:tcW w:w="9925" w:type="dxa"/>
-            <w:gridSpan w:val="4"/>
+            <w:tcW w:w="9859" w:type="dxa"/>
+            <w:gridSpan w:val="3"/>
             <w:tcBorders>
               <w:top w:val="nil"/>
               <w:bottom w:val="single" w:color="A4A4A4" w:sz="4" w:space="0"/>
@@ -7084,7 +6842,7 @@
         </w:trPr>
         <w:tc>
           <w:tcPr>
-            <w:tcW w:w="2017" w:type="dxa"/>
+            <w:tcW w:w="2004" w:type="dxa"/>
             <w:tcBorders>
               <w:top w:val="single" w:color="A4A4A4" w:sz="4" w:space="0"/>
             </w:tcBorders>
@@ -7115,7 +6873,7 @@
         </w:tc>
         <w:tc>
           <w:tcPr>
-            <w:tcW w:w="1871" w:type="dxa"/>
+            <w:tcW w:w="4515" w:type="dxa"/>
             <w:tcBorders>
               <w:top w:val="single" w:color="A4A4A4" w:sz="4" w:space="0"/>
             </w:tcBorders>
@@ -7125,36 +6883,6 @@
           </w:tcPr>
           <w:p>
             <w:pPr>
-              <w:jc w:val="center"/>
-              <w:rPr>
-                <w:rFonts w:ascii="微软雅黑" w:hAnsi="微软雅黑" w:eastAsia="微软雅黑" w:cs="微软雅黑"/>
-                <w:color w:val="000000"/>
-                <w:sz w:val="21"/>
-                <w:szCs w:val="21"/>
-              </w:rPr>
-            </w:pPr>
-            <w:r>
-              <w:rPr>
-                <w:rFonts w:hint="eastAsia" w:ascii="Times New Roman" w:hAnsi="Times New Roman" w:eastAsia="微软雅黑" w:cs="Times New Roman"/>
-                <w:sz w:val="21"/>
-                <w:szCs w:val="21"/>
-                <w:lang w:eastAsia="zh-CN"/>
-              </w:rPr>
-              <w:t>{{ it.info }}</w:t>
-            </w:r>
-          </w:p>
-        </w:tc>
-        <w:tc>
-          <w:tcPr>
-            <w:tcW w:w="2674" w:type="dxa"/>
-            <w:tcBorders>
-              <w:top w:val="single" w:color="A4A4A4" w:sz="4" w:space="0"/>
-            </w:tcBorders>
-            <w:shd w:val="clear" w:color="auto" w:fill="auto"/>
-            <w:vAlign w:val="center"/>
-          </w:tcPr>
-          <w:p>
-            <w:pPr>
               <w:widowControl/>
               <w:jc w:val="center"/>
               <w:textAlignment w:val="center"/>
@@ -7229,7 +6957,7 @@
         </w:tc>
         <w:tc>
           <w:tcPr>
-            <w:tcW w:w="3363" w:type="dxa"/>
+            <w:tcW w:w="3340" w:type="dxa"/>
             <w:tcBorders>
               <w:top w:val="single" w:color="A4A4A4" w:sz="4" w:space="0"/>
             </w:tcBorders>
@@ -7331,8 +7059,8 @@
         </w:trPr>
         <w:tc>
           <w:tcPr>
-            <w:tcW w:w="9925" w:type="dxa"/>
-            <w:gridSpan w:val="4"/>
+            <w:tcW w:w="9859" w:type="dxa"/>
+            <w:gridSpan w:val="3"/>
             <w:shd w:val="clear" w:color="auto" w:fill="auto"/>
             <w:noWrap/>
             <w:vAlign w:val="center"/>
@@ -7639,28 +7367,6 @@
           <w:lang w:eastAsia="zh-CN"/>
         </w:rPr>
         <w:t>变异详情，可查看基因变异检测结果及解析。</w:t>
-      </w:r>
-    </w:p>
-    <w:p>
-      <w:pPr>
-        <w:numPr>
-          <w:ilvl w:val="0"/>
-          <w:numId w:val="7"/>
-        </w:numPr>
-        <w:rPr>
-          <w:rFonts w:ascii="Times New Roman" w:hAnsi="Times New Roman" w:eastAsia="微软雅黑" w:cs="Times New Roman"/>
-          <w:sz w:val="18"/>
-          <w:szCs w:val="18"/>
-          <w:lang w:eastAsia="zh-CN"/>
-        </w:rPr>
-      </w:pPr>
-      <w:r>
-        <w:rPr>
-          <w:rFonts w:hint="eastAsia" w:ascii="Times New Roman" w:hAnsi="Times New Roman" w:eastAsia="微软雅黑" w:cs="Times New Roman"/>
-          <w:sz w:val="18"/>
-          <w:lang w:eastAsia="zh-CN"/>
-        </w:rPr>
-        <w:t>以上基因的检测范围涵盖但不限于上表中列出的变异类型。</w:t>
       </w:r>
     </w:p>
     <w:p>
@@ -7707,14 +7413,14 @@
         </w:numPr>
         <w:jc w:val="left"/>
       </w:pPr>
-      <w:bookmarkStart w:id="32" w:name="_Toc2781"/>
-      <w:bookmarkStart w:id="33" w:name="_Toc19184"/>
-      <w:bookmarkStart w:id="34" w:name="_Toc19898_WPSOffice_Level1"/>
-      <w:bookmarkStart w:id="35" w:name="_Toc16159"/>
-      <w:bookmarkStart w:id="36" w:name="_Toc12381"/>
-      <w:bookmarkStart w:id="37" w:name="_Toc22132"/>
-      <w:bookmarkStart w:id="38" w:name="_Toc14062"/>
-      <w:bookmarkStart w:id="39" w:name="_Toc20136_WPSOffice_Level1"/>
+      <w:bookmarkStart w:id="32" w:name="_Toc19898_WPSOffice_Level1"/>
+      <w:bookmarkStart w:id="33" w:name="_Toc12381"/>
+      <w:bookmarkStart w:id="34" w:name="_Toc16159"/>
+      <w:bookmarkStart w:id="35" w:name="_Toc14062"/>
+      <w:bookmarkStart w:id="36" w:name="_Toc19184"/>
+      <w:bookmarkStart w:id="37" w:name="_Toc20136_WPSOffice_Level1"/>
+      <w:bookmarkStart w:id="38" w:name="_Toc22132"/>
+      <w:bookmarkStart w:id="39" w:name="_Toc2781"/>
       <w:r>
         <w:t>检测结果及用药提示</w:t>
       </w:r>
@@ -7741,14 +7447,14 @@
           <w:lang w:eastAsia="zh-CN"/>
         </w:rPr>
       </w:pPr>
-      <w:bookmarkStart w:id="40" w:name="_Toc30265"/>
+      <w:bookmarkStart w:id="40" w:name="_Toc10439"/>
       <w:bookmarkStart w:id="41" w:name="_Toc22976"/>
-      <w:bookmarkStart w:id="42" w:name="_Toc18062_WPSOffice_Level2"/>
-      <w:bookmarkStart w:id="43" w:name="_Toc9088"/>
-      <w:bookmarkStart w:id="44" w:name="_Toc23375"/>
-      <w:bookmarkStart w:id="45" w:name="_Toc24979"/>
-      <w:bookmarkStart w:id="46" w:name="_Toc11015_WPSOffice_Level2"/>
-      <w:bookmarkStart w:id="47" w:name="_Toc10439"/>
+      <w:bookmarkStart w:id="42" w:name="_Toc9088"/>
+      <w:bookmarkStart w:id="43" w:name="_Toc23375"/>
+      <w:bookmarkStart w:id="44" w:name="_Toc18062_WPSOffice_Level2"/>
+      <w:bookmarkStart w:id="45" w:name="_Toc11015_WPSOffice_Level2"/>
+      <w:bookmarkStart w:id="46" w:name="_Toc24979"/>
+      <w:bookmarkStart w:id="47" w:name="_Toc30265"/>
       <w:r>
         <w:rPr>
           <w:color w:val="auto"/>
@@ -10363,12 +10069,6 @@
             <w:insideH w:val="single" w:color="A4A4A4" w:sz="4" w:space="0"/>
             <w:insideV w:val="single" w:color="A4A4A4" w:sz="4" w:space="0"/>
           </w:tblBorders>
-          <w:tblCellMar>
-            <w:top w:w="0" w:type="dxa"/>
-            <w:left w:w="0" w:type="dxa"/>
-            <w:bottom w:w="0" w:type="dxa"/>
-            <w:right w:w="0" w:type="dxa"/>
-          </w:tblCellMar>
         </w:tblPrEx>
         <w:trPr>
           <w:trHeight w:val="1404" w:hRule="atLeast"/>
@@ -12609,10 +12309,10 @@
           <w:lang w:eastAsia="zh-CN"/>
         </w:rPr>
       </w:pPr>
-      <w:bookmarkStart w:id="48" w:name="_Toc5859"/>
-      <w:bookmarkStart w:id="49" w:name="_Toc22117"/>
+      <w:bookmarkStart w:id="48" w:name="_Toc149826009"/>
+      <w:bookmarkStart w:id="49" w:name="_Toc5859"/>
       <w:bookmarkStart w:id="50" w:name="_Toc149832733"/>
-      <w:bookmarkStart w:id="51" w:name="_Toc149826009"/>
+      <w:bookmarkStart w:id="51" w:name="_Toc22117"/>
       <w:r>
         <w:rPr>
           <w:rFonts w:hint="eastAsia"/>
@@ -13129,14 +12829,14 @@
           <w:lang w:eastAsia="zh-CN"/>
         </w:rPr>
       </w:pPr>
-      <w:bookmarkStart w:id="52" w:name="_Toc23846_WPSOffice_Level1"/>
+      <w:bookmarkStart w:id="52" w:name="_Toc25727"/>
       <w:bookmarkStart w:id="53" w:name="_Toc5598"/>
-      <w:bookmarkStart w:id="54" w:name="_Toc25727"/>
-      <w:bookmarkStart w:id="55" w:name="_Toc32661"/>
-      <w:bookmarkStart w:id="56" w:name="_Toc32443_WPSOffice_Level1"/>
-      <w:bookmarkStart w:id="57" w:name="_Toc23903"/>
-      <w:bookmarkStart w:id="58" w:name="_Toc4331_WPSOffice_Level1"/>
-      <w:bookmarkStart w:id="59" w:name="_Toc28194"/>
+      <w:bookmarkStart w:id="54" w:name="_Toc32661"/>
+      <w:bookmarkStart w:id="55" w:name="_Toc32443_WPSOffice_Level1"/>
+      <w:bookmarkStart w:id="56" w:name="_Toc28194"/>
+      <w:bookmarkStart w:id="57" w:name="_Toc23846_WPSOffice_Level1"/>
+      <w:bookmarkStart w:id="58" w:name="_Toc23903"/>
+      <w:bookmarkStart w:id="59" w:name="_Toc4331_WPSOffice_Level1"/>
       <w:r>
         <w:rPr>
           <w:rFonts w:hint="eastAsia" w:ascii="Times New Roman" w:hAnsi="Times New Roman" w:eastAsia="微软雅黑" w:cs="Times New Roman"/>
@@ -13196,10 +12896,10 @@
           <w:lang w:eastAsia="zh-CN"/>
         </w:rPr>
       </w:pPr>
-      <w:bookmarkStart w:id="60" w:name="_Toc20034"/>
-      <w:bookmarkStart w:id="61" w:name="_Toc106719764"/>
-      <w:bookmarkStart w:id="62" w:name="_Toc8968"/>
-      <w:bookmarkStart w:id="63" w:name="_Toc10223"/>
+      <w:bookmarkStart w:id="60" w:name="_Toc106719764"/>
+      <w:bookmarkStart w:id="61" w:name="_Toc8968"/>
+      <w:bookmarkStart w:id="62" w:name="_Toc10223"/>
+      <w:bookmarkStart w:id="63" w:name="_Toc20034"/>
       <w:r>
         <w:rPr>
           <w:rFonts w:hint="eastAsia"/>
@@ -16364,14 +16064,14 @@
           <w:lang w:eastAsia="zh-CN"/>
         </w:rPr>
       </w:pPr>
-      <w:bookmarkStart w:id="65" w:name="_Toc27302"/>
-      <w:bookmarkStart w:id="66" w:name="_Toc1707_WPSOffice_Level1"/>
-      <w:bookmarkStart w:id="67" w:name="_Toc21764_WPSOffice_Level1"/>
-      <w:bookmarkStart w:id="68" w:name="_Toc2409"/>
-      <w:bookmarkStart w:id="69" w:name="_Toc13196_WPSOffice_Level1"/>
+      <w:bookmarkStart w:id="65" w:name="_Toc1707_WPSOffice_Level1"/>
+      <w:bookmarkStart w:id="66" w:name="_Toc12505"/>
+      <w:bookmarkStart w:id="67" w:name="_Toc13196_WPSOffice_Level1"/>
+      <w:bookmarkStart w:id="68" w:name="_Toc27302"/>
+      <w:bookmarkStart w:id="69" w:name="_Toc2409"/>
       <w:bookmarkStart w:id="70" w:name="_Toc16594"/>
-      <w:bookmarkStart w:id="71" w:name="_Toc12505"/>
-      <w:bookmarkStart w:id="72" w:name="_Toc28240"/>
+      <w:bookmarkStart w:id="71" w:name="_Toc28240"/>
+      <w:bookmarkStart w:id="72" w:name="_Toc21764_WPSOffice_Level1"/>
       <w:r>
         <w:rPr>
           <w:rFonts w:hint="eastAsia" w:ascii="Times New Roman" w:hAnsi="Times New Roman" w:eastAsia="微软雅黑" w:cs="Times New Roman"/>
@@ -16397,11 +16097,11 @@
           <w:lang w:eastAsia="zh-CN"/>
         </w:rPr>
       </w:pPr>
-      <w:bookmarkStart w:id="73" w:name="_Toc32302"/>
-      <w:bookmarkStart w:id="74" w:name="_Toc30088"/>
-      <w:bookmarkStart w:id="75" w:name="_Toc8516"/>
-      <w:bookmarkStart w:id="76" w:name="_Toc149826013"/>
-      <w:bookmarkStart w:id="77" w:name="_Toc149832737"/>
+      <w:bookmarkStart w:id="73" w:name="_Toc30088"/>
+      <w:bookmarkStart w:id="74" w:name="_Toc32302"/>
+      <w:bookmarkStart w:id="75" w:name="_Toc149832737"/>
+      <w:bookmarkStart w:id="76" w:name="_Toc8516"/>
+      <w:bookmarkStart w:id="77" w:name="_Toc149826013"/>
       <w:r>
         <w:rPr>
           <w:rFonts w:hint="eastAsia"/>
@@ -21095,8 +20795,6 @@
         </w:rPr>
         <w:t>1</w:t>
       </w:r>
-      <w:bookmarkStart w:id="112" w:name="_GoBack"/>
-      <w:bookmarkEnd w:id="112"/>
       <w:r>
         <w:rPr>
           <w:rFonts w:hint="eastAsia" w:ascii="Times New Roman" w:hAnsi="Times New Roman" w:eastAsia="微软雅黑" w:cs="Times New Roman"/>
@@ -23275,6 +22973,12 @@
             <w:insideH w:val="dotted" w:color="45A3A7" w:sz="4" w:space="0"/>
             <w:insideV w:val="dotted" w:color="45A3A7" w:sz="4" w:space="0"/>
           </w:tblBorders>
+          <w:tblCellMar>
+            <w:top w:w="0" w:type="dxa"/>
+            <w:left w:w="108" w:type="dxa"/>
+            <w:bottom w:w="0" w:type="dxa"/>
+            <w:right w:w="108" w:type="dxa"/>
+          </w:tblCellMar>
         </w:tblPrEx>
         <w:trPr>
           <w:trHeight w:val="417" w:hRule="atLeast"/>
@@ -23491,14 +23195,6 @@
       </w:tr>
       <w:tr>
         <w:tblPrEx>
-          <w:tblBorders>
-            <w:top w:val="single" w:color="45A3A7" w:sz="18" w:space="0"/>
-            <w:left w:val="none" w:color="auto" w:sz="0" w:space="0"/>
-            <w:bottom w:val="dotted" w:color="45A3A7" w:sz="4" w:space="0"/>
-            <w:right w:val="none" w:color="auto" w:sz="0" w:space="0"/>
-            <w:insideH w:val="dotted" w:color="45A3A7" w:sz="4" w:space="0"/>
-            <w:insideV w:val="dotted" w:color="45A3A7" w:sz="4" w:space="0"/>
-          </w:tblBorders>
           <w:tblCellMar>
             <w:top w:w="0" w:type="dxa"/>
             <w:left w:w="108" w:type="dxa"/>
@@ -25376,10 +25072,10 @@
           <w:lang w:eastAsia="zh-CN"/>
         </w:rPr>
       </w:pPr>
-      <w:bookmarkStart w:id="78" w:name="_Toc21441"/>
-      <w:bookmarkStart w:id="79" w:name="_Toc149826016"/>
-      <w:bookmarkStart w:id="80" w:name="_Toc27658"/>
-      <w:bookmarkStart w:id="81" w:name="_Toc149832739"/>
+      <w:bookmarkStart w:id="78" w:name="_Toc149832739"/>
+      <w:bookmarkStart w:id="79" w:name="_Toc21441"/>
+      <w:bookmarkStart w:id="80" w:name="_Toc149826016"/>
+      <w:bookmarkStart w:id="81" w:name="_Toc27658"/>
       <w:r>
         <w:rPr>
           <w:color w:val="auto"/>
@@ -27471,13 +27167,13 @@
           <w:lang w:eastAsia="zh-CN"/>
         </w:rPr>
       </w:pPr>
-      <w:bookmarkStart w:id="83" w:name="_Toc15840_WPSOffice_Level1"/>
+      <w:bookmarkStart w:id="83" w:name="_Toc4168"/>
       <w:bookmarkStart w:id="84" w:name="_Toc22807"/>
-      <w:bookmarkStart w:id="85" w:name="_Toc14255_WPSOffice_Level1"/>
-      <w:bookmarkStart w:id="86" w:name="_Toc31490"/>
-      <w:bookmarkStart w:id="87" w:name="_Toc4168"/>
+      <w:bookmarkStart w:id="85" w:name="_Toc24085_WPSOffice_Level1"/>
+      <w:bookmarkStart w:id="86" w:name="_Toc14255_WPSOffice_Level1"/>
+      <w:bookmarkStart w:id="87" w:name="_Toc15840_WPSOffice_Level1"/>
       <w:bookmarkStart w:id="88" w:name="_Toc27075"/>
-      <w:bookmarkStart w:id="89" w:name="_Toc24085_WPSOffice_Level1"/>
+      <w:bookmarkStart w:id="89" w:name="_Toc31490"/>
       <w:r>
         <w:rPr>
           <w:rFonts w:hint="eastAsia"/>
@@ -28167,12 +27863,21 @@
             </w:r>
             <w:r>
               <w:rPr>
+                <w:rFonts w:hint="eastAsia" w:ascii="Times New Roman" w:hAnsi="Times New Roman" w:eastAsia="微软雅黑" w:cs="Times New Roman"/>
+                <w:sz w:val="21"/>
+                <w:szCs w:val="21"/>
+                <w:lang w:val="en-US" w:eastAsia="zh-CN" w:bidi="ar"/>
+              </w:rPr>
+              <w:t>5</w:t>
+            </w:r>
+            <w:r>
+              <w:rPr>
                 <w:rFonts w:ascii="Times New Roman" w:hAnsi="Times New Roman" w:eastAsia="微软雅黑" w:cs="Times New Roman"/>
                 <w:sz w:val="21"/>
                 <w:szCs w:val="21"/>
                 <w:lang w:eastAsia="zh-CN" w:bidi="ar"/>
               </w:rPr>
-              <w:t>100</w:t>
+              <w:t>0</w:t>
             </w:r>
             <w:r>
               <w:rPr>
@@ -28196,9 +27901,9 @@
                 <w:rFonts w:hint="eastAsia" w:ascii="Times New Roman" w:hAnsi="Times New Roman" w:eastAsia="微软雅黑" w:cs="Times New Roman"/>
                 <w:sz w:val="21"/>
                 <w:szCs w:val="21"/>
-                <w:lang w:eastAsia="zh-CN" w:bidi="ar"/>
-              </w:rPr>
-              <w:t>2</w:t>
+                <w:lang w:val="en-US" w:eastAsia="zh-CN" w:bidi="ar"/>
+              </w:rPr>
+              <w:t>1</w:t>
             </w:r>
             <w:r>
               <w:rPr>
@@ -28383,12 +28088,12 @@
             </w:pPr>
             <w:r>
               <w:rPr>
-                <w:rFonts w:ascii="Times New Roman" w:hAnsi="Times New Roman" w:eastAsia="微软雅黑" w:cs="Times New Roman"/>
-                <w:sz w:val="21"/>
-                <w:szCs w:val="21"/>
-                <w:lang w:eastAsia="zh-CN" w:bidi="ar"/>
-              </w:rPr>
-              <w:t>A/B/C</w:t>
+                <w:rFonts w:hint="eastAsia" w:ascii="Times New Roman" w:hAnsi="Times New Roman" w:eastAsia="微软雅黑" w:cs="Times New Roman"/>
+                <w:sz w:val="21"/>
+                <w:szCs w:val="21"/>
+                <w:lang w:val="en-US" w:eastAsia="zh-CN" w:bidi="ar"/>
+              </w:rPr>
+              <w:t>1-2</w:t>
             </w:r>
             <w:r>
               <w:rPr>
@@ -28583,12 +28288,21 @@
             </w:r>
             <w:r>
               <w:rPr>
+                <w:rFonts w:hint="eastAsia" w:ascii="Times New Roman" w:hAnsi="Times New Roman" w:eastAsia="微软雅黑" w:cs="Times New Roman"/>
+                <w:sz w:val="21"/>
+                <w:szCs w:val="21"/>
+                <w:lang w:val="en-US" w:eastAsia="zh-CN" w:bidi="ar"/>
+              </w:rPr>
+              <w:t>32</w:t>
+            </w:r>
+            <w:r>
+              <w:rPr>
                 <w:rFonts w:ascii="Times New Roman" w:hAnsi="Times New Roman" w:eastAsia="微软雅黑" w:cs="Times New Roman"/>
                 <w:sz w:val="21"/>
                 <w:szCs w:val="21"/>
                 <w:lang w:eastAsia="zh-CN" w:bidi="ar"/>
               </w:rPr>
-              <w:t>500</w:t>
+              <w:t>0</w:t>
             </w:r>
           </w:p>
         </w:tc>
@@ -29500,25 +29214,19 @@
           <w:ilvl w:val="0"/>
           <w:numId w:val="12"/>
         </w:numPr>
-        <w:spacing w:before="53" w:line="301" w:lineRule="exact"/>
-        <w:ind w:left="133"/>
         <w:rPr>
           <w:rFonts w:ascii="Times New Roman" w:hAnsi="Times New Roman" w:eastAsia="微软雅黑" w:cs="Times New Roman"/>
-          <w:bCs/>
           <w:sz w:val="18"/>
-          <w:szCs w:val="18"/>
           <w:lang w:eastAsia="zh-CN"/>
         </w:rPr>
       </w:pPr>
       <w:r>
         <w:rPr>
           <w:rFonts w:hint="eastAsia" w:ascii="Times New Roman" w:hAnsi="Times New Roman" w:eastAsia="微软雅黑" w:cs="Times New Roman"/>
-          <w:bCs/>
           <w:sz w:val="18"/>
-          <w:szCs w:val="18"/>
-          <w:lang w:eastAsia="zh-CN"/>
-        </w:rPr>
-        <w:t>肿瘤细胞含量：送检样本经HE染色评估的肿瘤细胞含量。如送检样本不满足病理评估所需条件，则不进行此项评估。血浆cfDNA样本不做此项评估。</w:t>
+          <w:lang w:eastAsia="zh-CN"/>
+        </w:rPr>
+        <w:t>肿瘤细胞含量：送检样本经HE染色评估的肿瘤细胞含量。如送检样本不满足病理评估所需条件，则不进行此项评估。{% if summaryOfRresults.type == “blood” %}血浆cfDNA样本不做此项评估。{% endif %}</w:t>
       </w:r>
     </w:p>
     <w:p>
@@ -29527,22 +29235,16 @@
           <w:ilvl w:val="0"/>
           <w:numId w:val="12"/>
         </w:numPr>
-        <w:spacing w:before="53" w:line="301" w:lineRule="exact"/>
-        <w:ind w:left="133"/>
         <w:rPr>
           <w:rFonts w:ascii="Times New Roman" w:hAnsi="Times New Roman" w:eastAsia="微软雅黑" w:cs="Times New Roman"/>
-          <w:bCs/>
           <w:sz w:val="18"/>
-          <w:szCs w:val="18"/>
           <w:lang w:eastAsia="zh-CN"/>
         </w:rPr>
       </w:pPr>
       <w:r>
         <w:rPr>
           <w:rFonts w:hint="eastAsia" w:ascii="Times New Roman" w:hAnsi="Times New Roman" w:eastAsia="微软雅黑" w:cs="Times New Roman"/>
-          <w:bCs/>
           <w:sz w:val="18"/>
-          <w:szCs w:val="18"/>
           <w:lang w:eastAsia="zh-CN"/>
         </w:rPr>
         <w:t>DNA总量：送检样本的DNA提取总量。</w:t>
@@ -29554,25 +29256,145 @@
           <w:ilvl w:val="0"/>
           <w:numId w:val="12"/>
         </w:numPr>
-        <w:spacing w:before="53" w:line="301" w:lineRule="exact"/>
-        <w:ind w:left="133"/>
         <w:rPr>
           <w:rFonts w:ascii="Times New Roman" w:hAnsi="Times New Roman" w:eastAsia="微软雅黑" w:cs="Times New Roman"/>
-          <w:bCs/>
           <w:sz w:val="18"/>
-          <w:szCs w:val="18"/>
           <w:lang w:eastAsia="zh-CN"/>
         </w:rPr>
       </w:pPr>
       <w:r>
         <w:rPr>
           <w:rFonts w:hint="eastAsia" w:ascii="Times New Roman" w:hAnsi="Times New Roman" w:eastAsia="微软雅黑" w:cs="Times New Roman"/>
-          <w:bCs/>
           <w:sz w:val="18"/>
-          <w:szCs w:val="18"/>
-          <w:lang w:eastAsia="zh-CN"/>
-        </w:rPr>
-        <w:t>DNA降解程度：cfDNA样本不适用于此项评估。</w:t>
+          <w:lang w:eastAsia="zh-CN"/>
+        </w:rPr>
+        <w:t>DNA降解程度：1-2级别样本质量较好，3级不能满足检测要求{% if summaryOfRresults.type == “blood” %}；cfDNA样本不适用于此项评估{% endif %}。</w:t>
+      </w:r>
+    </w:p>
+    <w:p>
+      <w:pPr>
+        <w:numPr>
+          <w:ilvl w:val="0"/>
+          <w:numId w:val="12"/>
+        </w:numPr>
+        <w:rPr>
+          <w:rFonts w:hint="eastAsia" w:ascii="Times New Roman" w:hAnsi="Times New Roman" w:eastAsia="微软雅黑" w:cs="Times New Roman"/>
+          <w:sz w:val="18"/>
+          <w:lang w:eastAsia="zh-CN"/>
+        </w:rPr>
+      </w:pPr>
+      <w:r>
+        <w:rPr>
+          <w:rFonts w:hint="eastAsia" w:ascii="Times New Roman" w:hAnsi="Times New Roman" w:eastAsia="微软雅黑" w:cs="Times New Roman"/>
+          <w:sz w:val="18"/>
+          <w:lang w:eastAsia="zh-CN"/>
+        </w:rPr>
+        <w:t>预文库总量：核酸片段经过接头连接和扩增纯化后中间产物的总量。</w:t>
+      </w:r>
+    </w:p>
+    <w:p>
+      <w:pPr>
+        <w:numPr>
+          <w:ilvl w:val="0"/>
+          <w:numId w:val="12"/>
+        </w:numPr>
+        <w:rPr>
+          <w:rFonts w:hint="eastAsia" w:ascii="Times New Roman" w:hAnsi="Times New Roman" w:eastAsia="微软雅黑" w:cs="Times New Roman"/>
+          <w:sz w:val="18"/>
+          <w:lang w:eastAsia="zh-CN"/>
+        </w:rPr>
+      </w:pPr>
+      <w:r>
+        <w:rPr>
+          <w:rFonts w:hint="eastAsia" w:ascii="Times New Roman" w:hAnsi="Times New Roman" w:eastAsia="微软雅黑" w:cs="Times New Roman"/>
+          <w:sz w:val="18"/>
+          <w:lang w:eastAsia="zh-CN"/>
+        </w:rPr>
+        <w:t>平均测序深度：目标区域每个碱基被测到的平均次数。</w:t>
+      </w:r>
+    </w:p>
+    <w:p>
+      <w:pPr>
+        <w:numPr>
+          <w:ilvl w:val="0"/>
+          <w:numId w:val="12"/>
+        </w:numPr>
+        <w:rPr>
+          <w:rFonts w:hint="eastAsia" w:ascii="Times New Roman" w:hAnsi="Times New Roman" w:eastAsia="微软雅黑" w:cs="Times New Roman"/>
+          <w:sz w:val="18"/>
+          <w:lang w:eastAsia="zh-CN"/>
+        </w:rPr>
+      </w:pPr>
+      <w:r>
+        <w:rPr>
+          <w:rFonts w:hint="eastAsia" w:ascii="Times New Roman" w:hAnsi="Times New Roman" w:eastAsia="微软雅黑" w:cs="Times New Roman"/>
+          <w:sz w:val="18"/>
+          <w:lang w:eastAsia="zh-CN"/>
+        </w:rPr>
+        <w:t>覆盖均一性：测序深度达到平均测序深度20%的碱基占比。</w:t>
+      </w:r>
+    </w:p>
+    <w:p>
+      <w:pPr>
+        <w:numPr>
+          <w:ilvl w:val="0"/>
+          <w:numId w:val="12"/>
+        </w:numPr>
+        <w:rPr>
+          <w:rFonts w:hint="eastAsia" w:ascii="Times New Roman" w:hAnsi="Times New Roman" w:eastAsia="微软雅黑" w:cs="Times New Roman"/>
+          <w:sz w:val="18"/>
+          <w:lang w:eastAsia="zh-CN"/>
+        </w:rPr>
+      </w:pPr>
+      <w:r>
+        <w:rPr>
+          <w:rFonts w:hint="eastAsia" w:ascii="Times New Roman" w:hAnsi="Times New Roman" w:eastAsia="微软雅黑" w:cs="Times New Roman"/>
+          <w:sz w:val="18"/>
+          <w:lang w:eastAsia="zh-CN"/>
+        </w:rPr>
+        <w:t>基因组比对率：比对到参考基因组上的reads数目占比。</w:t>
+      </w:r>
+    </w:p>
+    <w:p>
+      <w:pPr>
+        <w:numPr>
+          <w:ilvl w:val="0"/>
+          <w:numId w:val="12"/>
+        </w:numPr>
+        <w:rPr>
+          <w:rFonts w:hint="eastAsia" w:ascii="Times New Roman" w:hAnsi="Times New Roman" w:eastAsia="微软雅黑" w:cs="Times New Roman"/>
+          <w:sz w:val="18"/>
+          <w:lang w:eastAsia="zh-CN"/>
+        </w:rPr>
+      </w:pPr>
+      <w:r>
+        <w:rPr>
+          <w:rFonts w:hint="eastAsia" w:ascii="Times New Roman" w:hAnsi="Times New Roman" w:eastAsia="微软雅黑" w:cs="Times New Roman"/>
+          <w:sz w:val="18"/>
+          <w:lang w:eastAsia="zh-CN"/>
+        </w:rPr>
+        <w:t>碱基质量Q30占比：测序数据中碱基质量在Q30以上（即碱基识别错误率在千分之一以下）的占比。</w:t>
+      </w:r>
+    </w:p>
+    <w:p>
+      <w:pPr>
+        <w:numPr>
+          <w:ilvl w:val="0"/>
+          <w:numId w:val="12"/>
+        </w:numPr>
+        <w:rPr>
+          <w:rFonts w:hint="eastAsia" w:ascii="Times New Roman" w:hAnsi="Times New Roman" w:eastAsia="微软雅黑" w:cs="Times New Roman"/>
+          <w:sz w:val="18"/>
+          <w:lang w:eastAsia="zh-CN"/>
+        </w:rPr>
+      </w:pPr>
+      <w:r>
+        <w:rPr>
+          <w:rFonts w:hint="eastAsia" w:ascii="Times New Roman" w:hAnsi="Times New Roman" w:eastAsia="微软雅黑" w:cs="Times New Roman"/>
+          <w:sz w:val="18"/>
+          <w:lang w:eastAsia="zh-CN"/>
+        </w:rPr>
+        <w:t>总体质量评估：根据 DNA 平均测序深度进行评估，分为“合格”、“警戒“、”不合格”三个等级。总体质量评估为“警戒“或者“不合格”时，均会影响检测的准确性和敏感性。</w:t>
       </w:r>
     </w:p>
     <w:p>
@@ -29581,406 +29403,6 @@
           <w:ilvl w:val="0"/>
           <w:numId w:val="13"/>
         </w:numPr>
-        <w:spacing w:line="270" w:lineRule="exact"/>
-        <w:ind w:left="613" w:leftChars="150" w:hanging="283"/>
-        <w:rPr>
-          <w:rFonts w:ascii="Times New Roman" w:hAnsi="Times New Roman" w:eastAsia="微软雅黑" w:cs="Times New Roman"/>
-          <w:bCs/>
-          <w:sz w:val="18"/>
-          <w:szCs w:val="18"/>
-          <w:lang w:eastAsia="zh-CN"/>
-        </w:rPr>
-      </w:pPr>
-      <w:r>
-        <w:rPr>
-          <w:rFonts w:ascii="Times New Roman" w:hAnsi="Times New Roman" w:eastAsia="微软雅黑" w:cs="Times New Roman"/>
-          <w:bCs/>
-          <w:sz w:val="18"/>
-          <w:szCs w:val="18"/>
-          <w:lang w:eastAsia="zh-CN"/>
-        </w:rPr>
-        <w:t>A级：有主带，或降解均匀且降解区域主要集中在5000bp以上</w:t>
-      </w:r>
-      <w:r>
-        <w:rPr>
-          <w:rFonts w:hint="eastAsia" w:ascii="Times New Roman" w:hAnsi="Times New Roman" w:eastAsia="微软雅黑" w:cs="Times New Roman"/>
-          <w:bCs/>
-          <w:sz w:val="18"/>
-          <w:szCs w:val="18"/>
-          <w:lang w:eastAsia="zh-CN"/>
-        </w:rPr>
-        <w:t>；</w:t>
-      </w:r>
-    </w:p>
-    <w:p>
-      <w:pPr>
-        <w:numPr>
-          <w:ilvl w:val="0"/>
-          <w:numId w:val="13"/>
-        </w:numPr>
-        <w:spacing w:line="270" w:lineRule="exact"/>
-        <w:ind w:left="613" w:leftChars="150" w:hanging="283"/>
-        <w:rPr>
-          <w:rFonts w:ascii="Times New Roman" w:hAnsi="Times New Roman" w:eastAsia="微软雅黑" w:cs="Times New Roman"/>
-          <w:bCs/>
-          <w:sz w:val="18"/>
-          <w:szCs w:val="18"/>
-          <w:lang w:eastAsia="zh-CN"/>
-        </w:rPr>
-      </w:pPr>
-      <w:r>
-        <w:rPr>
-          <w:rFonts w:ascii="Times New Roman" w:hAnsi="Times New Roman" w:eastAsia="微软雅黑" w:cs="Times New Roman"/>
-          <w:bCs/>
-          <w:sz w:val="18"/>
-          <w:szCs w:val="18"/>
-          <w:lang w:eastAsia="zh-CN"/>
-        </w:rPr>
-        <w:t>B级：无主带，降解均匀且降解区域主要集中在1500-5000bp之间</w:t>
-      </w:r>
-      <w:r>
-        <w:rPr>
-          <w:rFonts w:hint="eastAsia" w:ascii="Times New Roman" w:hAnsi="Times New Roman" w:eastAsia="微软雅黑" w:cs="Times New Roman"/>
-          <w:bCs/>
-          <w:sz w:val="18"/>
-          <w:szCs w:val="18"/>
-          <w:lang w:eastAsia="zh-CN"/>
-        </w:rPr>
-        <w:t>；</w:t>
-      </w:r>
-    </w:p>
-    <w:p>
-      <w:pPr>
-        <w:numPr>
-          <w:ilvl w:val="0"/>
-          <w:numId w:val="13"/>
-        </w:numPr>
-        <w:spacing w:line="270" w:lineRule="exact"/>
-        <w:ind w:left="613" w:leftChars="150" w:hanging="283"/>
-        <w:rPr>
-          <w:rFonts w:ascii="Times New Roman" w:hAnsi="Times New Roman" w:eastAsia="微软雅黑" w:cs="Times New Roman"/>
-          <w:bCs/>
-          <w:sz w:val="18"/>
-          <w:szCs w:val="18"/>
-          <w:lang w:eastAsia="zh-CN"/>
-        </w:rPr>
-      </w:pPr>
-      <w:r>
-        <w:rPr>
-          <w:rFonts w:ascii="Times New Roman" w:hAnsi="Times New Roman" w:eastAsia="微软雅黑" w:cs="Times New Roman"/>
-          <w:bCs/>
-          <w:sz w:val="18"/>
-          <w:szCs w:val="18"/>
-          <w:lang w:eastAsia="zh-CN"/>
-        </w:rPr>
-        <w:t>C级：无主带，降解均匀且降解区域主要集中在500-1500bp之间</w:t>
-      </w:r>
-      <w:r>
-        <w:rPr>
-          <w:rFonts w:hint="eastAsia" w:ascii="Times New Roman" w:hAnsi="Times New Roman" w:eastAsia="微软雅黑" w:cs="Times New Roman"/>
-          <w:bCs/>
-          <w:sz w:val="18"/>
-          <w:szCs w:val="18"/>
-          <w:lang w:eastAsia="zh-CN"/>
-        </w:rPr>
-        <w:t>；</w:t>
-      </w:r>
-    </w:p>
-    <w:p>
-      <w:pPr>
-        <w:numPr>
-          <w:ilvl w:val="0"/>
-          <w:numId w:val="13"/>
-        </w:numPr>
-        <w:spacing w:line="270" w:lineRule="exact"/>
-        <w:ind w:left="613" w:leftChars="150" w:hanging="283"/>
-        <w:rPr>
-          <w:rFonts w:ascii="Times New Roman" w:hAnsi="Times New Roman" w:eastAsia="微软雅黑" w:cs="Times New Roman"/>
-          <w:bCs/>
-          <w:sz w:val="18"/>
-          <w:szCs w:val="18"/>
-          <w:lang w:eastAsia="zh-CN"/>
-        </w:rPr>
-      </w:pPr>
-      <w:r>
-        <w:rPr>
-          <w:rFonts w:ascii="Times New Roman" w:hAnsi="Times New Roman" w:eastAsia="微软雅黑" w:cs="Times New Roman"/>
-          <w:bCs/>
-          <w:spacing w:val="3"/>
-          <w:sz w:val="18"/>
-          <w:szCs w:val="18"/>
-          <w:lang w:eastAsia="zh-CN"/>
-        </w:rPr>
-        <w:t>D级</w:t>
-      </w:r>
-      <w:r>
-        <w:rPr>
-          <w:rFonts w:ascii="Times New Roman" w:hAnsi="Times New Roman" w:eastAsia="微软雅黑" w:cs="Times New Roman"/>
-          <w:bCs/>
-          <w:sz w:val="18"/>
-          <w:szCs w:val="18"/>
-          <w:lang w:eastAsia="zh-CN"/>
-        </w:rPr>
-        <w:t>（</w:t>
-      </w:r>
-      <w:r>
-        <w:rPr>
-          <w:rFonts w:ascii="Times New Roman" w:hAnsi="Times New Roman" w:eastAsia="微软雅黑" w:cs="Times New Roman"/>
-          <w:bCs/>
-          <w:spacing w:val="1"/>
-          <w:sz w:val="18"/>
-          <w:szCs w:val="18"/>
-          <w:lang w:eastAsia="zh-CN"/>
-        </w:rPr>
-        <w:t>不合格</w:t>
-      </w:r>
-      <w:r>
-        <w:rPr>
-          <w:rFonts w:ascii="Times New Roman" w:hAnsi="Times New Roman" w:eastAsia="微软雅黑" w:cs="Times New Roman"/>
-          <w:bCs/>
-          <w:spacing w:val="-90"/>
-          <w:sz w:val="18"/>
-          <w:szCs w:val="18"/>
-          <w:lang w:eastAsia="zh-CN"/>
-        </w:rPr>
-        <w:t>）</w:t>
-      </w:r>
-      <w:r>
-        <w:rPr>
-          <w:rFonts w:ascii="Times New Roman" w:hAnsi="Times New Roman" w:eastAsia="微软雅黑" w:cs="Times New Roman"/>
-          <w:bCs/>
-          <w:sz w:val="18"/>
-          <w:szCs w:val="18"/>
-          <w:lang w:eastAsia="zh-CN"/>
-        </w:rPr>
-        <w:t>）：无主带，降解均匀且降解区域主要集中在500-1500bp</w:t>
-      </w:r>
-      <w:r>
-        <w:rPr>
-          <w:rFonts w:ascii="Times New Roman" w:hAnsi="Times New Roman" w:eastAsia="微软雅黑" w:cs="Times New Roman"/>
-          <w:bCs/>
-          <w:spacing w:val="-1"/>
-          <w:sz w:val="18"/>
-          <w:szCs w:val="18"/>
-          <w:lang w:eastAsia="zh-CN"/>
-        </w:rPr>
-        <w:t>之间，但总量介于</w:t>
-      </w:r>
-      <w:r>
-        <w:rPr>
-          <w:rFonts w:ascii="Times New Roman" w:hAnsi="Times New Roman" w:eastAsia="微软雅黑" w:cs="Times New Roman"/>
-          <w:bCs/>
-          <w:sz w:val="18"/>
-          <w:szCs w:val="18"/>
-          <w:lang w:eastAsia="zh-CN"/>
-        </w:rPr>
-        <w:t>100ng</w:t>
-      </w:r>
-      <w:r>
-        <w:rPr>
-          <w:rFonts w:ascii="Times New Roman" w:hAnsi="Times New Roman" w:eastAsia="微软雅黑" w:cs="Times New Roman"/>
-          <w:bCs/>
-          <w:spacing w:val="-3"/>
-          <w:sz w:val="18"/>
-          <w:szCs w:val="18"/>
-          <w:lang w:eastAsia="zh-CN"/>
-        </w:rPr>
-        <w:t>到</w:t>
-      </w:r>
-      <w:r>
-        <w:rPr>
-          <w:rFonts w:ascii="Times New Roman" w:hAnsi="Times New Roman" w:eastAsia="微软雅黑" w:cs="Times New Roman"/>
-          <w:bCs/>
-          <w:sz w:val="18"/>
-          <w:szCs w:val="18"/>
-          <w:lang w:eastAsia="zh-CN"/>
-        </w:rPr>
-        <w:t>300ng之间；或降解区</w:t>
-      </w:r>
-      <w:r>
-        <w:rPr>
-          <w:rFonts w:ascii="Times New Roman" w:hAnsi="Times New Roman" w:eastAsia="微软雅黑" w:cs="Times New Roman"/>
-          <w:bCs/>
-          <w:spacing w:val="-2"/>
-          <w:sz w:val="18"/>
-          <w:szCs w:val="18"/>
-          <w:lang w:eastAsia="zh-CN"/>
-        </w:rPr>
-        <w:t>域弥散在</w:t>
-      </w:r>
-      <w:r>
-        <w:rPr>
-          <w:rFonts w:ascii="Times New Roman" w:hAnsi="Times New Roman" w:eastAsia="微软雅黑" w:cs="Times New Roman"/>
-          <w:bCs/>
-          <w:sz w:val="18"/>
-          <w:szCs w:val="18"/>
-          <w:lang w:eastAsia="zh-CN"/>
-        </w:rPr>
-        <w:t>150-1000bp</w:t>
-      </w:r>
-      <w:r>
-        <w:rPr>
-          <w:rFonts w:ascii="Times New Roman" w:hAnsi="Times New Roman" w:eastAsia="微软雅黑" w:cs="Times New Roman"/>
-          <w:bCs/>
-          <w:spacing w:val="-2"/>
-          <w:sz w:val="18"/>
-          <w:szCs w:val="18"/>
-          <w:lang w:eastAsia="zh-CN"/>
-        </w:rPr>
-        <w:t>，或集中在</w:t>
-      </w:r>
-      <w:r>
-        <w:rPr>
-          <w:rFonts w:ascii="Times New Roman" w:hAnsi="Times New Roman" w:eastAsia="微软雅黑" w:cs="Times New Roman"/>
-          <w:bCs/>
-          <w:sz w:val="18"/>
-          <w:szCs w:val="18"/>
-          <w:lang w:eastAsia="zh-CN"/>
-        </w:rPr>
-        <w:t>500bp以下。</w:t>
-      </w:r>
-    </w:p>
-    <w:p>
-      <w:pPr>
-        <w:numPr>
-          <w:ilvl w:val="0"/>
-          <w:numId w:val="12"/>
-        </w:numPr>
-        <w:spacing w:before="53" w:line="301" w:lineRule="exact"/>
-        <w:ind w:left="133"/>
-        <w:rPr>
-          <w:rFonts w:ascii="Times New Roman" w:hAnsi="Times New Roman" w:eastAsia="微软雅黑" w:cs="Times New Roman"/>
-          <w:bCs/>
-          <w:sz w:val="18"/>
-          <w:szCs w:val="18"/>
-          <w:lang w:eastAsia="zh-CN"/>
-        </w:rPr>
-      </w:pPr>
-      <w:r>
-        <w:rPr>
-          <w:rFonts w:hint="eastAsia" w:ascii="Times New Roman" w:hAnsi="Times New Roman" w:eastAsia="微软雅黑" w:cs="Times New Roman"/>
-          <w:bCs/>
-          <w:sz w:val="18"/>
-          <w:szCs w:val="18"/>
-          <w:lang w:eastAsia="zh-CN"/>
-        </w:rPr>
-        <w:t>预文库总量：核酸片段经过接头连接和扩增纯化后中间产物的总量。</w:t>
-      </w:r>
-    </w:p>
-    <w:p>
-      <w:pPr>
-        <w:numPr>
-          <w:ilvl w:val="0"/>
-          <w:numId w:val="12"/>
-        </w:numPr>
-        <w:spacing w:before="53" w:line="301" w:lineRule="exact"/>
-        <w:ind w:left="133"/>
-        <w:rPr>
-          <w:rFonts w:ascii="Times New Roman" w:hAnsi="Times New Roman" w:eastAsia="微软雅黑" w:cs="Times New Roman"/>
-          <w:bCs/>
-          <w:sz w:val="18"/>
-          <w:szCs w:val="18"/>
-          <w:lang w:eastAsia="zh-CN"/>
-        </w:rPr>
-      </w:pPr>
-      <w:r>
-        <w:rPr>
-          <w:rFonts w:hint="eastAsia" w:ascii="Times New Roman" w:hAnsi="Times New Roman" w:eastAsia="微软雅黑" w:cs="Times New Roman"/>
-          <w:bCs/>
-          <w:sz w:val="18"/>
-          <w:szCs w:val="18"/>
-          <w:lang w:eastAsia="zh-CN"/>
-        </w:rPr>
-        <w:t>平均测序深度：目标区域每个碱基被测到的平均次数。</w:t>
-      </w:r>
-    </w:p>
-    <w:p>
-      <w:pPr>
-        <w:numPr>
-          <w:ilvl w:val="0"/>
-          <w:numId w:val="12"/>
-        </w:numPr>
-        <w:spacing w:before="53" w:line="301" w:lineRule="exact"/>
-        <w:ind w:left="133"/>
-        <w:rPr>
-          <w:rFonts w:ascii="Times New Roman" w:hAnsi="Times New Roman" w:eastAsia="微软雅黑" w:cs="Times New Roman"/>
-          <w:bCs/>
-          <w:sz w:val="18"/>
-          <w:szCs w:val="18"/>
-          <w:lang w:eastAsia="zh-CN"/>
-        </w:rPr>
-      </w:pPr>
-      <w:r>
-        <w:rPr>
-          <w:rFonts w:hint="eastAsia" w:ascii="Times New Roman" w:hAnsi="Times New Roman" w:eastAsia="微软雅黑" w:cs="Times New Roman"/>
-          <w:bCs/>
-          <w:sz w:val="18"/>
-          <w:szCs w:val="18"/>
-          <w:lang w:eastAsia="zh-CN"/>
-        </w:rPr>
-        <w:t>覆盖均一性：测序深度达到平均测序深度20%的碱基占比。</w:t>
-      </w:r>
-    </w:p>
-    <w:p>
-      <w:pPr>
-        <w:numPr>
-          <w:ilvl w:val="0"/>
-          <w:numId w:val="12"/>
-        </w:numPr>
-        <w:spacing w:before="53" w:line="301" w:lineRule="exact"/>
-        <w:ind w:left="133"/>
-        <w:rPr>
-          <w:rFonts w:ascii="Times New Roman" w:hAnsi="Times New Roman" w:eastAsia="微软雅黑" w:cs="Times New Roman"/>
-          <w:bCs/>
-          <w:sz w:val="18"/>
-          <w:szCs w:val="18"/>
-          <w:lang w:eastAsia="zh-CN"/>
-        </w:rPr>
-      </w:pPr>
-      <w:r>
-        <w:rPr>
-          <w:rFonts w:hint="eastAsia" w:ascii="Times New Roman" w:hAnsi="Times New Roman" w:eastAsia="微软雅黑" w:cs="Times New Roman"/>
-          <w:bCs/>
-          <w:sz w:val="18"/>
-          <w:szCs w:val="18"/>
-          <w:lang w:eastAsia="zh-CN"/>
-        </w:rPr>
-        <w:t>基因组比对率：比对到参考基因组上的reads数目占比。</w:t>
-      </w:r>
-    </w:p>
-    <w:p>
-      <w:pPr>
-        <w:numPr>
-          <w:ilvl w:val="0"/>
-          <w:numId w:val="12"/>
-        </w:numPr>
-        <w:spacing w:before="53" w:line="301" w:lineRule="exact"/>
-        <w:ind w:left="133"/>
-        <w:rPr>
-          <w:rFonts w:ascii="Times New Roman" w:hAnsi="Times New Roman" w:eastAsia="微软雅黑" w:cs="Times New Roman"/>
-          <w:bCs/>
-          <w:sz w:val="18"/>
-          <w:szCs w:val="18"/>
-          <w:lang w:eastAsia="zh-CN"/>
-        </w:rPr>
-      </w:pPr>
-      <w:r>
-        <w:rPr>
-          <w:rFonts w:hint="eastAsia" w:ascii="Times New Roman" w:hAnsi="Times New Roman" w:eastAsia="微软雅黑" w:cs="Times New Roman"/>
-          <w:bCs/>
-          <w:sz w:val="18"/>
-          <w:szCs w:val="18"/>
-          <w:lang w:eastAsia="zh-CN"/>
-        </w:rPr>
-        <w:t>碱基质量Q30占比：测序数据中碱基质量在Q30以上（即碱基识别错误率在千分之一以下）的占比。</w:t>
-      </w:r>
-    </w:p>
-    <w:p>
-      <w:pPr>
-        <w:numPr>
-          <w:ilvl w:val="0"/>
-          <w:numId w:val="12"/>
-        </w:numPr>
         <w:ind w:left="133"/>
         <w:rPr>
           <w:rFonts w:ascii="Times New Roman" w:hAnsi="Times New Roman" w:eastAsia="微软雅黑" w:cs="黑体"/>
@@ -29988,36 +29410,6 @@
           <w:lang w:eastAsia="zh-CN"/>
         </w:rPr>
       </w:pPr>
-      <w:r>
-        <w:rPr>
-          <w:rFonts w:hint="eastAsia" w:ascii="Times New Roman" w:hAnsi="Times New Roman" w:eastAsia="微软雅黑" w:cs="Times New Roman"/>
-          <w:bCs/>
-          <w:sz w:val="18"/>
-          <w:szCs w:val="18"/>
-          <w:lang w:eastAsia="zh-CN"/>
-        </w:rPr>
-        <w:t xml:space="preserve">总体质量评估：根据 </w:t>
-      </w:r>
-      <w:r>
-        <w:rPr>
-          <w:rFonts w:ascii="Times New Roman" w:hAnsi="Times New Roman" w:eastAsia="微软雅黑" w:cs="Times New Roman"/>
-          <w:bCs/>
-          <w:sz w:val="18"/>
-          <w:szCs w:val="18"/>
-          <w:lang w:eastAsia="zh-CN"/>
-        </w:rPr>
-        <w:t xml:space="preserve">DNA </w:t>
-      </w:r>
-      <w:r>
-        <w:rPr>
-          <w:rFonts w:hint="eastAsia" w:ascii="Times New Roman" w:hAnsi="Times New Roman" w:eastAsia="微软雅黑" w:cs="Times New Roman"/>
-          <w:bCs/>
-          <w:sz w:val="18"/>
-          <w:szCs w:val="18"/>
-          <w:lang w:eastAsia="zh-CN"/>
-        </w:rPr>
-        <w:t>平均测序深度进行评估，分为“合格”、“警戒“、”不合格”三个等级。总体质量评估为“警戒“或者“不合格”时，均会影响检测的准确性和敏感性。</w:t>
-      </w:r>
       <w:r>
         <w:rPr>
           <w:rFonts w:hint="eastAsia" w:ascii="Times New Roman" w:hAnsi="Times New Roman" w:eastAsia="微软雅黑" w:cs="黑体"/>
@@ -30040,9 +29432,9 @@
           <w:lang w:eastAsia="zh-CN"/>
         </w:rPr>
       </w:pPr>
-      <w:bookmarkStart w:id="90" w:name="_Toc11406"/>
-      <w:bookmarkStart w:id="91" w:name="_Toc30346"/>
-      <w:bookmarkStart w:id="92" w:name="_Toc14261"/>
+      <w:bookmarkStart w:id="90" w:name="_Toc14261"/>
+      <w:bookmarkStart w:id="91" w:name="_Toc11406"/>
+      <w:bookmarkStart w:id="92" w:name="_Toc30346"/>
       <w:r>
         <w:rPr>
           <w:rFonts w:hint="eastAsia"/>
@@ -30610,12 +30002,12 @@
       <w:bookmarkStart w:id="93" w:name="_Toc5142"/>
       <w:bookmarkStart w:id="94" w:name="_Toc15114"/>
       <w:bookmarkStart w:id="95" w:name="_Toc3409"/>
-      <w:bookmarkStart w:id="96" w:name="_Toc20170_WPSOffice_Level1"/>
-      <w:bookmarkStart w:id="97" w:name="_Toc20924"/>
-      <w:bookmarkStart w:id="98" w:name="_Toc28454_WPSOffice_Level1"/>
-      <w:bookmarkStart w:id="99" w:name="_Toc26985_WPSOffice_Level1"/>
-      <w:bookmarkStart w:id="100" w:name="_Toc27693"/>
-      <w:bookmarkStart w:id="101" w:name="_Toc31185"/>
+      <w:bookmarkStart w:id="96" w:name="_Toc28454_WPSOffice_Level1"/>
+      <w:bookmarkStart w:id="97" w:name="_Toc27693"/>
+      <w:bookmarkStart w:id="98" w:name="_Toc20924"/>
+      <w:bookmarkStart w:id="99" w:name="_Toc20170_WPSOffice_Level1"/>
+      <w:bookmarkStart w:id="100" w:name="_Toc31185"/>
+      <w:bookmarkStart w:id="101" w:name="_Toc26985_WPSOffice_Level1"/>
       <w:r>
         <w:rPr>
           <w:rFonts w:hint="eastAsia"/>
@@ -30829,16 +30221,16 @@
           <w:lang w:eastAsia="zh-CN"/>
         </w:rPr>
       </w:pPr>
-      <w:bookmarkStart w:id="102" w:name="_Toc27809"/>
+      <w:bookmarkStart w:id="102" w:name="_Toc23613"/>
       <w:bookmarkStart w:id="103" w:name="_Toc11901"/>
-      <w:bookmarkStart w:id="104" w:name="_Toc23613"/>
+      <w:bookmarkStart w:id="104" w:name="_Toc27809"/>
       <w:bookmarkStart w:id="105" w:name="_Toc4503"/>
-      <w:bookmarkStart w:id="106" w:name="_Toc13275"/>
-      <w:bookmarkStart w:id="107" w:name="_Toc17792_WPSOffice_Level2"/>
-      <w:bookmarkStart w:id="108" w:name="_Toc22162_WPSOffice_Level1"/>
-      <w:bookmarkStart w:id="109" w:name="_Toc22623"/>
-      <w:bookmarkStart w:id="110" w:name="_Toc14611_WPSOffice_Level1"/>
-      <w:bookmarkStart w:id="111" w:name="_Toc19584_WPSOffice_Level1"/>
+      <w:bookmarkStart w:id="106" w:name="_Toc14611_WPSOffice_Level1"/>
+      <w:bookmarkStart w:id="107" w:name="_Toc19584_WPSOffice_Level1"/>
+      <w:bookmarkStart w:id="108" w:name="_Toc17792_WPSOffice_Level2"/>
+      <w:bookmarkStart w:id="109" w:name="_Toc22162_WPSOffice_Level1"/>
+      <w:bookmarkStart w:id="110" w:name="_Toc13275"/>
+      <w:bookmarkStart w:id="111" w:name="_Toc22623"/>
       <w:r>
         <w:rPr>
           <w:rFonts w:hint="eastAsia"/>
@@ -33950,7 +33342,9 @@
         <w:ind w:left="425" w:hanging="425"/>
       </w:pPr>
       <w:rPr>
-        <w:rFonts w:hint="default"/>
+        <w:rFonts w:hint="default" w:ascii="Times New Roman" w:hAnsi="Times New Roman" w:cs="Times New Roman"/>
+        <w:sz w:val="18"/>
+        <w:szCs w:val="18"/>
       </w:rPr>
     </w:lvl>
   </w:abstractNum>
@@ -34428,23 +33822,6 @@
     </w:lvl>
   </w:abstractNum>
   <w:abstractNum w:abstractNumId="10">
-    <w:nsid w:val="58AABCAB"/>
-    <w:multiLevelType w:val="singleLevel"/>
-    <w:tmpl w:val="58AABCAB"/>
-    <w:lvl w:ilvl="0" w:tentative="0">
-      <w:start w:val="1"/>
-      <w:numFmt w:val="bullet"/>
-      <w:lvlText w:val=""/>
-      <w:lvlJc w:val="left"/>
-      <w:pPr>
-        <w:ind w:left="420" w:hanging="420"/>
-      </w:pPr>
-      <w:rPr>
-        <w:rFonts w:hint="default" w:ascii="Wingdings" w:hAnsi="Wingdings"/>
-      </w:rPr>
-    </w:lvl>
-  </w:abstractNum>
-  <w:abstractNum w:abstractNumId="11">
     <w:nsid w:val="5B812BEF"/>
     <w:multiLevelType w:val="multilevel"/>
     <w:tmpl w:val="5B812BEF"/>
@@ -34562,7 +33939,7 @@
       </w:rPr>
     </w:lvl>
   </w:abstractNum>
-  <w:abstractNum w:abstractNumId="12">
+  <w:abstractNum w:abstractNumId="11">
     <w:nsid w:val="64416983"/>
     <w:multiLevelType w:val="multilevel"/>
     <w:tmpl w:val="64416983"/>
@@ -34676,14 +34053,153 @@
       </w:rPr>
     </w:lvl>
   </w:abstractNum>
+  <w:abstractNum w:abstractNumId="12">
+    <w:nsid w:val="70C53F05"/>
+    <w:multiLevelType w:val="multilevel"/>
+    <w:tmpl w:val="70C53F05"/>
+    <w:lvl w:ilvl="0" w:tentative="0">
+      <w:start w:val="1"/>
+      <w:numFmt w:val="decimal"/>
+      <w:lvlText w:val="%1."/>
+      <w:lvlJc w:val="left"/>
+      <w:pPr>
+        <w:ind w:left="425" w:hanging="425"/>
+      </w:pPr>
+      <w:rPr>
+        <w:rFonts w:hint="default"/>
+        <w:sz w:val="18"/>
+        <w:szCs w:val="18"/>
+      </w:rPr>
+    </w:lvl>
+    <w:lvl w:ilvl="1" w:tentative="0">
+      <w:start w:val="1"/>
+      <w:numFmt w:val="decimal"/>
+      <w:lvlText w:val="(%2)"/>
+      <w:lvlJc w:val="left"/>
+      <w:pPr>
+        <w:tabs>
+          <w:tab w:val="left" w:pos="840"/>
+        </w:tabs>
+        <w:ind w:left="840" w:hanging="420"/>
+      </w:pPr>
+      <w:rPr>
+        <w:rFonts w:hint="default"/>
+      </w:rPr>
+    </w:lvl>
+    <w:lvl w:ilvl="2" w:tentative="0">
+      <w:start w:val="1"/>
+      <w:numFmt w:val="decimalEnclosedCircleChinese"/>
+      <w:lvlText w:val="%3"/>
+      <w:lvlJc w:val="left"/>
+      <w:pPr>
+        <w:tabs>
+          <w:tab w:val="left" w:pos="1260"/>
+        </w:tabs>
+        <w:ind w:left="1260" w:hanging="420"/>
+      </w:pPr>
+      <w:rPr>
+        <w:rFonts w:hint="default"/>
+      </w:rPr>
+    </w:lvl>
+    <w:lvl w:ilvl="3" w:tentative="0">
+      <w:start w:val="1"/>
+      <w:numFmt w:val="decimal"/>
+      <w:lvlText w:val="%4)"/>
+      <w:lvlJc w:val="left"/>
+      <w:pPr>
+        <w:tabs>
+          <w:tab w:val="left" w:pos="1680"/>
+        </w:tabs>
+        <w:ind w:left="1680" w:hanging="420"/>
+      </w:pPr>
+      <w:rPr>
+        <w:rFonts w:hint="default"/>
+      </w:rPr>
+    </w:lvl>
+    <w:lvl w:ilvl="4" w:tentative="0">
+      <w:start w:val="1"/>
+      <w:numFmt w:val="lowerLetter"/>
+      <w:lvlText w:val="%5."/>
+      <w:lvlJc w:val="left"/>
+      <w:pPr>
+        <w:tabs>
+          <w:tab w:val="left" w:pos="2100"/>
+        </w:tabs>
+        <w:ind w:left="2100" w:hanging="420"/>
+      </w:pPr>
+      <w:rPr>
+        <w:rFonts w:hint="default"/>
+      </w:rPr>
+    </w:lvl>
+    <w:lvl w:ilvl="5" w:tentative="0">
+      <w:start w:val="1"/>
+      <w:numFmt w:val="lowerLetter"/>
+      <w:lvlText w:val="%6)"/>
+      <w:lvlJc w:val="left"/>
+      <w:pPr>
+        <w:tabs>
+          <w:tab w:val="left" w:pos="2520"/>
+        </w:tabs>
+        <w:ind w:left="2520" w:hanging="420"/>
+      </w:pPr>
+      <w:rPr>
+        <w:rFonts w:hint="default"/>
+      </w:rPr>
+    </w:lvl>
+    <w:lvl w:ilvl="6" w:tentative="0">
+      <w:start w:val="1"/>
+      <w:numFmt w:val="lowerRoman"/>
+      <w:lvlText w:val="%7."/>
+      <w:lvlJc w:val="left"/>
+      <w:pPr>
+        <w:tabs>
+          <w:tab w:val="left" w:pos="2940"/>
+        </w:tabs>
+        <w:ind w:left="2940" w:hanging="420"/>
+      </w:pPr>
+      <w:rPr>
+        <w:rFonts w:hint="default"/>
+      </w:rPr>
+    </w:lvl>
+    <w:lvl w:ilvl="7" w:tentative="0">
+      <w:start w:val="1"/>
+      <w:numFmt w:val="lowerRoman"/>
+      <w:lvlText w:val="%8)"/>
+      <w:lvlJc w:val="left"/>
+      <w:pPr>
+        <w:tabs>
+          <w:tab w:val="left" w:pos="3360"/>
+        </w:tabs>
+        <w:ind w:left="3360" w:hanging="420"/>
+      </w:pPr>
+      <w:rPr>
+        <w:rFonts w:hint="default"/>
+      </w:rPr>
+    </w:lvl>
+    <w:lvl w:ilvl="8" w:tentative="0">
+      <w:start w:val="1"/>
+      <w:numFmt w:val="lowerLetter"/>
+      <w:lvlText w:val="%9."/>
+      <w:lvlJc w:val="left"/>
+      <w:pPr>
+        <w:tabs>
+          <w:tab w:val="left" w:pos="3780"/>
+        </w:tabs>
+        <w:ind w:left="3780" w:hanging="420"/>
+      </w:pPr>
+      <w:rPr>
+        <w:rFonts w:hint="default"/>
+      </w:rPr>
+    </w:lvl>
+  </w:abstractNum>
   <w:num w:numId="1">
     <w:abstractNumId w:val="9"/>
   </w:num>
   <w:num w:numId="2">
-    <w:abstractNumId w:val="12"/>
+    <w:abstractNumId w:val="11"/>
   </w:num>
   <w:num w:numId="3">
-    <w:abstractNumId w:val="11"/>
+    <w:abstractNumId w:val="10"/>
   </w:num>
   <w:num w:numId="4">
     <w:abstractNumId w:val="6"/>
@@ -34710,10 +34226,10 @@
     <w:abstractNumId w:val="0"/>
   </w:num>
   <w:num w:numId="12">
-    <w:abstractNumId w:val="5"/>
+    <w:abstractNumId w:val="12"/>
   </w:num>
   <w:num w:numId="13">
-    <w:abstractNumId w:val="10"/>
+    <w:abstractNumId w:val="5"/>
   </w:num>
 </w:numbering>
 </file>
